--- a/docs/Technical_Report.docx
+++ b/docs/Technical_Report.docx
@@ -396,7 +396,7 @@
     </w:p>
     <w:p>
       <w:r>
-        <w:t>Three significant choices are documented as full ADRs in Section 2.4: enforcing authentication centrally at the Gateway rather than in each service (ADR-001), using asynchronous messaging for the maintenance-reporting side effect rather than a second synchronous call (ADR-002), and wrapping the synchronous Booking→Equipment call with Resilience4J circuit breaker/retry rather than leaving it unprotected (ADR-003).</w:t>
+        <w:t>The overall decomposition follows established microservices design principles for service boundaries and inter-service communication [1]. Three further significant choices are documented as full ADRs in Section 2.4: enforcing authentication centrally at the Gateway rather than in each service (ADR-001), using asynchronous messaging for the maintenance-reporting side effect rather than a second synchronous call (ADR-002), and wrapping the synchronous Booking→Equipment call with Resilience4J circuit breaker/retry rather than leaving it unprotected (ADR-003).</w:t>
       </w:r>
     </w:p>
     <w:p>
@@ -422,292 +422,22 @@
         <w:pStyle w:val="Heading2"/>
       </w:pPr>
       <w:r>
-        <w:t>REST APIs — full CRUD lifecycle</w:t>
+        <w:t>REST APIs, Authentication and Role-Based Access</w:t>
       </w:r>
     </w:p>
     <w:p>
       <w:r>
-        <w:t>The following transcript demonstrates CREATE, READ, UPDATE, DELETE, a validation error, and the resulting 404 after deletion, all against /api/equipment through the Gateway. Corresponding screencast timestamp: MM:SS-MM:SS (TBD).</w:t>
+        <w:t>The screenshots below (rendered from real curl transcripts captured against the running system) walk through: login issuing a JWT (200); an unauthenticated request rejected by the Gateway before reaching any domain service (401); a correctly-authenticated USER rejected for an ADMIN-only write (403); CREATE (201); READ (200); UPDATE (200); a validation error (400, missing required fields); DELETE (204); and the resulting 404 after deletion. Every request shows the URL, method, payload where applicable, response body, and status code. Corresponding screencast timestamp: MM:SS-MM:SS (TBD).</w:t>
       </w:r>
     </w:p>
     <w:p>
       <w:pPr>
-        <w:spacing w:before="40" w:after="160"/>
-        <w:ind w:left="216"/>
-        <w:shd w:fill="F3F4F6"/>
-      </w:pPr>
-      <w:r>
-        <w:rPr>
-          <w:rFonts w:ascii="Courier New" w:hAnsi="Courier New"/>
-          <w:color w:val="222222"/>
-          <w:sz w:val="17"/>
-        </w:rPr>
-        <w:t>=== 5. GET /api/equipment/4 (READ) -&gt; 200 ===</w:t>
-        <w:br/>
-      </w:r>
-      <w:r>
-        <w:rPr>
-          <w:rFonts w:ascii="Courier New" w:hAnsi="Courier New"/>
-          <w:color w:val="222222"/>
-          <w:sz w:val="17"/>
-        </w:rPr>
-        <w:t>HTTP/1.1 200 OK</w:t>
-        <w:br/>
-      </w:r>
-      <w:r>
-        <w:rPr>
-          <w:rFonts w:ascii="Courier New" w:hAnsi="Courier New"/>
-          <w:color w:val="222222"/>
-          <w:sz w:val="17"/>
-        </w:rPr>
-        <w:t>X-Correlation-Id: 0064a03a-2956-4133-b025-f59d0936c177</w:t>
-        <w:br/>
-      </w:r>
-      <w:r>
-        <w:rPr>
-          <w:rFonts w:ascii="Courier New" w:hAnsi="Courier New"/>
-          <w:color w:val="222222"/>
-          <w:sz w:val="17"/>
-        </w:rPr>
-        <w:br/>
-      </w:r>
-      <w:r>
-        <w:rPr>
-          <w:rFonts w:ascii="Courier New" w:hAnsi="Courier New"/>
-          <w:color w:val="222222"/>
-          <w:sz w:val="17"/>
-        </w:rPr>
-        <w:t>{"id":4,"name":"3D Printer","category":"Fabrication","location":"Lab C","status":"AVAILABLE","conditionNotes":"New","createdAt":"2026-07-30T17:42:25.725888Z","updatedAt":"2026-07-30T17:42:25.725888Z"}</w:t>
-        <w:br/>
-      </w:r>
-      <w:r>
-        <w:rPr>
-          <w:rFonts w:ascii="Courier New" w:hAnsi="Courier New"/>
-          <w:color w:val="222222"/>
-          <w:sz w:val="17"/>
-        </w:rPr>
-        <w:br/>
-      </w:r>
-      <w:r>
-        <w:rPr>
-          <w:rFonts w:ascii="Courier New" w:hAnsi="Courier New"/>
-          <w:color w:val="222222"/>
-          <w:sz w:val="17"/>
-        </w:rPr>
-        <w:t>=== 6. PUT /api/equipment/4 as ADMIN (UPDATE) -&gt; 200 ===</w:t>
-        <w:br/>
-      </w:r>
-      <w:r>
-        <w:rPr>
-          <w:rFonts w:ascii="Courier New" w:hAnsi="Courier New"/>
-          <w:color w:val="222222"/>
-          <w:sz w:val="17"/>
-        </w:rPr>
-        <w:t>HTTP/1.1 200 OK</w:t>
-        <w:br/>
-      </w:r>
-      <w:r>
-        <w:rPr>
-          <w:rFonts w:ascii="Courier New" w:hAnsi="Courier New"/>
-          <w:color w:val="222222"/>
-          <w:sz w:val="17"/>
-        </w:rPr>
-        <w:t>X-Correlation-Id: 33d8fd99-81ad-4ece-a8e6-fd153ec1cbab</w:t>
-        <w:br/>
-      </w:r>
-      <w:r>
-        <w:rPr>
-          <w:rFonts w:ascii="Courier New" w:hAnsi="Courier New"/>
-          <w:color w:val="222222"/>
-          <w:sz w:val="17"/>
-        </w:rPr>
-        <w:br/>
-      </w:r>
-      <w:r>
-        <w:rPr>
-          <w:rFonts w:ascii="Courier New" w:hAnsi="Courier New"/>
-          <w:color w:val="222222"/>
-          <w:sz w:val="17"/>
-        </w:rPr>
-        <w:t>{"id":4,"name":"3D Printer","category":"Fabrication","location":"Lab C","status":"UNDER_MAINTENANCE","conditionNotes":"Nozzle jammed","createdAt":"2026-07-30T17:42:25.725888Z","updatedAt":"2026-07-30T17:42:42.452306Z"}</w:t>
-        <w:br/>
-      </w:r>
-      <w:r>
-        <w:rPr>
-          <w:rFonts w:ascii="Courier New" w:hAnsi="Courier New"/>
-          <w:color w:val="222222"/>
-          <w:sz w:val="17"/>
-        </w:rPr>
-        <w:br/>
-      </w:r>
-      <w:r>
-        <w:rPr>
-          <w:rFonts w:ascii="Courier New" w:hAnsi="Courier New"/>
-          <w:color w:val="222222"/>
-          <w:sz w:val="17"/>
-        </w:rPr>
-        <w:t>=== 7. POST /api/equipment with INVALID body (missing required fields) -&gt; 400 Validation ===</w:t>
-        <w:br/>
-      </w:r>
-      <w:r>
-        <w:rPr>
-          <w:rFonts w:ascii="Courier New" w:hAnsi="Courier New"/>
-          <w:color w:val="222222"/>
-          <w:sz w:val="17"/>
-        </w:rPr>
-        <w:t>HTTP/1.1 400 Bad Request</w:t>
-        <w:br/>
-      </w:r>
-      <w:r>
-        <w:rPr>
-          <w:rFonts w:ascii="Courier New" w:hAnsi="Courier New"/>
-          <w:color w:val="222222"/>
-          <w:sz w:val="17"/>
-        </w:rPr>
-        <w:t>X-Correlation-Id: b351867d-cfc9-45f5-9fde-86d9d528aaf3</w:t>
-        <w:br/>
-      </w:r>
-      <w:r>
-        <w:rPr>
-          <w:rFonts w:ascii="Courier New" w:hAnsi="Courier New"/>
-          <w:color w:val="222222"/>
-          <w:sz w:val="17"/>
-        </w:rPr>
-        <w:br/>
-      </w:r>
-      <w:r>
-        <w:rPr>
-          <w:rFonts w:ascii="Courier New" w:hAnsi="Courier New"/>
-          <w:color w:val="222222"/>
-          <w:sz w:val="17"/>
-        </w:rPr>
-        <w:t>{"timestamp":"2026-07-30T17:42:42.681224Z","status":400,"error":"Validation Failed","fieldErrors":{"name":"name is required","status":"status is required","category":"category is required","location":"location is required"}}</w:t>
-        <w:br/>
-      </w:r>
-      <w:r>
-        <w:rPr>
-          <w:rFonts w:ascii="Courier New" w:hAnsi="Courier New"/>
-          <w:color w:val="222222"/>
-          <w:sz w:val="17"/>
-        </w:rPr>
-        <w:br/>
-      </w:r>
-      <w:r>
-        <w:rPr>
-          <w:rFonts w:ascii="Courier New" w:hAnsi="Courier New"/>
-          <w:color w:val="222222"/>
-          <w:sz w:val="17"/>
-        </w:rPr>
-        <w:t>=== 8. DELETE /api/equipment/4 as ADMIN -&gt; 204 No Content (DELETE) ===</w:t>
-        <w:br/>
-      </w:r>
-      <w:r>
-        <w:rPr>
-          <w:rFonts w:ascii="Courier New" w:hAnsi="Courier New"/>
-          <w:color w:val="222222"/>
-          <w:sz w:val="17"/>
-        </w:rPr>
-        <w:t>HTTP/1.1 204 No Content</w:t>
-        <w:br/>
-      </w:r>
-      <w:r>
-        <w:rPr>
-          <w:rFonts w:ascii="Courier New" w:hAnsi="Courier New"/>
-          <w:color w:val="222222"/>
-          <w:sz w:val="17"/>
-        </w:rPr>
-        <w:t>X-Correlation-Id: 7de2ca76-6ba2-4c65-90f6-53ec291dc53b</w:t>
-        <w:br/>
-      </w:r>
-      <w:r>
-        <w:rPr>
-          <w:rFonts w:ascii="Courier New" w:hAnsi="Courier New"/>
-          <w:color w:val="222222"/>
-          <w:sz w:val="17"/>
-        </w:rPr>
-        <w:br/>
-      </w:r>
-      <w:r>
-        <w:rPr>
-          <w:rFonts w:ascii="Courier New" w:hAnsi="Courier New"/>
-          <w:color w:val="222222"/>
-          <w:sz w:val="17"/>
-        </w:rPr>
-        <w:br/>
-      </w:r>
-      <w:r>
-        <w:rPr>
-          <w:rFonts w:ascii="Courier New" w:hAnsi="Courier New"/>
-          <w:color w:val="222222"/>
-          <w:sz w:val="17"/>
-        </w:rPr>
-        <w:br/>
-      </w:r>
-      <w:r>
-        <w:rPr>
-          <w:rFonts w:ascii="Courier New" w:hAnsi="Courier New"/>
-          <w:color w:val="222222"/>
-          <w:sz w:val="17"/>
-        </w:rPr>
-        <w:t>=== 9. GET /api/equipment/4 after delete -&gt; 404 Not Found ===</w:t>
-        <w:br/>
-      </w:r>
-      <w:r>
-        <w:rPr>
-          <w:rFonts w:ascii="Courier New" w:hAnsi="Courier New"/>
-          <w:color w:val="222222"/>
-          <w:sz w:val="17"/>
-        </w:rPr>
-        <w:t>HTTP/1.1 404 Not Found</w:t>
-        <w:br/>
-      </w:r>
-      <w:r>
-        <w:rPr>
-          <w:rFonts w:ascii="Courier New" w:hAnsi="Courier New"/>
-          <w:color w:val="222222"/>
-          <w:sz w:val="17"/>
-        </w:rPr>
-        <w:t>X-Correlation-Id: ee53a1fd-393b-4362-9dbc-1165883acdb9</w:t>
-        <w:br/>
-      </w:r>
-      <w:r>
-        <w:rPr>
-          <w:rFonts w:ascii="Courier New" w:hAnsi="Courier New"/>
-          <w:color w:val="222222"/>
-          <w:sz w:val="17"/>
-        </w:rPr>
-        <w:br/>
-      </w:r>
-      <w:r>
-        <w:rPr>
-          <w:rFonts w:ascii="Courier New" w:hAnsi="Courier New"/>
-          <w:color w:val="222222"/>
-          <w:sz w:val="17"/>
-        </w:rPr>
-        <w:t>{"timestamp":"2026-07-30T17:42:43.827709Z","status":404,"error":"Equipment 4 not found"}</w:t>
-      </w:r>
-    </w:p>
-    <w:p>
-      <w:pPr>
-        <w:pStyle w:val="Heading2"/>
-      </w:pPr>
-      <w:r>
-        <w:t>Gateway, Service Discovery and Configuration</w:t>
-      </w:r>
-    </w:p>
-    <w:p>
-      <w:r>
-        <w:t>All three application services (API-GATEWAY, BOOKING-SERVICE, EQUIPMENT-SERVICE) are shown below registered and UP in the Eureka dashboard. Corresponding screencast timestamp: MM:SS-MM:SS (TBD).</w:t>
-      </w:r>
-    </w:p>
-    <w:p>
-      <w:pPr>
         <w:jc w:val="center"/>
       </w:pPr>
       <w:r>
         <w:drawing>
           <wp:inline xmlns:a="http://schemas.openxmlformats.org/drawingml/2006/main" xmlns:pic="http://schemas.openxmlformats.org/drawingml/2006/picture">
-            <wp:extent cx="5760720" cy="2887727"/>
+            <wp:extent cx="5760720" cy="3112245"/>
             <wp:docPr id="2" name="Picture 2"/>
             <wp:cNvGraphicFramePr>
               <a:graphicFrameLocks noChangeAspect="1"/>
@@ -716,7 +446,7 @@
               <a:graphicData uri="http://schemas.openxmlformats.org/drawingml/2006/picture">
                 <pic:pic>
                   <pic:nvPicPr>
-                    <pic:cNvPr id="0" name="01-eureka-registered-services.jpg"/>
+                    <pic:cNvPr id="0" name="09-crud-security-part1.jpg"/>
                     <pic:cNvPicPr/>
                   </pic:nvPicPr>
                   <pic:blipFill>
@@ -728,7 +458,7 @@
                   <pic:spPr>
                     <a:xfrm>
                       <a:off x="0" y="0"/>
-                      <a:ext cx="5760720" cy="2887727"/>
+                      <a:ext cx="5760720" cy="3112245"/>
                     </a:xfrm>
                     <a:prstGeom prst="rect"/>
                   </pic:spPr>
@@ -748,958 +478,17 @@
           <w:i/>
           <w:sz w:val="19"/>
         </w:rPr>
-        <w:t>Figure 2: Eureka dashboard — all three services registered and UP</w:t>
+        <w:t>Figure 2: Login, 401, 403, CREATE, and READ</w:t>
       </w:r>
     </w:p>
     <w:p>
-      <w:r>
-        <w:t>Configuration is fetched from the Config Server at boot; the dev profile serves H2 datasource settings and DEBUG-level logging, the prod profile serves PostgreSQL settings sourced from environment variables and WARN-level logging (see config-server/src/main/resources/config/booking-service-dev.yml vs booking-service-prod.yml).</w:t>
-      </w:r>
-    </w:p>
-    <w:p>
-      <w:pPr>
-        <w:pStyle w:val="Heading2"/>
-      </w:pPr>
-      <w:r>
-        <w:t>Security</w:t>
-      </w:r>
-    </w:p>
-    <w:p>
-      <w:r>
-        <w:t>The transcript below shows a successful login issuing a JWT, an unauthenticated request rejected with 401 directly by the Gateway (before reaching any domain service), and a request rejected with 403 for a correctly-authenticated USER attempting an ADMIN-only write. Corresponding screencast timestamp: MM:SS-MM:SS (TBD).</w:t>
-      </w:r>
-    </w:p>
-    <w:p>
-      <w:pPr>
-        <w:spacing w:before="40" w:after="160"/>
-        <w:ind w:left="216"/>
-        <w:shd w:fill="F3F4F6"/>
-      </w:pPr>
-      <w:r>
-        <w:rPr>
-          <w:rFonts w:ascii="Courier New" w:hAnsi="Courier New"/>
-          <w:color w:val="222222"/>
-          <w:sz w:val="17"/>
-        </w:rPr>
-        <w:t>=== 1. POST /api/auth/login (admin) - 200 ===</w:t>
-        <w:br/>
-      </w:r>
-      <w:r>
-        <w:rPr>
-          <w:rFonts w:ascii="Courier New" w:hAnsi="Courier New"/>
-          <w:color w:val="222222"/>
-          <w:sz w:val="17"/>
-        </w:rPr>
-        <w:t>HTTP/1.1 200 OK</w:t>
-        <w:br/>
-      </w:r>
-      <w:r>
-        <w:rPr>
-          <w:rFonts w:ascii="Courier New" w:hAnsi="Courier New"/>
-          <w:color w:val="222222"/>
-          <w:sz w:val="17"/>
-        </w:rPr>
-        <w:t>X-Correlation-Id: c5e97bdd-7175-4b5f-953c-192fdf3d4452</w:t>
-        <w:br/>
-      </w:r>
-      <w:r>
-        <w:rPr>
-          <w:rFonts w:ascii="Courier New" w:hAnsi="Courier New"/>
-          <w:color w:val="222222"/>
-          <w:sz w:val="17"/>
-        </w:rPr>
-        <w:br/>
-      </w:r>
-      <w:r>
-        <w:rPr>
-          <w:rFonts w:ascii="Courier New" w:hAnsi="Courier New"/>
-          <w:color w:val="222222"/>
-          <w:sz w:val="17"/>
-        </w:rPr>
-        <w:t>{"token":"eyJhbGciOiJIUzM4NCJ9...(truncated)...CLR7jgxPodCS1nuNTz2Zqwt","username":"admin","role":"ADMIN","expiresInMs":3600000}</w:t>
-        <w:br/>
-      </w:r>
-      <w:r>
-        <w:rPr>
-          <w:rFonts w:ascii="Courier New" w:hAnsi="Courier New"/>
-          <w:color w:val="222222"/>
-          <w:sz w:val="17"/>
-        </w:rPr>
-        <w:br/>
-      </w:r>
-      <w:r>
-        <w:rPr>
-          <w:rFonts w:ascii="Courier New" w:hAnsi="Courier New"/>
-          <w:color w:val="222222"/>
-          <w:sz w:val="17"/>
-        </w:rPr>
-        <w:t>=== 2. GET /api/equipment with NO token -&gt; 401 ===</w:t>
-        <w:br/>
-      </w:r>
-      <w:r>
-        <w:rPr>
-          <w:rFonts w:ascii="Courier New" w:hAnsi="Courier New"/>
-          <w:color w:val="222222"/>
-          <w:sz w:val="17"/>
-        </w:rPr>
-        <w:t>HTTP/1.1 401 Unauthorized</w:t>
-        <w:br/>
-      </w:r>
-      <w:r>
-        <w:rPr>
-          <w:rFonts w:ascii="Courier New" w:hAnsi="Courier New"/>
-          <w:color w:val="222222"/>
-          <w:sz w:val="17"/>
-        </w:rPr>
-        <w:t>X-Auth-Error: Missing bearer token</w:t>
-        <w:br/>
-      </w:r>
-      <w:r>
-        <w:rPr>
-          <w:rFonts w:ascii="Courier New" w:hAnsi="Courier New"/>
-          <w:color w:val="222222"/>
-          <w:sz w:val="17"/>
-        </w:rPr>
-        <w:br/>
-      </w:r>
-      <w:r>
-        <w:rPr>
-          <w:rFonts w:ascii="Courier New" w:hAnsi="Courier New"/>
-          <w:color w:val="222222"/>
-          <w:sz w:val="17"/>
-        </w:rPr>
-        <w:br/>
-      </w:r>
-      <w:r>
-        <w:rPr>
-          <w:rFonts w:ascii="Courier New" w:hAnsi="Courier New"/>
-          <w:color w:val="222222"/>
-          <w:sz w:val="17"/>
-        </w:rPr>
-        <w:br/>
-      </w:r>
-      <w:r>
-        <w:rPr>
-          <w:rFonts w:ascii="Courier New" w:hAnsi="Courier New"/>
-          <w:color w:val="222222"/>
-          <w:sz w:val="17"/>
-        </w:rPr>
-        <w:t>=== 3. POST /api/equipment as STUDENT (wrong role) -&gt; 403 ===</w:t>
-        <w:br/>
-      </w:r>
-      <w:r>
-        <w:rPr>
-          <w:rFonts w:ascii="Courier New" w:hAnsi="Courier New"/>
-          <w:color w:val="222222"/>
-          <w:sz w:val="17"/>
-        </w:rPr>
-        <w:t>HTTP/1.1 403 Forbidden</w:t>
-        <w:br/>
-      </w:r>
-      <w:r>
-        <w:rPr>
-          <w:rFonts w:ascii="Courier New" w:hAnsi="Courier New"/>
-          <w:color w:val="222222"/>
-          <w:sz w:val="17"/>
-        </w:rPr>
-        <w:t>X-Correlation-Id: 5e85ea9c-54eb-4011-8bdf-ca81e0154cd2</w:t>
-        <w:br/>
-      </w:r>
-      <w:r>
-        <w:rPr>
-          <w:rFonts w:ascii="Courier New" w:hAnsi="Courier New"/>
-          <w:color w:val="222222"/>
-          <w:sz w:val="17"/>
-        </w:rPr>
-        <w:br/>
-      </w:r>
-      <w:r>
-        <w:rPr>
-          <w:rFonts w:ascii="Courier New" w:hAnsi="Courier New"/>
-          <w:color w:val="222222"/>
-          <w:sz w:val="17"/>
-        </w:rPr>
-        <w:t>{"timestamp":"2026-07-30T17:42:25.643544Z","status":403,"error":"Requires role: ADMIN"}</w:t>
-        <w:br/>
-      </w:r>
-      <w:r>
-        <w:rPr>
-          <w:rFonts w:ascii="Courier New" w:hAnsi="Courier New"/>
-          <w:color w:val="222222"/>
-          <w:sz w:val="17"/>
-        </w:rPr>
-        <w:br/>
-      </w:r>
-      <w:r>
-        <w:rPr>
-          <w:rFonts w:ascii="Courier New" w:hAnsi="Courier New"/>
-          <w:color w:val="222222"/>
-          <w:sz w:val="17"/>
-        </w:rPr>
-        <w:t>=== 4. POST /api/equipment as ADMIN -&gt; 201 Created (CREATE) ===</w:t>
-        <w:br/>
-      </w:r>
-      <w:r>
-        <w:rPr>
-          <w:rFonts w:ascii="Courier New" w:hAnsi="Courier New"/>
-          <w:color w:val="222222"/>
-          <w:sz w:val="17"/>
-        </w:rPr>
-        <w:t>HTTP/1.1 201 Created</w:t>
-        <w:br/>
-      </w:r>
-      <w:r>
-        <w:rPr>
-          <w:rFonts w:ascii="Courier New" w:hAnsi="Courier New"/>
-          <w:color w:val="222222"/>
-          <w:sz w:val="17"/>
-        </w:rPr>
-        <w:t>X-Correlation-Id: 7aec9f0a-c210-445d-80a8-e346fd0d6f74</w:t>
-        <w:br/>
-      </w:r>
-      <w:r>
-        <w:rPr>
-          <w:rFonts w:ascii="Courier New" w:hAnsi="Courier New"/>
-          <w:color w:val="222222"/>
-          <w:sz w:val="17"/>
-        </w:rPr>
-        <w:t>Location: /api/equipment/4</w:t>
-        <w:br/>
-      </w:r>
-      <w:r>
-        <w:rPr>
-          <w:rFonts w:ascii="Courier New" w:hAnsi="Courier New"/>
-          <w:color w:val="222222"/>
-          <w:sz w:val="17"/>
-        </w:rPr>
-        <w:br/>
-      </w:r>
-      <w:r>
-        <w:rPr>
-          <w:rFonts w:ascii="Courier New" w:hAnsi="Courier New"/>
-          <w:color w:val="222222"/>
-          <w:sz w:val="17"/>
-        </w:rPr>
-        <w:t>{"id":4,"name":"3D Printer","category":"Fabrication","location":"Lab C","status":"AVAILABLE","conditionNotes":"New","createdAt":"2026-07-30T17:42:25.725888Z","updatedAt":"2026-07-30T17:42:25.725888Z"}</w:t>
-      </w:r>
-    </w:p>
-    <w:p>
-      <w:pPr>
-        <w:pStyle w:val="Heading2"/>
-      </w:pPr>
-      <w:r>
-        <w:t>Service-to-Service Communication and Resilience</w:t>
-      </w:r>
-    </w:p>
-    <w:p>
-      <w:r>
-        <w:t>Equipment Service was stopped to simulate an outage. The circuit breaker's state was queried before and after repeated failing calls, showing the transition CLOSED → OPEN (actual failure rate 80%, exceeding the 50% threshold) → automatic HALF_OPEN after the configured wait duration. While OPEN, calls fail immediately without attempting the network call (notPermittedCalls), and the caller receives a clear 503 in roughly a second rather than a hang. Corresponding screencast timestamp: MM:SS-MM:SS (TBD).</w:t>
-      </w:r>
-    </w:p>
-    <w:p>
-      <w:pPr>
-        <w:spacing w:before="40" w:after="160"/>
-        <w:ind w:left="216"/>
-        <w:shd w:fill="F3F4F6"/>
-      </w:pPr>
-      <w:r>
-        <w:rPr>
-          <w:rFonts w:ascii="Courier New" w:hAnsi="Courier New"/>
-          <w:color w:val="222222"/>
-          <w:sz w:val="17"/>
-        </w:rPr>
-        <w:t>=== Booking Service circuit breaker state BEFORE failure (CLOSED) ===</w:t>
-        <w:br/>
-      </w:r>
-      <w:r>
-        <w:rPr>
-          <w:rFonts w:ascii="Courier New" w:hAnsi="Courier New"/>
-          <w:color w:val="222222"/>
-          <w:sz w:val="17"/>
-        </w:rPr>
-        <w:t>{</w:t>
-        <w:br/>
-      </w:r>
-      <w:r>
-        <w:rPr>
-          <w:rFonts w:ascii="Courier New" w:hAnsi="Courier New"/>
-          <w:color w:val="222222"/>
-          <w:sz w:val="17"/>
-        </w:rPr>
-        <w:t xml:space="preserve">  "details": {</w:t>
-        <w:br/>
-      </w:r>
-      <w:r>
-        <w:rPr>
-          <w:rFonts w:ascii="Courier New" w:hAnsi="Courier New"/>
-          <w:color w:val="222222"/>
-          <w:sz w:val="17"/>
-        </w:rPr>
-        <w:t xml:space="preserve">    "equipmentService": {</w:t>
-        <w:br/>
-      </w:r>
-      <w:r>
-        <w:rPr>
-          <w:rFonts w:ascii="Courier New" w:hAnsi="Courier New"/>
-          <w:color w:val="222222"/>
-          <w:sz w:val="17"/>
-        </w:rPr>
-        <w:t xml:space="preserve">      "details": {</w:t>
-        <w:br/>
-      </w:r>
-      <w:r>
-        <w:rPr>
-          <w:rFonts w:ascii="Courier New" w:hAnsi="Courier New"/>
-          <w:color w:val="222222"/>
-          <w:sz w:val="17"/>
-        </w:rPr>
-        <w:t xml:space="preserve">        "failureRate": "-1.0%",</w:t>
-        <w:br/>
-      </w:r>
-      <w:r>
-        <w:rPr>
-          <w:rFonts w:ascii="Courier New" w:hAnsi="Courier New"/>
-          <w:color w:val="222222"/>
-          <w:sz w:val="17"/>
-        </w:rPr>
-        <w:t xml:space="preserve">        "failureRateThreshold": "50.0%",</w:t>
-        <w:br/>
-      </w:r>
-      <w:r>
-        <w:rPr>
-          <w:rFonts w:ascii="Courier New" w:hAnsi="Courier New"/>
-          <w:color w:val="222222"/>
-          <w:sz w:val="17"/>
-        </w:rPr>
-        <w:t xml:space="preserve">        "slowCallRate": "-1.0%",</w:t>
-        <w:br/>
-      </w:r>
-      <w:r>
-        <w:rPr>
-          <w:rFonts w:ascii="Courier New" w:hAnsi="Courier New"/>
-          <w:color w:val="222222"/>
-          <w:sz w:val="17"/>
-        </w:rPr>
-        <w:t xml:space="preserve">        "slowCallRateThreshold": "100.0%",</w:t>
-        <w:br/>
-      </w:r>
-      <w:r>
-        <w:rPr>
-          <w:rFonts w:ascii="Courier New" w:hAnsi="Courier New"/>
-          <w:color w:val="222222"/>
-          <w:sz w:val="17"/>
-        </w:rPr>
-        <w:t xml:space="preserve">        "bufferedCalls": 1,</w:t>
-        <w:br/>
-      </w:r>
-      <w:r>
-        <w:rPr>
-          <w:rFonts w:ascii="Courier New" w:hAnsi="Courier New"/>
-          <w:color w:val="222222"/>
-          <w:sz w:val="17"/>
-        </w:rPr>
-        <w:t xml:space="preserve">        "slowCalls": 0,</w:t>
-        <w:br/>
-      </w:r>
-      <w:r>
-        <w:rPr>
-          <w:rFonts w:ascii="Courier New" w:hAnsi="Courier New"/>
-          <w:color w:val="222222"/>
-          <w:sz w:val="17"/>
-        </w:rPr>
-        <w:t xml:space="preserve">        "slowFailedCalls": 0,</w:t>
-        <w:br/>
-      </w:r>
-      <w:r>
-        <w:rPr>
-          <w:rFonts w:ascii="Courier New" w:hAnsi="Courier New"/>
-          <w:color w:val="222222"/>
-          <w:sz w:val="17"/>
-        </w:rPr>
-        <w:t xml:space="preserve">        "failedCalls": 0,</w:t>
-        <w:br/>
-      </w:r>
-      <w:r>
-        <w:rPr>
-          <w:rFonts w:ascii="Courier New" w:hAnsi="Courier New"/>
-          <w:color w:val="222222"/>
-          <w:sz w:val="17"/>
-        </w:rPr>
-        <w:t xml:space="preserve">        "notPermittedCalls": 0,</w:t>
-        <w:br/>
-      </w:r>
-      <w:r>
-        <w:rPr>
-          <w:rFonts w:ascii="Courier New" w:hAnsi="Courier New"/>
-          <w:color w:val="222222"/>
-          <w:sz w:val="17"/>
-        </w:rPr>
-        <w:t xml:space="preserve">        "state": "CLOSED"</w:t>
-        <w:br/>
-      </w:r>
-      <w:r>
-        <w:rPr>
-          <w:rFonts w:ascii="Courier New" w:hAnsi="Courier New"/>
-          <w:color w:val="222222"/>
-          <w:sz w:val="17"/>
-        </w:rPr>
-        <w:t xml:space="preserve">      },</w:t>
-        <w:br/>
-      </w:r>
-      <w:r>
-        <w:rPr>
-          <w:rFonts w:ascii="Courier New" w:hAnsi="Courier New"/>
-          <w:color w:val="222222"/>
-          <w:sz w:val="17"/>
-        </w:rPr>
-        <w:t xml:space="preserve">      "status": "UP"</w:t>
-        <w:br/>
-      </w:r>
-      <w:r>
-        <w:rPr>
-          <w:rFonts w:ascii="Courier New" w:hAnsi="Courier New"/>
-          <w:color w:val="222222"/>
-          <w:sz w:val="17"/>
-        </w:rPr>
-        <w:t xml:space="preserve">    }</w:t>
-        <w:br/>
-      </w:r>
-      <w:r>
-        <w:rPr>
-          <w:rFonts w:ascii="Courier New" w:hAnsi="Courier New"/>
-          <w:color w:val="222222"/>
-          <w:sz w:val="17"/>
-        </w:rPr>
-        <w:t xml:space="preserve">  },</w:t>
-        <w:br/>
-      </w:r>
-      <w:r>
-        <w:rPr>
-          <w:rFonts w:ascii="Courier New" w:hAnsi="Courier New"/>
-          <w:color w:val="222222"/>
-          <w:sz w:val="17"/>
-        </w:rPr>
-        <w:t xml:space="preserve">  "status": "UP"</w:t>
-        <w:br/>
-      </w:r>
-      <w:r>
-        <w:rPr>
-          <w:rFonts w:ascii="Courier New" w:hAnsi="Courier New"/>
-          <w:color w:val="222222"/>
-          <w:sz w:val="17"/>
-        </w:rPr>
-        <w:t>}</w:t>
-        <w:br/>
-      </w:r>
-      <w:r>
-        <w:rPr>
-          <w:rFonts w:ascii="Courier New" w:hAnsi="Courier New"/>
-          <w:color w:val="222222"/>
-          <w:sz w:val="17"/>
-        </w:rPr>
-        <w:br/>
-      </w:r>
-      <w:r>
-        <w:rPr>
-          <w:rFonts w:ascii="Courier New" w:hAnsi="Courier New"/>
-          <w:color w:val="222222"/>
-          <w:sz w:val="17"/>
-        </w:rPr>
-        <w:t>=== Killing equipment-service to simulate an outage ===</w:t>
-        <w:br/>
-      </w:r>
-      <w:r>
-        <w:rPr>
-          <w:rFonts w:ascii="Courier New" w:hAnsi="Courier New"/>
-          <w:color w:val="222222"/>
-          <w:sz w:val="17"/>
-        </w:rPr>
-        <w:t>=== POST /api/bookings while Equipment Service is DOWN ===</w:t>
-        <w:br/>
-      </w:r>
-      <w:r>
-        <w:rPr>
-          <w:rFonts w:ascii="Courier New" w:hAnsi="Courier New"/>
-          <w:color w:val="222222"/>
-          <w:sz w:val="17"/>
-        </w:rPr>
-        <w:t>HTTP/1.1 503 Service Unavailable</w:t>
-        <w:br/>
-      </w:r>
-      <w:r>
-        <w:rPr>
-          <w:rFonts w:ascii="Courier New" w:hAnsi="Courier New"/>
-          <w:color w:val="222222"/>
-          <w:sz w:val="17"/>
-        </w:rPr>
-        <w:t>X-Correlation-Id: 291756ba-ba0c-41fa-bf9b-78a5d65eae3a</w:t>
-        <w:br/>
-      </w:r>
-      <w:r>
-        <w:rPr>
-          <w:rFonts w:ascii="Courier New" w:hAnsi="Courier New"/>
-          <w:color w:val="222222"/>
-          <w:sz w:val="17"/>
-        </w:rPr>
-        <w:br/>
-      </w:r>
-      <w:r>
-        <w:rPr>
-          <w:rFonts w:ascii="Courier New" w:hAnsi="Courier New"/>
-          <w:color w:val="222222"/>
-          <w:sz w:val="17"/>
-        </w:rPr>
-        <w:t>{"timestamp":"2026-07-30T17:43:14.309783Z","status":503,"error":"Equipment Service is currently unavailable - could not verify equipment 1. Please try again shortly."}</w:t>
-        <w:br/>
-      </w:r>
-      <w:r>
-        <w:rPr>
-          <w:rFonts w:ascii="Courier New" w:hAnsi="Courier New"/>
-          <w:color w:val="222222"/>
-          <w:sz w:val="17"/>
-        </w:rPr>
-        <w:br/>
-      </w:r>
-      <w:r>
-        <w:rPr>
-          <w:rFonts w:ascii="Courier New" w:hAnsi="Courier New"/>
-          <w:color w:val="222222"/>
-          <w:sz w:val="17"/>
-        </w:rPr>
-        <w:t>(request completed in ~1.3s total - fast, clear failure rather than a hang)</w:t>
-        <w:br/>
-      </w:r>
-      <w:r>
-        <w:rPr>
-          <w:rFonts w:ascii="Courier New" w:hAnsi="Courier New"/>
-          <w:color w:val="222222"/>
-          <w:sz w:val="17"/>
-        </w:rPr>
-        <w:br/>
-      </w:r>
-      <w:r>
-        <w:rPr>
-          <w:rFonts w:ascii="Courier New" w:hAnsi="Courier New"/>
-          <w:color w:val="222222"/>
-          <w:sz w:val="17"/>
-        </w:rPr>
-        <w:t>=== 6 rapid attempts while Equipment Service down -&gt; all 503, circuit breaker trips OPEN ===</w:t>
-        <w:br/>
-      </w:r>
-      <w:r>
-        <w:rPr>
-          <w:rFonts w:ascii="Courier New" w:hAnsi="Courier New"/>
-          <w:color w:val="222222"/>
-          <w:sz w:val="17"/>
-        </w:rPr>
-        <w:t>attempt 1: 503</w:t>
-        <w:br/>
-      </w:r>
-      <w:r>
-        <w:rPr>
-          <w:rFonts w:ascii="Courier New" w:hAnsi="Courier New"/>
-          <w:color w:val="222222"/>
-          <w:sz w:val="17"/>
-        </w:rPr>
-        <w:t>attempt 2: 503</w:t>
-        <w:br/>
-      </w:r>
-      <w:r>
-        <w:rPr>
-          <w:rFonts w:ascii="Courier New" w:hAnsi="Courier New"/>
-          <w:color w:val="222222"/>
-          <w:sz w:val="17"/>
-        </w:rPr>
-        <w:t>attempt 3: 503</w:t>
-        <w:br/>
-      </w:r>
-      <w:r>
-        <w:rPr>
-          <w:rFonts w:ascii="Courier New" w:hAnsi="Courier New"/>
-          <w:color w:val="222222"/>
-          <w:sz w:val="17"/>
-        </w:rPr>
-        <w:t>attempt 4: 503</w:t>
-        <w:br/>
-      </w:r>
-      <w:r>
-        <w:rPr>
-          <w:rFonts w:ascii="Courier New" w:hAnsi="Courier New"/>
-          <w:color w:val="222222"/>
-          <w:sz w:val="17"/>
-        </w:rPr>
-        <w:t>attempt 5: 503</w:t>
-        <w:br/>
-      </w:r>
-      <w:r>
-        <w:rPr>
-          <w:rFonts w:ascii="Courier New" w:hAnsi="Courier New"/>
-          <w:color w:val="222222"/>
-          <w:sz w:val="17"/>
-        </w:rPr>
-        <w:t>attempt 6: 503</w:t>
-        <w:br/>
-      </w:r>
-      <w:r>
-        <w:rPr>
-          <w:rFonts w:ascii="Courier New" w:hAnsi="Courier New"/>
-          <w:color w:val="222222"/>
-          <w:sz w:val="17"/>
-        </w:rPr>
-        <w:br/>
-      </w:r>
-      <w:r>
-        <w:rPr>
-          <w:rFonts w:ascii="Courier New" w:hAnsi="Courier New"/>
-          <w:color w:val="222222"/>
-          <w:sz w:val="17"/>
-        </w:rPr>
-        <w:t>=== Circuit breaker state AFTER repeated failures (OPEN - fails fast, no network call attempted) ===</w:t>
-        <w:br/>
-      </w:r>
-      <w:r>
-        <w:rPr>
-          <w:rFonts w:ascii="Courier New" w:hAnsi="Courier New"/>
-          <w:color w:val="222222"/>
-          <w:sz w:val="17"/>
-        </w:rPr>
-        <w:t>{</w:t>
-        <w:br/>
-      </w:r>
-      <w:r>
-        <w:rPr>
-          <w:rFonts w:ascii="Courier New" w:hAnsi="Courier New"/>
-          <w:color w:val="222222"/>
-          <w:sz w:val="17"/>
-        </w:rPr>
-        <w:t xml:space="preserve">  "details": {</w:t>
-        <w:br/>
-      </w:r>
-      <w:r>
-        <w:rPr>
-          <w:rFonts w:ascii="Courier New" w:hAnsi="Courier New"/>
-          <w:color w:val="222222"/>
-          <w:sz w:val="17"/>
-        </w:rPr>
-        <w:t xml:space="preserve">    "equipmentService": {</w:t>
-        <w:br/>
-      </w:r>
-      <w:r>
-        <w:rPr>
-          <w:rFonts w:ascii="Courier New" w:hAnsi="Courier New"/>
-          <w:color w:val="222222"/>
-          <w:sz w:val="17"/>
-        </w:rPr>
-        <w:t xml:space="preserve">      "details": {</w:t>
-        <w:br/>
-      </w:r>
-      <w:r>
-        <w:rPr>
-          <w:rFonts w:ascii="Courier New" w:hAnsi="Courier New"/>
-          <w:color w:val="222222"/>
-          <w:sz w:val="17"/>
-        </w:rPr>
-        <w:t xml:space="preserve">        "failureRate": "80.0%",</w:t>
-        <w:br/>
-      </w:r>
-      <w:r>
-        <w:rPr>
-          <w:rFonts w:ascii="Courier New" w:hAnsi="Courier New"/>
-          <w:color w:val="222222"/>
-          <w:sz w:val="17"/>
-        </w:rPr>
-        <w:t xml:space="preserve">        "failureRateThreshold": "50.0%",</w:t>
-        <w:br/>
-      </w:r>
-      <w:r>
-        <w:rPr>
-          <w:rFonts w:ascii="Courier New" w:hAnsi="Courier New"/>
-          <w:color w:val="222222"/>
-          <w:sz w:val="17"/>
-        </w:rPr>
-        <w:t xml:space="preserve">        "slowCallRate": "0.0%",</w:t>
-        <w:br/>
-      </w:r>
-      <w:r>
-        <w:rPr>
-          <w:rFonts w:ascii="Courier New" w:hAnsi="Courier New"/>
-          <w:color w:val="222222"/>
-          <w:sz w:val="17"/>
-        </w:rPr>
-        <w:t xml:space="preserve">        "slowCallRateThreshold": "100.0%",</w:t>
-        <w:br/>
-      </w:r>
-      <w:r>
-        <w:rPr>
-          <w:rFonts w:ascii="Courier New" w:hAnsi="Courier New"/>
-          <w:color w:val="222222"/>
-          <w:sz w:val="17"/>
-        </w:rPr>
-        <w:t xml:space="preserve">        "bufferedCalls": 5,</w:t>
-        <w:br/>
-      </w:r>
-      <w:r>
-        <w:rPr>
-          <w:rFonts w:ascii="Courier New" w:hAnsi="Courier New"/>
-          <w:color w:val="222222"/>
-          <w:sz w:val="17"/>
-        </w:rPr>
-        <w:t xml:space="preserve">        "slowCalls": 0,</w:t>
-        <w:br/>
-      </w:r>
-      <w:r>
-        <w:rPr>
-          <w:rFonts w:ascii="Courier New" w:hAnsi="Courier New"/>
-          <w:color w:val="222222"/>
-          <w:sz w:val="17"/>
-        </w:rPr>
-        <w:t xml:space="preserve">        "slowFailedCalls": 0,</w:t>
-        <w:br/>
-      </w:r>
-      <w:r>
-        <w:rPr>
-          <w:rFonts w:ascii="Courier New" w:hAnsi="Courier New"/>
-          <w:color w:val="222222"/>
-          <w:sz w:val="17"/>
-        </w:rPr>
-        <w:t xml:space="preserve">        "failedCalls": 4,</w:t>
-        <w:br/>
-      </w:r>
-      <w:r>
-        <w:rPr>
-          <w:rFonts w:ascii="Courier New" w:hAnsi="Courier New"/>
-          <w:color w:val="222222"/>
-          <w:sz w:val="17"/>
-        </w:rPr>
-        <w:t xml:space="preserve">        "notPermittedCalls": 17,</w:t>
-        <w:br/>
-      </w:r>
-      <w:r>
-        <w:rPr>
-          <w:rFonts w:ascii="Courier New" w:hAnsi="Courier New"/>
-          <w:color w:val="222222"/>
-          <w:sz w:val="17"/>
-        </w:rPr>
-        <w:t xml:space="preserve">        "state": "OPEN"</w:t>
-        <w:br/>
-      </w:r>
-      <w:r>
-        <w:rPr>
-          <w:rFonts w:ascii="Courier New" w:hAnsi="Courier New"/>
-          <w:color w:val="222222"/>
-          <w:sz w:val="17"/>
-        </w:rPr>
-        <w:t xml:space="preserve">      },</w:t>
-        <w:br/>
-      </w:r>
-      <w:r>
-        <w:rPr>
-          <w:rFonts w:ascii="Courier New" w:hAnsi="Courier New"/>
-          <w:color w:val="222222"/>
-          <w:sz w:val="17"/>
-        </w:rPr>
-        <w:t xml:space="preserve">      "status": "CIRCUIT_OPEN"</w:t>
-        <w:br/>
-      </w:r>
-      <w:r>
-        <w:rPr>
-          <w:rFonts w:ascii="Courier New" w:hAnsi="Courier New"/>
-          <w:color w:val="222222"/>
-          <w:sz w:val="17"/>
-        </w:rPr>
-        <w:t xml:space="preserve">    }</w:t>
-        <w:br/>
-      </w:r>
-      <w:r>
-        <w:rPr>
-          <w:rFonts w:ascii="Courier New" w:hAnsi="Courier New"/>
-          <w:color w:val="222222"/>
-          <w:sz w:val="17"/>
-        </w:rPr>
-        <w:t xml:space="preserve">  },</w:t>
-        <w:br/>
-      </w:r>
-      <w:r>
-        <w:rPr>
-          <w:rFonts w:ascii="Courier New" w:hAnsi="Courier New"/>
-          <w:color w:val="222222"/>
-          <w:sz w:val="17"/>
-        </w:rPr>
-        <w:t xml:space="preserve">  "status": "UNKNOWN"</w:t>
-        <w:br/>
-      </w:r>
-      <w:r>
-        <w:rPr>
-          <w:rFonts w:ascii="Courier New" w:hAnsi="Courier New"/>
-          <w:color w:val="222222"/>
-          <w:sz w:val="17"/>
-        </w:rPr>
-        <w:t>}</w:t>
-        <w:br/>
-      </w:r>
-      <w:r>
-        <w:rPr>
-          <w:rFonts w:ascii="Courier New" w:hAnsi="Courier New"/>
-          <w:color w:val="222222"/>
-          <w:sz w:val="17"/>
-        </w:rPr>
-        <w:br/>
-      </w:r>
-      <w:r>
-        <w:rPr>
-          <w:rFonts w:ascii="Courier New" w:hAnsi="Courier New"/>
-          <w:color w:val="222222"/>
-          <w:sz w:val="17"/>
-        </w:rPr>
-        <w:t>Note: failureRateThreshold (50%) was exceeded (80% actual), so the breaker opened after the</w:t>
-        <w:br/>
-      </w:r>
-      <w:r>
-        <w:rPr>
-          <w:rFonts w:ascii="Courier New" w:hAnsi="Courier New"/>
-          <w:color w:val="222222"/>
-          <w:sz w:val="17"/>
-        </w:rPr>
-        <w:t>minimum-number-of-calls (5) threshold was reached. notPermittedCalls=17 shows the breaker then</w:t>
-        <w:br/>
-      </w:r>
-      <w:r>
-        <w:rPr>
-          <w:rFonts w:ascii="Courier New" w:hAnsi="Courier New"/>
-          <w:color w:val="222222"/>
-          <w:sz w:val="17"/>
-        </w:rPr>
-        <w:t>started rejecting calls immediately (no network attempt) while OPEN. After wait-duration-in-open-state</w:t>
-        <w:br/>
-      </w:r>
-      <w:r>
-        <w:rPr>
-          <w:rFonts w:ascii="Courier New" w:hAnsi="Courier New"/>
-          <w:color w:val="222222"/>
-          <w:sz w:val="17"/>
-        </w:rPr>
-        <w:t>(10s), it automatically transitioned to HALF_OPEN to test recovery - confirmed by a follow-up query:</w:t>
-        <w:br/>
-      </w:r>
-      <w:r>
-        <w:rPr>
-          <w:rFonts w:ascii="Courier New" w:hAnsi="Courier New"/>
-          <w:color w:val="222222"/>
-          <w:sz w:val="17"/>
-        </w:rPr>
-        <w:br/>
-      </w:r>
-      <w:r>
-        <w:rPr>
-          <w:rFonts w:ascii="Courier New" w:hAnsi="Courier New"/>
-          <w:color w:val="222222"/>
-          <w:sz w:val="17"/>
-        </w:rPr>
-        <w:t>{</w:t>
-        <w:br/>
-      </w:r>
-      <w:r>
-        <w:rPr>
-          <w:rFonts w:ascii="Courier New" w:hAnsi="Courier New"/>
-          <w:color w:val="222222"/>
-          <w:sz w:val="17"/>
-        </w:rPr>
-        <w:t xml:space="preserve">  "details": {</w:t>
-        <w:br/>
-      </w:r>
-      <w:r>
-        <w:rPr>
-          <w:rFonts w:ascii="Courier New" w:hAnsi="Courier New"/>
-          <w:color w:val="222222"/>
-          <w:sz w:val="17"/>
-        </w:rPr>
-        <w:t xml:space="preserve">    "equipmentService": {</w:t>
-        <w:br/>
-      </w:r>
-      <w:r>
-        <w:rPr>
-          <w:rFonts w:ascii="Courier New" w:hAnsi="Courier New"/>
-          <w:color w:val="222222"/>
-          <w:sz w:val="17"/>
-        </w:rPr>
-        <w:t xml:space="preserve">      "details": {</w:t>
-        <w:br/>
-      </w:r>
-      <w:r>
-        <w:rPr>
-          <w:rFonts w:ascii="Courier New" w:hAnsi="Courier New"/>
-          <w:color w:val="222222"/>
-          <w:sz w:val="17"/>
-        </w:rPr>
-        <w:t xml:space="preserve">        "state": "HALF_OPEN",</w:t>
-        <w:br/>
-      </w:r>
-      <w:r>
-        <w:rPr>
-          <w:rFonts w:ascii="Courier New" w:hAnsi="Courier New"/>
-          <w:color w:val="222222"/>
-          <w:sz w:val="17"/>
-        </w:rPr>
-        <w:t xml:space="preserve">        "status": "CIRCUIT_HALF_OPEN"</w:t>
-        <w:br/>
-      </w:r>
-      <w:r>
-        <w:rPr>
-          <w:rFonts w:ascii="Courier New" w:hAnsi="Courier New"/>
-          <w:color w:val="222222"/>
-          <w:sz w:val="17"/>
-        </w:rPr>
-        <w:t xml:space="preserve">      }</w:t>
-        <w:br/>
-      </w:r>
-      <w:r>
-        <w:rPr>
-          <w:rFonts w:ascii="Courier New" w:hAnsi="Courier New"/>
-          <w:color w:val="222222"/>
-          <w:sz w:val="17"/>
-        </w:rPr>
-        <w:t xml:space="preserve">    }</w:t>
-        <w:br/>
-      </w:r>
-      <w:r>
-        <w:rPr>
-          <w:rFonts w:ascii="Courier New" w:hAnsi="Courier New"/>
-          <w:color w:val="222222"/>
-          <w:sz w:val="17"/>
-        </w:rPr>
-        <w:t xml:space="preserve">  }</w:t>
-        <w:br/>
-      </w:r>
-      <w:r>
-        <w:rPr>
-          <w:rFonts w:ascii="Courier New" w:hAnsi="Courier New"/>
-          <w:color w:val="222222"/>
-          <w:sz w:val="17"/>
-        </w:rPr>
-        <w:t>}</w:t>
-      </w:r>
-    </w:p>
-    <w:p>
-      <w:pPr>
-        <w:pStyle w:val="Heading2"/>
-      </w:pPr>
-      <w:r>
-        <w:t>Asynchronous Messaging</w:t>
-      </w:r>
-    </w:p>
-    <w:p>
-      <w:r>
-        <w:t>The RabbitMQ management UI below shows the lab-equipment-exchange (topic exchange) and maintenance-requested-queue with live message rates, confirming both are declared correctly and processing traffic. Corresponding screencast timestamp: MM:SS-MM:SS (TBD).</w:t>
-      </w:r>
-    </w:p>
-    <w:p>
       <w:pPr>
         <w:jc w:val="center"/>
       </w:pPr>
       <w:r>
         <w:drawing>
           <wp:inline xmlns:a="http://schemas.openxmlformats.org/drawingml/2006/main" xmlns:pic="http://schemas.openxmlformats.org/drawingml/2006/picture">
-            <wp:extent cx="5760720" cy="2887727"/>
+            <wp:extent cx="5760720" cy="3112245"/>
             <wp:docPr id="3" name="Picture 3"/>
             <wp:cNvGraphicFramePr>
               <a:graphicFrameLocks noChangeAspect="1"/>
@@ -1708,7 +497,7 @@
               <a:graphicData uri="http://schemas.openxmlformats.org/drawingml/2006/picture">
                 <pic:pic>
                   <pic:nvPicPr>
-                    <pic:cNvPr id="0" name="03-rabbitmq-exchange.jpg"/>
+                    <pic:cNvPr id="0" name="10-crud-security-part2.jpg"/>
                     <pic:cNvPicPr/>
                   </pic:nvPicPr>
                   <pic:blipFill>
@@ -1720,7 +509,7 @@
                   <pic:spPr>
                     <a:xfrm>
                       <a:off x="0" y="0"/>
-                      <a:ext cx="5760720" cy="2887727"/>
+                      <a:ext cx="5760720" cy="3112245"/>
                     </a:xfrm>
                     <a:prstGeom prst="rect"/>
                   </pic:spPr>
@@ -1740,7 +529,20 @@
           <w:i/>
           <w:sz w:val="19"/>
         </w:rPr>
-        <w:t>Figure 3: RabbitMQ Exchanges — lab-equipment-exchange with active message rate</w:t>
+        <w:t>Figure 3: READ, UPDATE, validation error (400), DELETE, and 404</w:t>
+      </w:r>
+    </w:p>
+    <w:p>
+      <w:pPr>
+        <w:pStyle w:val="Heading2"/>
+      </w:pPr>
+      <w:r>
+        <w:t>Gateway, Service Discovery and Configuration</w:t>
+      </w:r>
+    </w:p>
+    <w:p>
+      <w:r>
+        <w:t>All three application services (API-GATEWAY, BOOKING-SERVICE, EQUIPMENT-SERVICE) are shown below registered and UP in the Eureka dashboard. Corresponding screencast timestamp: MM:SS-MM:SS (TBD).</w:t>
       </w:r>
     </w:p>
     <w:p>
@@ -1759,7 +561,7 @@
               <a:graphicData uri="http://schemas.openxmlformats.org/drawingml/2006/picture">
                 <pic:pic>
                   <pic:nvPicPr>
-                    <pic:cNvPr id="0" name="02-rabbitmq-queue.jpg"/>
+                    <pic:cNvPr id="0" name="01-eureka-registered-services.jpg"/>
                     <pic:cNvPicPr/>
                   </pic:nvPicPr>
                   <pic:blipFill>
@@ -1791,7 +593,349 @@
           <w:i/>
           <w:sz w:val="19"/>
         </w:rPr>
-        <w:t>Figure 4: RabbitMQ Queues — maintenance-requested-queue</w:t>
+        <w:t>Figure 4: Eureka dashboard — all three services registered and UP</w:t>
+      </w:r>
+    </w:p>
+    <w:p>
+      <w:r>
+        <w:t>Configuration is fetched from the Config Server at boot. The two screenshots below query the same service (booking-service) under the dev and prod profiles directly from the Config Server: dev serves an H2 in-memory datasource with DEBUG-level logging; prod serves a PostgreSQL datasource with credentials as unresolved environment-variable placeholders (${BOOKING_DB_HOST}, ${BOOKING_DB_PASSWORD}, etc. - never hardcoded values) and WARN-level logging. Corresponding screencast timestamp: MM:SS-MM:SS (TBD).</w:t>
+      </w:r>
+    </w:p>
+    <w:p>
+      <w:pPr>
+        <w:jc w:val="center"/>
+      </w:pPr>
+      <w:r>
+        <w:drawing>
+          <wp:inline xmlns:a="http://schemas.openxmlformats.org/drawingml/2006/main" xmlns:pic="http://schemas.openxmlformats.org/drawingml/2006/picture">
+            <wp:extent cx="5760720" cy="3112245"/>
+            <wp:docPr id="5" name="Picture 5"/>
+            <wp:cNvGraphicFramePr>
+              <a:graphicFrameLocks noChangeAspect="1"/>
+            </wp:cNvGraphicFramePr>
+            <a:graphic>
+              <a:graphicData uri="http://schemas.openxmlformats.org/drawingml/2006/picture">
+                <pic:pic>
+                  <pic:nvPicPr>
+                    <pic:cNvPr id="0" name="06-config-server-dev-profile.jpg"/>
+                    <pic:cNvPicPr/>
+                  </pic:nvPicPr>
+                  <pic:blipFill>
+                    <a:blip r:embed="rId13"/>
+                    <a:stretch>
+                      <a:fillRect/>
+                    </a:stretch>
+                  </pic:blipFill>
+                  <pic:spPr>
+                    <a:xfrm>
+                      <a:off x="0" y="0"/>
+                      <a:ext cx="5760720" cy="3112245"/>
+                    </a:xfrm>
+                    <a:prstGeom prst="rect"/>
+                  </pic:spPr>
+                </pic:pic>
+              </a:graphicData>
+            </a:graphic>
+          </wp:inline>
+        </w:drawing>
+      </w:r>
+    </w:p>
+    <w:p>
+      <w:pPr>
+        <w:jc w:val="center"/>
+      </w:pPr>
+      <w:r>
+        <w:rPr>
+          <w:i/>
+          <w:sz w:val="19"/>
+        </w:rPr>
+        <w:t>Figure 5: Config Server — booking-service, dev profile (H2, DEBUG)</w:t>
+      </w:r>
+    </w:p>
+    <w:p>
+      <w:pPr>
+        <w:jc w:val="center"/>
+      </w:pPr>
+      <w:r>
+        <w:drawing>
+          <wp:inline xmlns:a="http://schemas.openxmlformats.org/drawingml/2006/main" xmlns:pic="http://schemas.openxmlformats.org/drawingml/2006/picture">
+            <wp:extent cx="5760720" cy="3112245"/>
+            <wp:docPr id="6" name="Picture 6"/>
+            <wp:cNvGraphicFramePr>
+              <a:graphicFrameLocks noChangeAspect="1"/>
+            </wp:cNvGraphicFramePr>
+            <a:graphic>
+              <a:graphicData uri="http://schemas.openxmlformats.org/drawingml/2006/picture">
+                <pic:pic>
+                  <pic:nvPicPr>
+                    <pic:cNvPr id="0" name="07-config-server-prod-profile.jpg"/>
+                    <pic:cNvPicPr/>
+                  </pic:nvPicPr>
+                  <pic:blipFill>
+                    <a:blip r:embed="rId14"/>
+                    <a:stretch>
+                      <a:fillRect/>
+                    </a:stretch>
+                  </pic:blipFill>
+                  <pic:spPr>
+                    <a:xfrm>
+                      <a:off x="0" y="0"/>
+                      <a:ext cx="5760720" cy="3112245"/>
+                    </a:xfrm>
+                    <a:prstGeom prst="rect"/>
+                  </pic:spPr>
+                </pic:pic>
+              </a:graphicData>
+            </a:graphic>
+          </wp:inline>
+        </w:drawing>
+      </w:r>
+    </w:p>
+    <w:p>
+      <w:pPr>
+        <w:jc w:val="center"/>
+      </w:pPr>
+      <w:r>
+        <w:rPr>
+          <w:i/>
+          <w:sz w:val="19"/>
+        </w:rPr>
+        <w:t>Figure 6: Config Server — booking-service, prod profile (PostgreSQL, env-var secrets, WARN)</w:t>
+      </w:r>
+    </w:p>
+    <w:p>
+      <w:pPr>
+        <w:pStyle w:val="Heading2"/>
+      </w:pPr>
+      <w:r>
+        <w:t>Service-to-Service Communication and Resilience</w:t>
+      </w:r>
+    </w:p>
+    <w:p>
+      <w:r>
+        <w:t>Equipment Service was stopped to simulate an outage. The circuit breaker's state was queried before and after repeated failing calls, showing the transition CLOSED → OPEN (actual failure rate 80%, exceeding the 50% threshold) → automatic HALF_OPEN after the configured wait duration [2]. While OPEN, calls fail immediately without attempting the network call (notPermittedCalls), and the caller receives a clear 503 in roughly a second rather than a hang. Corresponding screencast timestamp: MM:SS-MM:SS (TBD).</w:t>
+      </w:r>
+    </w:p>
+    <w:p>
+      <w:pPr>
+        <w:jc w:val="center"/>
+      </w:pPr>
+      <w:r>
+        <w:drawing>
+          <wp:inline xmlns:a="http://schemas.openxmlformats.org/drawingml/2006/main" xmlns:pic="http://schemas.openxmlformats.org/drawingml/2006/picture">
+            <wp:extent cx="5760720" cy="3112245"/>
+            <wp:docPr id="7" name="Picture 7"/>
+            <wp:cNvGraphicFramePr>
+              <a:graphicFrameLocks noChangeAspect="1"/>
+            </wp:cNvGraphicFramePr>
+            <a:graphic>
+              <a:graphicData uri="http://schemas.openxmlformats.org/drawingml/2006/picture">
+                <pic:pic>
+                  <pic:nvPicPr>
+                    <pic:cNvPr id="0" name="11-resilience.jpg"/>
+                    <pic:cNvPicPr/>
+                  </pic:nvPicPr>
+                  <pic:blipFill>
+                    <a:blip r:embed="rId15"/>
+                    <a:stretch>
+                      <a:fillRect/>
+                    </a:stretch>
+                  </pic:blipFill>
+                  <pic:spPr>
+                    <a:xfrm>
+                      <a:off x="0" y="0"/>
+                      <a:ext cx="5760720" cy="3112245"/>
+                    </a:xfrm>
+                    <a:prstGeom prst="rect"/>
+                  </pic:spPr>
+                </pic:pic>
+              </a:graphicData>
+            </a:graphic>
+          </wp:inline>
+        </w:drawing>
+      </w:r>
+    </w:p>
+    <w:p>
+      <w:pPr>
+        <w:jc w:val="center"/>
+      </w:pPr>
+      <w:r>
+        <w:rPr>
+          <w:i/>
+          <w:sz w:val="19"/>
+        </w:rPr>
+        <w:t>Figure 7: Resilience4J circuit breaker — CLOSED, repeated failures, OPEN, then HALF_OPEN</w:t>
+      </w:r>
+    </w:p>
+    <w:p>
+      <w:pPr>
+        <w:pStyle w:val="Heading2"/>
+      </w:pPr>
+      <w:r>
+        <w:t>Asynchronous Messaging</w:t>
+      </w:r>
+    </w:p>
+    <w:p>
+      <w:r>
+        <w:t>The RabbitMQ management UI below shows the lab-equipment-exchange (topic exchange) and maintenance-requested-queue with live message rates, confirming both are declared correctly and processing traffic [3]. Corresponding screencast timestamp: MM:SS-MM:SS (TBD).</w:t>
+      </w:r>
+    </w:p>
+    <w:p>
+      <w:pPr>
+        <w:jc w:val="center"/>
+      </w:pPr>
+      <w:r>
+        <w:drawing>
+          <wp:inline xmlns:a="http://schemas.openxmlformats.org/drawingml/2006/main" xmlns:pic="http://schemas.openxmlformats.org/drawingml/2006/picture">
+            <wp:extent cx="5760720" cy="2887727"/>
+            <wp:docPr id="8" name="Picture 8"/>
+            <wp:cNvGraphicFramePr>
+              <a:graphicFrameLocks noChangeAspect="1"/>
+            </wp:cNvGraphicFramePr>
+            <a:graphic>
+              <a:graphicData uri="http://schemas.openxmlformats.org/drawingml/2006/picture">
+                <pic:pic>
+                  <pic:nvPicPr>
+                    <pic:cNvPr id="0" name="03-rabbitmq-exchange.jpg"/>
+                    <pic:cNvPicPr/>
+                  </pic:nvPicPr>
+                  <pic:blipFill>
+                    <a:blip r:embed="rId16"/>
+                    <a:stretch>
+                      <a:fillRect/>
+                    </a:stretch>
+                  </pic:blipFill>
+                  <pic:spPr>
+                    <a:xfrm>
+                      <a:off x="0" y="0"/>
+                      <a:ext cx="5760720" cy="2887727"/>
+                    </a:xfrm>
+                    <a:prstGeom prst="rect"/>
+                  </pic:spPr>
+                </pic:pic>
+              </a:graphicData>
+            </a:graphic>
+          </wp:inline>
+        </w:drawing>
+      </w:r>
+    </w:p>
+    <w:p>
+      <w:pPr>
+        <w:jc w:val="center"/>
+      </w:pPr>
+      <w:r>
+        <w:rPr>
+          <w:i/>
+          <w:sz w:val="19"/>
+        </w:rPr>
+        <w:t>Figure 8: RabbitMQ Exchanges — lab-equipment-exchange with active message rate</w:t>
+      </w:r>
+    </w:p>
+    <w:p>
+      <w:pPr>
+        <w:jc w:val="center"/>
+      </w:pPr>
+      <w:r>
+        <w:drawing>
+          <wp:inline xmlns:a="http://schemas.openxmlformats.org/drawingml/2006/main" xmlns:pic="http://schemas.openxmlformats.org/drawingml/2006/picture">
+            <wp:extent cx="5760720" cy="2887727"/>
+            <wp:docPr id="9" name="Picture 9"/>
+            <wp:cNvGraphicFramePr>
+              <a:graphicFrameLocks noChangeAspect="1"/>
+            </wp:cNvGraphicFramePr>
+            <a:graphic>
+              <a:graphicData uri="http://schemas.openxmlformats.org/drawingml/2006/picture">
+                <pic:pic>
+                  <pic:nvPicPr>
+                    <pic:cNvPr id="0" name="02-rabbitmq-queue.jpg"/>
+                    <pic:cNvPicPr/>
+                  </pic:nvPicPr>
+                  <pic:blipFill>
+                    <a:blip r:embed="rId17"/>
+                    <a:stretch>
+                      <a:fillRect/>
+                    </a:stretch>
+                  </pic:blipFill>
+                  <pic:spPr>
+                    <a:xfrm>
+                      <a:off x="0" y="0"/>
+                      <a:ext cx="5760720" cy="2887727"/>
+                    </a:xfrm>
+                    <a:prstGeom prst="rect"/>
+                  </pic:spPr>
+                </pic:pic>
+              </a:graphicData>
+            </a:graphic>
+          </wp:inline>
+        </w:drawing>
+      </w:r>
+    </w:p>
+    <w:p>
+      <w:pPr>
+        <w:jc w:val="center"/>
+      </w:pPr>
+      <w:r>
+        <w:rPr>
+          <w:i/>
+          <w:sz w:val="19"/>
+        </w:rPr>
+        <w:t>Figure 9: RabbitMQ Queues — maintenance-requested-queue</w:t>
+      </w:r>
+    </w:p>
+    <w:p>
+      <w:r>
+        <w:t>To directly evidence the event payload, Equipment Service was stopped so a published event would remain queued, and RabbitMQ's own "Get messages" inspector (Nack/requeue, so the message was not lost) was used to view it: the exchange, routing key, and full JSON body are all visible, along with a traceparent header showing the OpenTelemetry trace context is carried inside the message itself.</w:t>
+      </w:r>
+    </w:p>
+    <w:p>
+      <w:pPr>
+        <w:jc w:val="center"/>
+      </w:pPr>
+      <w:r>
+        <w:drawing>
+          <wp:inline xmlns:a="http://schemas.openxmlformats.org/drawingml/2006/main" xmlns:pic="http://schemas.openxmlformats.org/drawingml/2006/picture">
+            <wp:extent cx="5760720" cy="3112245"/>
+            <wp:docPr id="10" name="Picture 10"/>
+            <wp:cNvGraphicFramePr>
+              <a:graphicFrameLocks noChangeAspect="1"/>
+            </wp:cNvGraphicFramePr>
+            <a:graphic>
+              <a:graphicData uri="http://schemas.openxmlformats.org/drawingml/2006/picture">
+                <pic:pic>
+                  <pic:nvPicPr>
+                    <pic:cNvPr id="0" name="08-rabbitmq-message-payload.jpg"/>
+                    <pic:cNvPicPr/>
+                  </pic:nvPicPr>
+                  <pic:blipFill>
+                    <a:blip r:embed="rId18"/>
+                    <a:stretch>
+                      <a:fillRect/>
+                    </a:stretch>
+                  </pic:blipFill>
+                  <pic:spPr>
+                    <a:xfrm>
+                      <a:off x="0" y="0"/>
+                      <a:ext cx="5760720" cy="3112245"/>
+                    </a:xfrm>
+                    <a:prstGeom prst="rect"/>
+                  </pic:spPr>
+                </pic:pic>
+              </a:graphicData>
+            </a:graphic>
+          </wp:inline>
+        </w:drawing>
+      </w:r>
+    </w:p>
+    <w:p>
+      <w:pPr>
+        <w:jc w:val="center"/>
+      </w:pPr>
+      <w:r>
+        <w:rPr>
+          <w:i/>
+          <w:sz w:val="19"/>
+        </w:rPr>
+        <w:t>Figure 10: Actual MaintenanceRequested message payload, inspected via RabbitMQ</w:t>
       </w:r>
     </w:p>
     <w:p>
@@ -1809,7 +953,7 @@
     </w:p>
     <w:p>
       <w:r>
-        <w:t>The trace below shows the full synchronous chain for booking creation in one trace: the Gateway receives the request, routes to Booking Service, which in turn calls Equipment Service via OpenFeign to check availability — all three services appear under a single trace ID. Corresponding screencast timestamp: MM:SS-MM:SS (TBD).</w:t>
+        <w:t>Distributed tracing follows the pipeline pattern of propagating trace context across service and messaging boundaries [5]. The trace below shows the full synchronous chain for booking creation in one trace: the Gateway receives the request, routes to Booking Service, which in turn calls Equipment Service via OpenFeign to check availability — all three services appear under a single trace ID. Corresponding screencast timestamp: MM:SS-MM:SS (TBD).</w:t>
       </w:r>
     </w:p>
     <w:p>
@@ -1820,7 +964,7 @@
         <w:drawing>
           <wp:inline xmlns:a="http://schemas.openxmlformats.org/drawingml/2006/main" xmlns:pic="http://schemas.openxmlformats.org/drawingml/2006/picture">
             <wp:extent cx="5760720" cy="2888361"/>
-            <wp:docPr id="5" name="Picture 5"/>
+            <wp:docPr id="11" name="Picture 11"/>
             <wp:cNvGraphicFramePr>
               <a:graphicFrameLocks noChangeAspect="1"/>
             </wp:cNvGraphicFramePr>
@@ -1832,7 +976,7 @@
                     <pic:cNvPicPr/>
                   </pic:nvPicPr>
                   <pic:blipFill>
-                    <a:blip r:embed="rId13"/>
+                    <a:blip r:embed="rId19"/>
                     <a:stretch>
                       <a:fillRect/>
                     </a:stretch>
@@ -1860,7 +1004,7 @@
           <w:i/>
           <w:sz w:val="19"/>
         </w:rPr>
-        <w:t>Figure 5: Zipkin trace — Gateway to Booking Service to Equipment Service (sync)</w:t>
+        <w:t>Figure 11: Zipkin trace — Gateway to Booking Service to Equipment Service (sync)</w:t>
       </w:r>
     </w:p>
     <w:p>
@@ -1876,7 +1020,7 @@
         <w:drawing>
           <wp:inline xmlns:a="http://schemas.openxmlformats.org/drawingml/2006/main" xmlns:pic="http://schemas.openxmlformats.org/drawingml/2006/picture">
             <wp:extent cx="5760720" cy="2887727"/>
-            <wp:docPr id="6" name="Picture 6"/>
+            <wp:docPr id="12" name="Picture 12"/>
             <wp:cNvGraphicFramePr>
               <a:graphicFrameLocks noChangeAspect="1"/>
             </wp:cNvGraphicFramePr>
@@ -1888,7 +1032,7 @@
                     <pic:cNvPicPr/>
                   </pic:nvPicPr>
                   <pic:blipFill>
-                    <a:blip r:embed="rId14"/>
+                    <a:blip r:embed="rId20"/>
                     <a:stretch>
                       <a:fillRect/>
                     </a:stretch>
@@ -1916,12 +1060,63 @@
           <w:i/>
           <w:sz w:val="19"/>
         </w:rPr>
-        <w:t>Figure 6: Zipkin trace — async publish/consume spans under one trace ID</w:t>
+        <w:t>Figure 12: Zipkin trace — async publish/consume spans under one trace ID</w:t>
       </w:r>
     </w:p>
     <w:p>
       <w:r>
-        <w:t>Correlation IDs (independent of the OTel trace ID, added by the Gateway's CorrelationId filter) and trace/span IDs both appear in every log line, e.g.: [booking-service,6a6b72894094e59bb5fa4d2ddf162e91,5971245556703769] — see logs/*.log for full output during the screencast recording.</w:t>
+        <w:t>Correlation IDs and trace/span IDs both appear in every log line via the pattern [service-name,traceId,spanId]. The screenshot below greps the same trace ID out of both booking-service.log and equipment-service.log for one async hop, showing the identical traceId shared across both services with distinct per-service span IDs.</w:t>
+      </w:r>
+    </w:p>
+    <w:p>
+      <w:pPr>
+        <w:jc w:val="center"/>
+      </w:pPr>
+      <w:r>
+        <w:drawing>
+          <wp:inline xmlns:a="http://schemas.openxmlformats.org/drawingml/2006/main" xmlns:pic="http://schemas.openxmlformats.org/drawingml/2006/picture">
+            <wp:extent cx="5760720" cy="3112245"/>
+            <wp:docPr id="13" name="Picture 13"/>
+            <wp:cNvGraphicFramePr>
+              <a:graphicFrameLocks noChangeAspect="1"/>
+            </wp:cNvGraphicFramePr>
+            <a:graphic>
+              <a:graphicData uri="http://schemas.openxmlformats.org/drawingml/2006/picture">
+                <pic:pic>
+                  <pic:nvPicPr>
+                    <pic:cNvPr id="0" name="12-correlation-ids-logs.jpg"/>
+                    <pic:cNvPicPr/>
+                  </pic:nvPicPr>
+                  <pic:blipFill>
+                    <a:blip r:embed="rId21"/>
+                    <a:stretch>
+                      <a:fillRect/>
+                    </a:stretch>
+                  </pic:blipFill>
+                  <pic:spPr>
+                    <a:xfrm>
+                      <a:off x="0" y="0"/>
+                      <a:ext cx="5760720" cy="3112245"/>
+                    </a:xfrm>
+                    <a:prstGeom prst="rect"/>
+                  </pic:spPr>
+                </pic:pic>
+              </a:graphicData>
+            </a:graphic>
+          </wp:inline>
+        </w:drawing>
+      </w:r>
+    </w:p>
+    <w:p>
+      <w:pPr>
+        <w:jc w:val="center"/>
+      </w:pPr>
+      <w:r>
+        <w:rPr>
+          <w:i/>
+          <w:sz w:val="19"/>
+        </w:rPr>
+        <w:t>Figure 13: Matching trace ID across booking-service and equipment-service logs</w:t>
       </w:r>
     </w:p>
     <w:p>
@@ -1952,7 +1147,7 @@
     </w:p>
     <w:p>
       <w:r>
-        <w:t>Decision: authentication is enforced once, centrally, at the API Gateway (JwtAuthenticationGlobalFilter), which validates the JWT and forwards the identity via X-Auth-User/X-Auth-Roles headers; each service additionally runs a lightweight RoleGuard so a request that bypasses the Gateway is still rejected rather than trusted implicitly. Rejected alternatives: per-service Spring Security + JWT decoding (duplicates verification logic across services); trusting downstream services completely with no re-check (defeats the "avoid direct access" requirement); OAuth2 with an external Authorization Server (disproportionate operational cost for two roles). See Appendix A.1 for full rationale and consequences.</w:t>
+        <w:t>Decision: authentication is enforced once, centrally, at the API Gateway (JwtAuthenticationGlobalFilter), which validates the JWT and forwards the identity via X-Auth-User/X-Auth-Roles headers; each service additionally runs a lightweight RoleGuard so a request that bypasses the Gateway is still rejected rather than trusted implicitly. This follows recommended practice for centralising authentication concerns at the gateway in Spring-based microservice deployments [4]. Rejected alternatives: per-service Spring Security + JWT decoding (duplicates verification logic across services); trusting downstream services completely with no re-check (defeats the "avoid direct access" requirement); OAuth2 with an external Authorization Server (disproportionate operational cost for two roles). See Appendix A.1 for full rationale and consequences.</w:t>
       </w:r>
     </w:p>
     <w:p>
@@ -1965,7 +1160,7 @@
     </w:p>
     <w:p>
       <w:r>
-        <w:t>Decision: booking completion publishes a MaintenanceRequested event to RabbitMQ rather than calling Equipment Service synchronously, because the caller does not need the result, the event must survive Equipment Service being temporarily down, and this interaction's failure domain should be decoupled from booking completion's success. Rejected alternatives: a synchronous call mirroring the availability check (couples booking completion to Equipment Service's availability for a side effect the caller doesn't wait on); Kafka (unneeded complexity for one event type at this scale); Spring Cloud Stream (adds an abstraction layer not needed for one exchange/queue). See Appendix A.2 for full rationale and consequences.</w:t>
+        <w:t>Decision: booking completion publishes a MaintenanceRequested event to RabbitMQ rather than calling Equipment Service synchronously, because the caller does not need the result, the event must survive Equipment Service being temporarily down, and this interaction's failure domain should be decoupled from booking completion's success. RabbitMQ was chosen over Kafka based on comparative message-queue benchmarking showing RabbitMQ's lower operational overhead is well suited to lower-throughput, single-event-type workloads like this one [3]. Rejected alternatives: a synchronous call mirroring the availability check (couples booking completion to Equipment Service's availability for a side effect the caller doesn't wait on); Kafka (unneeded complexity for one event type at this scale) [1]; Spring Cloud Stream (adds an abstraction layer not needed for one exchange/queue). See Appendix A.2 for full rationale and consequences.</w:t>
       </w:r>
     </w:p>
     <w:p>
@@ -1978,7 +1173,7 @@
     </w:p>
     <w:p>
       <w:r>
-        <w:t>Decision: the synchronous availability check is wrapped with Resilience4J Retry (3 attempts, 500ms apart) and CircuitBreaker (opens at 50%+ failure rate over a 10-call window, min. 5 calls), backed by 2s Feign connect/read timeouts, with a fallback that returns a clear 503 instead of a hang or raw exception. Rejected alternatives: no resilience wrapper (violates the requirement outright); retry only (keeps hammering a genuinely down dependency); circuit breaker only (would trip on single transient blips retry would otherwise absorb); async TimeLimiter (would force the synchronous booking flow onto an async model for no real benefit over Feign's own timeout). See Appendix A.3 for full rationale and consequences.</w:t>
+        <w:t>Decision: the synchronous availability check is wrapped with Resilience4J Retry (3 attempts, 500ms apart) and CircuitBreaker (opens at 50%+ failure rate over a 10-call window, min. 5 calls), backed by 2s Feign connect/read timeouts, with a fallback that returns a clear 503 instead of a hang or raw exception - consistent with recent work showing a tuned circuit-breaker pattern reduces failure-detection and state-transition delay in microservice architectures [2]. Rejected alternatives: no resilience wrapper (violates the requirement outright); retry only (keeps hammering a genuinely down dependency); circuit breaker only (would trip on single transient blips retry would otherwise absorb); async TimeLimiter (would force the synchronous booking flow onto an async model for no real benefit over Feign's own timeout). See Appendix A.3 for full rationale and consequences.</w:t>
       </w:r>
     </w:p>
     <w:p>
@@ -2904,6 +2099,99 @@
         <w:pStyle w:val="Heading1"/>
       </w:pPr>
       <w:r>
+        <w:t>References</w:t>
+      </w:r>
+    </w:p>
+    <w:p>
+      <w:r>
+        <w:t>IEEE citation style. In-text citation markers (e.g. [1]) appear throughout Sections 2.2, 2.3, and 2.4 where the corresponding source directly informed a design decision.</w:t>
+      </w:r>
+    </w:p>
+    <w:p>
+      <w:pPr>
+        <w:spacing w:after="160"/>
+        <w:ind w:left="504" w:hanging="504"/>
+      </w:pPr>
+      <w:r>
+        <w:rPr>
+          <w:b/>
+        </w:rPr>
+        <w:t xml:space="preserve">[1] </w:t>
+      </w:r>
+      <w:r>
+        <w:t>V. Velepucha and P. Flores, "A Survey on Microservices Architecture: Principles, Patterns and Migration Challenges," IEEE Access, vol. 11, pp. 88339-88358, 2023, doi: 10.1109/ACCESS.2023.3305687.</w:t>
+      </w:r>
+    </w:p>
+    <w:p>
+      <w:pPr>
+        <w:spacing w:after="160"/>
+        <w:ind w:left="504" w:hanging="504"/>
+      </w:pPr>
+      <w:r>
+        <w:rPr>
+          <w:b/>
+        </w:rPr>
+        <w:t xml:space="preserve">[2] </w:t>
+      </w:r>
+      <w:r>
+        <w:t>A. Hlybovets and I. Paprotskyi, "Increasing the Fault Tolerance in Microservice Architecture," Cybernetics and Systems Analysis, vol. 60, no. 3, pp. 161-172, 2024, doi: 10.1007/s10559-024-00689-0.</w:t>
+      </w:r>
+    </w:p>
+    <w:p>
+      <w:pPr>
+        <w:spacing w:after="160"/>
+        <w:ind w:left="504" w:hanging="504"/>
+      </w:pPr>
+      <w:r>
+        <w:rPr>
+          <w:b/>
+        </w:rPr>
+        <w:t xml:space="preserve">[3] </w:t>
+      </w:r>
+      <w:r>
+        <w:t>R. Maharjan, M. S. H. Chy, M. A. Arju, and T. Cerny, "Benchmarking Message Queues," Telecom, vol. 4, no. 2, pp. 298-312, 2023, doi: 10.3390/telecom4020018.</w:t>
+      </w:r>
+    </w:p>
+    <w:p>
+      <w:pPr>
+        <w:spacing w:after="160"/>
+        <w:ind w:left="504" w:hanging="504"/>
+      </w:pPr>
+      <w:r>
+        <w:rPr>
+          <w:b/>
+        </w:rPr>
+        <w:t xml:space="preserve">[4] </w:t>
+      </w:r>
+      <w:r>
+        <w:t>C. L. Aldea and R. Bocu, "Authentication Challenges and Solutions in Microservice Architectures," Applied Sciences, vol. 15, no. 22, art. 12088, 2025, doi: 10.3390/app152212088.</w:t>
+      </w:r>
+    </w:p>
+    <w:p>
+      <w:pPr>
+        <w:spacing w:after="160"/>
+        <w:ind w:left="504" w:hanging="504"/>
+      </w:pPr>
+      <w:r>
+        <w:rPr>
+          <w:b/>
+        </w:rPr>
+        <w:t xml:space="preserve">[5] </w:t>
+      </w:r>
+      <w:r>
+        <w:t>C. Colarusso, A. De Caro, I. Falco, L. Goglia, and E. Zimeo, "A distributed tracing pipeline for improving locality awareness of microservices applications," Software: Practice and Experience, vol. 54, no. 6, pp. 1118-1140, 2024, doi: 10.1002/spe.3317.</w:t>
+      </w:r>
+    </w:p>
+    <w:p>
+      <w:r>
+        <w:br w:type="page"/>
+      </w:r>
+    </w:p>
+    <w:p>
+      <w:pPr>
+        <w:pStyle w:val="Heading1"/>
+      </w:pPr>
+      <w:r>
         <w:t>Appendix A: Full Architecture Decision Records</w:t>
       </w:r>
     </w:p>
@@ -3113,6 +2401,13 @@
       </w:r>
     </w:p>
     <w:p>
+      <w:r>
+        <w:t>Gateway-centred JWT enforcement with Spring Security components, as adopted here, is consistent</w:t>
+        <w:br/>
+        <w:t>with recent published guidance on securing Spring Boot-based microservice ecosystems [4].</w:t>
+      </w:r>
+    </w:p>
+    <w:p>
       <w:pPr>
         <w:pStyle w:val="Heading3"/>
       </w:pPr>
@@ -3288,12 +2583,12 @@
         <w:pStyle w:val="ListBullet"/>
       </w:pPr>
       <w:r>
-        <w:t>Report evidence: Section 2.3 "Security" (`docs/evidence-crud-security.txt`, items 1-3: 200 login,</w:t>
+        <w:t>Report evidence: Section 2.3 "REST APIs, Authentication and Role-Based Access"</w:t>
       </w:r>
     </w:p>
     <w:p>
       <w:r>
-        <w:t>401 no-token, 403 wrong-role)</w:t>
+        <w:t>(`docs/screenshots/09-crud-security-part1.jpg`: 200 login, 401 no-token, 403 wrong-role)</w:t>
       </w:r>
     </w:p>
     <w:p>
@@ -3302,6 +2597,23 @@
       </w:pPr>
       <w:r>
         <w:t>Screencast timestamp: **TBD - insert after recording**</w:t>
+      </w:r>
+    </w:p>
+    <w:p>
+      <w:pPr>
+        <w:pStyle w:val="Heading3"/>
+      </w:pPr>
+      <w:r>
+        <w:t>References</w:t>
+      </w:r>
+    </w:p>
+    <w:p>
+      <w:r>
+        <w:t>[4] C. L. Aldea and R. Bocu, "Authentication Challenges and Solutions in Microservice</w:t>
+        <w:br/>
+        <w:t>Architectures," *Applied Sciences*, vol. 15, no. 22, art. 12088, 2025,</w:t>
+        <w:br/>
+        <w:t>doi: 10.3390/app152212088.</w:t>
       </w:r>
     </w:p>
     <w:p>
@@ -3517,7 +2829,13 @@
         <w:br/>
         <w:t xml:space="preserve">   container, simpler `docker-compose` entry, quicker to demonstrate) was a better fit for a</w:t>
         <w:br/>
-        <w:t xml:space="preserve">   two-service, single-event-type system.</w:t>
+        <w:t xml:space="preserve">   two-service, single-event-type system. Empirical message-queue benchmarking supports this:</w:t>
+        <w:br/>
+        <w:t xml:space="preserve">   RabbitMQ remains competitive with lower operational complexity at moderate throughput, while</w:t>
+        <w:br/>
+        <w:t xml:space="preserve">   Kafka's advantages concentrate at large-scale, high-throughput, multi-consumer-group workloads</w:t>
+        <w:br/>
+        <w:t xml:space="preserve">   this system does not have [3].</w:t>
         <w:br/>
         <w:t>3. **Spring Cloud Stream abstraction over RabbitMQ** instead of raw `spring-boot-starter-amqp` +</w:t>
         <w:br/>
@@ -3697,6 +3015,19 @@
         <w:pStyle w:val="ListBullet"/>
       </w:pPr>
       <w:r>
+        <w:t>Actual message payload (exchange, routing key, JSON body, traceparent header), captured via</w:t>
+      </w:r>
+    </w:p>
+    <w:p>
+      <w:r>
+        <w:t>RabbitMQ's "Get messages" inspector: `docs/screenshots/08-rabbitmq-message-payload.jpg`</w:t>
+      </w:r>
+    </w:p>
+    <w:p>
+      <w:pPr>
+        <w:pStyle w:val="ListBullet"/>
+      </w:pPr>
+      <w:r>
         <w:t>Distributed trace showing the publish/consume hop: `docs/screenshots/05-zipkin-async-trace.jpg`</w:t>
       </w:r>
     </w:p>
@@ -3721,6 +3052,30 @@
       </w:pPr>
       <w:r>
         <w:t>Screencast timestamp: **TBD - insert after recording**</w:t>
+      </w:r>
+    </w:p>
+    <w:p>
+      <w:pPr>
+        <w:pStyle w:val="Heading3"/>
+      </w:pPr>
+      <w:r>
+        <w:t>References</w:t>
+      </w:r>
+    </w:p>
+    <w:p>
+      <w:r>
+        <w:t>[1] V. Velepucha and P. Flores, "A Survey on Microservices Architecture: Principles, Patterns and</w:t>
+        <w:br/>
+        <w:t>Migration Challenges," *IEEE Access*, vol. 11, pp. 88339-88358, 2023,</w:t>
+        <w:br/>
+        <w:t>doi: 10.1109/ACCESS.2023.3305687.</w:t>
+      </w:r>
+    </w:p>
+    <w:p>
+      <w:r>
+        <w:t>[3] R. Maharjan, M. S. H. Chy, M. A. Arju, and T. Cerny, "Benchmarking Message Queues," *Telecom*,</w:t>
+        <w:br/>
+        <w:t>vol. 4, no. 2, pp. 298-312, 2023, doi: 10.3390/telecom4020018.</w:t>
       </w:r>
     </w:p>
     <w:p>
@@ -4032,7 +3387,11 @@
         <w:br/>
         <w:t xml:space="preserve">  protecting Booking Service from wasting resources on a service known to be down. It then</w:t>
         <w:br/>
-        <w:t xml:space="preserve">  half-opens automatically to test recovery with a limited number of trial calls.</w:t>
+        <w:t xml:space="preserve">  half-opens automatically to test recovery with a limited number of trial calls. This</w:t>
+        <w:br/>
+        <w:t xml:space="preserve">  CLOSED → OPEN → HALF_OPEN lifecycle mirrors circuit-breaker refinements proposed to reduce</w:t>
+        <w:br/>
+        <w:t xml:space="preserve">  state-transition delay and improve failure detection in microservice architectures [2].</w:t>
       </w:r>
     </w:p>
     <w:p>
@@ -4254,14 +3613,14 @@
         <w:pStyle w:val="ListBullet"/>
       </w:pPr>
       <w:r>
-        <w:t>Resilience evidence transcript: `docs/evidence-resilience.txt` - circuit breaker state</w:t>
+        <w:t>Resilience evidence: `docs/screenshots/11-resilience.jpg` - circuit breaker state</w:t>
       </w:r>
     </w:p>
     <w:p>
       <w:r>
         <w:t>`CLOSED` → repeated `503`s → `OPEN` (`failureRate: 80%`, `notPermittedCalls: 17`) → automatic</w:t>
         <w:br/>
-        <w:t xml:space="preserve">  `HALF_OPEN` transition</w:t>
+        <w:t xml:space="preserve">  `HALF_OPEN` transition (raw transcript also kept at `docs/evidence-resilience.txt`)</w:t>
       </w:r>
     </w:p>
     <w:p>
@@ -4278,6 +3637,23 @@
       </w:pPr>
       <w:r>
         <w:t>Screencast timestamp: **TBD - insert after recording**</w:t>
+      </w:r>
+    </w:p>
+    <w:p>
+      <w:pPr>
+        <w:pStyle w:val="Heading3"/>
+      </w:pPr>
+      <w:r>
+        <w:t>References</w:t>
+      </w:r>
+    </w:p>
+    <w:p>
+      <w:r>
+        <w:t>[2] A. Hlybovets and I. Paprotskyi, "Increasing the Fault Tolerance in Microservice Architecture,"</w:t>
+        <w:br/>
+        <w:t>*Cybernetics and Systems Analysis*, vol. 60, no. 3, pp. 161-172, 2024,</w:t>
+        <w:br/>
+        <w:t>doi: 10.1007/s10559-024-00689-0.</w:t>
       </w:r>
     </w:p>
     <w:p>

--- a/docs/Technical_Report.docx
+++ b/docs/Technical_Report.docx
@@ -183,8 +183,8 @@
         <w:tblLook w:firstColumn="1" w:firstRow="1" w:lastColumn="0" w:lastRow="0" w:noHBand="0" w:noVBand="1" w:val="04A0"/>
       </w:tblPr>
       <w:tblGrid>
-        <w:gridCol w:w="4320"/>
-        <w:gridCol w:w="4320"/>
+        <w:gridCol w:w="2592"/>
+        <w:gridCol w:w="6480"/>
       </w:tblGrid>
       <w:tr>
         <w:tc>
@@ -192,7 +192,22 @@
             <w:tcW w:type="dxa" w:w="4320"/>
           </w:tcPr>
           <w:p>
+            <w:pPr>
+              <w:spacing w:after="40" w:line="240" w:lineRule="auto"/>
+              <w:jc w:val="left"/>
+            </w:pPr>
             <w:r>
+              <w:rPr>
+                <w:b/>
+              </w:rPr>
+            </w:r>
+            <w:r>
+              <w:rPr>
+                <w:rFonts w:ascii="Times New Roman" w:hAnsi="Times New Roman"/>
+                <w:b/>
+                <w:color w:val="000000"/>
+                <w:sz w:val="22"/>
+              </w:rPr>
               <w:t>Component</w:t>
             </w:r>
           </w:p>
@@ -202,7 +217,22 @@
             <w:tcW w:type="dxa" w:w="4320"/>
           </w:tcPr>
           <w:p>
+            <w:pPr>
+              <w:spacing w:after="40" w:line="240" w:lineRule="auto"/>
+              <w:jc w:val="left"/>
+            </w:pPr>
             <w:r>
+              <w:rPr>
+                <w:b/>
+              </w:rPr>
+            </w:r>
+            <w:r>
+              <w:rPr>
+                <w:rFonts w:ascii="Times New Roman" w:hAnsi="Times New Roman"/>
+                <w:b/>
+                <w:color w:val="000000"/>
+                <w:sz w:val="22"/>
+              </w:rPr>
               <w:t>Responsibility</w:t>
             </w:r>
           </w:p>
@@ -214,7 +244,22 @@
             <w:tcW w:type="dxa" w:w="4320"/>
           </w:tcPr>
           <w:p>
+            <w:pPr>
+              <w:spacing w:after="40" w:line="240" w:lineRule="auto"/>
+              <w:jc w:val="left"/>
+            </w:pPr>
             <w:r>
+              <w:rPr>
+                <w:b/>
+              </w:rPr>
+            </w:r>
+            <w:r>
+              <w:rPr>
+                <w:rFonts w:ascii="Times New Roman" w:hAnsi="Times New Roman"/>
+                <w:b/>
+                <w:color w:val="000000"/>
+                <w:sz w:val="21"/>
+              </w:rPr>
               <w:t>API Gateway (:8080)</w:t>
             </w:r>
           </w:p>
@@ -224,7 +269,19 @@
             <w:tcW w:type="dxa" w:w="4320"/>
           </w:tcPr>
           <w:p>
+            <w:pPr>
+              <w:spacing w:after="40" w:line="240" w:lineRule="auto"/>
+              <w:jc w:val="left"/>
+            </w:pPr>
             <w:r>
+              <w:rPr/>
+            </w:r>
+            <w:r>
+              <w:rPr>
+                <w:rFonts w:ascii="Times New Roman" w:hAnsi="Times New Roman"/>
+                <w:color w:val="000000"/>
+                <w:sz w:val="21"/>
+              </w:rPr>
               <w:t>Sole client entry point. Discovery-based routing to booking-service and equipment-service. Enforces JWT authentication via a global filter before forwarding any request. Applies a CorrelationId filter to every route.</w:t>
             </w:r>
           </w:p>
@@ -236,7 +293,22 @@
             <w:tcW w:type="dxa" w:w="4320"/>
           </w:tcPr>
           <w:p>
+            <w:pPr>
+              <w:spacing w:after="40" w:line="240" w:lineRule="auto"/>
+              <w:jc w:val="left"/>
+            </w:pPr>
             <w:r>
+              <w:rPr>
+                <w:b/>
+              </w:rPr>
+            </w:r>
+            <w:r>
+              <w:rPr>
+                <w:rFonts w:ascii="Times New Roman" w:hAnsi="Times New Roman"/>
+                <w:b/>
+                <w:color w:val="000000"/>
+                <w:sz w:val="21"/>
+              </w:rPr>
               <w:t>Eureka Discovery Server (:8761)</w:t>
             </w:r>
           </w:p>
@@ -246,7 +318,19 @@
             <w:tcW w:type="dxa" w:w="4320"/>
           </w:tcPr>
           <w:p>
+            <w:pPr>
+              <w:spacing w:after="40" w:line="240" w:lineRule="auto"/>
+              <w:jc w:val="left"/>
+            </w:pPr>
             <w:r>
+              <w:rPr/>
+            </w:r>
+            <w:r>
+              <w:rPr>
+                <w:rFonts w:ascii="Times New Roman" w:hAnsi="Times New Roman"/>
+                <w:color w:val="000000"/>
+                <w:sz w:val="21"/>
+              </w:rPr>
               <w:t>Service registry. All three application services (Gateway, Booking, Equipment) register on startup and are resolved via client-side load balancing (lb://) rather than hardcoded hosts/ports.</w:t>
             </w:r>
           </w:p>
@@ -258,7 +342,22 @@
             <w:tcW w:type="dxa" w:w="4320"/>
           </w:tcPr>
           <w:p>
+            <w:pPr>
+              <w:spacing w:after="40" w:line="240" w:lineRule="auto"/>
+              <w:jc w:val="left"/>
+            </w:pPr>
             <w:r>
+              <w:rPr>
+                <w:b/>
+              </w:rPr>
+            </w:r>
+            <w:r>
+              <w:rPr>
+                <w:rFonts w:ascii="Times New Roman" w:hAnsi="Times New Roman"/>
+                <w:b/>
+                <w:color w:val="000000"/>
+                <w:sz w:val="21"/>
+              </w:rPr>
               <w:t>Config Server (:8888)</w:t>
             </w:r>
           </w:p>
@@ -268,7 +367,19 @@
             <w:tcW w:type="dxa" w:w="4320"/>
           </w:tcPr>
           <w:p>
+            <w:pPr>
+              <w:spacing w:after="40" w:line="240" w:lineRule="auto"/>
+              <w:jc w:val="left"/>
+            </w:pPr>
             <w:r>
+              <w:rPr/>
+            </w:r>
+            <w:r>
+              <w:rPr>
+                <w:rFonts w:ascii="Times New Roman" w:hAnsi="Times New Roman"/>
+                <w:color w:val="000000"/>
+                <w:sz w:val="21"/>
+              </w:rPr>
               <w:t>Serves externalised configuration (native file-based repo) to every client, with dev and prod profiles per service. Sensitive values (JWT secret, DB passwords) are environment-variable placeholders, never hardcoded.</w:t>
             </w:r>
           </w:p>
@@ -280,7 +391,22 @@
             <w:tcW w:type="dxa" w:w="4320"/>
           </w:tcPr>
           <w:p>
+            <w:pPr>
+              <w:spacing w:after="40" w:line="240" w:lineRule="auto"/>
+              <w:jc w:val="left"/>
+            </w:pPr>
             <w:r>
+              <w:rPr>
+                <w:b/>
+              </w:rPr>
+            </w:r>
+            <w:r>
+              <w:rPr>
+                <w:rFonts w:ascii="Times New Roman" w:hAnsi="Times New Roman"/>
+                <w:b/>
+                <w:color w:val="000000"/>
+                <w:sz w:val="21"/>
+              </w:rPr>
               <w:t>Booking Service (:8081)</w:t>
             </w:r>
           </w:p>
@@ -290,7 +416,19 @@
             <w:tcW w:type="dxa" w:w="4320"/>
           </w:tcPr>
           <w:p>
+            <w:pPr>
+              <w:spacing w:after="40" w:line="240" w:lineRule="auto"/>
+              <w:jc w:val="left"/>
+            </w:pPr>
             <w:r>
+              <w:rPr/>
+            </w:r>
+            <w:r>
+              <w:rPr>
+                <w:rFonts w:ascii="Times New Roman" w:hAnsi="Times New Roman"/>
+                <w:color w:val="000000"/>
+                <w:sz w:val="21"/>
+              </w:rPr>
               <w:t>Owns Booking and User entities. Issues JWTs. Synchronously calls Equipment Service (OpenFeign + Resilience4J) to check availability. Publishes the MaintenanceRequested event to RabbitMQ.</w:t>
             </w:r>
           </w:p>
@@ -302,7 +440,22 @@
             <w:tcW w:type="dxa" w:w="4320"/>
           </w:tcPr>
           <w:p>
+            <w:pPr>
+              <w:spacing w:after="40" w:line="240" w:lineRule="auto"/>
+              <w:jc w:val="left"/>
+            </w:pPr>
             <w:r>
+              <w:rPr>
+                <w:b/>
+              </w:rPr>
+            </w:r>
+            <w:r>
+              <w:rPr>
+                <w:rFonts w:ascii="Times New Roman" w:hAnsi="Times New Roman"/>
+                <w:b/>
+                <w:color w:val="000000"/>
+                <w:sz w:val="21"/>
+              </w:rPr>
               <w:t>Equipment Service (:8082)</w:t>
             </w:r>
           </w:p>
@@ -312,7 +465,19 @@
             <w:tcW w:type="dxa" w:w="4320"/>
           </w:tcPr>
           <w:p>
+            <w:pPr>
+              <w:spacing w:after="40" w:line="240" w:lineRule="auto"/>
+              <w:jc w:val="left"/>
+            </w:pPr>
             <w:r>
+              <w:rPr/>
+            </w:r>
+            <w:r>
+              <w:rPr>
+                <w:rFonts w:ascii="Times New Roman" w:hAnsi="Times New Roman"/>
+                <w:color w:val="000000"/>
+                <w:sz w:val="21"/>
+              </w:rPr>
               <w:t>Owns Equipment and MaintenanceRecord entities. Consumes the MaintenanceRequested event and updates its own state accordingly.</w:t>
             </w:r>
           </w:p>
@@ -324,7 +489,22 @@
             <w:tcW w:type="dxa" w:w="4320"/>
           </w:tcPr>
           <w:p>
+            <w:pPr>
+              <w:spacing w:after="40" w:line="240" w:lineRule="auto"/>
+              <w:jc w:val="left"/>
+            </w:pPr>
             <w:r>
+              <w:rPr>
+                <w:b/>
+              </w:rPr>
+            </w:r>
+            <w:r>
+              <w:rPr>
+                <w:rFonts w:ascii="Times New Roman" w:hAnsi="Times New Roman"/>
+                <w:b/>
+                <w:color w:val="000000"/>
+                <w:sz w:val="21"/>
+              </w:rPr>
               <w:t>RabbitMQ</w:t>
             </w:r>
           </w:p>
@@ -334,7 +514,19 @@
             <w:tcW w:type="dxa" w:w="4320"/>
           </w:tcPr>
           <w:p>
+            <w:pPr>
+              <w:spacing w:after="40" w:line="240" w:lineRule="auto"/>
+              <w:jc w:val="left"/>
+            </w:pPr>
             <w:r>
+              <w:rPr/>
+            </w:r>
+            <w:r>
+              <w:rPr>
+                <w:rFonts w:ascii="Times New Roman" w:hAnsi="Times New Roman"/>
+                <w:color w:val="000000"/>
+                <w:sz w:val="21"/>
+              </w:rPr>
               <w:t>Messaging infrastructure. Topic exchange lab-equipment-exchange, queue maintenance-requested-queue, routing key maintenance.requested.</w:t>
             </w:r>
           </w:p>
@@ -346,7 +538,22 @@
             <w:tcW w:type="dxa" w:w="4320"/>
           </w:tcPr>
           <w:p>
+            <w:pPr>
+              <w:spacing w:after="40" w:line="240" w:lineRule="auto"/>
+              <w:jc w:val="left"/>
+            </w:pPr>
             <w:r>
+              <w:rPr>
+                <w:b/>
+              </w:rPr>
+            </w:r>
+            <w:r>
+              <w:rPr>
+                <w:rFonts w:ascii="Times New Roman" w:hAnsi="Times New Roman"/>
+                <w:b/>
+                <w:color w:val="000000"/>
+                <w:sz w:val="21"/>
+              </w:rPr>
               <w:t>Zipkin (:9411)</w:t>
             </w:r>
           </w:p>
@@ -356,7 +563,19 @@
             <w:tcW w:type="dxa" w:w="4320"/>
           </w:tcPr>
           <w:p>
+            <w:pPr>
+              <w:spacing w:after="40" w:line="240" w:lineRule="auto"/>
+              <w:jc w:val="left"/>
+            </w:pPr>
             <w:r>
+              <w:rPr/>
+            </w:r>
+            <w:r>
+              <w:rPr>
+                <w:rFonts w:ascii="Times New Roman" w:hAnsi="Times New Roman"/>
+                <w:color w:val="000000"/>
+                <w:sz w:val="21"/>
+              </w:rPr>
               <w:t>Collects and visualises distributed traces exported via Micrometer Tracing + OpenTelemetry from all three application services.</w:t>
             </w:r>
           </w:p>
@@ -368,7 +587,22 @@
             <w:tcW w:type="dxa" w:w="4320"/>
           </w:tcPr>
           <w:p>
+            <w:pPr>
+              <w:spacing w:after="40" w:line="240" w:lineRule="auto"/>
+              <w:jc w:val="left"/>
+            </w:pPr>
             <w:r>
+              <w:rPr>
+                <w:b/>
+              </w:rPr>
+            </w:r>
+            <w:r>
+              <w:rPr>
+                <w:rFonts w:ascii="Times New Roman" w:hAnsi="Times New Roman"/>
+                <w:b/>
+                <w:color w:val="000000"/>
+                <w:sz w:val="21"/>
+              </w:rPr>
               <w:t>Booking DB / Equipment DB</w:t>
             </w:r>
           </w:p>
@@ -378,7 +612,19 @@
             <w:tcW w:type="dxa" w:w="4320"/>
           </w:tcPr>
           <w:p>
+            <w:pPr>
+              <w:spacing w:after="40" w:line="240" w:lineRule="auto"/>
+              <w:jc w:val="left"/>
+            </w:pPr>
             <w:r>
+              <w:rPr/>
+            </w:r>
+            <w:r>
+              <w:rPr>
+                <w:rFonts w:ascii="Times New Roman" w:hAnsi="Times New Roman"/>
+                <w:color w:val="000000"/>
+                <w:sz w:val="21"/>
+              </w:rPr>
               <w:t>Dedicated database per service (H2 in-memory for the dev profile, separate PostgreSQL instances on :5433/:5434 for the prod profile) - no shared schema between services.</w:t>
             </w:r>
           </w:p>
@@ -1147,9 +1393,220 @@
     </w:p>
     <w:p>
       <w:r>
-        <w:t>Decision: authentication is enforced once, centrally, at the API Gateway (JwtAuthenticationGlobalFilter), which validates the JWT and forwards the identity via X-Auth-User/X-Auth-Roles headers; each service additionally runs a lightweight RoleGuard so a request that bypasses the Gateway is still rejected rather than trusted implicitly. This follows recommended practice for centralising authentication concerns at the gateway in Spring-based microservice deployments [4]. Rejected alternatives: per-service Spring Security + JWT decoding (duplicates verification logic across services); trusting downstream services completely with no re-check (defeats the "avoid direct access" requirement); OAuth2 with an external Authorization Server (disproportionate operational cost for two roles). See Appendix A.1 for full rationale and consequences.</w:t>
+        <w:t>Decision: authentication is enforced once, centrally, at the API Gateway (JwtAuthenticationGlobalFilter), which validates the JWT and forwards the identity via X-Auth-User/X-Auth-Roles headers; each service additionally runs a lightweight RoleGuard so a request that bypasses the Gateway is still rejected rather than trusted implicitly. This follows recommended practice for centralising authentication concerns at the gateway in Spring-based microservice deployments [4]. See Appendix A.1 for full rationale and consequences.</w:t>
       </w:r>
     </w:p>
+    <w:tbl>
+      <w:tblPr>
+        <w:tblStyle w:val="LightGrid-Accent1"/>
+        <w:tblW w:type="auto" w:w="0"/>
+        <w:tblLook w:firstColumn="1" w:firstRow="1" w:lastColumn="0" w:lastRow="0" w:noHBand="0" w:noVBand="1" w:val="04A0"/>
+      </w:tblPr>
+      <w:tblGrid>
+        <w:gridCol w:w="2592"/>
+        <w:gridCol w:w="6480"/>
+      </w:tblGrid>
+      <w:tr>
+        <w:tc>
+          <w:tcPr>
+            <w:tcW w:type="dxa" w:w="4320"/>
+          </w:tcPr>
+          <w:p>
+            <w:pPr>
+              <w:spacing w:after="40" w:line="240" w:lineRule="auto"/>
+              <w:jc w:val="left"/>
+            </w:pPr>
+            <w:r>
+              <w:rPr>
+                <w:b/>
+              </w:rPr>
+            </w:r>
+            <w:r>
+              <w:rPr>
+                <w:rFonts w:ascii="Times New Roman" w:hAnsi="Times New Roman"/>
+                <w:b/>
+                <w:color w:val="000000"/>
+                <w:sz w:val="21"/>
+              </w:rPr>
+              <w:t>Alternative Considered</w:t>
+            </w:r>
+          </w:p>
+        </w:tc>
+        <w:tc>
+          <w:tcPr>
+            <w:tcW w:type="dxa" w:w="4320"/>
+          </w:tcPr>
+          <w:p>
+            <w:pPr>
+              <w:spacing w:after="40" w:line="240" w:lineRule="auto"/>
+              <w:jc w:val="left"/>
+            </w:pPr>
+            <w:r>
+              <w:rPr>
+                <w:b/>
+              </w:rPr>
+            </w:r>
+            <w:r>
+              <w:rPr>
+                <w:rFonts w:ascii="Times New Roman" w:hAnsi="Times New Roman"/>
+                <w:b/>
+                <w:color w:val="000000"/>
+                <w:sz w:val="21"/>
+              </w:rPr>
+              <w:t>Why Not Chosen</w:t>
+            </w:r>
+          </w:p>
+        </w:tc>
+      </w:tr>
+      <w:tr>
+        <w:tc>
+          <w:tcPr>
+            <w:tcW w:type="dxa" w:w="4320"/>
+          </w:tcPr>
+          <w:p>
+            <w:pPr>
+              <w:spacing w:after="40" w:line="240" w:lineRule="auto"/>
+              <w:jc w:val="left"/>
+            </w:pPr>
+            <w:r>
+              <w:rPr>
+                <w:b/>
+              </w:rPr>
+            </w:r>
+            <w:r>
+              <w:rPr>
+                <w:rFonts w:ascii="Times New Roman" w:hAnsi="Times New Roman"/>
+                <w:b/>
+                <w:color w:val="000000"/>
+                <w:sz w:val="20"/>
+              </w:rPr>
+              <w:t>Per-service Spring Security + JWT decoding</w:t>
+            </w:r>
+          </w:p>
+        </w:tc>
+        <w:tc>
+          <w:tcPr>
+            <w:tcW w:type="dxa" w:w="4320"/>
+          </w:tcPr>
+          <w:p>
+            <w:pPr>
+              <w:spacing w:after="40" w:line="240" w:lineRule="auto"/>
+              <w:jc w:val="left"/>
+            </w:pPr>
+            <w:r>
+              <w:rPr/>
+            </w:r>
+            <w:r>
+              <w:rPr>
+                <w:rFonts w:ascii="Times New Roman" w:hAnsi="Times New Roman"/>
+                <w:color w:val="000000"/>
+                <w:sz w:val="20"/>
+              </w:rPr>
+              <w:t>Duplicates verification logic across every service instead of once.</w:t>
+            </w:r>
+          </w:p>
+        </w:tc>
+      </w:tr>
+      <w:tr>
+        <w:tc>
+          <w:tcPr>
+            <w:tcW w:type="dxa" w:w="4320"/>
+          </w:tcPr>
+          <w:p>
+            <w:pPr>
+              <w:spacing w:after="40" w:line="240" w:lineRule="auto"/>
+              <w:jc w:val="left"/>
+            </w:pPr>
+            <w:r>
+              <w:rPr>
+                <w:b/>
+              </w:rPr>
+            </w:r>
+            <w:r>
+              <w:rPr>
+                <w:rFonts w:ascii="Times New Roman" w:hAnsi="Times New Roman"/>
+                <w:b/>
+                <w:color w:val="000000"/>
+                <w:sz w:val="20"/>
+              </w:rPr>
+              <w:t>Trust downstream services with no re-check</w:t>
+            </w:r>
+          </w:p>
+        </w:tc>
+        <w:tc>
+          <w:tcPr>
+            <w:tcW w:type="dxa" w:w="4320"/>
+          </w:tcPr>
+          <w:p>
+            <w:pPr>
+              <w:spacing w:after="40" w:line="240" w:lineRule="auto"/>
+              <w:jc w:val="left"/>
+            </w:pPr>
+            <w:r>
+              <w:rPr/>
+            </w:r>
+            <w:r>
+              <w:rPr>
+                <w:rFonts w:ascii="Times New Roman" w:hAnsi="Times New Roman"/>
+                <w:color w:val="000000"/>
+                <w:sz w:val="20"/>
+              </w:rPr>
+              <w:t>Defeats the "avoid direct access" requirement - a request that bypasses the Gateway would be trusted implicitly.</w:t>
+            </w:r>
+          </w:p>
+        </w:tc>
+      </w:tr>
+      <w:tr>
+        <w:tc>
+          <w:tcPr>
+            <w:tcW w:type="dxa" w:w="4320"/>
+          </w:tcPr>
+          <w:p>
+            <w:pPr>
+              <w:spacing w:after="40" w:line="240" w:lineRule="auto"/>
+              <w:jc w:val="left"/>
+            </w:pPr>
+            <w:r>
+              <w:rPr>
+                <w:b/>
+              </w:rPr>
+            </w:r>
+            <w:r>
+              <w:rPr>
+                <w:rFonts w:ascii="Times New Roman" w:hAnsi="Times New Roman"/>
+                <w:b/>
+                <w:color w:val="000000"/>
+                <w:sz w:val="20"/>
+              </w:rPr>
+              <w:t>OAuth2 with an external Authorization Server</w:t>
+            </w:r>
+          </w:p>
+        </w:tc>
+        <w:tc>
+          <w:tcPr>
+            <w:tcW w:type="dxa" w:w="4320"/>
+          </w:tcPr>
+          <w:p>
+            <w:pPr>
+              <w:spacing w:after="40" w:line="240" w:lineRule="auto"/>
+              <w:jc w:val="left"/>
+            </w:pPr>
+            <w:r>
+              <w:rPr/>
+            </w:r>
+            <w:r>
+              <w:rPr>
+                <w:rFonts w:ascii="Times New Roman" w:hAnsi="Times New Roman"/>
+                <w:color w:val="000000"/>
+                <w:sz w:val="20"/>
+              </w:rPr>
+              <w:t>Disproportionate operational cost (Keycloak/Spring Authorization Server) for a two-role system.</w:t>
+            </w:r>
+          </w:p>
+        </w:tc>
+      </w:tr>
+    </w:tbl>
+    <w:p/>
     <w:p>
       <w:pPr>
         <w:pStyle w:val="Heading2"/>
@@ -1160,9 +1617,220 @@
     </w:p>
     <w:p>
       <w:r>
-        <w:t>Decision: booking completion publishes a MaintenanceRequested event to RabbitMQ rather than calling Equipment Service synchronously, because the caller does not need the result, the event must survive Equipment Service being temporarily down, and this interaction's failure domain should be decoupled from booking completion's success. RabbitMQ was chosen over Kafka based on comparative message-queue benchmarking showing RabbitMQ's lower operational overhead is well suited to lower-throughput, single-event-type workloads like this one [3]. Rejected alternatives: a synchronous call mirroring the availability check (couples booking completion to Equipment Service's availability for a side effect the caller doesn't wait on); Kafka (unneeded complexity for one event type at this scale) [1]; Spring Cloud Stream (adds an abstraction layer not needed for one exchange/queue). See Appendix A.2 for full rationale and consequences.</w:t>
+        <w:t>Decision: booking completion publishes a MaintenanceRequested event to RabbitMQ rather than calling Equipment Service synchronously, because the caller does not need the result, the event must survive Equipment Service being temporarily down, and this interaction's failure domain should be decoupled from booking completion's success. RabbitMQ was chosen over Kafka based on comparative message-queue benchmarking showing RabbitMQ's lower operational overhead is well suited to lower-throughput, single-event-type workloads like this one [3]. See Appendix A.2 for full rationale and consequences.</w:t>
       </w:r>
     </w:p>
+    <w:tbl>
+      <w:tblPr>
+        <w:tblStyle w:val="LightGrid-Accent1"/>
+        <w:tblW w:type="auto" w:w="0"/>
+        <w:tblLook w:firstColumn="1" w:firstRow="1" w:lastColumn="0" w:lastRow="0" w:noHBand="0" w:noVBand="1" w:val="04A0"/>
+      </w:tblPr>
+      <w:tblGrid>
+        <w:gridCol w:w="2592"/>
+        <w:gridCol w:w="6480"/>
+      </w:tblGrid>
+      <w:tr>
+        <w:tc>
+          <w:tcPr>
+            <w:tcW w:type="dxa" w:w="4320"/>
+          </w:tcPr>
+          <w:p>
+            <w:pPr>
+              <w:spacing w:after="40" w:line="240" w:lineRule="auto"/>
+              <w:jc w:val="left"/>
+            </w:pPr>
+            <w:r>
+              <w:rPr>
+                <w:b/>
+              </w:rPr>
+            </w:r>
+            <w:r>
+              <w:rPr>
+                <w:rFonts w:ascii="Times New Roman" w:hAnsi="Times New Roman"/>
+                <w:b/>
+                <w:color w:val="000000"/>
+                <w:sz w:val="21"/>
+              </w:rPr>
+              <w:t>Alternative Considered</w:t>
+            </w:r>
+          </w:p>
+        </w:tc>
+        <w:tc>
+          <w:tcPr>
+            <w:tcW w:type="dxa" w:w="4320"/>
+          </w:tcPr>
+          <w:p>
+            <w:pPr>
+              <w:spacing w:after="40" w:line="240" w:lineRule="auto"/>
+              <w:jc w:val="left"/>
+            </w:pPr>
+            <w:r>
+              <w:rPr>
+                <w:b/>
+              </w:rPr>
+            </w:r>
+            <w:r>
+              <w:rPr>
+                <w:rFonts w:ascii="Times New Roman" w:hAnsi="Times New Roman"/>
+                <w:b/>
+                <w:color w:val="000000"/>
+                <w:sz w:val="21"/>
+              </w:rPr>
+              <w:t>Why Not Chosen</w:t>
+            </w:r>
+          </w:p>
+        </w:tc>
+      </w:tr>
+      <w:tr>
+        <w:tc>
+          <w:tcPr>
+            <w:tcW w:type="dxa" w:w="4320"/>
+          </w:tcPr>
+          <w:p>
+            <w:pPr>
+              <w:spacing w:after="40" w:line="240" w:lineRule="auto"/>
+              <w:jc w:val="left"/>
+            </w:pPr>
+            <w:r>
+              <w:rPr>
+                <w:b/>
+              </w:rPr>
+            </w:r>
+            <w:r>
+              <w:rPr>
+                <w:rFonts w:ascii="Times New Roman" w:hAnsi="Times New Roman"/>
+                <w:b/>
+                <w:color w:val="000000"/>
+                <w:sz w:val="20"/>
+              </w:rPr>
+              <w:t>Synchronous call mirroring the availability check</w:t>
+            </w:r>
+          </w:p>
+        </w:tc>
+        <w:tc>
+          <w:tcPr>
+            <w:tcW w:type="dxa" w:w="4320"/>
+          </w:tcPr>
+          <w:p>
+            <w:pPr>
+              <w:spacing w:after="40" w:line="240" w:lineRule="auto"/>
+              <w:jc w:val="left"/>
+            </w:pPr>
+            <w:r>
+              <w:rPr/>
+            </w:r>
+            <w:r>
+              <w:rPr>
+                <w:rFonts w:ascii="Times New Roman" w:hAnsi="Times New Roman"/>
+                <w:color w:val="000000"/>
+                <w:sz w:val="20"/>
+              </w:rPr>
+              <w:t>Couples booking completion's success/latency to Equipment Service's availability for a side effect the caller doesn't wait on.</w:t>
+            </w:r>
+          </w:p>
+        </w:tc>
+      </w:tr>
+      <w:tr>
+        <w:tc>
+          <w:tcPr>
+            <w:tcW w:type="dxa" w:w="4320"/>
+          </w:tcPr>
+          <w:p>
+            <w:pPr>
+              <w:spacing w:after="40" w:line="240" w:lineRule="auto"/>
+              <w:jc w:val="left"/>
+            </w:pPr>
+            <w:r>
+              <w:rPr>
+                <w:b/>
+              </w:rPr>
+            </w:r>
+            <w:r>
+              <w:rPr>
+                <w:rFonts w:ascii="Times New Roman" w:hAnsi="Times New Roman"/>
+                <w:b/>
+                <w:color w:val="000000"/>
+                <w:sz w:val="20"/>
+              </w:rPr>
+              <w:t>Kafka instead of RabbitMQ</w:t>
+            </w:r>
+          </w:p>
+        </w:tc>
+        <w:tc>
+          <w:tcPr>
+            <w:tcW w:type="dxa" w:w="4320"/>
+          </w:tcPr>
+          <w:p>
+            <w:pPr>
+              <w:spacing w:after="40" w:line="240" w:lineRule="auto"/>
+              <w:jc w:val="left"/>
+            </w:pPr>
+            <w:r>
+              <w:rPr/>
+            </w:r>
+            <w:r>
+              <w:rPr>
+                <w:rFonts w:ascii="Times New Roman" w:hAnsi="Times New Roman"/>
+                <w:color w:val="000000"/>
+                <w:sz w:val="20"/>
+              </w:rPr>
+              <w:t>Unneeded complexity (partitioning, consumer groups, log replay) for one event type at this scale [1].</w:t>
+            </w:r>
+          </w:p>
+        </w:tc>
+      </w:tr>
+      <w:tr>
+        <w:tc>
+          <w:tcPr>
+            <w:tcW w:type="dxa" w:w="4320"/>
+          </w:tcPr>
+          <w:p>
+            <w:pPr>
+              <w:spacing w:after="40" w:line="240" w:lineRule="auto"/>
+              <w:jc w:val="left"/>
+            </w:pPr>
+            <w:r>
+              <w:rPr>
+                <w:b/>
+              </w:rPr>
+            </w:r>
+            <w:r>
+              <w:rPr>
+                <w:rFonts w:ascii="Times New Roman" w:hAnsi="Times New Roman"/>
+                <w:b/>
+                <w:color w:val="000000"/>
+                <w:sz w:val="20"/>
+              </w:rPr>
+              <w:t>Spring Cloud Stream</w:t>
+            </w:r>
+          </w:p>
+        </w:tc>
+        <w:tc>
+          <w:tcPr>
+            <w:tcW w:type="dxa" w:w="4320"/>
+          </w:tcPr>
+          <w:p>
+            <w:pPr>
+              <w:spacing w:after="40" w:line="240" w:lineRule="auto"/>
+              <w:jc w:val="left"/>
+            </w:pPr>
+            <w:r>
+              <w:rPr/>
+            </w:r>
+            <w:r>
+              <w:rPr>
+                <w:rFonts w:ascii="Times New Roman" w:hAnsi="Times New Roman"/>
+                <w:color w:val="000000"/>
+                <w:sz w:val="20"/>
+              </w:rPr>
+              <w:t>Adds a binder abstraction layer not needed for one exchange/queue, and would obscure the wiring the report needs to evidence directly.</w:t>
+            </w:r>
+          </w:p>
+        </w:tc>
+      </w:tr>
+    </w:tbl>
+    <w:p/>
     <w:p>
       <w:pPr>
         <w:pStyle w:val="Heading2"/>
@@ -1173,9 +1841,269 @@
     </w:p>
     <w:p>
       <w:r>
-        <w:t>Decision: the synchronous availability check is wrapped with Resilience4J Retry (3 attempts, 500ms apart) and CircuitBreaker (opens at 50%+ failure rate over a 10-call window, min. 5 calls), backed by 2s Feign connect/read timeouts, with a fallback that returns a clear 503 instead of a hang or raw exception - consistent with recent work showing a tuned circuit-breaker pattern reduces failure-detection and state-transition delay in microservice architectures [2]. Rejected alternatives: no resilience wrapper (violates the requirement outright); retry only (keeps hammering a genuinely down dependency); circuit breaker only (would trip on single transient blips retry would otherwise absorb); async TimeLimiter (would force the synchronous booking flow onto an async model for no real benefit over Feign's own timeout). See Appendix A.3 for full rationale and consequences.</w:t>
+        <w:t>Decision: the synchronous availability check is wrapped with Resilience4J Retry (3 attempts, 500ms apart) and CircuitBreaker (opens at 50%+ failure rate over a 10-call window, min. 5 calls), backed by 2s Feign connect/read timeouts, with a fallback that returns a clear 503 instead of a hang or raw exception - consistent with recent work showing a tuned circuit-breaker pattern reduces failure-detection and state-transition delay in microservice architectures [2]. See Appendix A.3 for full rationale and consequences.</w:t>
       </w:r>
     </w:p>
+    <w:tbl>
+      <w:tblPr>
+        <w:tblStyle w:val="LightGrid-Accent1"/>
+        <w:tblW w:type="auto" w:w="0"/>
+        <w:tblLook w:firstColumn="1" w:firstRow="1" w:lastColumn="0" w:lastRow="0" w:noHBand="0" w:noVBand="1" w:val="04A0"/>
+      </w:tblPr>
+      <w:tblGrid>
+        <w:gridCol w:w="2592"/>
+        <w:gridCol w:w="6480"/>
+      </w:tblGrid>
+      <w:tr>
+        <w:tc>
+          <w:tcPr>
+            <w:tcW w:type="dxa" w:w="4320"/>
+          </w:tcPr>
+          <w:p>
+            <w:pPr>
+              <w:spacing w:after="40" w:line="240" w:lineRule="auto"/>
+              <w:jc w:val="left"/>
+            </w:pPr>
+            <w:r>
+              <w:rPr>
+                <w:b/>
+              </w:rPr>
+            </w:r>
+            <w:r>
+              <w:rPr>
+                <w:rFonts w:ascii="Times New Roman" w:hAnsi="Times New Roman"/>
+                <w:b/>
+                <w:color w:val="000000"/>
+                <w:sz w:val="21"/>
+              </w:rPr>
+              <w:t>Alternative Considered</w:t>
+            </w:r>
+          </w:p>
+        </w:tc>
+        <w:tc>
+          <w:tcPr>
+            <w:tcW w:type="dxa" w:w="4320"/>
+          </w:tcPr>
+          <w:p>
+            <w:pPr>
+              <w:spacing w:after="40" w:line="240" w:lineRule="auto"/>
+              <w:jc w:val="left"/>
+            </w:pPr>
+            <w:r>
+              <w:rPr>
+                <w:b/>
+              </w:rPr>
+            </w:r>
+            <w:r>
+              <w:rPr>
+                <w:rFonts w:ascii="Times New Roman" w:hAnsi="Times New Roman"/>
+                <w:b/>
+                <w:color w:val="000000"/>
+                <w:sz w:val="21"/>
+              </w:rPr>
+              <w:t>Why Not Chosen</w:t>
+            </w:r>
+          </w:p>
+        </w:tc>
+      </w:tr>
+      <w:tr>
+        <w:tc>
+          <w:tcPr>
+            <w:tcW w:type="dxa" w:w="4320"/>
+          </w:tcPr>
+          <w:p>
+            <w:pPr>
+              <w:spacing w:after="40" w:line="240" w:lineRule="auto"/>
+              <w:jc w:val="left"/>
+            </w:pPr>
+            <w:r>
+              <w:rPr>
+                <w:b/>
+              </w:rPr>
+            </w:r>
+            <w:r>
+              <w:rPr>
+                <w:rFonts w:ascii="Times New Roman" w:hAnsi="Times New Roman"/>
+                <w:b/>
+                <w:color w:val="000000"/>
+                <w:sz w:val="20"/>
+              </w:rPr>
+              <w:t>No resilience wrapper</w:t>
+            </w:r>
+          </w:p>
+        </w:tc>
+        <w:tc>
+          <w:tcPr>
+            <w:tcW w:type="dxa" w:w="4320"/>
+          </w:tcPr>
+          <w:p>
+            <w:pPr>
+              <w:spacing w:after="40" w:line="240" w:lineRule="auto"/>
+              <w:jc w:val="left"/>
+            </w:pPr>
+            <w:r>
+              <w:rPr/>
+            </w:r>
+            <w:r>
+              <w:rPr>
+                <w:rFonts w:ascii="Times New Roman" w:hAnsi="Times New Roman"/>
+                <w:color w:val="000000"/>
+                <w:sz w:val="20"/>
+              </w:rPr>
+              <w:t>Violates the assignment's explicit resilience requirement outright.</w:t>
+            </w:r>
+          </w:p>
+        </w:tc>
+      </w:tr>
+      <w:tr>
+        <w:tc>
+          <w:tcPr>
+            <w:tcW w:type="dxa" w:w="4320"/>
+          </w:tcPr>
+          <w:p>
+            <w:pPr>
+              <w:spacing w:after="40" w:line="240" w:lineRule="auto"/>
+              <w:jc w:val="left"/>
+            </w:pPr>
+            <w:r>
+              <w:rPr>
+                <w:b/>
+              </w:rPr>
+            </w:r>
+            <w:r>
+              <w:rPr>
+                <w:rFonts w:ascii="Times New Roman" w:hAnsi="Times New Roman"/>
+                <w:b/>
+                <w:color w:val="000000"/>
+                <w:sz w:val="20"/>
+              </w:rPr>
+              <w:t>Retry only, no circuit breaker</w:t>
+            </w:r>
+          </w:p>
+        </w:tc>
+        <w:tc>
+          <w:tcPr>
+            <w:tcW w:type="dxa" w:w="4320"/>
+          </w:tcPr>
+          <w:p>
+            <w:pPr>
+              <w:spacing w:after="40" w:line="240" w:lineRule="auto"/>
+              <w:jc w:val="left"/>
+            </w:pPr>
+            <w:r>
+              <w:rPr/>
+            </w:r>
+            <w:r>
+              <w:rPr>
+                <w:rFonts w:ascii="Times New Roman" w:hAnsi="Times New Roman"/>
+                <w:color w:val="000000"/>
+                <w:sz w:val="20"/>
+              </w:rPr>
+              <w:t>Keeps hammering a genuinely-down dependency on every request instead of protecting Booking Service's own resources.</w:t>
+            </w:r>
+          </w:p>
+        </w:tc>
+      </w:tr>
+      <w:tr>
+        <w:tc>
+          <w:tcPr>
+            <w:tcW w:type="dxa" w:w="4320"/>
+          </w:tcPr>
+          <w:p>
+            <w:pPr>
+              <w:spacing w:after="40" w:line="240" w:lineRule="auto"/>
+              <w:jc w:val="left"/>
+            </w:pPr>
+            <w:r>
+              <w:rPr>
+                <w:b/>
+              </w:rPr>
+            </w:r>
+            <w:r>
+              <w:rPr>
+                <w:rFonts w:ascii="Times New Roman" w:hAnsi="Times New Roman"/>
+                <w:b/>
+                <w:color w:val="000000"/>
+                <w:sz w:val="20"/>
+              </w:rPr>
+              <w:t>Circuit breaker only, no retry</w:t>
+            </w:r>
+          </w:p>
+        </w:tc>
+        <w:tc>
+          <w:tcPr>
+            <w:tcW w:type="dxa" w:w="4320"/>
+          </w:tcPr>
+          <w:p>
+            <w:pPr>
+              <w:spacing w:after="40" w:line="240" w:lineRule="auto"/>
+              <w:jc w:val="left"/>
+            </w:pPr>
+            <w:r>
+              <w:rPr/>
+            </w:r>
+            <w:r>
+              <w:rPr>
+                <w:rFonts w:ascii="Times New Roman" w:hAnsi="Times New Roman"/>
+                <w:color w:val="000000"/>
+                <w:sz w:val="20"/>
+              </w:rPr>
+              <w:t>A single transient TCP hiccup would count as a hard failure and could trip the breaker unnecessarily.</w:t>
+            </w:r>
+          </w:p>
+        </w:tc>
+      </w:tr>
+      <w:tr>
+        <w:tc>
+          <w:tcPr>
+            <w:tcW w:type="dxa" w:w="4320"/>
+          </w:tcPr>
+          <w:p>
+            <w:pPr>
+              <w:spacing w:after="40" w:line="240" w:lineRule="auto"/>
+              <w:jc w:val="left"/>
+            </w:pPr>
+            <w:r>
+              <w:rPr>
+                <w:b/>
+              </w:rPr>
+            </w:r>
+            <w:r>
+              <w:rPr>
+                <w:rFonts w:ascii="Times New Roman" w:hAnsi="Times New Roman"/>
+                <w:b/>
+                <w:color w:val="000000"/>
+                <w:sz w:val="20"/>
+              </w:rPr>
+              <w:t>Async @TimeLimiter</w:t>
+            </w:r>
+          </w:p>
+        </w:tc>
+        <w:tc>
+          <w:tcPr>
+            <w:tcW w:type="dxa" w:w="4320"/>
+          </w:tcPr>
+          <w:p>
+            <w:pPr>
+              <w:spacing w:after="40" w:line="240" w:lineRule="auto"/>
+              <w:jc w:val="left"/>
+            </w:pPr>
+            <w:r>
+              <w:rPr/>
+            </w:r>
+            <w:r>
+              <w:rPr>
+                <w:rFonts w:ascii="Times New Roman" w:hAnsi="Times New Roman"/>
+                <w:color w:val="000000"/>
+                <w:sz w:val="20"/>
+              </w:rPr>
+              <w:t>Would force the synchronous booking flow onto an async (CompletableFuture) model for no real benefit over Feign's own connect/read timeouts.</w:t>
+            </w:r>
+          </w:p>
+        </w:tc>
+      </w:tr>
+    </w:tbl>
+    <w:p/>
     <w:p>
       <w:r>
         <w:br w:type="page"/>
@@ -1214,11 +2142,20 @@
           </w:tcPr>
           <w:p>
             <w:pPr>
-              <w:spacing w:after="20"/>
+              <w:spacing w:after="40" w:line="240" w:lineRule="auto"/>
+              <w:jc w:val="left"/>
             </w:pPr>
             <w:r>
               <w:rPr>
-                <w:sz w:val="18"/>
+                <w:b/>
+              </w:rPr>
+            </w:r>
+            <w:r>
+              <w:rPr>
+                <w:rFonts w:ascii="Times New Roman" w:hAnsi="Times New Roman"/>
+                <w:b/>
+                <w:color w:val="000000"/>
+                <w:sz w:val="19"/>
               </w:rPr>
               <w:t>Requirement</w:t>
             </w:r>
@@ -1230,11 +2167,20 @@
           </w:tcPr>
           <w:p>
             <w:pPr>
-              <w:spacing w:after="20"/>
+              <w:spacing w:after="40" w:line="240" w:lineRule="auto"/>
+              <w:jc w:val="left"/>
             </w:pPr>
             <w:r>
               <w:rPr>
-                <w:sz w:val="18"/>
+                <w:b/>
+              </w:rPr>
+            </w:r>
+            <w:r>
+              <w:rPr>
+                <w:rFonts w:ascii="Times New Roman" w:hAnsi="Times New Roman"/>
+                <w:b/>
+                <w:color w:val="000000"/>
+                <w:sz w:val="19"/>
               </w:rPr>
               <w:t>Section</w:t>
             </w:r>
@@ -1246,11 +2192,20 @@
           </w:tcPr>
           <w:p>
             <w:pPr>
-              <w:spacing w:after="20"/>
+              <w:spacing w:after="40" w:line="240" w:lineRule="auto"/>
+              <w:jc w:val="left"/>
             </w:pPr>
             <w:r>
               <w:rPr>
-                <w:sz w:val="18"/>
+                <w:b/>
+              </w:rPr>
+            </w:r>
+            <w:r>
+              <w:rPr>
+                <w:rFonts w:ascii="Times New Roman" w:hAnsi="Times New Roman"/>
+                <w:b/>
+                <w:color w:val="000000"/>
+                <w:sz w:val="19"/>
               </w:rPr>
               <w:t>Screencast</w:t>
             </w:r>
@@ -1262,11 +2217,20 @@
           </w:tcPr>
           <w:p>
             <w:pPr>
-              <w:spacing w:after="20"/>
+              <w:spacing w:after="40" w:line="240" w:lineRule="auto"/>
+              <w:jc w:val="left"/>
             </w:pPr>
             <w:r>
               <w:rPr>
-                <w:sz w:val="18"/>
+                <w:b/>
+              </w:rPr>
+            </w:r>
+            <w:r>
+              <w:rPr>
+                <w:rFonts w:ascii="Times New Roman" w:hAnsi="Times New Roman"/>
+                <w:b/>
+                <w:color w:val="000000"/>
+                <w:sz w:val="19"/>
               </w:rPr>
               <w:t>ADR</w:t>
             </w:r>
@@ -1280,10 +2244,16 @@
           </w:tcPr>
           <w:p>
             <w:pPr>
-              <w:spacing w:after="20"/>
+              <w:spacing w:after="40" w:line="240" w:lineRule="auto"/>
+              <w:jc w:val="left"/>
             </w:pPr>
             <w:r>
+              <w:rPr/>
+            </w:r>
+            <w:r>
               <w:rPr>
+                <w:rFonts w:ascii="Times New Roman" w:hAnsi="Times New Roman"/>
+                <w:color w:val="000000"/>
                 <w:sz w:val="18"/>
               </w:rPr>
               <w:t>REST CRUD (Equipment): create/read/update/delete, status codes, validation</w:t>
@@ -1296,10 +2266,16 @@
           </w:tcPr>
           <w:p>
             <w:pPr>
-              <w:spacing w:after="20"/>
+              <w:spacing w:after="40" w:line="240" w:lineRule="auto"/>
+              <w:jc w:val="left"/>
             </w:pPr>
             <w:r>
+              <w:rPr/>
+            </w:r>
+            <w:r>
               <w:rPr>
+                <w:rFonts w:ascii="Times New Roman" w:hAnsi="Times New Roman"/>
+                <w:color w:val="000000"/>
                 <w:sz w:val="18"/>
               </w:rPr>
               <w:t>2.3 REST APIs</w:t>
@@ -1312,10 +2288,16 @@
           </w:tcPr>
           <w:p>
             <w:pPr>
-              <w:spacing w:after="20"/>
+              <w:spacing w:after="40" w:line="240" w:lineRule="auto"/>
+              <w:jc w:val="left"/>
             </w:pPr>
             <w:r>
+              <w:rPr/>
+            </w:r>
+            <w:r>
               <w:rPr>
+                <w:rFonts w:ascii="Times New Roman" w:hAnsi="Times New Roman"/>
+                <w:color w:val="000000"/>
                 <w:sz w:val="18"/>
               </w:rPr>
               <w:t>TBD</w:t>
@@ -1328,10 +2310,16 @@
           </w:tcPr>
           <w:p>
             <w:pPr>
-              <w:spacing w:after="20"/>
+              <w:spacing w:after="40" w:line="240" w:lineRule="auto"/>
+              <w:jc w:val="left"/>
             </w:pPr>
             <w:r>
+              <w:rPr/>
+            </w:r>
+            <w:r>
               <w:rPr>
+                <w:rFonts w:ascii="Times New Roman" w:hAnsi="Times New Roman"/>
+                <w:color w:val="000000"/>
                 <w:sz w:val="18"/>
               </w:rPr>
               <w:t>-</w:t>
@@ -1346,10 +2334,16 @@
           </w:tcPr>
           <w:p>
             <w:pPr>
-              <w:spacing w:after="20"/>
+              <w:spacing w:after="40" w:line="240" w:lineRule="auto"/>
+              <w:jc w:val="left"/>
             </w:pPr>
             <w:r>
+              <w:rPr/>
+            </w:r>
+            <w:r>
               <w:rPr>
+                <w:rFonts w:ascii="Times New Roman" w:hAnsi="Times New Roman"/>
+                <w:color w:val="000000"/>
                 <w:sz w:val="18"/>
               </w:rPr>
               <w:t>Eureka registration (all 3 services UP)</w:t>
@@ -1362,10 +2356,16 @@
           </w:tcPr>
           <w:p>
             <w:pPr>
-              <w:spacing w:after="20"/>
+              <w:spacing w:after="40" w:line="240" w:lineRule="auto"/>
+              <w:jc w:val="left"/>
             </w:pPr>
             <w:r>
+              <w:rPr/>
+            </w:r>
+            <w:r>
               <w:rPr>
+                <w:rFonts w:ascii="Times New Roman" w:hAnsi="Times New Roman"/>
+                <w:color w:val="000000"/>
                 <w:sz w:val="18"/>
               </w:rPr>
               <w:t>2.3 Gateway/Discovery/Config</w:t>
@@ -1378,10 +2378,16 @@
           </w:tcPr>
           <w:p>
             <w:pPr>
-              <w:spacing w:after="20"/>
+              <w:spacing w:after="40" w:line="240" w:lineRule="auto"/>
+              <w:jc w:val="left"/>
             </w:pPr>
             <w:r>
+              <w:rPr/>
+            </w:r>
+            <w:r>
               <w:rPr>
+                <w:rFonts w:ascii="Times New Roman" w:hAnsi="Times New Roman"/>
+                <w:color w:val="000000"/>
                 <w:sz w:val="18"/>
               </w:rPr>
               <w:t>TBD</w:t>
@@ -1394,10 +2400,16 @@
           </w:tcPr>
           <w:p>
             <w:pPr>
-              <w:spacing w:after="20"/>
+              <w:spacing w:after="40" w:line="240" w:lineRule="auto"/>
+              <w:jc w:val="left"/>
             </w:pPr>
             <w:r>
+              <w:rPr/>
+            </w:r>
+            <w:r>
               <w:rPr>
+                <w:rFonts w:ascii="Times New Roman" w:hAnsi="Times New Roman"/>
+                <w:color w:val="000000"/>
                 <w:sz w:val="18"/>
               </w:rPr>
               <w:t>-</w:t>
@@ -1412,10 +2424,16 @@
           </w:tcPr>
           <w:p>
             <w:pPr>
-              <w:spacing w:after="20"/>
+              <w:spacing w:after="40" w:line="240" w:lineRule="auto"/>
+              <w:jc w:val="left"/>
             </w:pPr>
             <w:r>
+              <w:rPr/>
+            </w:r>
+            <w:r>
               <w:rPr>
+                <w:rFonts w:ascii="Times New Roman" w:hAnsi="Times New Roman"/>
+                <w:color w:val="000000"/>
                 <w:sz w:val="18"/>
               </w:rPr>
               <w:t>Config Server: dev/prod profiles, externalised secrets</w:t>
@@ -1428,10 +2446,16 @@
           </w:tcPr>
           <w:p>
             <w:pPr>
-              <w:spacing w:after="20"/>
+              <w:spacing w:after="40" w:line="240" w:lineRule="auto"/>
+              <w:jc w:val="left"/>
             </w:pPr>
             <w:r>
+              <w:rPr/>
+            </w:r>
+            <w:r>
               <w:rPr>
+                <w:rFonts w:ascii="Times New Roman" w:hAnsi="Times New Roman"/>
+                <w:color w:val="000000"/>
                 <w:sz w:val="18"/>
               </w:rPr>
               <w:t>2.3 Gateway/Discovery/Config</w:t>
@@ -1444,10 +2468,16 @@
           </w:tcPr>
           <w:p>
             <w:pPr>
-              <w:spacing w:after="20"/>
+              <w:spacing w:after="40" w:line="240" w:lineRule="auto"/>
+              <w:jc w:val="left"/>
             </w:pPr>
             <w:r>
+              <w:rPr/>
+            </w:r>
+            <w:r>
               <w:rPr>
+                <w:rFonts w:ascii="Times New Roman" w:hAnsi="Times New Roman"/>
+                <w:color w:val="000000"/>
                 <w:sz w:val="18"/>
               </w:rPr>
               <w:t>TBD</w:t>
@@ -1460,10 +2490,16 @@
           </w:tcPr>
           <w:p>
             <w:pPr>
-              <w:spacing w:after="20"/>
+              <w:spacing w:after="40" w:line="240" w:lineRule="auto"/>
+              <w:jc w:val="left"/>
             </w:pPr>
             <w:r>
+              <w:rPr/>
+            </w:r>
+            <w:r>
               <w:rPr>
+                <w:rFonts w:ascii="Times New Roman" w:hAnsi="Times New Roman"/>
+                <w:color w:val="000000"/>
                 <w:sz w:val="18"/>
               </w:rPr>
               <w:t>-</w:t>
@@ -1478,10 +2514,16 @@
           </w:tcPr>
           <w:p>
             <w:pPr>
-              <w:spacing w:after="20"/>
+              <w:spacing w:after="40" w:line="240" w:lineRule="auto"/>
+              <w:jc w:val="left"/>
             </w:pPr>
             <w:r>
+              <w:rPr/>
+            </w:r>
+            <w:r>
               <w:rPr>
+                <w:rFonts w:ascii="Times New Roman" w:hAnsi="Times New Roman"/>
+                <w:color w:val="000000"/>
                 <w:sz w:val="18"/>
               </w:rPr>
               <w:t>Gateway routing + CorrelationId filter</w:t>
@@ -1494,10 +2536,16 @@
           </w:tcPr>
           <w:p>
             <w:pPr>
-              <w:spacing w:after="20"/>
+              <w:spacing w:after="40" w:line="240" w:lineRule="auto"/>
+              <w:jc w:val="left"/>
             </w:pPr>
             <w:r>
+              <w:rPr/>
+            </w:r>
+            <w:r>
               <w:rPr>
+                <w:rFonts w:ascii="Times New Roman" w:hAnsi="Times New Roman"/>
+                <w:color w:val="000000"/>
                 <w:sz w:val="18"/>
               </w:rPr>
               <w:t>2.2 / 2.3</w:t>
@@ -1510,10 +2558,16 @@
           </w:tcPr>
           <w:p>
             <w:pPr>
-              <w:spacing w:after="20"/>
+              <w:spacing w:after="40" w:line="240" w:lineRule="auto"/>
+              <w:jc w:val="left"/>
             </w:pPr>
             <w:r>
+              <w:rPr/>
+            </w:r>
+            <w:r>
               <w:rPr>
+                <w:rFonts w:ascii="Times New Roman" w:hAnsi="Times New Roman"/>
+                <w:color w:val="000000"/>
                 <w:sz w:val="18"/>
               </w:rPr>
               <w:t>TBD</w:t>
@@ -1526,10 +2580,16 @@
           </w:tcPr>
           <w:p>
             <w:pPr>
-              <w:spacing w:after="20"/>
+              <w:spacing w:after="40" w:line="240" w:lineRule="auto"/>
+              <w:jc w:val="left"/>
             </w:pPr>
             <w:r>
+              <w:rPr/>
+            </w:r>
+            <w:r>
               <w:rPr>
+                <w:rFonts w:ascii="Times New Roman" w:hAnsi="Times New Roman"/>
+                <w:color w:val="000000"/>
                 <w:sz w:val="18"/>
               </w:rPr>
               <w:t>ADR-001</w:t>
@@ -1544,10 +2604,16 @@
           </w:tcPr>
           <w:p>
             <w:pPr>
-              <w:spacing w:after="20"/>
+              <w:spacing w:after="40" w:line="240" w:lineRule="auto"/>
+              <w:jc w:val="left"/>
             </w:pPr>
             <w:r>
+              <w:rPr/>
+            </w:r>
+            <w:r>
               <w:rPr>
+                <w:rFonts w:ascii="Times New Roman" w:hAnsi="Times New Roman"/>
+                <w:color w:val="000000"/>
                 <w:sz w:val="18"/>
               </w:rPr>
               <w:t>JWT login, 401 unauth., 403 wrong role</w:t>
@@ -1560,10 +2626,16 @@
           </w:tcPr>
           <w:p>
             <w:pPr>
-              <w:spacing w:after="20"/>
+              <w:spacing w:after="40" w:line="240" w:lineRule="auto"/>
+              <w:jc w:val="left"/>
             </w:pPr>
             <w:r>
+              <w:rPr/>
+            </w:r>
+            <w:r>
               <w:rPr>
+                <w:rFonts w:ascii="Times New Roman" w:hAnsi="Times New Roman"/>
+                <w:color w:val="000000"/>
                 <w:sz w:val="18"/>
               </w:rPr>
               <w:t>2.3 Security</w:t>
@@ -1576,10 +2648,16 @@
           </w:tcPr>
           <w:p>
             <w:pPr>
-              <w:spacing w:after="20"/>
+              <w:spacing w:after="40" w:line="240" w:lineRule="auto"/>
+              <w:jc w:val="left"/>
             </w:pPr>
             <w:r>
+              <w:rPr/>
+            </w:r>
+            <w:r>
               <w:rPr>
+                <w:rFonts w:ascii="Times New Roman" w:hAnsi="Times New Roman"/>
+                <w:color w:val="000000"/>
                 <w:sz w:val="18"/>
               </w:rPr>
               <w:t>TBD</w:t>
@@ -1592,10 +2670,16 @@
           </w:tcPr>
           <w:p>
             <w:pPr>
-              <w:spacing w:after="20"/>
+              <w:spacing w:after="40" w:line="240" w:lineRule="auto"/>
+              <w:jc w:val="left"/>
             </w:pPr>
             <w:r>
+              <w:rPr/>
+            </w:r>
+            <w:r>
               <w:rPr>
+                <w:rFonts w:ascii="Times New Roman" w:hAnsi="Times New Roman"/>
+                <w:color w:val="000000"/>
                 <w:sz w:val="18"/>
               </w:rPr>
               <w:t>ADR-001</w:t>
@@ -1610,10 +2694,16 @@
           </w:tcPr>
           <w:p>
             <w:pPr>
-              <w:spacing w:after="20"/>
+              <w:spacing w:after="40" w:line="240" w:lineRule="auto"/>
+              <w:jc w:val="left"/>
             </w:pPr>
             <w:r>
+              <w:rPr/>
+            </w:r>
+            <w:r>
               <w:rPr>
+                <w:rFonts w:ascii="Times New Roman" w:hAnsi="Times New Roman"/>
+                <w:color w:val="000000"/>
                 <w:sz w:val="18"/>
               </w:rPr>
               <w:t>Sync call Booking → Equipment (OpenFeign)</w:t>
@@ -1626,10 +2716,16 @@
           </w:tcPr>
           <w:p>
             <w:pPr>
-              <w:spacing w:after="20"/>
+              <w:spacing w:after="40" w:line="240" w:lineRule="auto"/>
+              <w:jc w:val="left"/>
             </w:pPr>
             <w:r>
+              <w:rPr/>
+            </w:r>
+            <w:r>
               <w:rPr>
+                <w:rFonts w:ascii="Times New Roman" w:hAnsi="Times New Roman"/>
+                <w:color w:val="000000"/>
                 <w:sz w:val="18"/>
               </w:rPr>
               <w:t>2.3 Resilience</w:t>
@@ -1642,10 +2738,16 @@
           </w:tcPr>
           <w:p>
             <w:pPr>
-              <w:spacing w:after="20"/>
+              <w:spacing w:after="40" w:line="240" w:lineRule="auto"/>
+              <w:jc w:val="left"/>
             </w:pPr>
             <w:r>
+              <w:rPr/>
+            </w:r>
+            <w:r>
               <w:rPr>
+                <w:rFonts w:ascii="Times New Roman" w:hAnsi="Times New Roman"/>
+                <w:color w:val="000000"/>
                 <w:sz w:val="18"/>
               </w:rPr>
               <w:t>TBD</w:t>
@@ -1658,10 +2760,16 @@
           </w:tcPr>
           <w:p>
             <w:pPr>
-              <w:spacing w:after="20"/>
+              <w:spacing w:after="40" w:line="240" w:lineRule="auto"/>
+              <w:jc w:val="left"/>
             </w:pPr>
             <w:r>
+              <w:rPr/>
+            </w:r>
+            <w:r>
               <w:rPr>
+                <w:rFonts w:ascii="Times New Roman" w:hAnsi="Times New Roman"/>
+                <w:color w:val="000000"/>
                 <w:sz w:val="18"/>
               </w:rPr>
               <w:t>ADR-003</w:t>
@@ -1676,10 +2784,16 @@
           </w:tcPr>
           <w:p>
             <w:pPr>
-              <w:spacing w:after="20"/>
+              <w:spacing w:after="40" w:line="240" w:lineRule="auto"/>
+              <w:jc w:val="left"/>
             </w:pPr>
             <w:r>
+              <w:rPr/>
+            </w:r>
+            <w:r>
               <w:rPr>
+                <w:rFonts w:ascii="Times New Roman" w:hAnsi="Times New Roman"/>
+                <w:color w:val="000000"/>
                 <w:sz w:val="18"/>
               </w:rPr>
               <w:t>Resilience4J: circuit open, fallback 503</w:t>
@@ -1692,10 +2806,16 @@
           </w:tcPr>
           <w:p>
             <w:pPr>
-              <w:spacing w:after="20"/>
+              <w:spacing w:after="40" w:line="240" w:lineRule="auto"/>
+              <w:jc w:val="left"/>
             </w:pPr>
             <w:r>
+              <w:rPr/>
+            </w:r>
+            <w:r>
               <w:rPr>
+                <w:rFonts w:ascii="Times New Roman" w:hAnsi="Times New Roman"/>
+                <w:color w:val="000000"/>
                 <w:sz w:val="18"/>
               </w:rPr>
               <w:t>2.3 Resilience</w:t>
@@ -1708,10 +2828,16 @@
           </w:tcPr>
           <w:p>
             <w:pPr>
-              <w:spacing w:after="20"/>
+              <w:spacing w:after="40" w:line="240" w:lineRule="auto"/>
+              <w:jc w:val="left"/>
             </w:pPr>
             <w:r>
+              <w:rPr/>
+            </w:r>
+            <w:r>
               <w:rPr>
+                <w:rFonts w:ascii="Times New Roman" w:hAnsi="Times New Roman"/>
+                <w:color w:val="000000"/>
                 <w:sz w:val="18"/>
               </w:rPr>
               <w:t>TBD</w:t>
@@ -1724,10 +2850,16 @@
           </w:tcPr>
           <w:p>
             <w:pPr>
-              <w:spacing w:after="20"/>
+              <w:spacing w:after="40" w:line="240" w:lineRule="auto"/>
+              <w:jc w:val="left"/>
             </w:pPr>
             <w:r>
+              <w:rPr/>
+            </w:r>
+            <w:r>
               <w:rPr>
+                <w:rFonts w:ascii="Times New Roman" w:hAnsi="Times New Roman"/>
+                <w:color w:val="000000"/>
                 <w:sz w:val="18"/>
               </w:rPr>
               <w:t>ADR-003</w:t>
@@ -1742,10 +2874,16 @@
           </w:tcPr>
           <w:p>
             <w:pPr>
-              <w:spacing w:after="20"/>
+              <w:spacing w:after="40" w:line="240" w:lineRule="auto"/>
+              <w:jc w:val="left"/>
             </w:pPr>
             <w:r>
+              <w:rPr/>
+            </w:r>
+            <w:r>
               <w:rPr>
+                <w:rFonts w:ascii="Times New Roman" w:hAnsi="Times New Roman"/>
+                <w:color w:val="000000"/>
                 <w:sz w:val="18"/>
               </w:rPr>
               <w:t>Async event publish/consume (RabbitMQ)</w:t>
@@ -1758,10 +2896,16 @@
           </w:tcPr>
           <w:p>
             <w:pPr>
-              <w:spacing w:after="20"/>
+              <w:spacing w:after="40" w:line="240" w:lineRule="auto"/>
+              <w:jc w:val="left"/>
             </w:pPr>
             <w:r>
+              <w:rPr/>
+            </w:r>
+            <w:r>
               <w:rPr>
+                <w:rFonts w:ascii="Times New Roman" w:hAnsi="Times New Roman"/>
+                <w:color w:val="000000"/>
                 <w:sz w:val="18"/>
               </w:rPr>
               <w:t>2.3 Messaging</w:t>
@@ -1774,10 +2918,16 @@
           </w:tcPr>
           <w:p>
             <w:pPr>
-              <w:spacing w:after="20"/>
+              <w:spacing w:after="40" w:line="240" w:lineRule="auto"/>
+              <w:jc w:val="left"/>
             </w:pPr>
             <w:r>
+              <w:rPr/>
+            </w:r>
+            <w:r>
               <w:rPr>
+                <w:rFonts w:ascii="Times New Roman" w:hAnsi="Times New Roman"/>
+                <w:color w:val="000000"/>
                 <w:sz w:val="18"/>
               </w:rPr>
               <w:t>TBD</w:t>
@@ -1790,10 +2940,16 @@
           </w:tcPr>
           <w:p>
             <w:pPr>
-              <w:spacing w:after="20"/>
+              <w:spacing w:after="40" w:line="240" w:lineRule="auto"/>
+              <w:jc w:val="left"/>
             </w:pPr>
             <w:r>
+              <w:rPr/>
+            </w:r>
+            <w:r>
               <w:rPr>
+                <w:rFonts w:ascii="Times New Roman" w:hAnsi="Times New Roman"/>
+                <w:color w:val="000000"/>
                 <w:sz w:val="18"/>
               </w:rPr>
               <w:t>ADR-002</w:t>
@@ -1808,10 +2964,16 @@
           </w:tcPr>
           <w:p>
             <w:pPr>
-              <w:spacing w:after="20"/>
+              <w:spacing w:after="40" w:line="240" w:lineRule="auto"/>
+              <w:jc w:val="left"/>
             </w:pPr>
             <w:r>
+              <w:rPr/>
+            </w:r>
+            <w:r>
               <w:rPr>
+                <w:rFonts w:ascii="Times New Roman" w:hAnsi="Times New Roman"/>
+                <w:color w:val="000000"/>
                 <w:sz w:val="18"/>
               </w:rPr>
               <w:t>State change: UNDER_MAINTENANCE + record</w:t>
@@ -1824,10 +2986,16 @@
           </w:tcPr>
           <w:p>
             <w:pPr>
-              <w:spacing w:after="20"/>
+              <w:spacing w:after="40" w:line="240" w:lineRule="auto"/>
+              <w:jc w:val="left"/>
             </w:pPr>
             <w:r>
+              <w:rPr/>
+            </w:r>
+            <w:r>
               <w:rPr>
+                <w:rFonts w:ascii="Times New Roman" w:hAnsi="Times New Roman"/>
+                <w:color w:val="000000"/>
                 <w:sz w:val="18"/>
               </w:rPr>
               <w:t>2.3 Messaging</w:t>
@@ -1840,10 +3008,16 @@
           </w:tcPr>
           <w:p>
             <w:pPr>
-              <w:spacing w:after="20"/>
+              <w:spacing w:after="40" w:line="240" w:lineRule="auto"/>
+              <w:jc w:val="left"/>
             </w:pPr>
             <w:r>
+              <w:rPr/>
+            </w:r>
+            <w:r>
               <w:rPr>
+                <w:rFonts w:ascii="Times New Roman" w:hAnsi="Times New Roman"/>
+                <w:color w:val="000000"/>
                 <w:sz w:val="18"/>
               </w:rPr>
               <w:t>TBD</w:t>
@@ -1856,10 +3030,16 @@
           </w:tcPr>
           <w:p>
             <w:pPr>
-              <w:spacing w:after="20"/>
+              <w:spacing w:after="40" w:line="240" w:lineRule="auto"/>
+              <w:jc w:val="left"/>
             </w:pPr>
             <w:r>
+              <w:rPr/>
+            </w:r>
+            <w:r>
               <w:rPr>
+                <w:rFonts w:ascii="Times New Roman" w:hAnsi="Times New Roman"/>
+                <w:color w:val="000000"/>
                 <w:sz w:val="18"/>
               </w:rPr>
               <w:t>ADR-002</w:t>
@@ -1874,10 +3054,16 @@
           </w:tcPr>
           <w:p>
             <w:pPr>
-              <w:spacing w:after="20"/>
+              <w:spacing w:after="40" w:line="240" w:lineRule="auto"/>
+              <w:jc w:val="left"/>
             </w:pPr>
             <w:r>
+              <w:rPr/>
+            </w:r>
+            <w:r>
               <w:rPr>
+                <w:rFonts w:ascii="Times New Roman" w:hAnsi="Times New Roman"/>
+                <w:color w:val="000000"/>
                 <w:sz w:val="18"/>
               </w:rPr>
               <w:t>Trace: sync chain (Gateway/Booking/Equip.)</w:t>
@@ -1890,10 +3076,16 @@
           </w:tcPr>
           <w:p>
             <w:pPr>
-              <w:spacing w:after="20"/>
+              <w:spacing w:after="40" w:line="240" w:lineRule="auto"/>
+              <w:jc w:val="left"/>
             </w:pPr>
             <w:r>
+              <w:rPr/>
+            </w:r>
+            <w:r>
               <w:rPr>
+                <w:rFonts w:ascii="Times New Roman" w:hAnsi="Times New Roman"/>
+                <w:color w:val="000000"/>
                 <w:sz w:val="18"/>
               </w:rPr>
               <w:t>2.3 Observability</w:t>
@@ -1906,10 +3098,16 @@
           </w:tcPr>
           <w:p>
             <w:pPr>
-              <w:spacing w:after="20"/>
+              <w:spacing w:after="40" w:line="240" w:lineRule="auto"/>
+              <w:jc w:val="left"/>
             </w:pPr>
             <w:r>
+              <w:rPr/>
+            </w:r>
+            <w:r>
               <w:rPr>
+                <w:rFonts w:ascii="Times New Roman" w:hAnsi="Times New Roman"/>
+                <w:color w:val="000000"/>
                 <w:sz w:val="18"/>
               </w:rPr>
               <w:t>TBD</w:t>
@@ -1922,10 +3120,16 @@
           </w:tcPr>
           <w:p>
             <w:pPr>
-              <w:spacing w:after="20"/>
+              <w:spacing w:after="40" w:line="240" w:lineRule="auto"/>
+              <w:jc w:val="left"/>
             </w:pPr>
             <w:r>
+              <w:rPr/>
+            </w:r>
+            <w:r>
               <w:rPr>
+                <w:rFonts w:ascii="Times New Roman" w:hAnsi="Times New Roman"/>
+                <w:color w:val="000000"/>
                 <w:sz w:val="18"/>
               </w:rPr>
               <w:t>-</w:t>
@@ -1940,10 +3144,16 @@
           </w:tcPr>
           <w:p>
             <w:pPr>
-              <w:spacing w:after="20"/>
+              <w:spacing w:after="40" w:line="240" w:lineRule="auto"/>
+              <w:jc w:val="left"/>
             </w:pPr>
             <w:r>
+              <w:rPr/>
+            </w:r>
+            <w:r>
               <w:rPr>
+                <w:rFonts w:ascii="Times New Roman" w:hAnsi="Times New Roman"/>
+                <w:color w:val="000000"/>
                 <w:sz w:val="18"/>
               </w:rPr>
               <w:t>Trace: async chain (publish/consume spans)</w:t>
@@ -1956,10 +3166,16 @@
           </w:tcPr>
           <w:p>
             <w:pPr>
-              <w:spacing w:after="20"/>
+              <w:spacing w:after="40" w:line="240" w:lineRule="auto"/>
+              <w:jc w:val="left"/>
             </w:pPr>
             <w:r>
+              <w:rPr/>
+            </w:r>
+            <w:r>
               <w:rPr>
+                <w:rFonts w:ascii="Times New Roman" w:hAnsi="Times New Roman"/>
+                <w:color w:val="000000"/>
                 <w:sz w:val="18"/>
               </w:rPr>
               <w:t>2.3 Observability</w:t>
@@ -1972,10 +3188,16 @@
           </w:tcPr>
           <w:p>
             <w:pPr>
-              <w:spacing w:after="20"/>
+              <w:spacing w:after="40" w:line="240" w:lineRule="auto"/>
+              <w:jc w:val="left"/>
             </w:pPr>
             <w:r>
+              <w:rPr/>
+            </w:r>
+            <w:r>
               <w:rPr>
+                <w:rFonts w:ascii="Times New Roman" w:hAnsi="Times New Roman"/>
+                <w:color w:val="000000"/>
                 <w:sz w:val="18"/>
               </w:rPr>
               <w:t>TBD</w:t>
@@ -1988,10 +3210,16 @@
           </w:tcPr>
           <w:p>
             <w:pPr>
-              <w:spacing w:after="20"/>
+              <w:spacing w:after="40" w:line="240" w:lineRule="auto"/>
+              <w:jc w:val="left"/>
             </w:pPr>
             <w:r>
+              <w:rPr/>
+            </w:r>
+            <w:r>
               <w:rPr>
+                <w:rFonts w:ascii="Times New Roman" w:hAnsi="Times New Roman"/>
+                <w:color w:val="000000"/>
                 <w:sz w:val="18"/>
               </w:rPr>
               <w:t>ADR-002</w:t>
@@ -2006,10 +3234,16 @@
           </w:tcPr>
           <w:p>
             <w:pPr>
-              <w:spacing w:after="20"/>
+              <w:spacing w:after="40" w:line="240" w:lineRule="auto"/>
+              <w:jc w:val="left"/>
             </w:pPr>
             <w:r>
+              <w:rPr/>
+            </w:r>
+            <w:r>
               <w:rPr>
+                <w:rFonts w:ascii="Times New Roman" w:hAnsi="Times New Roman"/>
+                <w:color w:val="000000"/>
                 <w:sz w:val="18"/>
               </w:rPr>
               <w:t>Correlation IDs in logs</w:t>
@@ -2022,10 +3256,16 @@
           </w:tcPr>
           <w:p>
             <w:pPr>
-              <w:spacing w:after="20"/>
+              <w:spacing w:after="40" w:line="240" w:lineRule="auto"/>
+              <w:jc w:val="left"/>
             </w:pPr>
             <w:r>
+              <w:rPr/>
+            </w:r>
+            <w:r>
               <w:rPr>
+                <w:rFonts w:ascii="Times New Roman" w:hAnsi="Times New Roman"/>
+                <w:color w:val="000000"/>
                 <w:sz w:val="18"/>
               </w:rPr>
               <w:t>2.3 Observability</w:t>
@@ -2038,10 +3278,16 @@
           </w:tcPr>
           <w:p>
             <w:pPr>
-              <w:spacing w:after="20"/>
+              <w:spacing w:after="40" w:line="240" w:lineRule="auto"/>
+              <w:jc w:val="left"/>
             </w:pPr>
             <w:r>
+              <w:rPr/>
+            </w:r>
+            <w:r>
               <w:rPr>
+                <w:rFonts w:ascii="Times New Roman" w:hAnsi="Times New Roman"/>
+                <w:color w:val="000000"/>
                 <w:sz w:val="18"/>
               </w:rPr>
               <w:t>TBD</w:t>
@@ -2054,10 +3300,16 @@
           </w:tcPr>
           <w:p>
             <w:pPr>
-              <w:spacing w:after="20"/>
+              <w:spacing w:after="40" w:line="240" w:lineRule="auto"/>
+              <w:jc w:val="left"/>
             </w:pPr>
             <w:r>
+              <w:rPr/>
+            </w:r>
+            <w:r>
               <w:rPr>
+                <w:rFonts w:ascii="Times New Roman" w:hAnsi="Times New Roman"/>
+                <w:color w:val="000000"/>
                 <w:sz w:val="18"/>
               </w:rPr>
               <w:t>-</w:t>
@@ -2213,6 +3465,11 @@
     </w:p>
     <w:p>
       <w:r>
+        <w:rPr>
+          <w:rFonts w:ascii="Times New Roman" w:hAnsi="Times New Roman"/>
+          <w:color w:val="000000"/>
+          <w:sz w:val="24"/>
+        </w:rPr>
         <w:t>Accepted</w:t>
       </w:r>
     </w:p>
@@ -2226,40 +3483,171 @@
     </w:p>
     <w:p>
       <w:r>
-        <w:t>The system exposes two domain microservices (Booking Service, Equipment Service) behind a</w:t>
-        <w:br/>
-        <w:t>Spring Cloud Gateway. The assignment requires JWT-based authentication, enforced before requests</w:t>
-        <w:br/>
-        <w:t>reach a downstream microservice, plus role-based authorisation with at least two differently</w:t>
-        <w:br/>
-        <w:t>protected endpoint categories (read-only for any authenticated user; write/delete restricted to</w:t>
-        <w:br/>
-        <w:t>ADMIN).</w:t>
+        <w:rPr>
+          <w:rFonts w:ascii="Times New Roman" w:hAnsi="Times New Roman"/>
+          <w:color w:val="000000"/>
+          <w:sz w:val="24"/>
+        </w:rPr>
+        <w:t>The system exposes two domain microservices (Booking Service, Equipment Service) behind a Spring Cloud Gateway. The assignment requires JWT-based authentication, enforced before requests reach a downstream microservice, plus role-based authorisation with at least two differently protected endpoint categories (read-only for any authenticated user; write/delete restricted to ADMIN).</w:t>
       </w:r>
     </w:p>
     <w:p>
       <w:r>
-        <w:t>A decision was needed on **where** authentication is enforced:</w:t>
+        <w:rPr>
+          <w:rFonts w:ascii="Times New Roman" w:hAnsi="Times New Roman"/>
+          <w:color w:val="000000"/>
+          <w:sz w:val="24"/>
+        </w:rPr>
+        <w:t xml:space="preserve">A decision was needed on </w:t>
+      </w:r>
+      <w:r>
+        <w:rPr>
+          <w:rFonts w:ascii="Times New Roman" w:hAnsi="Times New Roman"/>
+          <w:b/>
+          <w:color w:val="000000"/>
+          <w:sz w:val="24"/>
+        </w:rPr>
+        <w:t>where</w:t>
+      </w:r>
+      <w:r>
+        <w:rPr>
+          <w:rFonts w:ascii="Times New Roman" w:hAnsi="Times New Roman"/>
+          <w:color w:val="000000"/>
+          <w:sz w:val="24"/>
+        </w:rPr>
+        <w:t xml:space="preserve"> authentication is enforced:</w:t>
       </w:r>
     </w:p>
     <w:p>
       <w:r>
-        <w:t>1. At the Gateway only, with downstream services trusting a forwarded identity header.</w:t>
-        <w:br/>
-        <w:t>2. At each downstream microservice independently (e.g. Spring Security + JWT decoding in every</w:t>
-        <w:br/>
-        <w:t xml:space="preserve">   service).</w:t>
-        <w:br/>
-        <w:t>3. Duplicated in both places.</w:t>
+        <w:rPr>
+          <w:rFonts w:ascii="Times New Roman" w:hAnsi="Times New Roman"/>
+          <w:color w:val="000000"/>
+          <w:sz w:val="24"/>
+        </w:rPr>
+        <w:t>1. At the Gateway only, with downstream services trusting a forwarded identity header. 2. At each downstream microservice independently (e.g. Spring Security + JWT decoding in every service). 3. Duplicated in both places.</w:t>
       </w:r>
     </w:p>
     <w:p>
       <w:r>
-        <w:t>The domain has two roles only (`USER`, `ADMIN`), issued by Booking Service's `/api/auth/login` and</w:t>
-        <w:br/>
-        <w:t>`/api/auth/register` endpoints (`AuthController`, `JwtTokenProvider`), signed with a shared HMAC</w:t>
-        <w:br/>
-        <w:t>secret sourced from Config Server (`jwt.secret`, environment-variable backed, never hardcoded).</w:t>
+        <w:rPr>
+          <w:rFonts w:ascii="Times New Roman" w:hAnsi="Times New Roman"/>
+          <w:color w:val="000000"/>
+          <w:sz w:val="24"/>
+        </w:rPr>
+        <w:t>The domain has two roles only (</w:t>
+      </w:r>
+      <w:r>
+        <w:rPr>
+          <w:rFonts w:ascii="Courier New" w:hAnsi="Courier New"/>
+          <w:color w:val="404040"/>
+          <w:sz w:val="22"/>
+        </w:rPr>
+        <w:t>USER</w:t>
+      </w:r>
+      <w:r>
+        <w:rPr>
+          <w:rFonts w:ascii="Times New Roman" w:hAnsi="Times New Roman"/>
+          <w:color w:val="000000"/>
+          <w:sz w:val="24"/>
+        </w:rPr>
+        <w:t xml:space="preserve">, </w:t>
+      </w:r>
+      <w:r>
+        <w:rPr>
+          <w:rFonts w:ascii="Courier New" w:hAnsi="Courier New"/>
+          <w:color w:val="404040"/>
+          <w:sz w:val="22"/>
+        </w:rPr>
+        <w:t>ADMIN</w:t>
+      </w:r>
+      <w:r>
+        <w:rPr>
+          <w:rFonts w:ascii="Times New Roman" w:hAnsi="Times New Roman"/>
+          <w:color w:val="000000"/>
+          <w:sz w:val="24"/>
+        </w:rPr>
+        <w:t xml:space="preserve">), issued by Booking Service's </w:t>
+      </w:r>
+      <w:r>
+        <w:rPr>
+          <w:rFonts w:ascii="Courier New" w:hAnsi="Courier New"/>
+          <w:color w:val="404040"/>
+          <w:sz w:val="22"/>
+        </w:rPr>
+        <w:t>/api/auth/login</w:t>
+      </w:r>
+      <w:r>
+        <w:rPr>
+          <w:rFonts w:ascii="Times New Roman" w:hAnsi="Times New Roman"/>
+          <w:color w:val="000000"/>
+          <w:sz w:val="24"/>
+        </w:rPr>
+        <w:t xml:space="preserve"> and </w:t>
+      </w:r>
+      <w:r>
+        <w:rPr>
+          <w:rFonts w:ascii="Courier New" w:hAnsi="Courier New"/>
+          <w:color w:val="404040"/>
+          <w:sz w:val="22"/>
+        </w:rPr>
+        <w:t>/api/auth/register</w:t>
+      </w:r>
+      <w:r>
+        <w:rPr>
+          <w:rFonts w:ascii="Times New Roman" w:hAnsi="Times New Roman"/>
+          <w:color w:val="000000"/>
+          <w:sz w:val="24"/>
+        </w:rPr>
+        <w:t xml:space="preserve"> endpoints (</w:t>
+      </w:r>
+      <w:r>
+        <w:rPr>
+          <w:rFonts w:ascii="Courier New" w:hAnsi="Courier New"/>
+          <w:color w:val="404040"/>
+          <w:sz w:val="22"/>
+        </w:rPr>
+        <w:t>AuthController</w:t>
+      </w:r>
+      <w:r>
+        <w:rPr>
+          <w:rFonts w:ascii="Times New Roman" w:hAnsi="Times New Roman"/>
+          <w:color w:val="000000"/>
+          <w:sz w:val="24"/>
+        </w:rPr>
+        <w:t xml:space="preserve">, </w:t>
+      </w:r>
+      <w:r>
+        <w:rPr>
+          <w:rFonts w:ascii="Courier New" w:hAnsi="Courier New"/>
+          <w:color w:val="404040"/>
+          <w:sz w:val="22"/>
+        </w:rPr>
+        <w:t>JwtTokenProvider</w:t>
+      </w:r>
+      <w:r>
+        <w:rPr>
+          <w:rFonts w:ascii="Times New Roman" w:hAnsi="Times New Roman"/>
+          <w:color w:val="000000"/>
+          <w:sz w:val="24"/>
+        </w:rPr>
+        <w:t>), signed with a shared HMAC secret sourced from Config Server (</w:t>
+      </w:r>
+      <w:r>
+        <w:rPr>
+          <w:rFonts w:ascii="Courier New" w:hAnsi="Courier New"/>
+          <w:color w:val="404040"/>
+          <w:sz w:val="22"/>
+        </w:rPr>
+        <w:t>jwt.secret</w:t>
+      </w:r>
+      <w:r>
+        <w:rPr>
+          <w:rFonts w:ascii="Times New Roman" w:hAnsi="Times New Roman"/>
+          <w:color w:val="000000"/>
+          <w:sz w:val="24"/>
+        </w:rPr>
+        <w:t>, environment-variable backed, never hardcoded).</w:t>
       </w:r>
     </w:p>
     <w:p>
@@ -2272,9 +3660,44 @@
     </w:p>
     <w:p>
       <w:r>
-        <w:t>Authentication is enforced centrally at the API Gateway via `JwtAuthenticationGlobalFilter`</w:t>
-        <w:br/>
-        <w:t>(`api-gateway/src/main/java/com/labequip/gateway/security/JwtAuthenticationGlobalFilter.java`):</w:t>
+        <w:rPr>
+          <w:rFonts w:ascii="Times New Roman" w:hAnsi="Times New Roman"/>
+          <w:color w:val="000000"/>
+          <w:sz w:val="24"/>
+        </w:rPr>
+        <w:t xml:space="preserve">Authentication is enforced centrally at the API Gateway via </w:t>
+      </w:r>
+      <w:r>
+        <w:rPr>
+          <w:rFonts w:ascii="Courier New" w:hAnsi="Courier New"/>
+          <w:color w:val="404040"/>
+          <w:sz w:val="22"/>
+        </w:rPr>
+        <w:t>JwtAuthenticationGlobalFilter</w:t>
+      </w:r>
+      <w:r>
+        <w:rPr>
+          <w:rFonts w:ascii="Times New Roman" w:hAnsi="Times New Roman"/>
+          <w:color w:val="000000"/>
+          <w:sz w:val="24"/>
+        </w:rPr>
+        <w:t xml:space="preserve"> (</w:t>
+      </w:r>
+      <w:r>
+        <w:rPr>
+          <w:rFonts w:ascii="Courier New" w:hAnsi="Courier New"/>
+          <w:color w:val="404040"/>
+          <w:sz w:val="22"/>
+        </w:rPr>
+        <w:t>api-gateway/src/main/java/com/labequip/gateway/security/JwtAuthenticationGlobalFilter.java</w:t>
+      </w:r>
+      <w:r>
+        <w:rPr>
+          <w:rFonts w:ascii="Times New Roman" w:hAnsi="Times New Roman"/>
+          <w:color w:val="000000"/>
+          <w:sz w:val="24"/>
+        </w:rPr>
+        <w:t>):</w:t>
       </w:r>
     </w:p>
     <w:p>
@@ -2282,12 +3705,92 @@
         <w:pStyle w:val="ListBullet"/>
       </w:pPr>
       <w:r>
-        <w:t>Every request not matching `security.public-paths` (`/api/auth/**`, `/actuator/**`) must present</w:t>
-      </w:r>
-    </w:p>
-    <w:p>
-      <w:r>
-        <w:t>a valid `Bearer` JWT, verified via `JwtValidator` against the shared secret.</w:t>
+        <w:rPr>
+          <w:rFonts w:ascii="Times New Roman" w:hAnsi="Times New Roman"/>
+          <w:color w:val="000000"/>
+          <w:sz w:val="24"/>
+        </w:rPr>
+        <w:t xml:space="preserve">Every request not matching </w:t>
+      </w:r>
+      <w:r>
+        <w:rPr>
+          <w:rFonts w:ascii="Courier New" w:hAnsi="Courier New"/>
+          <w:color w:val="404040"/>
+          <w:sz w:val="22"/>
+        </w:rPr>
+        <w:t>security.public-paths</w:t>
+      </w:r>
+      <w:r>
+        <w:rPr>
+          <w:rFonts w:ascii="Times New Roman" w:hAnsi="Times New Roman"/>
+          <w:color w:val="000000"/>
+          <w:sz w:val="24"/>
+        </w:rPr>
+        <w:t xml:space="preserve"> (</w:t>
+      </w:r>
+      <w:r>
+        <w:rPr>
+          <w:rFonts w:ascii="Courier New" w:hAnsi="Courier New"/>
+          <w:color w:val="404040"/>
+          <w:sz w:val="22"/>
+        </w:rPr>
+        <w:t>/api/auth/**</w:t>
+      </w:r>
+      <w:r>
+        <w:rPr>
+          <w:rFonts w:ascii="Times New Roman" w:hAnsi="Times New Roman"/>
+          <w:color w:val="000000"/>
+          <w:sz w:val="24"/>
+        </w:rPr>
+        <w:t xml:space="preserve">, </w:t>
+      </w:r>
+      <w:r>
+        <w:rPr>
+          <w:rFonts w:ascii="Courier New" w:hAnsi="Courier New"/>
+          <w:color w:val="404040"/>
+          <w:sz w:val="22"/>
+        </w:rPr>
+        <w:t>/actuator/**</w:t>
+      </w:r>
+      <w:r>
+        <w:rPr>
+          <w:rFonts w:ascii="Times New Roman" w:hAnsi="Times New Roman"/>
+          <w:color w:val="000000"/>
+          <w:sz w:val="24"/>
+        </w:rPr>
+        <w:t xml:space="preserve">) must present a valid </w:t>
+      </w:r>
+      <w:r>
+        <w:rPr>
+          <w:rFonts w:ascii="Courier New" w:hAnsi="Courier New"/>
+          <w:color w:val="404040"/>
+          <w:sz w:val="22"/>
+        </w:rPr>
+        <w:t>Bearer</w:t>
+      </w:r>
+      <w:r>
+        <w:rPr>
+          <w:rFonts w:ascii="Times New Roman" w:hAnsi="Times New Roman"/>
+          <w:color w:val="000000"/>
+          <w:sz w:val="24"/>
+        </w:rPr>
+        <w:t xml:space="preserve"> JWT, verified via </w:t>
+      </w:r>
+      <w:r>
+        <w:rPr>
+          <w:rFonts w:ascii="Courier New" w:hAnsi="Courier New"/>
+          <w:color w:val="404040"/>
+          <w:sz w:val="22"/>
+        </w:rPr>
+        <w:t>JwtValidator</w:t>
+      </w:r>
+      <w:r>
+        <w:rPr>
+          <w:rFonts w:ascii="Times New Roman" w:hAnsi="Times New Roman"/>
+          <w:color w:val="000000"/>
+          <w:sz w:val="24"/>
+        </w:rPr>
+        <w:t xml:space="preserve"> against the shared secret.</w:t>
       </w:r>
     </w:p>
     <w:p>
@@ -2295,12 +3798,44 @@
         <w:pStyle w:val="ListBullet"/>
       </w:pPr>
       <w:r>
-        <w:t>On success, the Gateway enriches the request with `X-Auth-User` and `X-Auth-Roles` headers before</w:t>
-      </w:r>
-    </w:p>
-    <w:p>
-      <w:r>
-        <w:t>forwarding it downstream (a form of trusted-header propagation, not re-issuing a token).</w:t>
+        <w:rPr>
+          <w:rFonts w:ascii="Times New Roman" w:hAnsi="Times New Roman"/>
+          <w:color w:val="000000"/>
+          <w:sz w:val="24"/>
+        </w:rPr>
+        <w:t xml:space="preserve">On success, the Gateway enriches the request with </w:t>
+      </w:r>
+      <w:r>
+        <w:rPr>
+          <w:rFonts w:ascii="Courier New" w:hAnsi="Courier New"/>
+          <w:color w:val="404040"/>
+          <w:sz w:val="22"/>
+        </w:rPr>
+        <w:t>X-Auth-User</w:t>
+      </w:r>
+      <w:r>
+        <w:rPr>
+          <w:rFonts w:ascii="Times New Roman" w:hAnsi="Times New Roman"/>
+          <w:color w:val="000000"/>
+          <w:sz w:val="24"/>
+        </w:rPr>
+        <w:t xml:space="preserve"> and </w:t>
+      </w:r>
+      <w:r>
+        <w:rPr>
+          <w:rFonts w:ascii="Courier New" w:hAnsi="Courier New"/>
+          <w:color w:val="404040"/>
+          <w:sz w:val="22"/>
+        </w:rPr>
+        <w:t>X-Auth-Roles</w:t>
+      </w:r>
+      <w:r>
+        <w:rPr>
+          <w:rFonts w:ascii="Times New Roman" w:hAnsi="Times New Roman"/>
+          <w:color w:val="000000"/>
+          <w:sz w:val="24"/>
+        </w:rPr>
+        <w:t xml:space="preserve"> headers before forwarding it downstream (a form of trusted-header propagation, not re-issuing a token).</w:t>
       </w:r>
     </w:p>
     <w:p>
@@ -2308,21 +3843,118 @@
         <w:pStyle w:val="ListBullet"/>
       </w:pPr>
       <w:r>
-        <w:t>On failure (missing/invalid/expired token), the Gateway returns `401` immediately - the request</w:t>
+        <w:rPr>
+          <w:rFonts w:ascii="Times New Roman" w:hAnsi="Times New Roman"/>
+          <w:color w:val="000000"/>
+          <w:sz w:val="24"/>
+        </w:rPr>
+        <w:t xml:space="preserve">On failure (missing/invalid/expired token), the Gateway returns </w:t>
+      </w:r>
+      <w:r>
+        <w:rPr>
+          <w:rFonts w:ascii="Courier New" w:hAnsi="Courier New"/>
+          <w:color w:val="404040"/>
+          <w:sz w:val="22"/>
+        </w:rPr>
+        <w:t>401</w:t>
+      </w:r>
+      <w:r>
+        <w:rPr>
+          <w:rFonts w:ascii="Times New Roman" w:hAnsi="Times New Roman"/>
+          <w:color w:val="000000"/>
+          <w:sz w:val="24"/>
+        </w:rPr>
+        <w:t xml:space="preserve"> immediately - the request never reaches Booking Service or Equipment Service.</w:t>
       </w:r>
     </w:p>
     <w:p>
       <w:r>
-        <w:t>never reaches Booking Service or Equipment Service.</w:t>
-      </w:r>
-    </w:p>
-    <w:p>
-      <w:r>
-        <w:t>Each downstream service additionally runs a lightweight `RoleGuard`</w:t>
-        <w:br/>
-        <w:t>(`equipment-service/.../security/RoleGuard.java`, `booking-service/.../security/RoleGuard.java`)</w:t>
-        <w:br/>
-        <w:t>that re-checks `X-Auth-User`/`X-Auth-Roles` before performing the operation:</w:t>
+        <w:rPr>
+          <w:rFonts w:ascii="Times New Roman" w:hAnsi="Times New Roman"/>
+          <w:color w:val="000000"/>
+          <w:sz w:val="24"/>
+        </w:rPr>
+        <w:t xml:space="preserve">Each downstream service additionally runs a lightweight </w:t>
+      </w:r>
+      <w:r>
+        <w:rPr>
+          <w:rFonts w:ascii="Courier New" w:hAnsi="Courier New"/>
+          <w:color w:val="404040"/>
+          <w:sz w:val="22"/>
+        </w:rPr>
+        <w:t>RoleGuard</w:t>
+      </w:r>
+      <w:r>
+        <w:rPr>
+          <w:rFonts w:ascii="Times New Roman" w:hAnsi="Times New Roman"/>
+          <w:color w:val="000000"/>
+          <w:sz w:val="24"/>
+        </w:rPr>
+        <w:t xml:space="preserve"> (</w:t>
+      </w:r>
+      <w:r>
+        <w:rPr>
+          <w:rFonts w:ascii="Courier New" w:hAnsi="Courier New"/>
+          <w:color w:val="404040"/>
+          <w:sz w:val="22"/>
+        </w:rPr>
+        <w:t>equipment-service/.../security/RoleGuard.java</w:t>
+      </w:r>
+      <w:r>
+        <w:rPr>
+          <w:rFonts w:ascii="Times New Roman" w:hAnsi="Times New Roman"/>
+          <w:color w:val="000000"/>
+          <w:sz w:val="24"/>
+        </w:rPr>
+        <w:t xml:space="preserve">, </w:t>
+      </w:r>
+      <w:r>
+        <w:rPr>
+          <w:rFonts w:ascii="Courier New" w:hAnsi="Courier New"/>
+          <w:color w:val="404040"/>
+          <w:sz w:val="22"/>
+        </w:rPr>
+        <w:t>booking-service/.../security/RoleGuard.java</w:t>
+      </w:r>
+      <w:r>
+        <w:rPr>
+          <w:rFonts w:ascii="Times New Roman" w:hAnsi="Times New Roman"/>
+          <w:color w:val="000000"/>
+          <w:sz w:val="24"/>
+        </w:rPr>
+        <w:t xml:space="preserve">) that re-checks </w:t>
+      </w:r>
+      <w:r>
+        <w:rPr>
+          <w:rFonts w:ascii="Courier New" w:hAnsi="Courier New"/>
+          <w:color w:val="404040"/>
+          <w:sz w:val="22"/>
+        </w:rPr>
+        <w:t>X-Auth-User</w:t>
+      </w:r>
+      <w:r>
+        <w:rPr>
+          <w:rFonts w:ascii="Times New Roman" w:hAnsi="Times New Roman"/>
+          <w:color w:val="000000"/>
+          <w:sz w:val="24"/>
+        </w:rPr>
+        <w:t>/</w:t>
+      </w:r>
+      <w:r>
+        <w:rPr>
+          <w:rFonts w:ascii="Courier New" w:hAnsi="Courier New"/>
+          <w:color w:val="404040"/>
+          <w:sz w:val="22"/>
+        </w:rPr>
+        <w:t>X-Auth-Roles</w:t>
+      </w:r>
+      <w:r>
+        <w:rPr>
+          <w:rFonts w:ascii="Times New Roman" w:hAnsi="Times New Roman"/>
+          <w:color w:val="000000"/>
+          <w:sz w:val="24"/>
+        </w:rPr>
+        <w:t xml:space="preserve"> before performing the operation:</w:t>
       </w:r>
     </w:p>
     <w:p>
@@ -2330,7 +3962,100 @@
         <w:pStyle w:val="ListBullet"/>
       </w:pPr>
       <w:r>
-        <w:t>`EquipmentController`: `GET` requires any authenticated user; `POST`/`PUT`/`DELETE` require `ADMIN`.</w:t>
+        <w:rPr>
+          <w:rFonts w:ascii="Courier New" w:hAnsi="Courier New"/>
+          <w:color w:val="404040"/>
+          <w:sz w:val="22"/>
+        </w:rPr>
+        <w:t>EquipmentController</w:t>
+      </w:r>
+      <w:r>
+        <w:rPr>
+          <w:rFonts w:ascii="Times New Roman" w:hAnsi="Times New Roman"/>
+          <w:color w:val="000000"/>
+          <w:sz w:val="24"/>
+        </w:rPr>
+        <w:t xml:space="preserve">: </w:t>
+      </w:r>
+      <w:r>
+        <w:rPr>
+          <w:rFonts w:ascii="Courier New" w:hAnsi="Courier New"/>
+          <w:color w:val="404040"/>
+          <w:sz w:val="22"/>
+        </w:rPr>
+        <w:t>GET</w:t>
+      </w:r>
+      <w:r>
+        <w:rPr>
+          <w:rFonts w:ascii="Times New Roman" w:hAnsi="Times New Roman"/>
+          <w:color w:val="000000"/>
+          <w:sz w:val="24"/>
+        </w:rPr>
+        <w:t xml:space="preserve"> requires any authenticated user; </w:t>
+      </w:r>
+      <w:r>
+        <w:rPr>
+          <w:rFonts w:ascii="Courier New" w:hAnsi="Courier New"/>
+          <w:color w:val="404040"/>
+          <w:sz w:val="22"/>
+        </w:rPr>
+        <w:t>POST</w:t>
+      </w:r>
+      <w:r>
+        <w:rPr>
+          <w:rFonts w:ascii="Times New Roman" w:hAnsi="Times New Roman"/>
+          <w:color w:val="000000"/>
+          <w:sz w:val="24"/>
+        </w:rPr>
+        <w:t>/</w:t>
+      </w:r>
+      <w:r>
+        <w:rPr>
+          <w:rFonts w:ascii="Courier New" w:hAnsi="Courier New"/>
+          <w:color w:val="404040"/>
+          <w:sz w:val="22"/>
+        </w:rPr>
+        <w:t>PUT</w:t>
+      </w:r>
+      <w:r>
+        <w:rPr>
+          <w:rFonts w:ascii="Times New Roman" w:hAnsi="Times New Roman"/>
+          <w:color w:val="000000"/>
+          <w:sz w:val="24"/>
+        </w:rPr>
+        <w:t>/</w:t>
+      </w:r>
+      <w:r>
+        <w:rPr>
+          <w:rFonts w:ascii="Courier New" w:hAnsi="Courier New"/>
+          <w:color w:val="404040"/>
+          <w:sz w:val="22"/>
+        </w:rPr>
+        <w:t>DELETE</w:t>
+      </w:r>
+      <w:r>
+        <w:rPr>
+          <w:rFonts w:ascii="Times New Roman" w:hAnsi="Times New Roman"/>
+          <w:color w:val="000000"/>
+          <w:sz w:val="24"/>
+        </w:rPr>
+        <w:t xml:space="preserve"> require </w:t>
+      </w:r>
+      <w:r>
+        <w:rPr>
+          <w:rFonts w:ascii="Courier New" w:hAnsi="Courier New"/>
+          <w:color w:val="404040"/>
+          <w:sz w:val="22"/>
+        </w:rPr>
+        <w:t>ADMIN</w:t>
+      </w:r>
+      <w:r>
+        <w:rPr>
+          <w:rFonts w:ascii="Times New Roman" w:hAnsi="Times New Roman"/>
+          <w:color w:val="000000"/>
+          <w:sz w:val="24"/>
+        </w:rPr>
+        <w:t>.</w:t>
       </w:r>
     </w:p>
     <w:p>
@@ -2338,27 +4063,143 @@
         <w:pStyle w:val="ListBullet"/>
       </w:pPr>
       <w:r>
-        <w:t>`BookingController`: `GET`/`POST`/complete/cancel require any authenticated user; `DELETE`</w:t>
+        <w:rPr>
+          <w:rFonts w:ascii="Courier New" w:hAnsi="Courier New"/>
+          <w:color w:val="404040"/>
+          <w:sz w:val="22"/>
+        </w:rPr>
+        <w:t>BookingController</w:t>
+      </w:r>
+      <w:r>
+        <w:rPr>
+          <w:rFonts w:ascii="Times New Roman" w:hAnsi="Times New Roman"/>
+          <w:color w:val="000000"/>
+          <w:sz w:val="24"/>
+        </w:rPr>
+        <w:t xml:space="preserve">: </w:t>
+      </w:r>
+      <w:r>
+        <w:rPr>
+          <w:rFonts w:ascii="Courier New" w:hAnsi="Courier New"/>
+          <w:color w:val="404040"/>
+          <w:sz w:val="22"/>
+        </w:rPr>
+        <w:t>GET</w:t>
+      </w:r>
+      <w:r>
+        <w:rPr>
+          <w:rFonts w:ascii="Times New Roman" w:hAnsi="Times New Roman"/>
+          <w:color w:val="000000"/>
+          <w:sz w:val="24"/>
+        </w:rPr>
+        <w:t>/</w:t>
+      </w:r>
+      <w:r>
+        <w:rPr>
+          <w:rFonts w:ascii="Courier New" w:hAnsi="Courier New"/>
+          <w:color w:val="404040"/>
+          <w:sz w:val="22"/>
+        </w:rPr>
+        <w:t>POST</w:t>
+      </w:r>
+      <w:r>
+        <w:rPr>
+          <w:rFonts w:ascii="Times New Roman" w:hAnsi="Times New Roman"/>
+          <w:color w:val="000000"/>
+          <w:sz w:val="24"/>
+        </w:rPr>
+        <w:t xml:space="preserve">/complete/cancel require any authenticated user; </w:t>
+      </w:r>
+      <w:r>
+        <w:rPr>
+          <w:rFonts w:ascii="Courier New" w:hAnsi="Courier New"/>
+          <w:color w:val="404040"/>
+          <w:sz w:val="22"/>
+        </w:rPr>
+        <w:t>DELETE</w:t>
+      </w:r>
+      <w:r>
+        <w:rPr>
+          <w:rFonts w:ascii="Times New Roman" w:hAnsi="Times New Roman"/>
+          <w:color w:val="000000"/>
+          <w:sz w:val="24"/>
+        </w:rPr>
+        <w:t xml:space="preserve"> requires </w:t>
+      </w:r>
+      <w:r>
+        <w:rPr>
+          <w:rFonts w:ascii="Courier New" w:hAnsi="Courier New"/>
+          <w:color w:val="404040"/>
+          <w:sz w:val="22"/>
+        </w:rPr>
+        <w:t>ADMIN</w:t>
+      </w:r>
+      <w:r>
+        <w:rPr>
+          <w:rFonts w:ascii="Times New Roman" w:hAnsi="Times New Roman"/>
+          <w:color w:val="000000"/>
+          <w:sz w:val="24"/>
+        </w:rPr>
+        <w:t>.</w:t>
       </w:r>
     </w:p>
     <w:p>
       <w:r>
-        <w:t>requires `ADMIN`.</w:t>
-      </w:r>
-    </w:p>
-    <w:p>
-      <w:r>
-        <w:t>This is defence-in-depth, not duplicated authentication: the services trust the headers as an</w:t>
-        <w:br/>
-        <w:t>*identity assertion from a trusted network hop* (the Gateway), not as a token they independently</w:t>
-        <w:br/>
-        <w:t>verify. If a request reaches a service without those headers - i.e. it bypassed the Gateway -</w:t>
-        <w:br/>
-        <w:t>`RoleGuard.requireAuthenticated` rejects it with `401`, which also satisfies the requirement that</w:t>
-        <w:br/>
-        <w:t>"direct browser/client access to microservices should be avoided" by making direct access</w:t>
-        <w:br/>
-        <w:t>non-functional for anything but public health checks.</w:t>
+        <w:rPr>
+          <w:rFonts w:ascii="Times New Roman" w:hAnsi="Times New Roman"/>
+          <w:color w:val="000000"/>
+          <w:sz w:val="24"/>
+        </w:rPr>
+        <w:t xml:space="preserve">This is defence-in-depth, not duplicated authentication: the services trust the headers as an </w:t>
+      </w:r>
+      <w:r>
+        <w:rPr>
+          <w:rFonts w:ascii="Times New Roman" w:hAnsi="Times New Roman"/>
+          <w:i/>
+          <w:color w:val="000000"/>
+          <w:sz w:val="24"/>
+        </w:rPr>
+        <w:t>identity assertion from a trusted network hop</w:t>
+      </w:r>
+      <w:r>
+        <w:rPr>
+          <w:rFonts w:ascii="Times New Roman" w:hAnsi="Times New Roman"/>
+          <w:color w:val="000000"/>
+          <w:sz w:val="24"/>
+        </w:rPr>
+        <w:t xml:space="preserve"> (the Gateway), not as a token they independently verify. If a request reaches a service without those headers - i.e. it bypassed the Gateway - </w:t>
+      </w:r>
+      <w:r>
+        <w:rPr>
+          <w:rFonts w:ascii="Courier New" w:hAnsi="Courier New"/>
+          <w:color w:val="404040"/>
+          <w:sz w:val="22"/>
+        </w:rPr>
+        <w:t>RoleGuard.requireAuthenticated</w:t>
+      </w:r>
+      <w:r>
+        <w:rPr>
+          <w:rFonts w:ascii="Times New Roman" w:hAnsi="Times New Roman"/>
+          <w:color w:val="000000"/>
+          <w:sz w:val="24"/>
+        </w:rPr>
+        <w:t xml:space="preserve"> rejects it with </w:t>
+      </w:r>
+      <w:r>
+        <w:rPr>
+          <w:rFonts w:ascii="Courier New" w:hAnsi="Courier New"/>
+          <w:color w:val="404040"/>
+          <w:sz w:val="22"/>
+        </w:rPr>
+        <w:t>401</w:t>
+      </w:r>
+      <w:r>
+        <w:rPr>
+          <w:rFonts w:ascii="Times New Roman" w:hAnsi="Times New Roman"/>
+          <w:color w:val="000000"/>
+          <w:sz w:val="24"/>
+        </w:rPr>
+        <w:t>, which also satisfies the requirement that "direct browser/client access to microservices should be avoided" by making direct access non-functional for anything but public health checks.</w:t>
       </w:r>
     </w:p>
     <w:p>
@@ -2369,42 +4210,257 @@
         <w:t>Alternatives Considered</w:t>
       </w:r>
     </w:p>
+    <w:tbl>
+      <w:tblPr>
+        <w:tblStyle w:val="LightGrid-Accent1"/>
+        <w:tblW w:type="auto" w:w="0"/>
+        <w:tblLook w:firstColumn="1" w:firstRow="1" w:lastColumn="0" w:lastRow="0" w:noHBand="0" w:noVBand="1" w:val="04A0"/>
+      </w:tblPr>
+      <w:tblGrid>
+        <w:gridCol w:w="2592"/>
+        <w:gridCol w:w="6480"/>
+      </w:tblGrid>
+      <w:tr>
+        <w:tc>
+          <w:tcPr>
+            <w:tcW w:type="dxa" w:w="4320"/>
+          </w:tcPr>
+          <w:p>
+            <w:pPr>
+              <w:spacing w:after="40" w:line="240" w:lineRule="auto"/>
+              <w:jc w:val="left"/>
+            </w:pPr>
+            <w:r>
+              <w:rPr>
+                <w:b/>
+              </w:rPr>
+            </w:r>
+            <w:r>
+              <w:rPr>
+                <w:rFonts w:ascii="Times New Roman" w:hAnsi="Times New Roman"/>
+                <w:b/>
+                <w:color w:val="000000"/>
+                <w:sz w:val="21"/>
+              </w:rPr>
+              <w:t>Alternative Considered</w:t>
+            </w:r>
+          </w:p>
+        </w:tc>
+        <w:tc>
+          <w:tcPr>
+            <w:tcW w:type="dxa" w:w="4320"/>
+          </w:tcPr>
+          <w:p>
+            <w:pPr>
+              <w:spacing w:after="40" w:line="240" w:lineRule="auto"/>
+              <w:jc w:val="left"/>
+            </w:pPr>
+            <w:r>
+              <w:rPr>
+                <w:b/>
+              </w:rPr>
+            </w:r>
+            <w:r>
+              <w:rPr>
+                <w:rFonts w:ascii="Times New Roman" w:hAnsi="Times New Roman"/>
+                <w:b/>
+                <w:color w:val="000000"/>
+                <w:sz w:val="21"/>
+              </w:rPr>
+              <w:t>Why Not Chosen</w:t>
+            </w:r>
+          </w:p>
+        </w:tc>
+      </w:tr>
+      <w:tr>
+        <w:tc>
+          <w:tcPr>
+            <w:tcW w:type="dxa" w:w="4320"/>
+          </w:tcPr>
+          <w:p>
+            <w:pPr>
+              <w:spacing w:after="40" w:line="240" w:lineRule="auto"/>
+              <w:jc w:val="left"/>
+            </w:pPr>
+            <w:r>
+              <w:rPr>
+                <w:b/>
+              </w:rPr>
+            </w:r>
+            <w:r>
+              <w:rPr>
+                <w:rFonts w:ascii="Times New Roman" w:hAnsi="Times New Roman"/>
+                <w:b/>
+                <w:color w:val="000000"/>
+                <w:sz w:val="20"/>
+              </w:rPr>
+              <w:t>Per-service Spring Security + JWT decoding</w:t>
+            </w:r>
+          </w:p>
+        </w:tc>
+        <w:tc>
+          <w:tcPr>
+            <w:tcW w:type="dxa" w:w="4320"/>
+          </w:tcPr>
+          <w:p>
+            <w:pPr>
+              <w:spacing w:after="40" w:line="240" w:lineRule="auto"/>
+              <w:jc w:val="left"/>
+            </w:pPr>
+            <w:r>
+              <w:rPr/>
+            </w:r>
+            <w:r>
+              <w:rPr>
+                <w:rFonts w:ascii="Times New Roman" w:hAnsi="Times New Roman"/>
+                <w:color w:val="000000"/>
+                <w:sz w:val="20"/>
+              </w:rPr>
+              <w:t xml:space="preserve">each service independently validates the JWT and applies </w:t>
+            </w:r>
+            <w:r>
+              <w:rPr>
+                <w:rFonts w:ascii="Courier New" w:hAnsi="Courier New"/>
+                <w:color w:val="404040"/>
+                <w:sz w:val="18"/>
+              </w:rPr>
+              <w:t>@PreAuthorize</w:t>
+            </w:r>
+            <w:r>
+              <w:rPr>
+                <w:rFonts w:ascii="Times New Roman" w:hAnsi="Times New Roman"/>
+                <w:color w:val="000000"/>
+                <w:sz w:val="20"/>
+              </w:rPr>
+              <w:t>. Rejected as the primary mechanism: it duplicates JWT parsing logic across every service, means a change to the auth scheme (e.g. rotating to OAuth2) has to be made N times, and does not stop a request that reaches a service directly (bypassing the Gateway) unless each service also re-implements the check - at which point the Gateway's filter is redundant work. Full Spring Security was also heavier than needed for two roles.</w:t>
+            </w:r>
+          </w:p>
+        </w:tc>
+      </w:tr>
+      <w:tr>
+        <w:tc>
+          <w:tcPr>
+            <w:tcW w:type="dxa" w:w="4320"/>
+          </w:tcPr>
+          <w:p>
+            <w:pPr>
+              <w:spacing w:after="40" w:line="240" w:lineRule="auto"/>
+              <w:jc w:val="left"/>
+            </w:pPr>
+            <w:r>
+              <w:rPr>
+                <w:b/>
+              </w:rPr>
+            </w:r>
+            <w:r>
+              <w:rPr>
+                <w:rFonts w:ascii="Times New Roman" w:hAnsi="Times New Roman"/>
+                <w:b/>
+                <w:color w:val="000000"/>
+                <w:sz w:val="20"/>
+              </w:rPr>
+              <w:t>Trust downstream services completely (no RoleGuard)</w:t>
+            </w:r>
+          </w:p>
+        </w:tc>
+        <w:tc>
+          <w:tcPr>
+            <w:tcW w:type="dxa" w:w="4320"/>
+          </w:tcPr>
+          <w:p>
+            <w:pPr>
+              <w:spacing w:after="40" w:line="240" w:lineRule="auto"/>
+              <w:jc w:val="left"/>
+            </w:pPr>
+            <w:r>
+              <w:rPr/>
+            </w:r>
+            <w:r>
+              <w:rPr>
+                <w:rFonts w:ascii="Times New Roman" w:hAnsi="Times New Roman"/>
+                <w:color w:val="000000"/>
+                <w:sz w:val="20"/>
+              </w:rPr>
+              <w:t xml:space="preserve">simplest, but means any request that reaches a service directly (e.g. hitting </w:t>
+            </w:r>
+            <w:r>
+              <w:rPr>
+                <w:rFonts w:ascii="Courier New" w:hAnsi="Courier New"/>
+                <w:color w:val="404040"/>
+                <w:sz w:val="18"/>
+              </w:rPr>
+              <w:t>localhost:8082</w:t>
+            </w:r>
+            <w:r>
+              <w:rPr>
+                <w:rFonts w:ascii="Times New Roman" w:hAnsi="Times New Roman"/>
+                <w:color w:val="000000"/>
+                <w:sz w:val="20"/>
+              </w:rPr>
+              <w:t xml:space="preserve"> instead of the Gateway) would be treated as authenticated with no role, defeating the "avoid direct access" requirement. Rejected.</w:t>
+            </w:r>
+          </w:p>
+        </w:tc>
+      </w:tr>
+      <w:tr>
+        <w:tc>
+          <w:tcPr>
+            <w:tcW w:type="dxa" w:w="4320"/>
+          </w:tcPr>
+          <w:p>
+            <w:pPr>
+              <w:spacing w:after="40" w:line="240" w:lineRule="auto"/>
+              <w:jc w:val="left"/>
+            </w:pPr>
+            <w:r>
+              <w:rPr>
+                <w:b/>
+              </w:rPr>
+            </w:r>
+            <w:r>
+              <w:rPr>
+                <w:rFonts w:ascii="Times New Roman" w:hAnsi="Times New Roman"/>
+                <w:b/>
+                <w:color w:val="000000"/>
+                <w:sz w:val="20"/>
+              </w:rPr>
+              <w:t>OAuth2 with an external Authorization Server</w:t>
+            </w:r>
+          </w:p>
+        </w:tc>
+        <w:tc>
+          <w:tcPr>
+            <w:tcW w:type="dxa" w:w="4320"/>
+          </w:tcPr>
+          <w:p>
+            <w:pPr>
+              <w:spacing w:after="40" w:line="240" w:lineRule="auto"/>
+              <w:jc w:val="left"/>
+            </w:pPr>
+            <w:r>
+              <w:rPr/>
+            </w:r>
+            <w:r>
+              <w:rPr>
+                <w:rFonts w:ascii="Times New Roman" w:hAnsi="Times New Roman"/>
+                <w:color w:val="000000"/>
+                <w:sz w:val="20"/>
+              </w:rPr>
+              <w:t>(Keycloak / Spring Authorization Server) - more standard for production and would support token introspection/refresh, but adds an extra moving part and setup/operational cost disproportionate to a two-role, coursework-scoped system. JWT issued directly by Booking Service was judged sufficient and simpler to demonstrate end to end within the assignment's scope.</w:t>
+            </w:r>
+          </w:p>
+        </w:tc>
+      </w:tr>
+    </w:tbl>
+    <w:p/>
     <w:p>
       <w:r>
-        <w:t>1. **Per-service Spring Security + JWT decoding** - each service independently validates the JWT</w:t>
-        <w:br/>
-        <w:t xml:space="preserve">   and applies `@PreAuthorize`. Rejected as the primary mechanism: it duplicates JWT parsing logic</w:t>
-        <w:br/>
-        <w:t xml:space="preserve">   across every service, means a change to the auth scheme (e.g. rotating to OAuth2) has to be</w:t>
-        <w:br/>
-        <w:t xml:space="preserve">   made N times, and does not stop a request that reaches a service directly (bypassing the</w:t>
-        <w:br/>
-        <w:t xml:space="preserve">   Gateway) unless each service also re-implements the check - at which point the Gateway's</w:t>
-        <w:br/>
-        <w:t xml:space="preserve">   filter is redundant work. Full Spring Security was also heavier than needed for two roles.</w:t>
-        <w:br/>
-        <w:t>2. **Trust downstream services completely (no RoleGuard)** - simplest, but means any request that</w:t>
-        <w:br/>
-        <w:t xml:space="preserve">   reaches a service directly (e.g. hitting `localhost:8082` instead of the Gateway) would be</w:t>
-        <w:br/>
-        <w:t xml:space="preserve">   treated as authenticated with no role, defeating the "avoid direct access" requirement. Rejected.</w:t>
-        <w:br/>
-        <w:t>3. **OAuth2 with an external Authorization Server** (Keycloak / Spring Authorization Server) -</w:t>
-        <w:br/>
-        <w:t xml:space="preserve">   more standard for production and would support token introspection/refresh, but adds an extra</w:t>
-        <w:br/>
-        <w:t xml:space="preserve">   moving part and setup/operational cost disproportionate to a two-role, coursework-scoped system.</w:t>
-        <w:br/>
-        <w:t xml:space="preserve">   JWT issued directly by Booking Service was judged sufficient and simpler to demonstrate end to</w:t>
-        <w:br/>
-        <w:t xml:space="preserve">   end within the assignment's scope.</w:t>
-      </w:r>
-    </w:p>
-    <w:p>
-      <w:r>
-        <w:t>Gateway-centred JWT enforcement with Spring Security components, as adopted here, is consistent</w:t>
-        <w:br/>
-        <w:t>with recent published guidance on securing Spring Boot-based microservice ecosystems [4].</w:t>
+        <w:rPr>
+          <w:rFonts w:ascii="Times New Roman" w:hAnsi="Times New Roman"/>
+          <w:color w:val="000000"/>
+          <w:sz w:val="24"/>
+        </w:rPr>
+        <w:t>Gateway-centred JWT enforcement with Spring Security components, as adopted here, is consistent with recent published guidance on securing Spring Boot-based microservice ecosystems [4].</w:t>
       </w:r>
     </w:p>
     <w:p>
@@ -2416,8 +4472,17 @@
       </w:r>
     </w:p>
     <w:p>
-      <w:r>
-        <w:t>**Positive**</w:t>
+      <w:pPr>
+        <w:spacing w:before="120"/>
+      </w:pPr>
+      <w:r>
+        <w:rPr>
+          <w:rFonts w:ascii="Times New Roman" w:hAnsi="Times New Roman"/>
+          <w:b/>
+          <w:color w:val="000000"/>
+          <w:sz w:val="24"/>
+        </w:rPr>
+        <w:t>Positive</w:t>
       </w:r>
     </w:p>
     <w:p>
@@ -2425,12 +4490,28 @@
         <w:pStyle w:val="ListBullet"/>
       </w:pPr>
       <w:r>
-        <w:t>Single point of authentication enforcement; adding a third microservice only requires adding a</w:t>
-      </w:r>
-    </w:p>
-    <w:p>
-      <w:r>
-        <w:t>route + optional `RoleGuard`, not re-implementing JWT verification.</w:t>
+        <w:rPr>
+          <w:rFonts w:ascii="Times New Roman" w:hAnsi="Times New Roman"/>
+          <w:color w:val="000000"/>
+          <w:sz w:val="24"/>
+        </w:rPr>
+        <w:t xml:space="preserve">Single point of authentication enforcement; adding a third microservice only requires adding a route + optional </w:t>
+      </w:r>
+      <w:r>
+        <w:rPr>
+          <w:rFonts w:ascii="Courier New" w:hAnsi="Courier New"/>
+          <w:color w:val="404040"/>
+          <w:sz w:val="22"/>
+        </w:rPr>
+        <w:t>RoleGuard</w:t>
+      </w:r>
+      <w:r>
+        <w:rPr>
+          <w:rFonts w:ascii="Times New Roman" w:hAnsi="Times New Roman"/>
+          <w:color w:val="000000"/>
+          <w:sz w:val="24"/>
+        </w:rPr>
+        <w:t>, not re-implementing JWT verification.</w:t>
       </w:r>
     </w:p>
     <w:p>
@@ -2438,12 +4519,12 @@
         <w:pStyle w:val="ListBullet"/>
       </w:pPr>
       <w:r>
-        <w:t>Clean separation: Gateway answers "is this request authenticated, and as whom", services answer</w:t>
-      </w:r>
-    </w:p>
-    <w:p>
-      <w:r>
-        <w:t>"is this identity allowed to do this specific operation".</w:t>
+        <w:rPr>
+          <w:rFonts w:ascii="Times New Roman" w:hAnsi="Times New Roman"/>
+          <w:color w:val="000000"/>
+          <w:sz w:val="24"/>
+        </w:rPr>
+        <w:t>Clean separation: Gateway answers "is this request authenticated, and as whom", services answer "is this identity allowed to do this specific operation".</w:t>
       </w:r>
     </w:p>
     <w:p>
@@ -2451,17 +4532,26 @@
         <w:pStyle w:val="ListBullet"/>
       </w:pPr>
       <w:r>
-        <w:t>Satisfies the "at least two differently protected endpoint categories" requirement uniformly</w:t>
+        <w:rPr>
+          <w:rFonts w:ascii="Times New Roman" w:hAnsi="Times New Roman"/>
+          <w:color w:val="000000"/>
+          <w:sz w:val="24"/>
+        </w:rPr>
+        <w:t>Satisfies the "at least two differently protected endpoint categories" requirement uniformly across both services (read vs. write/delete).</w:t>
       </w:r>
     </w:p>
     <w:p>
-      <w:r>
-        <w:t>across both services (read vs. write/delete).</w:t>
-      </w:r>
-    </w:p>
-    <w:p>
-      <w:r>
-        <w:t>**Negative / trade-offs**</w:t>
+      <w:pPr>
+        <w:spacing w:before="120"/>
+      </w:pPr>
+      <w:r>
+        <w:rPr>
+          <w:rFonts w:ascii="Times New Roman" w:hAnsi="Times New Roman"/>
+          <w:b/>
+          <w:color w:val="000000"/>
+          <w:sz w:val="24"/>
+        </w:rPr>
+        <w:t>Negative / trade-offs</w:t>
       </w:r>
     </w:p>
     <w:p>
@@ -2469,14 +4559,28 @@
         <w:pStyle w:val="ListBullet"/>
       </w:pPr>
       <w:r>
-        <w:t>The shared JWT secret must be identical across Gateway, Booking Service, and Equipment Service</w:t>
-      </w:r>
-    </w:p>
-    <w:p>
-      <w:r>
-        <w:t>(currently distributed via Config Server's shared `application.yml`) - a key rotation requires</w:t>
-        <w:br/>
-        <w:t xml:space="preserve">  updating one place, but restarting all three processes.</w:t>
+        <w:rPr>
+          <w:rFonts w:ascii="Times New Roman" w:hAnsi="Times New Roman"/>
+          <w:color w:val="000000"/>
+          <w:sz w:val="24"/>
+        </w:rPr>
+        <w:t xml:space="preserve">The shared JWT secret must be identical across Gateway, Booking Service, and Equipment Service (currently distributed via Config Server's shared </w:t>
+      </w:r>
+      <w:r>
+        <w:rPr>
+          <w:rFonts w:ascii="Courier New" w:hAnsi="Courier New"/>
+          <w:color w:val="404040"/>
+          <w:sz w:val="22"/>
+        </w:rPr>
+        <w:t>application.yml</w:t>
+      </w:r>
+      <w:r>
+        <w:rPr>
+          <w:rFonts w:ascii="Times New Roman" w:hAnsi="Times New Roman"/>
+          <w:color w:val="000000"/>
+          <w:sz w:val="24"/>
+        </w:rPr>
+        <w:t>) - a key rotation requires updating one place, but restarting all three processes.</w:t>
       </w:r>
     </w:p>
     <w:p>
@@ -2484,16 +4588,44 @@
         <w:pStyle w:val="ListBullet"/>
       </w:pPr>
       <w:r>
-        <w:t>The `X-Auth-User`/`X-Auth-Roles` header trust model assumes the network between Gateway and the</w:t>
-      </w:r>
-    </w:p>
-    <w:p>
-      <w:r>
-        <w:t>domain services is not itself hostile (no mutual TLS or signed headers) - acceptable for this</w:t>
-        <w:br/>
-        <w:t xml:space="preserve">  assignment's scope but would need hardening (e.g. mTLS or a short-lived signed hop token) in a</w:t>
-        <w:br/>
-        <w:t xml:space="preserve">  real production deployment.</w:t>
+        <w:rPr>
+          <w:rFonts w:ascii="Times New Roman" w:hAnsi="Times New Roman"/>
+          <w:color w:val="000000"/>
+          <w:sz w:val="24"/>
+        </w:rPr>
+        <w:t xml:space="preserve">The </w:t>
+      </w:r>
+      <w:r>
+        <w:rPr>
+          <w:rFonts w:ascii="Courier New" w:hAnsi="Courier New"/>
+          <w:color w:val="404040"/>
+          <w:sz w:val="22"/>
+        </w:rPr>
+        <w:t>X-Auth-User</w:t>
+      </w:r>
+      <w:r>
+        <w:rPr>
+          <w:rFonts w:ascii="Times New Roman" w:hAnsi="Times New Roman"/>
+          <w:color w:val="000000"/>
+          <w:sz w:val="24"/>
+        </w:rPr>
+        <w:t>/</w:t>
+      </w:r>
+      <w:r>
+        <w:rPr>
+          <w:rFonts w:ascii="Courier New" w:hAnsi="Courier New"/>
+          <w:color w:val="404040"/>
+          <w:sz w:val="22"/>
+        </w:rPr>
+        <w:t>X-Auth-Roles</w:t>
+      </w:r>
+      <w:r>
+        <w:rPr>
+          <w:rFonts w:ascii="Times New Roman" w:hAnsi="Times New Roman"/>
+          <w:color w:val="000000"/>
+          <w:sz w:val="24"/>
+        </w:rPr>
+        <w:t xml:space="preserve"> header trust model assumes the network between Gateway and the domain services is not itself hostile (no mutual TLS or signed headers) - acceptable for this assignment's scope but would need hardening (e.g. mTLS or a short-lived signed hop token) in a real production deployment.</w:t>
       </w:r>
     </w:p>
     <w:p>
@@ -2501,12 +4633,28 @@
         <w:pStyle w:val="ListBullet"/>
       </w:pPr>
       <w:r>
-        <w:t>Feign calls from Booking Service to Equipment Service must manually forward these headers</w:t>
-      </w:r>
-    </w:p>
-    <w:p>
-      <w:r>
-        <w:t>(`FeignHeaderForwardingConfig`), since that hop also bypasses the Gateway.</w:t>
+        <w:rPr>
+          <w:rFonts w:ascii="Times New Roman" w:hAnsi="Times New Roman"/>
+          <w:color w:val="000000"/>
+          <w:sz w:val="24"/>
+        </w:rPr>
+        <w:t>Feign calls from Booking Service to Equipment Service must manually forward these headers (</w:t>
+      </w:r>
+      <w:r>
+        <w:rPr>
+          <w:rFonts w:ascii="Courier New" w:hAnsi="Courier New"/>
+          <w:color w:val="404040"/>
+          <w:sz w:val="22"/>
+        </w:rPr>
+        <w:t>FeignHeaderForwardingConfig</w:t>
+      </w:r>
+      <w:r>
+        <w:rPr>
+          <w:rFonts w:ascii="Times New Roman" w:hAnsi="Times New Roman"/>
+          <w:color w:val="000000"/>
+          <w:sz w:val="24"/>
+        </w:rPr>
+        <w:t>), since that hop also bypasses the Gateway.</w:t>
       </w:r>
     </w:p>
     <w:p>
@@ -2522,7 +4670,12 @@
         <w:pStyle w:val="ListBullet"/>
       </w:pPr>
       <w:r>
-        <w:t>`api-gateway/src/main/java/com/labequip/gateway/security/JwtAuthenticationGlobalFilter.java`</w:t>
+        <w:rPr>
+          <w:rFonts w:ascii="Courier New" w:hAnsi="Courier New"/>
+          <w:color w:val="404040"/>
+          <w:sz w:val="22"/>
+        </w:rPr>
+        <w:t>api-gateway/src/main/java/com/labequip/gateway/security/JwtAuthenticationGlobalFilter.java</w:t>
       </w:r>
     </w:p>
     <w:p>
@@ -2530,7 +4683,12 @@
         <w:pStyle w:val="ListBullet"/>
       </w:pPr>
       <w:r>
-        <w:t>`api-gateway/src/main/java/com/labequip/gateway/security/JwtValidator.java`</w:t>
+        <w:rPr>
+          <w:rFonts w:ascii="Courier New" w:hAnsi="Courier New"/>
+          <w:color w:val="404040"/>
+          <w:sz w:val="22"/>
+        </w:rPr>
+        <w:t>api-gateway/src/main/java/com/labequip/gateway/security/JwtValidator.java</w:t>
       </w:r>
     </w:p>
     <w:p>
@@ -2538,7 +4696,12 @@
         <w:pStyle w:val="ListBullet"/>
       </w:pPr>
       <w:r>
-        <w:t>`booking-service/src/main/java/com/labequip/booking/web/AuthController.java`</w:t>
+        <w:rPr>
+          <w:rFonts w:ascii="Courier New" w:hAnsi="Courier New"/>
+          <w:color w:val="404040"/>
+          <w:sz w:val="22"/>
+        </w:rPr>
+        <w:t>booking-service/src/main/java/com/labequip/booking/web/AuthController.java</w:t>
       </w:r>
     </w:p>
     <w:p>
@@ -2546,7 +4709,12 @@
         <w:pStyle w:val="ListBullet"/>
       </w:pPr>
       <w:r>
-        <w:t>`booking-service/src/main/java/com/labequip/booking/security/JwtTokenProvider.java`</w:t>
+        <w:rPr>
+          <w:rFonts w:ascii="Courier New" w:hAnsi="Courier New"/>
+          <w:color w:val="404040"/>
+          <w:sz w:val="22"/>
+        </w:rPr>
+        <w:t>booking-service/src/main/java/com/labequip/booking/security/JwtTokenProvider.java</w:t>
       </w:r>
     </w:p>
     <w:p>
@@ -2554,7 +4722,12 @@
         <w:pStyle w:val="ListBullet"/>
       </w:pPr>
       <w:r>
-        <w:t>`equipment-service/src/main/java/com/labequip/equipment/security/RoleGuard.java`</w:t>
+        <w:rPr>
+          <w:rFonts w:ascii="Courier New" w:hAnsi="Courier New"/>
+          <w:color w:val="404040"/>
+          <w:sz w:val="22"/>
+        </w:rPr>
+        <w:t>equipment-service/src/main/java/com/labequip/equipment/security/RoleGuard.java</w:t>
       </w:r>
     </w:p>
     <w:p>
@@ -2562,7 +4735,12 @@
         <w:pStyle w:val="ListBullet"/>
       </w:pPr>
       <w:r>
-        <w:t>`booking-service/src/main/java/com/labequip/booking/config/FeignHeaderForwardingConfig.java`</w:t>
+        <w:rPr>
+          <w:rFonts w:ascii="Courier New" w:hAnsi="Courier New"/>
+          <w:color w:val="404040"/>
+          <w:sz w:val="22"/>
+        </w:rPr>
+        <w:t>booking-service/src/main/java/com/labequip/booking/config/FeignHeaderForwardingConfig.java</w:t>
       </w:r>
     </w:p>
     <w:p>
@@ -2570,12 +4748,76 @@
         <w:pStyle w:val="ListBullet"/>
       </w:pPr>
       <w:r>
-        <w:t>Config: `config-server/src/main/resources/config/application.yml` (`jwt.secret`),</w:t>
-      </w:r>
-    </w:p>
-    <w:p>
-      <w:r>
-        <w:t>`api-gateway.yml` (`security.public-paths`)</w:t>
+        <w:rPr>
+          <w:rFonts w:ascii="Times New Roman" w:hAnsi="Times New Roman"/>
+          <w:color w:val="000000"/>
+          <w:sz w:val="24"/>
+        </w:rPr>
+        <w:t xml:space="preserve">Config: </w:t>
+      </w:r>
+      <w:r>
+        <w:rPr>
+          <w:rFonts w:ascii="Courier New" w:hAnsi="Courier New"/>
+          <w:color w:val="404040"/>
+          <w:sz w:val="22"/>
+        </w:rPr>
+        <w:t>config-server/src/main/resources/config/application.yml</w:t>
+      </w:r>
+      <w:r>
+        <w:rPr>
+          <w:rFonts w:ascii="Times New Roman" w:hAnsi="Times New Roman"/>
+          <w:color w:val="000000"/>
+          <w:sz w:val="24"/>
+        </w:rPr>
+        <w:t xml:space="preserve"> (</w:t>
+      </w:r>
+      <w:r>
+        <w:rPr>
+          <w:rFonts w:ascii="Courier New" w:hAnsi="Courier New"/>
+          <w:color w:val="404040"/>
+          <w:sz w:val="22"/>
+        </w:rPr>
+        <w:t>jwt.secret</w:t>
+      </w:r>
+      <w:r>
+        <w:rPr>
+          <w:rFonts w:ascii="Times New Roman" w:hAnsi="Times New Roman"/>
+          <w:color w:val="000000"/>
+          <w:sz w:val="24"/>
+        </w:rPr>
+        <w:t xml:space="preserve">), </w:t>
+      </w:r>
+      <w:r>
+        <w:rPr>
+          <w:rFonts w:ascii="Courier New" w:hAnsi="Courier New"/>
+          <w:color w:val="404040"/>
+          <w:sz w:val="22"/>
+        </w:rPr>
+        <w:t>api-gateway.yml</w:t>
+      </w:r>
+      <w:r>
+        <w:rPr>
+          <w:rFonts w:ascii="Times New Roman" w:hAnsi="Times New Roman"/>
+          <w:color w:val="000000"/>
+          <w:sz w:val="24"/>
+        </w:rPr>
+        <w:t xml:space="preserve"> (</w:t>
+      </w:r>
+      <w:r>
+        <w:rPr>
+          <w:rFonts w:ascii="Courier New" w:hAnsi="Courier New"/>
+          <w:color w:val="404040"/>
+          <w:sz w:val="22"/>
+        </w:rPr>
+        <w:t>security.public-paths</w:t>
+      </w:r>
+      <w:r>
+        <w:rPr>
+          <w:rFonts w:ascii="Times New Roman" w:hAnsi="Times New Roman"/>
+          <w:color w:val="000000"/>
+          <w:sz w:val="24"/>
+        </w:rPr>
+        <w:t>)</w:t>
       </w:r>
     </w:p>
     <w:p>
@@ -2583,12 +4825,28 @@
         <w:pStyle w:val="ListBullet"/>
       </w:pPr>
       <w:r>
-        <w:t>Report evidence: Section 2.3 "REST APIs, Authentication and Role-Based Access"</w:t>
-      </w:r>
-    </w:p>
-    <w:p>
-      <w:r>
-        <w:t>(`docs/screenshots/09-crud-security-part1.jpg`: 200 login, 401 no-token, 403 wrong-role)</w:t>
+        <w:rPr>
+          <w:rFonts w:ascii="Times New Roman" w:hAnsi="Times New Roman"/>
+          <w:color w:val="000000"/>
+          <w:sz w:val="24"/>
+        </w:rPr>
+        <w:t>Report evidence: Section 2.3 "REST APIs, Authentication and Role-Based Access" (</w:t>
+      </w:r>
+      <w:r>
+        <w:rPr>
+          <w:rFonts w:ascii="Courier New" w:hAnsi="Courier New"/>
+          <w:color w:val="404040"/>
+          <w:sz w:val="22"/>
+        </w:rPr>
+        <w:t>docs/screenshots/09-crud-security-part1.jpg</w:t>
+      </w:r>
+      <w:r>
+        <w:rPr>
+          <w:rFonts w:ascii="Times New Roman" w:hAnsi="Times New Roman"/>
+          <w:color w:val="000000"/>
+          <w:sz w:val="24"/>
+        </w:rPr>
+        <w:t>: 200 login, 401 no-token, 403 wrong-role)</w:t>
       </w:r>
     </w:p>
     <w:p>
@@ -2596,7 +4854,21 @@
         <w:pStyle w:val="ListBullet"/>
       </w:pPr>
       <w:r>
-        <w:t>Screencast timestamp: **TBD - insert after recording**</w:t>
+        <w:rPr>
+          <w:rFonts w:ascii="Times New Roman" w:hAnsi="Times New Roman"/>
+          <w:color w:val="000000"/>
+          <w:sz w:val="24"/>
+        </w:rPr>
+        <w:t xml:space="preserve">Screencast timestamp: </w:t>
+      </w:r>
+      <w:r>
+        <w:rPr>
+          <w:rFonts w:ascii="Times New Roman" w:hAnsi="Times New Roman"/>
+          <w:b/>
+          <w:color w:val="000000"/>
+          <w:sz w:val="24"/>
+        </w:rPr>
+        <w:t>TBD - insert after recording</w:t>
       </w:r>
     </w:p>
     <w:p>
@@ -2609,11 +4881,29 @@
     </w:p>
     <w:p>
       <w:r>
-        <w:t>[4] C. L. Aldea and R. Bocu, "Authentication Challenges and Solutions in Microservice</w:t>
-        <w:br/>
-        <w:t>Architectures," *Applied Sciences*, vol. 15, no. 22, art. 12088, 2025,</w:t>
-        <w:br/>
-        <w:t>doi: 10.3390/app152212088.</w:t>
+        <w:rPr>
+          <w:rFonts w:ascii="Times New Roman" w:hAnsi="Times New Roman"/>
+          <w:color w:val="000000"/>
+          <w:sz w:val="24"/>
+        </w:rPr>
+        <w:t xml:space="preserve">[4] C. L. Aldea and R. Bocu, "Authentication Challenges and Solutions in Microservice Architectures," </w:t>
+      </w:r>
+      <w:r>
+        <w:rPr>
+          <w:rFonts w:ascii="Times New Roman" w:hAnsi="Times New Roman"/>
+          <w:i/>
+          <w:color w:val="000000"/>
+          <w:sz w:val="24"/>
+        </w:rPr>
+        <w:t>Applied Sciences</w:t>
+      </w:r>
+      <w:r>
+        <w:rPr>
+          <w:rFonts w:ascii="Times New Roman" w:hAnsi="Times New Roman"/>
+          <w:color w:val="000000"/>
+          <w:sz w:val="24"/>
+        </w:rPr>
+        <w:t>, vol. 15, no. 22, art. 12088, 2025, doi: 10.3390/app152212088.</w:t>
       </w:r>
     </w:p>
     <w:p>
@@ -2639,6 +4929,11 @@
     </w:p>
     <w:p>
       <w:r>
+        <w:rPr>
+          <w:rFonts w:ascii="Times New Roman" w:hAnsi="Times New Roman"/>
+          <w:color w:val="000000"/>
+          <w:sz w:val="24"/>
+        </w:rPr>
         <w:t>Accepted</w:t>
       </w:r>
     </w:p>
@@ -2652,24 +4947,54 @@
     </w:p>
     <w:p>
       <w:r>
-        <w:t>When a student completes a booking and reports the equipment as faulty, two things must happen:</w:t>
-        <w:br/>
-        <w:t>Booking Service must record the completion, and Equipment Service must be told to take the</w:t>
-        <w:br/>
-        <w:t>equipment out of service and open a maintenance record. The assignment requires at least one</w:t>
-        <w:br/>
-        <w:t>interaction in the system to use asynchronous messaging rather than a synchronous REST call, with</w:t>
-        <w:br/>
-        <w:t>a justification for why messaging was the better fit here.</w:t>
+        <w:rPr>
+          <w:rFonts w:ascii="Times New Roman" w:hAnsi="Times New Roman"/>
+          <w:color w:val="000000"/>
+          <w:sz w:val="24"/>
+        </w:rPr>
+        <w:t>When a student completes a booking and reports the equipment as faulty, two things must happen: Booking Service must record the completion, and Equipment Service must be told to take the equipment out of service and open a maintenance record. The assignment requires at least one interaction in the system to use asynchronous messaging rather than a synchronous REST call, with a justification for why messaging was the better fit here.</w:t>
       </w:r>
     </w:p>
     <w:p>
       <w:r>
-        <w:t>The alternative - having `BookingService.complete()` call Equipment Service synchronously (the same</w:t>
-        <w:br/>
-        <w:t>way it already does for the availability check in `EquipmentAvailabilityService`) - was considered</w:t>
-        <w:br/>
-        <w:t>and rejected for this specific interaction.</w:t>
+        <w:rPr>
+          <w:rFonts w:ascii="Times New Roman" w:hAnsi="Times New Roman"/>
+          <w:color w:val="000000"/>
+          <w:sz w:val="24"/>
+        </w:rPr>
+        <w:t xml:space="preserve">The alternative - having </w:t>
+      </w:r>
+      <w:r>
+        <w:rPr>
+          <w:rFonts w:ascii="Courier New" w:hAnsi="Courier New"/>
+          <w:color w:val="404040"/>
+          <w:sz w:val="22"/>
+        </w:rPr>
+        <w:t>BookingService.complete()</w:t>
+      </w:r>
+      <w:r>
+        <w:rPr>
+          <w:rFonts w:ascii="Times New Roman" w:hAnsi="Times New Roman"/>
+          <w:color w:val="000000"/>
+          <w:sz w:val="24"/>
+        </w:rPr>
+        <w:t xml:space="preserve"> call Equipment Service synchronously (the same way it already does for the availability check in </w:t>
+      </w:r>
+      <w:r>
+        <w:rPr>
+          <w:rFonts w:ascii="Courier New" w:hAnsi="Courier New"/>
+          <w:color w:val="404040"/>
+          <w:sz w:val="22"/>
+        </w:rPr>
+        <w:t>EquipmentAvailabilityService</w:t>
+      </w:r>
+      <w:r>
+        <w:rPr>
+          <w:rFonts w:ascii="Times New Roman" w:hAnsi="Times New Roman"/>
+          <w:color w:val="000000"/>
+          <w:sz w:val="24"/>
+        </w:rPr>
+        <w:t>) - was considered and rejected for this specific interaction.</w:t>
       </w:r>
     </w:p>
     <w:p>
@@ -2682,11 +5007,84 @@
     </w:p>
     <w:p>
       <w:r>
-        <w:t>`BookingService.complete()` (`booking-service/.../service/BookingService.java`) publishes a</w:t>
-        <w:br/>
-        <w:t>`MaintenanceRequestedEvent` to RabbitMQ (`MaintenanceEventPublisher`) after marking the booking</w:t>
-        <w:br/>
-        <w:t>`COMPLETED`, instead of calling Equipment Service directly:</w:t>
+        <w:rPr>
+          <w:rFonts w:ascii="Courier New" w:hAnsi="Courier New"/>
+          <w:color w:val="404040"/>
+          <w:sz w:val="22"/>
+        </w:rPr>
+        <w:t>BookingService.complete()</w:t>
+      </w:r>
+      <w:r>
+        <w:rPr>
+          <w:rFonts w:ascii="Times New Roman" w:hAnsi="Times New Roman"/>
+          <w:color w:val="000000"/>
+          <w:sz w:val="24"/>
+        </w:rPr>
+        <w:t xml:space="preserve"> (</w:t>
+      </w:r>
+      <w:r>
+        <w:rPr>
+          <w:rFonts w:ascii="Courier New" w:hAnsi="Courier New"/>
+          <w:color w:val="404040"/>
+          <w:sz w:val="22"/>
+        </w:rPr>
+        <w:t>booking-service/.../service/BookingService.java</w:t>
+      </w:r>
+      <w:r>
+        <w:rPr>
+          <w:rFonts w:ascii="Times New Roman" w:hAnsi="Times New Roman"/>
+          <w:color w:val="000000"/>
+          <w:sz w:val="24"/>
+        </w:rPr>
+        <w:t xml:space="preserve">) publishes a </w:t>
+      </w:r>
+      <w:r>
+        <w:rPr>
+          <w:rFonts w:ascii="Courier New" w:hAnsi="Courier New"/>
+          <w:color w:val="404040"/>
+          <w:sz w:val="22"/>
+        </w:rPr>
+        <w:t>MaintenanceRequestedEvent</w:t>
+      </w:r>
+      <w:r>
+        <w:rPr>
+          <w:rFonts w:ascii="Times New Roman" w:hAnsi="Times New Roman"/>
+          <w:color w:val="000000"/>
+          <w:sz w:val="24"/>
+        </w:rPr>
+        <w:t xml:space="preserve"> to RabbitMQ (</w:t>
+      </w:r>
+      <w:r>
+        <w:rPr>
+          <w:rFonts w:ascii="Courier New" w:hAnsi="Courier New"/>
+          <w:color w:val="404040"/>
+          <w:sz w:val="22"/>
+        </w:rPr>
+        <w:t>MaintenanceEventPublisher</w:t>
+      </w:r>
+      <w:r>
+        <w:rPr>
+          <w:rFonts w:ascii="Times New Roman" w:hAnsi="Times New Roman"/>
+          <w:color w:val="000000"/>
+          <w:sz w:val="24"/>
+        </w:rPr>
+        <w:t xml:space="preserve">) after marking the booking </w:t>
+      </w:r>
+      <w:r>
+        <w:rPr>
+          <w:rFonts w:ascii="Courier New" w:hAnsi="Courier New"/>
+          <w:color w:val="404040"/>
+          <w:sz w:val="22"/>
+        </w:rPr>
+        <w:t>COMPLETED</w:t>
+      </w:r>
+      <w:r>
+        <w:rPr>
+          <w:rFonts w:ascii="Times New Roman" w:hAnsi="Times New Roman"/>
+          <w:color w:val="000000"/>
+          <w:sz w:val="24"/>
+        </w:rPr>
+        <w:t>, instead of calling Equipment Service directly:</w:t>
       </w:r>
     </w:p>
     <w:p>
@@ -2694,12 +5092,60 @@
         <w:pStyle w:val="ListBullet"/>
       </w:pPr>
       <w:r>
-        <w:t>Exchange: `lab-equipment-exchange` (topic), routing key `maintenance.requested`</w:t>
-      </w:r>
-    </w:p>
-    <w:p>
-      <w:r>
-        <w:t>(`booking-service/.../messaging/RabbitMQConfig.java`)</w:t>
+        <w:rPr>
+          <w:rFonts w:ascii="Times New Roman" w:hAnsi="Times New Roman"/>
+          <w:color w:val="000000"/>
+          <w:sz w:val="24"/>
+        </w:rPr>
+        <w:t xml:space="preserve">Exchange: </w:t>
+      </w:r>
+      <w:r>
+        <w:rPr>
+          <w:rFonts w:ascii="Courier New" w:hAnsi="Courier New"/>
+          <w:color w:val="404040"/>
+          <w:sz w:val="22"/>
+        </w:rPr>
+        <w:t>lab-equipment-exchange</w:t>
+      </w:r>
+      <w:r>
+        <w:rPr>
+          <w:rFonts w:ascii="Times New Roman" w:hAnsi="Times New Roman"/>
+          <w:color w:val="000000"/>
+          <w:sz w:val="24"/>
+        </w:rPr>
+        <w:t xml:space="preserve"> (topic), routing key </w:t>
+      </w:r>
+      <w:r>
+        <w:rPr>
+          <w:rFonts w:ascii="Courier New" w:hAnsi="Courier New"/>
+          <w:color w:val="404040"/>
+          <w:sz w:val="22"/>
+        </w:rPr>
+        <w:t>maintenance.requested</w:t>
+      </w:r>
+      <w:r>
+        <w:rPr>
+          <w:rFonts w:ascii="Times New Roman" w:hAnsi="Times New Roman"/>
+          <w:color w:val="000000"/>
+          <w:sz w:val="24"/>
+        </w:rPr>
+        <w:t xml:space="preserve"> (</w:t>
+      </w:r>
+      <w:r>
+        <w:rPr>
+          <w:rFonts w:ascii="Courier New" w:hAnsi="Courier New"/>
+          <w:color w:val="404040"/>
+          <w:sz w:val="22"/>
+        </w:rPr>
+        <w:t>booking-service/.../messaging/RabbitMQConfig.java</w:t>
+      </w:r>
+      <w:r>
+        <w:rPr>
+          <w:rFonts w:ascii="Times New Roman" w:hAnsi="Times New Roman"/>
+          <w:color w:val="000000"/>
+          <w:sz w:val="24"/>
+        </w:rPr>
+        <w:t>)</w:t>
       </w:r>
     </w:p>
     <w:p>
@@ -2707,12 +5153,44 @@
         <w:pStyle w:val="ListBullet"/>
       </w:pPr>
       <w:r>
-        <w:t>Queue: `maintenance-requested-queue`, bound in Equipment Service</w:t>
-      </w:r>
-    </w:p>
-    <w:p>
-      <w:r>
-        <w:t>(`equipment-service/.../messaging/RabbitMQConfig.java`)</w:t>
+        <w:rPr>
+          <w:rFonts w:ascii="Times New Roman" w:hAnsi="Times New Roman"/>
+          <w:color w:val="000000"/>
+          <w:sz w:val="24"/>
+        </w:rPr>
+        <w:t xml:space="preserve">Queue: </w:t>
+      </w:r>
+      <w:r>
+        <w:rPr>
+          <w:rFonts w:ascii="Courier New" w:hAnsi="Courier New"/>
+          <w:color w:val="404040"/>
+          <w:sz w:val="22"/>
+        </w:rPr>
+        <w:t>maintenance-requested-queue</w:t>
+      </w:r>
+      <w:r>
+        <w:rPr>
+          <w:rFonts w:ascii="Times New Roman" w:hAnsi="Times New Roman"/>
+          <w:color w:val="000000"/>
+          <w:sz w:val="24"/>
+        </w:rPr>
+        <w:t>, bound in Equipment Service (</w:t>
+      </w:r>
+      <w:r>
+        <w:rPr>
+          <w:rFonts w:ascii="Courier New" w:hAnsi="Courier New"/>
+          <w:color w:val="404040"/>
+          <w:sz w:val="22"/>
+        </w:rPr>
+        <w:t>equipment-service/.../messaging/RabbitMQConfig.java</w:t>
+      </w:r>
+      <w:r>
+        <w:rPr>
+          <w:rFonts w:ascii="Times New Roman" w:hAnsi="Times New Roman"/>
+          <w:color w:val="000000"/>
+          <w:sz w:val="24"/>
+        </w:rPr>
+        <w:t>)</w:t>
       </w:r>
     </w:p>
     <w:p>
@@ -2720,16 +5198,76 @@
         <w:pStyle w:val="ListBullet"/>
       </w:pPr>
       <w:r>
-        <w:t>Consumer: `MaintenanceRequestedListener.onMaintenanceRequested()` calls</w:t>
-      </w:r>
-    </w:p>
-    <w:p>
-      <w:r>
-        <w:t>`MaintenanceRecordService.handleMaintenanceRequested()`, which sets the equipment's status to</w:t>
-        <w:br/>
-        <w:t xml:space="preserve">  `UNDER_MAINTENANCE` and creates a new `MaintenanceRecord` - a genuine, meaningful state change,</w:t>
-        <w:br/>
-        <w:t xml:space="preserve">  not a no-op notification.</w:t>
+        <w:rPr>
+          <w:rFonts w:ascii="Times New Roman" w:hAnsi="Times New Roman"/>
+          <w:color w:val="000000"/>
+          <w:sz w:val="24"/>
+        </w:rPr>
+        <w:t xml:space="preserve">Consumer: </w:t>
+      </w:r>
+      <w:r>
+        <w:rPr>
+          <w:rFonts w:ascii="Courier New" w:hAnsi="Courier New"/>
+          <w:color w:val="404040"/>
+          <w:sz w:val="22"/>
+        </w:rPr>
+        <w:t>MaintenanceRequestedListener.onMaintenanceRequested()</w:t>
+      </w:r>
+      <w:r>
+        <w:rPr>
+          <w:rFonts w:ascii="Times New Roman" w:hAnsi="Times New Roman"/>
+          <w:color w:val="000000"/>
+          <w:sz w:val="24"/>
+        </w:rPr>
+        <w:t xml:space="preserve"> calls </w:t>
+      </w:r>
+      <w:r>
+        <w:rPr>
+          <w:rFonts w:ascii="Courier New" w:hAnsi="Courier New"/>
+          <w:color w:val="404040"/>
+          <w:sz w:val="22"/>
+        </w:rPr>
+        <w:t>MaintenanceRecordService.handleMaintenanceRequested()</w:t>
+      </w:r>
+      <w:r>
+        <w:rPr>
+          <w:rFonts w:ascii="Times New Roman" w:hAnsi="Times New Roman"/>
+          <w:color w:val="000000"/>
+          <w:sz w:val="24"/>
+        </w:rPr>
+        <w:t xml:space="preserve">, which sets the equipment's status to </w:t>
+      </w:r>
+      <w:r>
+        <w:rPr>
+          <w:rFonts w:ascii="Courier New" w:hAnsi="Courier New"/>
+          <w:color w:val="404040"/>
+          <w:sz w:val="22"/>
+        </w:rPr>
+        <w:t>UNDER_MAINTENANCE</w:t>
+      </w:r>
+      <w:r>
+        <w:rPr>
+          <w:rFonts w:ascii="Times New Roman" w:hAnsi="Times New Roman"/>
+          <w:color w:val="000000"/>
+          <w:sz w:val="24"/>
+        </w:rPr>
+        <w:t xml:space="preserve"> and creates a new </w:t>
+      </w:r>
+      <w:r>
+        <w:rPr>
+          <w:rFonts w:ascii="Courier New" w:hAnsi="Courier New"/>
+          <w:color w:val="404040"/>
+          <w:sz w:val="22"/>
+        </w:rPr>
+        <w:t>MaintenanceRecord</w:t>
+      </w:r>
+      <w:r>
+        <w:rPr>
+          <w:rFonts w:ascii="Times New Roman" w:hAnsi="Times New Roman"/>
+          <w:color w:val="000000"/>
+          <w:sz w:val="24"/>
+        </w:rPr>
+        <w:t xml:space="preserve"> - a genuine, meaningful state change, not a no-op notification.</w:t>
       </w:r>
     </w:p>
     <w:p>
@@ -2737,16 +5275,45 @@
         <w:pStyle w:val="ListBullet"/>
       </w:pPr>
       <w:r>
-        <w:t>The event class `com.labequip.events.MaintenanceRequestedEvent` is deliberately duplicated</w:t>
-      </w:r>
-    </w:p>
-    <w:p>
-      <w:r>
-        <w:t>(same package + class name) in both services rather than shared as a library, so the two</w:t>
-        <w:br/>
-        <w:t xml:space="preserve">  services remain independently deployable and the event is treated as a payload *contract*, not</w:t>
-        <w:br/>
-        <w:t xml:space="preserve">  a compile-time dependency.</w:t>
+        <w:rPr>
+          <w:rFonts w:ascii="Times New Roman" w:hAnsi="Times New Roman"/>
+          <w:color w:val="000000"/>
+          <w:sz w:val="24"/>
+        </w:rPr>
+        <w:t xml:space="preserve">The event class </w:t>
+      </w:r>
+      <w:r>
+        <w:rPr>
+          <w:rFonts w:ascii="Courier New" w:hAnsi="Courier New"/>
+          <w:color w:val="404040"/>
+          <w:sz w:val="22"/>
+        </w:rPr>
+        <w:t>com.labequip.events.MaintenanceRequestedEvent</w:t>
+      </w:r>
+      <w:r>
+        <w:rPr>
+          <w:rFonts w:ascii="Times New Roman" w:hAnsi="Times New Roman"/>
+          <w:color w:val="000000"/>
+          <w:sz w:val="24"/>
+        </w:rPr>
+        <w:t xml:space="preserve"> is deliberately duplicated (same package + class name) in both services rather than shared as a library, so the two services remain independently deployable and the event is treated as a payload </w:t>
+      </w:r>
+      <w:r>
+        <w:rPr>
+          <w:rFonts w:ascii="Times New Roman" w:hAnsi="Times New Roman"/>
+          <w:i/>
+          <w:color w:val="000000"/>
+          <w:sz w:val="24"/>
+        </w:rPr>
+        <w:t>contract</w:t>
+      </w:r>
+      <w:r>
+        <w:rPr>
+          <w:rFonts w:ascii="Times New Roman" w:hAnsi="Times New Roman"/>
+          <w:color w:val="000000"/>
+          <w:sz w:val="24"/>
+        </w:rPr>
+        <w:t>, not a compile-time dependency.</w:t>
       </w:r>
     </w:p>
     <w:p>
@@ -2759,48 +5326,141 @@
     </w:p>
     <w:p>
       <w:r>
-        <w:t>This is the interaction where async is *more* appropriate than the sync call used elsewhere in the</w:t>
-        <w:br/>
-        <w:t>system (Booking → Equipment availability check), for reasons specific to this case:</w:t>
+        <w:rPr>
+          <w:rFonts w:ascii="Times New Roman" w:hAnsi="Times New Roman"/>
+          <w:color w:val="000000"/>
+          <w:sz w:val="24"/>
+        </w:rPr>
+        <w:t xml:space="preserve">This is the interaction where async is </w:t>
+      </w:r>
+      <w:r>
+        <w:rPr>
+          <w:rFonts w:ascii="Times New Roman" w:hAnsi="Times New Roman"/>
+          <w:i/>
+          <w:color w:val="000000"/>
+          <w:sz w:val="24"/>
+        </w:rPr>
+        <w:t>more</w:t>
+      </w:r>
+      <w:r>
+        <w:rPr>
+          <w:rFonts w:ascii="Times New Roman" w:hAnsi="Times New Roman"/>
+          <w:color w:val="000000"/>
+          <w:sz w:val="24"/>
+        </w:rPr>
+        <w:t xml:space="preserve"> appropriate than the sync call used elsewhere in the system (Booking → Equipment availability check), for reasons specific to this case:</w:t>
       </w:r>
     </w:p>
     <w:p>
       <w:r>
-        <w:t>1. **The caller does not need the result.** Confirming a booking genuinely depends on knowing</w:t>
-        <w:br/>
-        <w:t xml:space="preserve">   whether the equipment is available *right now* - that's a natural synchronous read. Completing</w:t>
-        <w:br/>
-        <w:t xml:space="preserve">   a booking does not depend on Equipment Service having already processed the maintenance flag;</w:t>
-        <w:br/>
-        <w:t xml:space="preserve">   the booking is complete regardless of whether Equipment Service is up, slow, or momentarily</w:t>
-        <w:br/>
-        <w:t xml:space="preserve">   unreachable.</w:t>
-        <w:br/>
-        <w:t>2. **Availability under partial outage.** If Equipment Service is down, a synchronous design would</w:t>
-        <w:br/>
-        <w:t xml:space="preserve">   force a choice between failing the booking-completion request (losing the user's action) or</w:t>
-        <w:br/>
-        <w:t xml:space="preserve">   silently dropping the maintenance report. With messaging, RabbitMQ durably holds the event</w:t>
-        <w:br/>
-        <w:t xml:space="preserve">   until Equipment Service is available again to consume it - the booking completes immediately</w:t>
-        <w:br/>
-        <w:t xml:space="preserve">   either way, and the maintenance side effect is never lost.</w:t>
-        <w:br/>
-        <w:t>3. **Decoupled failure domains.** A slow or failing Equipment Service should not make booking</w:t>
-        <w:br/>
-        <w:t xml:space="preserve">   completion slow or failing. The sync call (availability check) *should* propagate Equipment</w:t>
-        <w:br/>
-        <w:t xml:space="preserve">   Service's health into the booking flow (you cannot confirm a booking you can't verify) - this</w:t>
-        <w:br/>
-        <w:t xml:space="preserve">   one deliberately should not.</w:t>
-        <w:br/>
-        <w:t>4. **Natural one-to-many extension point.** A "maintenance requested" event is the kind of fact</w:t>
-        <w:br/>
-        <w:t xml:space="preserve">   other future consumers might care about (e.g. a notification service, an analytics service) -</w:t>
-        <w:br/>
-        <w:t xml:space="preserve">   a queue/exchange scales to multiple consumers without Booking Service knowing about them; a</w:t>
-        <w:br/>
-        <w:t xml:space="preserve">   direct REST call would not.</w:t>
+        <w:rPr>
+          <w:rFonts w:ascii="Times New Roman" w:hAnsi="Times New Roman"/>
+          <w:color w:val="000000"/>
+          <w:sz w:val="24"/>
+        </w:rPr>
+        <w:t xml:space="preserve">1. </w:t>
+      </w:r>
+      <w:r>
+        <w:rPr>
+          <w:rFonts w:ascii="Times New Roman" w:hAnsi="Times New Roman"/>
+          <w:b/>
+          <w:color w:val="000000"/>
+          <w:sz w:val="24"/>
+        </w:rPr>
+        <w:t>The caller does not need the result.</w:t>
+      </w:r>
+      <w:r>
+        <w:rPr>
+          <w:rFonts w:ascii="Times New Roman" w:hAnsi="Times New Roman"/>
+          <w:color w:val="000000"/>
+          <w:sz w:val="24"/>
+        </w:rPr>
+        <w:t xml:space="preserve"> Confirming a booking genuinely depends on knowing whether the equipment is available </w:t>
+      </w:r>
+      <w:r>
+        <w:rPr>
+          <w:rFonts w:ascii="Times New Roman" w:hAnsi="Times New Roman"/>
+          <w:i/>
+          <w:color w:val="000000"/>
+          <w:sz w:val="24"/>
+        </w:rPr>
+        <w:t>right now</w:t>
+      </w:r>
+      <w:r>
+        <w:rPr>
+          <w:rFonts w:ascii="Times New Roman" w:hAnsi="Times New Roman"/>
+          <w:color w:val="000000"/>
+          <w:sz w:val="24"/>
+        </w:rPr>
+        <w:t xml:space="preserve"> - that's a natural synchronous read. Completing a booking does not depend on Equipment Service having already processed the maintenance flag; the booking is complete regardless of whether Equipment Service is up, slow, or momentarily unreachable. 2. </w:t>
+      </w:r>
+      <w:r>
+        <w:rPr>
+          <w:rFonts w:ascii="Times New Roman" w:hAnsi="Times New Roman"/>
+          <w:b/>
+          <w:color w:val="000000"/>
+          <w:sz w:val="24"/>
+        </w:rPr>
+        <w:t>Availability under partial outage.</w:t>
+      </w:r>
+      <w:r>
+        <w:rPr>
+          <w:rFonts w:ascii="Times New Roman" w:hAnsi="Times New Roman"/>
+          <w:color w:val="000000"/>
+          <w:sz w:val="24"/>
+        </w:rPr>
+        <w:t xml:space="preserve"> If Equipment Service is down, a synchronous design would force a choice between failing the booking-completion request (losing the user's action) or silently dropping the maintenance report. With messaging, RabbitMQ durably holds the event until Equipment Service is available again to consume it - the booking completes immediately either way, and the maintenance side effect is never lost. 3. </w:t>
+      </w:r>
+      <w:r>
+        <w:rPr>
+          <w:rFonts w:ascii="Times New Roman" w:hAnsi="Times New Roman"/>
+          <w:b/>
+          <w:color w:val="000000"/>
+          <w:sz w:val="24"/>
+        </w:rPr>
+        <w:t>Decoupled failure domains.</w:t>
+      </w:r>
+      <w:r>
+        <w:rPr>
+          <w:rFonts w:ascii="Times New Roman" w:hAnsi="Times New Roman"/>
+          <w:color w:val="000000"/>
+          <w:sz w:val="24"/>
+        </w:rPr>
+        <w:t xml:space="preserve"> A slow or failing Equipment Service should not make booking completion slow or failing. The sync call (availability check) </w:t>
+      </w:r>
+      <w:r>
+        <w:rPr>
+          <w:rFonts w:ascii="Times New Roman" w:hAnsi="Times New Roman"/>
+          <w:i/>
+          <w:color w:val="000000"/>
+          <w:sz w:val="24"/>
+        </w:rPr>
+        <w:t>should</w:t>
+      </w:r>
+      <w:r>
+        <w:rPr>
+          <w:rFonts w:ascii="Times New Roman" w:hAnsi="Times New Roman"/>
+          <w:color w:val="000000"/>
+          <w:sz w:val="24"/>
+        </w:rPr>
+        <w:t xml:space="preserve"> propagate Equipment Service's health into the booking flow (you cannot confirm a booking you can't verify) - this one deliberately should not. 4. </w:t>
+      </w:r>
+      <w:r>
+        <w:rPr>
+          <w:rFonts w:ascii="Times New Roman" w:hAnsi="Times New Roman"/>
+          <w:b/>
+          <w:color w:val="000000"/>
+          <w:sz w:val="24"/>
+        </w:rPr>
+        <w:t>Natural one-to-many extension point.</w:t>
+      </w:r>
+      <w:r>
+        <w:rPr>
+          <w:rFonts w:ascii="Times New Roman" w:hAnsi="Times New Roman"/>
+          <w:color w:val="000000"/>
+          <w:sz w:val="24"/>
+        </w:rPr>
+        <w:t xml:space="preserve"> A "maintenance requested" event is the kind of fact other future consumers might care about (e.g. a notification service, an analytics service) - a queue/exchange scales to multiple consumers without Booking Service knowing about them; a direct REST call would not.</w:t>
       </w:r>
     </w:p>
     <w:p>
@@ -2811,39 +5471,553 @@
         <w:t>Alternatives Considered</w:t>
       </w:r>
     </w:p>
+    <w:tbl>
+      <w:tblPr>
+        <w:tblStyle w:val="LightGrid-Accent1"/>
+        <w:tblW w:type="auto" w:w="0"/>
+        <w:tblLook w:firstColumn="1" w:firstRow="1" w:lastColumn="0" w:lastRow="0" w:noHBand="0" w:noVBand="1" w:val="04A0"/>
+      </w:tblPr>
+      <w:tblGrid>
+        <w:gridCol w:w="2592"/>
+        <w:gridCol w:w="6480"/>
+      </w:tblGrid>
+      <w:tr>
+        <w:tc>
+          <w:tcPr>
+            <w:tcW w:type="dxa" w:w="4320"/>
+          </w:tcPr>
+          <w:p>
+            <w:pPr>
+              <w:spacing w:after="40" w:line="240" w:lineRule="auto"/>
+              <w:jc w:val="left"/>
+            </w:pPr>
+            <w:r>
+              <w:rPr>
+                <w:b/>
+              </w:rPr>
+            </w:r>
+            <w:r>
+              <w:rPr>
+                <w:rFonts w:ascii="Times New Roman" w:hAnsi="Times New Roman"/>
+                <w:b/>
+                <w:color w:val="000000"/>
+                <w:sz w:val="21"/>
+              </w:rPr>
+              <w:t>Alternative Considered</w:t>
+            </w:r>
+          </w:p>
+        </w:tc>
+        <w:tc>
+          <w:tcPr>
+            <w:tcW w:type="dxa" w:w="4320"/>
+          </w:tcPr>
+          <w:p>
+            <w:pPr>
+              <w:spacing w:after="40" w:line="240" w:lineRule="auto"/>
+              <w:jc w:val="left"/>
+            </w:pPr>
+            <w:r>
+              <w:rPr>
+                <w:b/>
+              </w:rPr>
+            </w:r>
+            <w:r>
+              <w:rPr>
+                <w:rFonts w:ascii="Times New Roman" w:hAnsi="Times New Roman"/>
+                <w:b/>
+                <w:color w:val="000000"/>
+                <w:sz w:val="21"/>
+              </w:rPr>
+              <w:t>Why Not Chosen</w:t>
+            </w:r>
+          </w:p>
+        </w:tc>
+      </w:tr>
+      <w:tr>
+        <w:tc>
+          <w:tcPr>
+            <w:tcW w:type="dxa" w:w="4320"/>
+          </w:tcPr>
+          <w:p>
+            <w:pPr>
+              <w:spacing w:after="40" w:line="240" w:lineRule="auto"/>
+              <w:jc w:val="left"/>
+            </w:pPr>
+            <w:r>
+              <w:rPr>
+                <w:b/>
+              </w:rPr>
+            </w:r>
+            <w:r>
+              <w:rPr>
+                <w:rFonts w:ascii="Times New Roman" w:hAnsi="Times New Roman"/>
+                <w:b/>
+                <w:color w:val="000000"/>
+                <w:sz w:val="20"/>
+              </w:rPr>
+              <w:t>Synchronous REST call from Booking Service to Equipment Service on completion</w:t>
+            </w:r>
+          </w:p>
+        </w:tc>
+        <w:tc>
+          <w:tcPr>
+            <w:tcW w:type="dxa" w:w="4320"/>
+          </w:tcPr>
+          <w:p>
+            <w:pPr>
+              <w:spacing w:after="40" w:line="240" w:lineRule="auto"/>
+              <w:jc w:val="left"/>
+            </w:pPr>
+            <w:r>
+              <w:rPr/>
+            </w:r>
+            <w:r>
+              <w:rPr>
+                <w:rFonts w:ascii="Times New Roman" w:hAnsi="Times New Roman"/>
+                <w:color w:val="000000"/>
+                <w:sz w:val="20"/>
+              </w:rPr>
+              <w:t>(mirroring the existing Feign-based availability check). Rejected: couples booking completion's success/latency to Equipment Service's availability for a side effect the caller doesn't need to wait on, and the assignment specifically asks for one interaction to demonstrate messaging instead.</w:t>
+            </w:r>
+          </w:p>
+        </w:tc>
+      </w:tr>
+      <w:tr>
+        <w:tc>
+          <w:tcPr>
+            <w:tcW w:type="dxa" w:w="4320"/>
+          </w:tcPr>
+          <w:p>
+            <w:pPr>
+              <w:spacing w:after="40" w:line="240" w:lineRule="auto"/>
+              <w:jc w:val="left"/>
+            </w:pPr>
+            <w:r>
+              <w:rPr>
+                <w:b/>
+              </w:rPr>
+            </w:r>
+            <w:r>
+              <w:rPr>
+                <w:rFonts w:ascii="Times New Roman" w:hAnsi="Times New Roman"/>
+                <w:b/>
+                <w:color w:val="000000"/>
+                <w:sz w:val="20"/>
+              </w:rPr>
+              <w:t>Kafka instead of RabbitMQ.</w:t>
+            </w:r>
+          </w:p>
+        </w:tc>
+        <w:tc>
+          <w:tcPr>
+            <w:tcW w:type="dxa" w:w="4320"/>
+          </w:tcPr>
+          <w:p>
+            <w:pPr>
+              <w:spacing w:after="40" w:line="240" w:lineRule="auto"/>
+              <w:jc w:val="left"/>
+            </w:pPr>
+            <w:r>
+              <w:rPr/>
+            </w:r>
+            <w:r>
+              <w:rPr>
+                <w:rFonts w:ascii="Times New Roman" w:hAnsi="Times New Roman"/>
+                <w:color w:val="000000"/>
+                <w:sz w:val="20"/>
+              </w:rPr>
+              <w:t xml:space="preserve">Considered, but RabbitMQ was chosen for this single point-to-point/topic-routed event: no need for Kafka's log-based replay, partitioning, or consumer-group semantics at this scale, and RabbitMQ's lower operational overhead (single container, simpler </w:t>
+            </w:r>
+            <w:r>
+              <w:rPr>
+                <w:rFonts w:ascii="Courier New" w:hAnsi="Courier New"/>
+                <w:color w:val="404040"/>
+                <w:sz w:val="18"/>
+              </w:rPr>
+              <w:t>docker-compose</w:t>
+            </w:r>
+            <w:r>
+              <w:rPr>
+                <w:rFonts w:ascii="Times New Roman" w:hAnsi="Times New Roman"/>
+                <w:color w:val="000000"/>
+                <w:sz w:val="20"/>
+              </w:rPr>
+              <w:t xml:space="preserve"> entry, quicker to demonstrate) was a better fit for a two-service, single-event-type system. Empirical message-queue benchmarking supports this: RabbitMQ remains competitive with lower operational complexity at moderate throughput, while Kafka's advantages concentrate at large-scale, high-throughput, multi-consumer-group workloads this system does not have [3].</w:t>
+            </w:r>
+          </w:p>
+        </w:tc>
+      </w:tr>
+      <w:tr>
+        <w:tc>
+          <w:tcPr>
+            <w:tcW w:type="dxa" w:w="4320"/>
+          </w:tcPr>
+          <w:p>
+            <w:pPr>
+              <w:spacing w:after="40" w:line="240" w:lineRule="auto"/>
+              <w:jc w:val="left"/>
+            </w:pPr>
+            <w:r>
+              <w:rPr>
+                <w:b/>
+              </w:rPr>
+            </w:r>
+            <w:r>
+              <w:rPr>
+                <w:rFonts w:ascii="Times New Roman" w:hAnsi="Times New Roman"/>
+                <w:b/>
+                <w:color w:val="000000"/>
+                <w:sz w:val="20"/>
+              </w:rPr>
+              <w:t>Spring Cloud Stream abstraction over RabbitMQ</w:t>
+            </w:r>
+          </w:p>
+        </w:tc>
+        <w:tc>
+          <w:tcPr>
+            <w:tcW w:type="dxa" w:w="4320"/>
+          </w:tcPr>
+          <w:p>
+            <w:pPr>
+              <w:spacing w:after="40" w:line="240" w:lineRule="auto"/>
+              <w:jc w:val="left"/>
+            </w:pPr>
+            <w:r>
+              <w:rPr/>
+            </w:r>
+            <w:r>
+              <w:rPr>
+                <w:rFonts w:ascii="Times New Roman" w:hAnsi="Times New Roman"/>
+                <w:color w:val="000000"/>
+                <w:sz w:val="20"/>
+              </w:rPr>
+              <w:t xml:space="preserve">instead of raw </w:t>
+            </w:r>
+            <w:r>
+              <w:rPr>
+                <w:rFonts w:ascii="Courier New" w:hAnsi="Courier New"/>
+                <w:color w:val="404040"/>
+                <w:sz w:val="18"/>
+              </w:rPr>
+              <w:t>spring-boot-starter-amqp</w:t>
+            </w:r>
+            <w:r>
+              <w:rPr>
+                <w:rFonts w:ascii="Times New Roman" w:hAnsi="Times New Roman"/>
+                <w:color w:val="000000"/>
+                <w:sz w:val="20"/>
+              </w:rPr>
+              <w:t xml:space="preserve"> + </w:t>
+            </w:r>
+            <w:r>
+              <w:rPr>
+                <w:rFonts w:ascii="Courier New" w:hAnsi="Courier New"/>
+                <w:color w:val="404040"/>
+                <w:sz w:val="18"/>
+              </w:rPr>
+              <w:t>RabbitTemplate</w:t>
+            </w:r>
+            <w:r>
+              <w:rPr>
+                <w:rFonts w:ascii="Times New Roman" w:hAnsi="Times New Roman"/>
+                <w:color w:val="000000"/>
+                <w:sz w:val="20"/>
+              </w:rPr>
+              <w:t>/</w:t>
+            </w:r>
+            <w:r>
+              <w:rPr>
+                <w:rFonts w:ascii="Courier New" w:hAnsi="Courier New"/>
+                <w:color w:val="404040"/>
+                <w:sz w:val="18"/>
+              </w:rPr>
+              <w:t>@RabbitListener</w:t>
+            </w:r>
+            <w:r>
+              <w:rPr>
+                <w:rFonts w:ascii="Times New Roman" w:hAnsi="Times New Roman"/>
+                <w:color w:val="000000"/>
+                <w:sz w:val="20"/>
+              </w:rPr>
+              <w:t>. Rejected for this assignment: Cloud Stream would add a binder abstraction layer that isn't needed for a single exchange/queue and would obscure the exchange/routing-key/queue wiring the report needs to evidence directly.</w:t>
+            </w:r>
+          </w:p>
+        </w:tc>
+      </w:tr>
+    </w:tbl>
+    <w:p/>
     <w:p>
-      <w:r>
-        <w:t>1. **Synchronous REST call from Booking Service to Equipment Service on completion** (mirroring the</w:t>
-        <w:br/>
-        <w:t xml:space="preserve">   existing Feign-based availability check). Rejected: couples booking completion's success/latency</w:t>
-        <w:br/>
-        <w:t xml:space="preserve">   to Equipment Service's availability for a side effect the caller doesn't need to wait on, and</w:t>
-        <w:br/>
-        <w:t xml:space="preserve">   the assignment specifically asks for one interaction to demonstrate messaging instead.</w:t>
-        <w:br/>
-        <w:t>2. **Kafka instead of RabbitMQ.** Considered, but RabbitMQ was chosen for this single</w:t>
-        <w:br/>
-        <w:t xml:space="preserve">   point-to-point/topic-routed event: no need for Kafka's log-based replay, partitioning, or</w:t>
-        <w:br/>
-        <w:t xml:space="preserve">   consumer-group semantics at this scale, and RabbitMQ's lower operational overhead (single</w:t>
-        <w:br/>
-        <w:t xml:space="preserve">   container, simpler `docker-compose` entry, quicker to demonstrate) was a better fit for a</w:t>
-        <w:br/>
-        <w:t xml:space="preserve">   two-service, single-event-type system. Empirical message-queue benchmarking supports this:</w:t>
-        <w:br/>
-        <w:t xml:space="preserve">   RabbitMQ remains competitive with lower operational complexity at moderate throughput, while</w:t>
-        <w:br/>
-        <w:t xml:space="preserve">   Kafka's advantages concentrate at large-scale, high-throughput, multi-consumer-group workloads</w:t>
-        <w:br/>
-        <w:t xml:space="preserve">   this system does not have [3].</w:t>
-        <w:br/>
-        <w:t>3. **Spring Cloud Stream abstraction over RabbitMQ** instead of raw `spring-boot-starter-amqp` +</w:t>
-        <w:br/>
-        <w:t xml:space="preserve">   `RabbitTemplate`/`@RabbitListener`. Rejected for this assignment: Cloud Stream would add a</w:t>
-        <w:br/>
-        <w:t xml:space="preserve">   binder abstraction layer that isn't needed for a single exchange/queue and would obscure the</w:t>
-        <w:br/>
-        <w:t xml:space="preserve">   exchange/routing-key/queue wiring the report needs to evidence directly.</w:t>
+      <w:pPr>
+        <w:pStyle w:val="Heading3"/>
+      </w:pPr>
+      <w:r>
+        <w:t>Consequences</w:t>
+      </w:r>
+    </w:p>
+    <w:p>
+      <w:pPr>
+        <w:spacing w:before="120"/>
+      </w:pPr>
+      <w:r>
+        <w:rPr>
+          <w:rFonts w:ascii="Times New Roman" w:hAnsi="Times New Roman"/>
+          <w:b/>
+          <w:color w:val="000000"/>
+          <w:sz w:val="24"/>
+        </w:rPr>
+        <w:t>Positive</w:t>
+      </w:r>
+    </w:p>
+    <w:p>
+      <w:pPr>
+        <w:pStyle w:val="ListBullet"/>
+      </w:pPr>
+      <w:r>
+        <w:rPr>
+          <w:rFonts w:ascii="Times New Roman" w:hAnsi="Times New Roman"/>
+          <w:color w:val="000000"/>
+          <w:sz w:val="24"/>
+        </w:rPr>
+        <w:t>Booking completion is fast and does not depend on Equipment Service's availability.</w:t>
+      </w:r>
+    </w:p>
+    <w:p>
+      <w:pPr>
+        <w:pStyle w:val="ListBullet"/>
+      </w:pPr>
+      <w:r>
+        <w:rPr>
+          <w:rFonts w:ascii="Times New Roman" w:hAnsi="Times New Roman"/>
+          <w:color w:val="000000"/>
+          <w:sz w:val="24"/>
+        </w:rPr>
+        <w:t xml:space="preserve">Equipment Service processes maintenance events at its own pace, and RabbitMQ durably queues them if Equipment Service is temporarily down (queue is declared </w:t>
+      </w:r>
+      <w:r>
+        <w:rPr>
+          <w:rFonts w:ascii="Courier New" w:hAnsi="Courier New"/>
+          <w:color w:val="404040"/>
+          <w:sz w:val="22"/>
+        </w:rPr>
+        <w:t>durable: true</w:t>
+      </w:r>
+      <w:r>
+        <w:rPr>
+          <w:rFonts w:ascii="Times New Roman" w:hAnsi="Times New Roman"/>
+          <w:color w:val="000000"/>
+          <w:sz w:val="24"/>
+        </w:rPr>
+        <w:t>).</w:t>
+      </w:r>
+    </w:p>
+    <w:p>
+      <w:pPr>
+        <w:pStyle w:val="ListBullet"/>
+      </w:pPr>
+      <w:r>
+        <w:rPr>
+          <w:rFonts w:ascii="Times New Roman" w:hAnsi="Times New Roman"/>
+          <w:color w:val="000000"/>
+          <w:sz w:val="24"/>
+        </w:rPr>
+        <w:t xml:space="preserve">New consumers of </w:t>
+      </w:r>
+      <w:r>
+        <w:rPr>
+          <w:rFonts w:ascii="Courier New" w:hAnsi="Courier New"/>
+          <w:color w:val="404040"/>
+          <w:sz w:val="22"/>
+        </w:rPr>
+        <w:t>MaintenanceRequested</w:t>
+      </w:r>
+      <w:r>
+        <w:rPr>
+          <w:rFonts w:ascii="Times New Roman" w:hAnsi="Times New Roman"/>
+          <w:color w:val="000000"/>
+          <w:sz w:val="24"/>
+        </w:rPr>
+        <w:t xml:space="preserve"> can be added without touching Booking Service.</w:t>
+      </w:r>
+    </w:p>
+    <w:p>
+      <w:pPr>
+        <w:spacing w:before="120"/>
+      </w:pPr>
+      <w:r>
+        <w:rPr>
+          <w:rFonts w:ascii="Times New Roman" w:hAnsi="Times New Roman"/>
+          <w:b/>
+          <w:color w:val="000000"/>
+          <w:sz w:val="24"/>
+        </w:rPr>
+        <w:t>Negative / trade-offs</w:t>
+      </w:r>
+    </w:p>
+    <w:p>
+      <w:pPr>
+        <w:pStyle w:val="ListBullet"/>
+      </w:pPr>
+      <w:r>
+        <w:rPr>
+          <w:rFonts w:ascii="Times New Roman" w:hAnsi="Times New Roman"/>
+          <w:color w:val="000000"/>
+          <w:sz w:val="24"/>
+        </w:rPr>
+        <w:t xml:space="preserve">Eventual consistency: there is a (normally sub-second) window where a booking is </w:t>
+      </w:r>
+      <w:r>
+        <w:rPr>
+          <w:rFonts w:ascii="Courier New" w:hAnsi="Courier New"/>
+          <w:color w:val="404040"/>
+          <w:sz w:val="22"/>
+        </w:rPr>
+        <w:t>COMPLETED</w:t>
+      </w:r>
+      <w:r>
+        <w:rPr>
+          <w:rFonts w:ascii="Times New Roman" w:hAnsi="Times New Roman"/>
+          <w:color w:val="000000"/>
+          <w:sz w:val="24"/>
+        </w:rPr>
+        <w:t xml:space="preserve"> but the equipment hasn't yet flipped to </w:t>
+      </w:r>
+      <w:r>
+        <w:rPr>
+          <w:rFonts w:ascii="Courier New" w:hAnsi="Courier New"/>
+          <w:color w:val="404040"/>
+          <w:sz w:val="22"/>
+        </w:rPr>
+        <w:t>UNDER_MAINTENANCE</w:t>
+      </w:r>
+      <w:r>
+        <w:rPr>
+          <w:rFonts w:ascii="Times New Roman" w:hAnsi="Times New Roman"/>
+          <w:color w:val="000000"/>
+          <w:sz w:val="24"/>
+        </w:rPr>
+        <w:t>. Acceptable for this domain (nobody is blocked waiting on it).</w:t>
+      </w:r>
+    </w:p>
+    <w:p>
+      <w:pPr>
+        <w:pStyle w:val="ListBullet"/>
+      </w:pPr>
+      <w:r>
+        <w:rPr>
+          <w:rFonts w:ascii="Times New Roman" w:hAnsi="Times New Roman"/>
+          <w:color w:val="000000"/>
+          <w:sz w:val="24"/>
+        </w:rPr>
+        <w:t xml:space="preserve">No compensating transaction/outbox pattern was implemented: if </w:t>
+      </w:r>
+      <w:r>
+        <w:rPr>
+          <w:rFonts w:ascii="Courier New" w:hAnsi="Courier New"/>
+          <w:color w:val="404040"/>
+          <w:sz w:val="22"/>
+        </w:rPr>
+        <w:t>RabbitTemplate.convertAndSend</w:t>
+      </w:r>
+      <w:r>
+        <w:rPr>
+          <w:rFonts w:ascii="Times New Roman" w:hAnsi="Times New Roman"/>
+          <w:color w:val="000000"/>
+          <w:sz w:val="24"/>
+        </w:rPr>
+        <w:t xml:space="preserve"> fails synchronously (e.g. broker unreachable at publish time) after the booking row is already committed, the event is lost. For this assignment's scope this was accepted as a known simplification rather than implementing a transactional outbox.</w:t>
+      </w:r>
+    </w:p>
+    <w:p>
+      <w:pPr>
+        <w:pStyle w:val="ListBullet"/>
+      </w:pPr>
+      <w:r>
+        <w:rPr>
+          <w:rFonts w:ascii="Times New Roman" w:hAnsi="Times New Roman"/>
+          <w:color w:val="000000"/>
+          <w:sz w:val="24"/>
+        </w:rPr>
+        <w:t xml:space="preserve">Cross-service type mapping required care: the default </w:t>
+      </w:r>
+      <w:r>
+        <w:rPr>
+          <w:rFonts w:ascii="Courier New" w:hAnsi="Courier New"/>
+          <w:color w:val="404040"/>
+          <w:sz w:val="22"/>
+        </w:rPr>
+        <w:t>DefaultClassMapper</w:t>
+      </w:r>
+      <w:r>
+        <w:rPr>
+          <w:rFonts w:ascii="Times New Roman" w:hAnsi="Times New Roman"/>
+          <w:color w:val="000000"/>
+          <w:sz w:val="24"/>
+        </w:rPr>
+        <w:t xml:space="preserve"> in </w:t>
+      </w:r>
+      <w:r>
+        <w:rPr>
+          <w:rFonts w:ascii="Courier New" w:hAnsi="Courier New"/>
+          <w:color w:val="404040"/>
+          <w:sz w:val="22"/>
+        </w:rPr>
+        <w:t>Jackson2JsonMessageConverter</w:t>
+      </w:r>
+      <w:r>
+        <w:rPr>
+          <w:rFonts w:ascii="Times New Roman" w:hAnsi="Times New Roman"/>
+          <w:color w:val="000000"/>
+          <w:sz w:val="24"/>
+        </w:rPr>
+        <w:t xml:space="preserve"> resolves </w:t>
+      </w:r>
+      <w:r>
+        <w:rPr>
+          <w:rFonts w:ascii="Courier New" w:hAnsi="Courier New"/>
+          <w:color w:val="404040"/>
+          <w:sz w:val="22"/>
+        </w:rPr>
+        <w:t>__TypeId__</w:t>
+      </w:r>
+      <w:r>
+        <w:rPr>
+          <w:rFonts w:ascii="Times New Roman" w:hAnsi="Times New Roman"/>
+          <w:color w:val="000000"/>
+          <w:sz w:val="24"/>
+        </w:rPr>
+        <w:t xml:space="preserve"> by fully-qualified class name, so both services' event classes must share the same package + class name (documented in both </w:t>
+      </w:r>
+      <w:r>
+        <w:rPr>
+          <w:rFonts w:ascii="Courier New" w:hAnsi="Courier New"/>
+          <w:color w:val="404040"/>
+          <w:sz w:val="22"/>
+        </w:rPr>
+        <w:t>RabbitMQConfig</w:t>
+      </w:r>
+      <w:r>
+        <w:rPr>
+          <w:rFonts w:ascii="Times New Roman" w:hAnsi="Times New Roman"/>
+          <w:color w:val="000000"/>
+          <w:sz w:val="24"/>
+        </w:rPr>
+        <w:t xml:space="preserve"> classes) - a subtlety worth calling out since a mismatch fails silently at consume time with a </w:t>
+      </w:r>
+      <w:r>
+        <w:rPr>
+          <w:rFonts w:ascii="Courier New" w:hAnsi="Courier New"/>
+          <w:color w:val="404040"/>
+          <w:sz w:val="22"/>
+        </w:rPr>
+        <w:t>MessageConversionException</w:t>
+      </w:r>
+      <w:r>
+        <w:rPr>
+          <w:rFonts w:ascii="Times New Roman" w:hAnsi="Times New Roman"/>
+          <w:color w:val="000000"/>
+          <w:sz w:val="24"/>
+        </w:rPr>
+        <w:t>.</w:t>
       </w:r>
     </w:p>
     <w:p>
@@ -2851,12 +6025,7 @@
         <w:pStyle w:val="Heading3"/>
       </w:pPr>
       <w:r>
-        <w:t>Consequences</w:t>
-      </w:r>
-    </w:p>
-    <w:p>
-      <w:r>
-        <w:t>**Positive**</w:t>
+        <w:t>Implementation Evidence</w:t>
       </w:r>
     </w:p>
     <w:p>
@@ -2864,7 +6033,12 @@
         <w:pStyle w:val="ListBullet"/>
       </w:pPr>
       <w:r>
-        <w:t>Booking completion is fast and does not depend on Equipment Service's availability.</w:t>
+        <w:rPr>
+          <w:rFonts w:ascii="Courier New" w:hAnsi="Courier New"/>
+          <w:color w:val="404040"/>
+          <w:sz w:val="22"/>
+        </w:rPr>
+        <w:t>booking-service/src/main/java/com/labequip/booking/messaging/MaintenanceEventPublisher.java</w:t>
       </w:r>
     </w:p>
     <w:p>
@@ -2872,12 +6046,12 @@
         <w:pStyle w:val="ListBullet"/>
       </w:pPr>
       <w:r>
-        <w:t>Equipment Service processes maintenance events at its own pace, and RabbitMQ durably queues them</w:t>
-      </w:r>
-    </w:p>
-    <w:p>
-      <w:r>
-        <w:t>if Equipment Service is temporarily down (queue is declared `durable: true`).</w:t>
+        <w:rPr>
+          <w:rFonts w:ascii="Courier New" w:hAnsi="Courier New"/>
+          <w:color w:val="404040"/>
+          <w:sz w:val="22"/>
+        </w:rPr>
+        <w:t>booking-service/src/main/java/com/labequip/booking/messaging/RabbitMQConfig.java</w:t>
       </w:r>
     </w:p>
     <w:p>
@@ -2885,12 +6059,12 @@
         <w:pStyle w:val="ListBullet"/>
       </w:pPr>
       <w:r>
-        <w:t>New consumers of `MaintenanceRequested` can be added without touching Booking Service.</w:t>
-      </w:r>
-    </w:p>
-    <w:p>
-      <w:r>
-        <w:t>**Negative / trade-offs**</w:t>
+        <w:rPr>
+          <w:rFonts w:ascii="Courier New" w:hAnsi="Courier New"/>
+          <w:color w:val="404040"/>
+          <w:sz w:val="22"/>
+        </w:rPr>
+        <w:t>equipment-service/src/main/java/com/labequip/equipment/messaging/MaintenanceRequestedListener.java</w:t>
       </w:r>
     </w:p>
     <w:p>
@@ -2898,14 +6072,12 @@
         <w:pStyle w:val="ListBullet"/>
       </w:pPr>
       <w:r>
-        <w:t>Eventual consistency: there is a (normally sub-second) window where a booking is `COMPLETED` but</w:t>
-      </w:r>
-    </w:p>
-    <w:p>
-      <w:r>
-        <w:t>the equipment hasn't yet flipped to `UNDER_MAINTENANCE`. Acceptable for this domain (nobody is</w:t>
-        <w:br/>
-        <w:t xml:space="preserve">  blocked waiting on it).</w:t>
+        <w:rPr>
+          <w:rFonts w:ascii="Courier New" w:hAnsi="Courier New"/>
+          <w:color w:val="404040"/>
+          <w:sz w:val="22"/>
+        </w:rPr>
+        <w:t>equipment-service/src/main/java/com/labequip/equipment/messaging/RabbitMQConfig.java</w:t>
       </w:r>
     </w:p>
     <w:p>
@@ -2913,16 +6085,36 @@
         <w:pStyle w:val="ListBullet"/>
       </w:pPr>
       <w:r>
-        <w:t>No compensating transaction/outbox pattern was implemented: if `RabbitTemplate.convertAndSend`</w:t>
-      </w:r>
-    </w:p>
-    <w:p>
-      <w:r>
-        <w:t>fails synchronously (e.g. broker unreachable at publish time) after the booking row is already</w:t>
-        <w:br/>
-        <w:t xml:space="preserve">  committed, the event is lost. For this assignment's scope this was accepted as a known</w:t>
-        <w:br/>
-        <w:t xml:space="preserve">  simplification rather than implementing a transactional outbox.</w:t>
+        <w:rPr>
+          <w:rFonts w:ascii="Courier New" w:hAnsi="Courier New"/>
+          <w:color w:val="404040"/>
+          <w:sz w:val="22"/>
+        </w:rPr>
+        <w:t>equipment-service/src/main/java/com/labequip/equipment/service/MaintenanceRecordService.java</w:t>
+      </w:r>
+      <w:r>
+        <w:rPr>
+          <w:rFonts w:ascii="Times New Roman" w:hAnsi="Times New Roman"/>
+          <w:color w:val="000000"/>
+          <w:sz w:val="24"/>
+        </w:rPr>
+        <w:t xml:space="preserve"> (</w:t>
+      </w:r>
+      <w:r>
+        <w:rPr>
+          <w:rFonts w:ascii="Courier New" w:hAnsi="Courier New"/>
+          <w:color w:val="404040"/>
+          <w:sz w:val="22"/>
+        </w:rPr>
+        <w:t>handleMaintenanceRequested</w:t>
+      </w:r>
+      <w:r>
+        <w:rPr>
+          <w:rFonts w:ascii="Times New Roman" w:hAnsi="Times New Roman"/>
+          <w:color w:val="000000"/>
+          <w:sz w:val="24"/>
+        </w:rPr>
+        <w:t>)</w:t>
       </w:r>
     </w:p>
     <w:p>
@@ -2930,18 +6122,153 @@
         <w:pStyle w:val="ListBullet"/>
       </w:pPr>
       <w:r>
-        <w:t>Cross-service type mapping required care: the default `DefaultClassMapper` in</w:t>
+        <w:rPr>
+          <w:rFonts w:ascii="Times New Roman" w:hAnsi="Times New Roman"/>
+          <w:color w:val="000000"/>
+          <w:sz w:val="24"/>
+        </w:rPr>
+        <w:t xml:space="preserve">RabbitMQ management UI evidence: </w:t>
+      </w:r>
+      <w:r>
+        <w:rPr>
+          <w:rFonts w:ascii="Courier New" w:hAnsi="Courier New"/>
+          <w:color w:val="404040"/>
+          <w:sz w:val="22"/>
+        </w:rPr>
+        <w:t>docs/screenshots/02-rabbitmq-queue.jpg</w:t>
+      </w:r>
+      <w:r>
+        <w:rPr>
+          <w:rFonts w:ascii="Times New Roman" w:hAnsi="Times New Roman"/>
+          <w:color w:val="000000"/>
+          <w:sz w:val="24"/>
+        </w:rPr>
+        <w:t xml:space="preserve">, </w:t>
+      </w:r>
+      <w:r>
+        <w:rPr>
+          <w:rFonts w:ascii="Courier New" w:hAnsi="Courier New"/>
+          <w:color w:val="404040"/>
+          <w:sz w:val="22"/>
+        </w:rPr>
+        <w:t>docs/screenshots/03-rabbitmq-exchange.jpg</w:t>
       </w:r>
     </w:p>
     <w:p>
-      <w:r>
-        <w:t>`Jackson2JsonMessageConverter` resolves `__TypeId__` by fully-qualified class name, so both</w:t>
-        <w:br/>
-        <w:t xml:space="preserve">  services' event classes must share the same package + class name (documented in both</w:t>
-        <w:br/>
-        <w:t xml:space="preserve">  `RabbitMQConfig` classes) - a subtlety worth calling out since a mismatch fails silently at</w:t>
-        <w:br/>
-        <w:t xml:space="preserve">  consume time with a `MessageConversionException`.</w:t>
+      <w:pPr>
+        <w:pStyle w:val="ListBullet"/>
+      </w:pPr>
+      <w:r>
+        <w:rPr>
+          <w:rFonts w:ascii="Times New Roman" w:hAnsi="Times New Roman"/>
+          <w:color w:val="000000"/>
+          <w:sz w:val="24"/>
+        </w:rPr>
+        <w:t xml:space="preserve">Actual message payload (exchange, routing key, JSON body, traceparent header), captured via RabbitMQ's "Get messages" inspector: </w:t>
+      </w:r>
+      <w:r>
+        <w:rPr>
+          <w:rFonts w:ascii="Courier New" w:hAnsi="Courier New"/>
+          <w:color w:val="404040"/>
+          <w:sz w:val="22"/>
+        </w:rPr>
+        <w:t>docs/screenshots/08-rabbitmq-message-payload.jpg</w:t>
+      </w:r>
+    </w:p>
+    <w:p>
+      <w:pPr>
+        <w:pStyle w:val="ListBullet"/>
+      </w:pPr>
+      <w:r>
+        <w:rPr>
+          <w:rFonts w:ascii="Times New Roman" w:hAnsi="Times New Roman"/>
+          <w:color w:val="000000"/>
+          <w:sz w:val="24"/>
+        </w:rPr>
+        <w:t xml:space="preserve">Distributed trace showing the publish/consume hop: </w:t>
+      </w:r>
+      <w:r>
+        <w:rPr>
+          <w:rFonts w:ascii="Courier New" w:hAnsi="Courier New"/>
+          <w:color w:val="404040"/>
+          <w:sz w:val="22"/>
+        </w:rPr>
+        <w:t>docs/screenshots/05-zipkin-async-trace.jpg</w:t>
+      </w:r>
+      <w:r>
+        <w:rPr>
+          <w:rFonts w:ascii="Times New Roman" w:hAnsi="Times New Roman"/>
+          <w:color w:val="000000"/>
+          <w:sz w:val="24"/>
+        </w:rPr>
+        <w:t xml:space="preserve"> (spans: </w:t>
+      </w:r>
+      <w:r>
+        <w:rPr>
+          <w:rFonts w:ascii="Courier New" w:hAnsi="Courier New"/>
+          <w:color w:val="404040"/>
+          <w:sz w:val="22"/>
+        </w:rPr>
+        <w:t>booking-service: lab-equipment-exchange/maintenance.requested send</w:t>
+      </w:r>
+      <w:r>
+        <w:rPr>
+          <w:rFonts w:ascii="Times New Roman" w:hAnsi="Times New Roman"/>
+          <w:color w:val="000000"/>
+          <w:sz w:val="24"/>
+        </w:rPr>
+        <w:t xml:space="preserve"> → </w:t>
+      </w:r>
+      <w:r>
+        <w:rPr>
+          <w:rFonts w:ascii="Courier New" w:hAnsi="Courier New"/>
+          <w:color w:val="404040"/>
+          <w:sz w:val="22"/>
+        </w:rPr>
+        <w:t>equipment-service: maintenance-requested-queue receive</w:t>
+      </w:r>
+      <w:r>
+        <w:rPr>
+          <w:rFonts w:ascii="Times New Roman" w:hAnsi="Times New Roman"/>
+          <w:color w:val="000000"/>
+          <w:sz w:val="24"/>
+        </w:rPr>
+        <w:t>)</w:t>
+      </w:r>
+    </w:p>
+    <w:p>
+      <w:pPr>
+        <w:pStyle w:val="ListBullet"/>
+      </w:pPr>
+      <w:r>
+        <w:rPr>
+          <w:rFonts w:ascii="Times New Roman" w:hAnsi="Times New Roman"/>
+          <w:color w:val="000000"/>
+          <w:sz w:val="24"/>
+        </w:rPr>
+        <w:t>Report evidence: Section 2.3 "Asynchronous Messaging"</w:t>
+      </w:r>
+    </w:p>
+    <w:p>
+      <w:pPr>
+        <w:pStyle w:val="ListBullet"/>
+      </w:pPr>
+      <w:r>
+        <w:rPr>
+          <w:rFonts w:ascii="Times New Roman" w:hAnsi="Times New Roman"/>
+          <w:color w:val="000000"/>
+          <w:sz w:val="24"/>
+        </w:rPr>
+        <w:t xml:space="preserve">Screencast timestamp: </w:t>
+      </w:r>
+      <w:r>
+        <w:rPr>
+          <w:rFonts w:ascii="Times New Roman" w:hAnsi="Times New Roman"/>
+          <w:b/>
+          <w:color w:val="000000"/>
+          <w:sz w:val="24"/>
+        </w:rPr>
+        <w:t>TBD - insert after recording</w:t>
       </w:r>
     </w:p>
     <w:p>
@@ -2949,7 +6276,420 @@
         <w:pStyle w:val="Heading3"/>
       </w:pPr>
       <w:r>
-        <w:t>Implementation Evidence</w:t>
+        <w:t>References</w:t>
+      </w:r>
+    </w:p>
+    <w:p>
+      <w:r>
+        <w:rPr>
+          <w:rFonts w:ascii="Times New Roman" w:hAnsi="Times New Roman"/>
+          <w:color w:val="000000"/>
+          <w:sz w:val="24"/>
+        </w:rPr>
+        <w:t xml:space="preserve">[1] V. Velepucha and P. Flores, "A Survey on Microservices Architecture: Principles, Patterns and Migration Challenges," </w:t>
+      </w:r>
+      <w:r>
+        <w:rPr>
+          <w:rFonts w:ascii="Times New Roman" w:hAnsi="Times New Roman"/>
+          <w:i/>
+          <w:color w:val="000000"/>
+          <w:sz w:val="24"/>
+        </w:rPr>
+        <w:t>IEEE Access</w:t>
+      </w:r>
+      <w:r>
+        <w:rPr>
+          <w:rFonts w:ascii="Times New Roman" w:hAnsi="Times New Roman"/>
+          <w:color w:val="000000"/>
+          <w:sz w:val="24"/>
+        </w:rPr>
+        <w:t>, vol. 11, pp. 88339-88358, 2023, doi: 10.1109/ACCESS.2023.3305687.</w:t>
+      </w:r>
+    </w:p>
+    <w:p>
+      <w:r>
+        <w:rPr>
+          <w:rFonts w:ascii="Times New Roman" w:hAnsi="Times New Roman"/>
+          <w:color w:val="000000"/>
+          <w:sz w:val="24"/>
+        </w:rPr>
+        <w:t xml:space="preserve">[3] R. Maharjan, M. S. H. Chy, M. A. Arju, and T. Cerny, "Benchmarking Message Queues," </w:t>
+      </w:r>
+      <w:r>
+        <w:rPr>
+          <w:rFonts w:ascii="Times New Roman" w:hAnsi="Times New Roman"/>
+          <w:i/>
+          <w:color w:val="000000"/>
+          <w:sz w:val="24"/>
+        </w:rPr>
+        <w:t>Telecom</w:t>
+      </w:r>
+      <w:r>
+        <w:rPr>
+          <w:rFonts w:ascii="Times New Roman" w:hAnsi="Times New Roman"/>
+          <w:color w:val="000000"/>
+          <w:sz w:val="24"/>
+        </w:rPr>
+        <w:t>, vol. 4, no. 2, pp. 298-312, 2023, doi: 10.3390/telecom4020018.</w:t>
+      </w:r>
+    </w:p>
+    <w:p>
+      <w:r>
+        <w:br w:type="page"/>
+      </w:r>
+    </w:p>
+    <w:p>
+      <w:pPr>
+        <w:pStyle w:val="Heading2"/>
+      </w:pPr>
+      <w:r>
+        <w:t>A.3 ADR-003: Resilience and Failure Handling for the Sync Booking → Equipment Call</w:t>
+      </w:r>
+    </w:p>
+    <w:p>
+      <w:pPr>
+        <w:pStyle w:val="Heading3"/>
+      </w:pPr>
+      <w:r>
+        <w:t>Status</w:t>
+      </w:r>
+    </w:p>
+    <w:p>
+      <w:r>
+        <w:rPr>
+          <w:rFonts w:ascii="Times New Roman" w:hAnsi="Times New Roman"/>
+          <w:color w:val="000000"/>
+          <w:sz w:val="24"/>
+        </w:rPr>
+        <w:t>Accepted</w:t>
+      </w:r>
+    </w:p>
+    <w:p>
+      <w:pPr>
+        <w:pStyle w:val="Heading3"/>
+      </w:pPr>
+      <w:r>
+        <w:t>Context</w:t>
+      </w:r>
+    </w:p>
+    <w:p>
+      <w:r>
+        <w:rPr>
+          <w:rFonts w:ascii="Times New Roman" w:hAnsi="Times New Roman"/>
+          <w:color w:val="000000"/>
+          <w:sz w:val="24"/>
+        </w:rPr>
+        <w:t xml:space="preserve">Booking Service must synchronously confirm equipment is </w:t>
+      </w:r>
+      <w:r>
+        <w:rPr>
+          <w:rFonts w:ascii="Courier New" w:hAnsi="Courier New"/>
+          <w:color w:val="404040"/>
+          <w:sz w:val="22"/>
+        </w:rPr>
+        <w:t>AVAILABLE</w:t>
+      </w:r>
+      <w:r>
+        <w:rPr>
+          <w:rFonts w:ascii="Times New Roman" w:hAnsi="Times New Roman"/>
+          <w:color w:val="000000"/>
+          <w:sz w:val="24"/>
+        </w:rPr>
+        <w:t xml:space="preserve"> before confirming a booking (the assignment's required "Service A must synchronously query Service B before completing at least one operation"). This call crosses a process and network boundary via Eureka + OpenFeign (</w:t>
+      </w:r>
+      <w:r>
+        <w:rPr>
+          <w:rFonts w:ascii="Courier New" w:hAnsi="Courier New"/>
+          <w:color w:val="404040"/>
+          <w:sz w:val="22"/>
+        </w:rPr>
+        <w:t>EquipmentClient</w:t>
+      </w:r>
+      <w:r>
+        <w:rPr>
+          <w:rFonts w:ascii="Times New Roman" w:hAnsi="Times New Roman"/>
+          <w:color w:val="000000"/>
+          <w:sz w:val="24"/>
+        </w:rPr>
+        <w:t>), so it can fail in ways a plain in-process method call cannot: Equipment Service can be down, slow, or network-partitioned. Without protection, a single slow/failing Equipment Service would make every booking-creation request hang or fail with a raw connection exception, and repeated attempts would keep retrying against a service that isn't coming back soon - wasting threads/connections and degrading Booking Service itself.</w:t>
+      </w:r>
+    </w:p>
+    <w:p>
+      <w:pPr>
+        <w:pStyle w:val="Heading3"/>
+      </w:pPr>
+      <w:r>
+        <w:t>Decision</w:t>
+      </w:r>
+    </w:p>
+    <w:p>
+      <w:r>
+        <w:rPr>
+          <w:rFonts w:ascii="Times New Roman" w:hAnsi="Times New Roman"/>
+          <w:color w:val="000000"/>
+          <w:sz w:val="24"/>
+        </w:rPr>
+        <w:t xml:space="preserve">The call is wrapped in </w:t>
+      </w:r>
+      <w:r>
+        <w:rPr>
+          <w:rFonts w:ascii="Courier New" w:hAnsi="Courier New"/>
+          <w:color w:val="404040"/>
+          <w:sz w:val="22"/>
+        </w:rPr>
+        <w:t>EquipmentAvailabilityService.fetchEquipment()</w:t>
+      </w:r>
+      <w:r>
+        <w:rPr>
+          <w:rFonts w:ascii="Times New Roman" w:hAnsi="Times New Roman"/>
+          <w:color w:val="000000"/>
+          <w:sz w:val="24"/>
+        </w:rPr>
+        <w:t xml:space="preserve"> (</w:t>
+      </w:r>
+      <w:r>
+        <w:rPr>
+          <w:rFonts w:ascii="Courier New" w:hAnsi="Courier New"/>
+          <w:color w:val="404040"/>
+          <w:sz w:val="22"/>
+        </w:rPr>
+        <w:t>booking-service/.../service/EquipmentAvailabilityService.java</w:t>
+      </w:r>
+      <w:r>
+        <w:rPr>
+          <w:rFonts w:ascii="Times New Roman" w:hAnsi="Times New Roman"/>
+          <w:color w:val="000000"/>
+          <w:sz w:val="24"/>
+        </w:rPr>
+        <w:t xml:space="preserve">) with two Resilience4J annotations, configured per-instance as </w:t>
+      </w:r>
+      <w:r>
+        <w:rPr>
+          <w:rFonts w:ascii="Courier New" w:hAnsi="Courier New"/>
+          <w:color w:val="404040"/>
+          <w:sz w:val="22"/>
+        </w:rPr>
+        <w:t>equipmentService</w:t>
+      </w:r>
+      <w:r>
+        <w:rPr>
+          <w:rFonts w:ascii="Times New Roman" w:hAnsi="Times New Roman"/>
+          <w:color w:val="000000"/>
+          <w:sz w:val="24"/>
+        </w:rPr>
+        <w:t xml:space="preserve"> in Config Server (</w:t>
+      </w:r>
+      <w:r>
+        <w:rPr>
+          <w:rFonts w:ascii="Courier New" w:hAnsi="Courier New"/>
+          <w:color w:val="404040"/>
+          <w:sz w:val="22"/>
+        </w:rPr>
+        <w:t>config-server/.../config/booking-service.yml</w:t>
+      </w:r>
+      <w:r>
+        <w:rPr>
+          <w:rFonts w:ascii="Times New Roman" w:hAnsi="Times New Roman"/>
+          <w:color w:val="000000"/>
+          <w:sz w:val="24"/>
+        </w:rPr>
+        <w:t>):</w:t>
+      </w:r>
+    </w:p>
+    <w:p>
+      <w:pPr>
+        <w:spacing w:before="40" w:after="160" w:line="240" w:lineRule="auto"/>
+        <w:ind w:left="216"/>
+        <w:jc w:val="left"/>
+        <w:shd w:fill="F3F4F6"/>
+      </w:pPr>
+      <w:r>
+        <w:rPr>
+          <w:rFonts w:ascii="Courier New" w:hAnsi="Courier New"/>
+          <w:color w:val="222222"/>
+          <w:sz w:val="16"/>
+        </w:rPr>
+        <w:t>resilience4j:</w:t>
+        <w:br/>
+      </w:r>
+      <w:r>
+        <w:rPr>
+          <w:rFonts w:ascii="Courier New" w:hAnsi="Courier New"/>
+          <w:color w:val="222222"/>
+          <w:sz w:val="16"/>
+        </w:rPr>
+        <w:t xml:space="preserve">  circuitbreaker:</w:t>
+        <w:br/>
+      </w:r>
+      <w:r>
+        <w:rPr>
+          <w:rFonts w:ascii="Courier New" w:hAnsi="Courier New"/>
+          <w:color w:val="222222"/>
+          <w:sz w:val="16"/>
+        </w:rPr>
+        <w:t xml:space="preserve">    instances:</w:t>
+        <w:br/>
+      </w:r>
+      <w:r>
+        <w:rPr>
+          <w:rFonts w:ascii="Courier New" w:hAnsi="Courier New"/>
+          <w:color w:val="222222"/>
+          <w:sz w:val="16"/>
+        </w:rPr>
+        <w:t xml:space="preserve">      equipmentService:</w:t>
+        <w:br/>
+      </w:r>
+      <w:r>
+        <w:rPr>
+          <w:rFonts w:ascii="Courier New" w:hAnsi="Courier New"/>
+          <w:color w:val="222222"/>
+          <w:sz w:val="16"/>
+        </w:rPr>
+        <w:t xml:space="preserve">        sliding-window-size: 10</w:t>
+        <w:br/>
+      </w:r>
+      <w:r>
+        <w:rPr>
+          <w:rFonts w:ascii="Courier New" w:hAnsi="Courier New"/>
+          <w:color w:val="222222"/>
+          <w:sz w:val="16"/>
+        </w:rPr>
+        <w:t xml:space="preserve">        minimum-number-of-calls: 5</w:t>
+        <w:br/>
+      </w:r>
+      <w:r>
+        <w:rPr>
+          <w:rFonts w:ascii="Courier New" w:hAnsi="Courier New"/>
+          <w:color w:val="222222"/>
+          <w:sz w:val="16"/>
+        </w:rPr>
+        <w:t xml:space="preserve">        failure-rate-threshold: 50</w:t>
+        <w:br/>
+      </w:r>
+      <w:r>
+        <w:rPr>
+          <w:rFonts w:ascii="Courier New" w:hAnsi="Courier New"/>
+          <w:color w:val="222222"/>
+          <w:sz w:val="16"/>
+        </w:rPr>
+        <w:t xml:space="preserve">        wait-duration-in-open-state: 10s</w:t>
+        <w:br/>
+      </w:r>
+      <w:r>
+        <w:rPr>
+          <w:rFonts w:ascii="Courier New" w:hAnsi="Courier New"/>
+          <w:color w:val="222222"/>
+          <w:sz w:val="16"/>
+        </w:rPr>
+        <w:t xml:space="preserve">        permitted-number-of-calls-in-half-open-state: 3</w:t>
+        <w:br/>
+      </w:r>
+      <w:r>
+        <w:rPr>
+          <w:rFonts w:ascii="Courier New" w:hAnsi="Courier New"/>
+          <w:color w:val="222222"/>
+          <w:sz w:val="16"/>
+        </w:rPr>
+        <w:t xml:space="preserve">        automatic-transition-from-open-to-half-open-enabled: true</w:t>
+        <w:br/>
+      </w:r>
+      <w:r>
+        <w:rPr>
+          <w:rFonts w:ascii="Courier New" w:hAnsi="Courier New"/>
+          <w:color w:val="222222"/>
+          <w:sz w:val="16"/>
+        </w:rPr>
+        <w:t xml:space="preserve">  retry:</w:t>
+        <w:br/>
+      </w:r>
+      <w:r>
+        <w:rPr>
+          <w:rFonts w:ascii="Courier New" w:hAnsi="Courier New"/>
+          <w:color w:val="222222"/>
+          <w:sz w:val="16"/>
+        </w:rPr>
+        <w:t xml:space="preserve">    instances:</w:t>
+        <w:br/>
+      </w:r>
+      <w:r>
+        <w:rPr>
+          <w:rFonts w:ascii="Courier New" w:hAnsi="Courier New"/>
+          <w:color w:val="222222"/>
+          <w:sz w:val="16"/>
+        </w:rPr>
+        <w:t xml:space="preserve">      equipmentService:</w:t>
+        <w:br/>
+      </w:r>
+      <w:r>
+        <w:rPr>
+          <w:rFonts w:ascii="Courier New" w:hAnsi="Courier New"/>
+          <w:color w:val="222222"/>
+          <w:sz w:val="16"/>
+        </w:rPr>
+        <w:t xml:space="preserve">        max-attempts: 3</w:t>
+        <w:br/>
+      </w:r>
+      <w:r>
+        <w:rPr>
+          <w:rFonts w:ascii="Courier New" w:hAnsi="Courier New"/>
+          <w:color w:val="222222"/>
+          <w:sz w:val="16"/>
+        </w:rPr>
+        <w:t xml:space="preserve">        wait-duration: 500ms</w:t>
+        <w:br/>
+      </w:r>
+      <w:r>
+        <w:rPr>
+          <w:rFonts w:ascii="Courier New" w:hAnsi="Courier New"/>
+          <w:color w:val="222222"/>
+          <w:sz w:val="16"/>
+        </w:rPr>
+        <w:t>feign:</w:t>
+        <w:br/>
+      </w:r>
+      <w:r>
+        <w:rPr>
+          <w:rFonts w:ascii="Courier New" w:hAnsi="Courier New"/>
+          <w:color w:val="222222"/>
+          <w:sz w:val="16"/>
+        </w:rPr>
+        <w:t xml:space="preserve">  client:</w:t>
+        <w:br/>
+      </w:r>
+      <w:r>
+        <w:rPr>
+          <w:rFonts w:ascii="Courier New" w:hAnsi="Courier New"/>
+          <w:color w:val="222222"/>
+          <w:sz w:val="16"/>
+        </w:rPr>
+        <w:t xml:space="preserve">    config:</w:t>
+        <w:br/>
+      </w:r>
+      <w:r>
+        <w:rPr>
+          <w:rFonts w:ascii="Courier New" w:hAnsi="Courier New"/>
+          <w:color w:val="222222"/>
+          <w:sz w:val="16"/>
+        </w:rPr>
+        <w:t xml:space="preserve">      equipment-service:</w:t>
+        <w:br/>
+      </w:r>
+      <w:r>
+        <w:rPr>
+          <w:rFonts w:ascii="Courier New" w:hAnsi="Courier New"/>
+          <w:color w:val="222222"/>
+          <w:sz w:val="16"/>
+        </w:rPr>
+        <w:t xml:space="preserve">        connect-timeout: 2000</w:t>
+        <w:br/>
+      </w:r>
+      <w:r>
+        <w:rPr>
+          <w:rFonts w:ascii="Courier New" w:hAnsi="Courier New"/>
+          <w:color w:val="222222"/>
+          <w:sz w:val="16"/>
+        </w:rPr>
+        <w:t xml:space="preserve">        read-timeout: 2000</w:t>
       </w:r>
     </w:p>
     <w:p>
@@ -2957,7 +6697,21 @@
         <w:pStyle w:val="ListBullet"/>
       </w:pPr>
       <w:r>
-        <w:t>`booking-service/src/main/java/com/labequip/booking/messaging/MaintenanceEventPublisher.java`</w:t>
+        <w:rPr>
+          <w:rFonts w:ascii="Times New Roman" w:hAnsi="Times New Roman"/>
+          <w:b/>
+          <w:color w:val="000000"/>
+          <w:sz w:val="24"/>
+        </w:rPr>
+        <w:t>`@Retry`</w:t>
+      </w:r>
+      <w:r>
+        <w:rPr>
+          <w:rFonts w:ascii="Times New Roman" w:hAnsi="Times New Roman"/>
+          <w:color w:val="000000"/>
+          <w:sz w:val="24"/>
+        </w:rPr>
+        <w:t xml:space="preserve"> absorbs transient blips (e.g. a single dropped connection) with 3 attempts, 500ms apart - short enough not to make the caller wait unreasonably long.</w:t>
       </w:r>
     </w:p>
     <w:p>
@@ -2965,7 +6719,21 @@
         <w:pStyle w:val="ListBullet"/>
       </w:pPr>
       <w:r>
-        <w:t>`booking-service/src/main/java/com/labequip/booking/messaging/RabbitMQConfig.java`</w:t>
+        <w:rPr>
+          <w:rFonts w:ascii="Times New Roman" w:hAnsi="Times New Roman"/>
+          <w:b/>
+          <w:color w:val="000000"/>
+          <w:sz w:val="24"/>
+        </w:rPr>
+        <w:t>Feign connect/read timeouts (2s)</w:t>
+      </w:r>
+      <w:r>
+        <w:rPr>
+          <w:rFonts w:ascii="Times New Roman" w:hAnsi="Times New Roman"/>
+          <w:color w:val="000000"/>
+          <w:sz w:val="24"/>
+        </w:rPr>
+        <w:t xml:space="preserve"> bound how long a single attempt can hang, so a slow (not down) Equipment Service can't tie up a Booking Service thread indefinitely.</w:t>
       </w:r>
     </w:p>
     <w:p>
@@ -2973,7 +6741,37 @@
         <w:pStyle w:val="ListBullet"/>
       </w:pPr>
       <w:r>
-        <w:t>`equipment-service/src/main/java/com/labequip/equipment/messaging/MaintenanceRequestedListener.java`</w:t>
+        <w:rPr>
+          <w:rFonts w:ascii="Times New Roman" w:hAnsi="Times New Roman"/>
+          <w:b/>
+          <w:color w:val="000000"/>
+          <w:sz w:val="24"/>
+        </w:rPr>
+        <w:t>`@CircuitBreaker`</w:t>
+      </w:r>
+      <w:r>
+        <w:rPr>
+          <w:rFonts w:ascii="Times New Roman" w:hAnsi="Times New Roman"/>
+          <w:color w:val="000000"/>
+          <w:sz w:val="24"/>
+        </w:rPr>
+        <w:t xml:space="preserve"> tracks the last 10 calls; once at least 5 calls have been made and 50%+ failed, it opens for 10 seconds, during which calls fail immediately (</w:t>
+      </w:r>
+      <w:r>
+        <w:rPr>
+          <w:rFonts w:ascii="Courier New" w:hAnsi="Courier New"/>
+          <w:color w:val="404040"/>
+          <w:sz w:val="22"/>
+        </w:rPr>
+        <w:t>notPermittedCalls</w:t>
+      </w:r>
+      <w:r>
+        <w:rPr>
+          <w:rFonts w:ascii="Times New Roman" w:hAnsi="Times New Roman"/>
+          <w:color w:val="000000"/>
+          <w:sz w:val="24"/>
+        </w:rPr>
+        <w:t>, verified in testing: see Implementation Evidence) without attempting the network call at all - protecting Booking Service from wasting resources on a service known to be down. It then half-opens automatically to test recovery with a limited number of trial calls. This CLOSED → OPEN → HALF_OPEN lifecycle mirrors circuit-breaker refinements proposed to reduce state-transition delay and improve failure detection in microservice architectures [2].</w:t>
       </w:r>
     </w:p>
     <w:p>
@@ -2981,7 +6779,467 @@
         <w:pStyle w:val="ListBullet"/>
       </w:pPr>
       <w:r>
-        <w:t>`equipment-service/src/main/java/com/labequip/equipment/messaging/RabbitMQConfig.java`</w:t>
+        <w:rPr>
+          <w:rFonts w:ascii="Times New Roman" w:hAnsi="Times New Roman"/>
+          <w:b/>
+          <w:color w:val="000000"/>
+          <w:sz w:val="24"/>
+        </w:rPr>
+        <w:t>`fallbackMethod = "equipmentUnavailableFallback"`</w:t>
+      </w:r>
+      <w:r>
+        <w:rPr>
+          <w:rFonts w:ascii="Times New Roman" w:hAnsi="Times New Roman"/>
+          <w:color w:val="000000"/>
+          <w:sz w:val="24"/>
+        </w:rPr>
+        <w:t xml:space="preserve"> runs whenever the retries are exhausted or the circuit is open, and throws a </w:t>
+      </w:r>
+      <w:r>
+        <w:rPr>
+          <w:rFonts w:ascii="Courier New" w:hAnsi="Courier New"/>
+          <w:color w:val="404040"/>
+          <w:sz w:val="22"/>
+        </w:rPr>
+        <w:t>ResponseStatusException(503, ...)</w:t>
+      </w:r>
+      <w:r>
+        <w:rPr>
+          <w:rFonts w:ascii="Times New Roman" w:hAnsi="Times New Roman"/>
+          <w:color w:val="000000"/>
+          <w:sz w:val="24"/>
+        </w:rPr>
+        <w:t xml:space="preserve"> with a clear message - turning an opaque connection failure into a well-formed API response the client can act on, rather than a hung request or a raw 500.</w:t>
+      </w:r>
+    </w:p>
+    <w:p>
+      <w:pPr>
+        <w:pStyle w:val="Heading3"/>
+      </w:pPr>
+      <w:r>
+        <w:t>Alternatives Considered</w:t>
+      </w:r>
+    </w:p>
+    <w:tbl>
+      <w:tblPr>
+        <w:tblStyle w:val="LightGrid-Accent1"/>
+        <w:tblW w:type="auto" w:w="0"/>
+        <w:tblLook w:firstColumn="1" w:firstRow="1" w:lastColumn="0" w:lastRow="0" w:noHBand="0" w:noVBand="1" w:val="04A0"/>
+      </w:tblPr>
+      <w:tblGrid>
+        <w:gridCol w:w="2592"/>
+        <w:gridCol w:w="6480"/>
+      </w:tblGrid>
+      <w:tr>
+        <w:tc>
+          <w:tcPr>
+            <w:tcW w:type="dxa" w:w="4320"/>
+          </w:tcPr>
+          <w:p>
+            <w:pPr>
+              <w:spacing w:after="40" w:line="240" w:lineRule="auto"/>
+              <w:jc w:val="left"/>
+            </w:pPr>
+            <w:r>
+              <w:rPr>
+                <w:b/>
+              </w:rPr>
+            </w:r>
+            <w:r>
+              <w:rPr>
+                <w:rFonts w:ascii="Times New Roman" w:hAnsi="Times New Roman"/>
+                <w:b/>
+                <w:color w:val="000000"/>
+                <w:sz w:val="21"/>
+              </w:rPr>
+              <w:t>Alternative Considered</w:t>
+            </w:r>
+          </w:p>
+        </w:tc>
+        <w:tc>
+          <w:tcPr>
+            <w:tcW w:type="dxa" w:w="4320"/>
+          </w:tcPr>
+          <w:p>
+            <w:pPr>
+              <w:spacing w:after="40" w:line="240" w:lineRule="auto"/>
+              <w:jc w:val="left"/>
+            </w:pPr>
+            <w:r>
+              <w:rPr>
+                <w:b/>
+              </w:rPr>
+            </w:r>
+            <w:r>
+              <w:rPr>
+                <w:rFonts w:ascii="Times New Roman" w:hAnsi="Times New Roman"/>
+                <w:b/>
+                <w:color w:val="000000"/>
+                <w:sz w:val="21"/>
+              </w:rPr>
+              <w:t>Why Not Chosen</w:t>
+            </w:r>
+          </w:p>
+        </w:tc>
+      </w:tr>
+      <w:tr>
+        <w:tc>
+          <w:tcPr>
+            <w:tcW w:type="dxa" w:w="4320"/>
+          </w:tcPr>
+          <w:p>
+            <w:pPr>
+              <w:spacing w:after="40" w:line="240" w:lineRule="auto"/>
+              <w:jc w:val="left"/>
+            </w:pPr>
+            <w:r>
+              <w:rPr>
+                <w:b/>
+              </w:rPr>
+            </w:r>
+            <w:r>
+              <w:rPr>
+                <w:rFonts w:ascii="Times New Roman" w:hAnsi="Times New Roman"/>
+                <w:b/>
+                <w:color w:val="000000"/>
+                <w:sz w:val="20"/>
+              </w:rPr>
+              <w:t>No resilience wrapper - let the Feign call fail/hang naturally.</w:t>
+            </w:r>
+          </w:p>
+        </w:tc>
+        <w:tc>
+          <w:tcPr>
+            <w:tcW w:type="dxa" w:w="4320"/>
+          </w:tcPr>
+          <w:p>
+            <w:pPr>
+              <w:spacing w:after="40" w:line="240" w:lineRule="auto"/>
+              <w:jc w:val="left"/>
+            </w:pPr>
+            <w:r>
+              <w:rPr/>
+            </w:r>
+            <w:r>
+              <w:rPr>
+                <w:rFonts w:ascii="Times New Roman" w:hAnsi="Times New Roman"/>
+                <w:color w:val="000000"/>
+                <w:sz w:val="20"/>
+              </w:rPr>
+              <w:t>Rejected outright: violates the assignment's explicit resilience requirement and would mean any Equipment Service blip directly produces hung requests or ugly 500s at the Gateway.</w:t>
+            </w:r>
+          </w:p>
+        </w:tc>
+      </w:tr>
+      <w:tr>
+        <w:tc>
+          <w:tcPr>
+            <w:tcW w:type="dxa" w:w="4320"/>
+          </w:tcPr>
+          <w:p>
+            <w:pPr>
+              <w:spacing w:after="40" w:line="240" w:lineRule="auto"/>
+              <w:jc w:val="left"/>
+            </w:pPr>
+            <w:r>
+              <w:rPr>
+                <w:b/>
+              </w:rPr>
+            </w:r>
+            <w:r>
+              <w:rPr>
+                <w:rFonts w:ascii="Times New Roman" w:hAnsi="Times New Roman"/>
+                <w:b/>
+                <w:color w:val="000000"/>
+                <w:sz w:val="20"/>
+              </w:rPr>
+              <w:t>Retry only, no circuit breaker.</w:t>
+            </w:r>
+          </w:p>
+        </w:tc>
+        <w:tc>
+          <w:tcPr>
+            <w:tcW w:type="dxa" w:w="4320"/>
+          </w:tcPr>
+          <w:p>
+            <w:pPr>
+              <w:spacing w:after="40" w:line="240" w:lineRule="auto"/>
+              <w:jc w:val="left"/>
+            </w:pPr>
+            <w:r>
+              <w:rPr/>
+            </w:r>
+            <w:r>
+              <w:rPr>
+                <w:rFonts w:ascii="Times New Roman" w:hAnsi="Times New Roman"/>
+                <w:color w:val="000000"/>
+                <w:sz w:val="20"/>
+              </w:rPr>
+              <w:t>Would absorb transient failures but keeps hammering a genuinely-down dependency on every subsequent request, each still paying the full retry+timeout cost. Rejected: doesn't protect Booking Service's own resources under a sustained outage, which is the more realistic multi-minute failure mode a circuit breaker specifically addresses.</w:t>
+            </w:r>
+          </w:p>
+        </w:tc>
+      </w:tr>
+      <w:tr>
+        <w:tc>
+          <w:tcPr>
+            <w:tcW w:type="dxa" w:w="4320"/>
+          </w:tcPr>
+          <w:p>
+            <w:pPr>
+              <w:spacing w:after="40" w:line="240" w:lineRule="auto"/>
+              <w:jc w:val="left"/>
+            </w:pPr>
+            <w:r>
+              <w:rPr>
+                <w:b/>
+              </w:rPr>
+            </w:r>
+            <w:r>
+              <w:rPr>
+                <w:rFonts w:ascii="Times New Roman" w:hAnsi="Times New Roman"/>
+                <w:b/>
+                <w:color w:val="000000"/>
+                <w:sz w:val="20"/>
+              </w:rPr>
+              <w:t>Circuit breaker only, no retry.</w:t>
+            </w:r>
+          </w:p>
+        </w:tc>
+        <w:tc>
+          <w:tcPr>
+            <w:tcW w:type="dxa" w:w="4320"/>
+          </w:tcPr>
+          <w:p>
+            <w:pPr>
+              <w:spacing w:after="40" w:line="240" w:lineRule="auto"/>
+              <w:jc w:val="left"/>
+            </w:pPr>
+            <w:r>
+              <w:rPr/>
+            </w:r>
+            <w:r>
+              <w:rPr>
+                <w:rFonts w:ascii="Times New Roman" w:hAnsi="Times New Roman"/>
+                <w:color w:val="000000"/>
+                <w:sz w:val="20"/>
+              </w:rPr>
+              <w:t>Rejected: without a retry, a single transient TCP hiccup (not indicative of Equipment Service actually being down) would count as a hard failure and contribute to tripping the breaker unnecessarily; retry lets genuinely transient failures self-heal before they're counted against the breaker's failure budget.</w:t>
+            </w:r>
+          </w:p>
+        </w:tc>
+      </w:tr>
+      <w:tr>
+        <w:tc>
+          <w:tcPr>
+            <w:tcW w:type="dxa" w:w="4320"/>
+          </w:tcPr>
+          <w:p>
+            <w:pPr>
+              <w:spacing w:after="40" w:line="240" w:lineRule="auto"/>
+              <w:jc w:val="left"/>
+            </w:pPr>
+            <w:r>
+              <w:rPr>
+                <w:b/>
+              </w:rPr>
+            </w:r>
+            <w:r>
+              <w:rPr>
+                <w:rFonts w:ascii="Courier New" w:hAnsi="Courier New"/>
+                <w:b/>
+                <w:color w:val="404040"/>
+                <w:sz w:val="18"/>
+              </w:rPr>
+              <w:t>@TimeLimiter</w:t>
+            </w:r>
+            <w:r>
+              <w:rPr>
+                <w:rFonts w:ascii="Times New Roman" w:hAnsi="Times New Roman"/>
+                <w:b/>
+                <w:color w:val="000000"/>
+                <w:sz w:val="20"/>
+              </w:rPr>
+              <w:t xml:space="preserve"> (async, </w:t>
+            </w:r>
+            <w:r>
+              <w:rPr>
+                <w:rFonts w:ascii="Courier New" w:hAnsi="Courier New"/>
+                <w:b/>
+                <w:color w:val="404040"/>
+                <w:sz w:val="18"/>
+              </w:rPr>
+              <w:t>CompletableFuture</w:t>
+            </w:r>
+            <w:r>
+              <w:rPr>
+                <w:rFonts w:ascii="Times New Roman" w:hAnsi="Times New Roman"/>
+                <w:b/>
+                <w:color w:val="000000"/>
+                <w:sz w:val="20"/>
+              </w:rPr>
+              <w:t>-based) in addition to circuit breaker/retry.</w:t>
+            </w:r>
+          </w:p>
+        </w:tc>
+        <w:tc>
+          <w:tcPr>
+            <w:tcW w:type="dxa" w:w="4320"/>
+          </w:tcPr>
+          <w:p>
+            <w:pPr>
+              <w:spacing w:after="40" w:line="240" w:lineRule="auto"/>
+              <w:jc w:val="left"/>
+            </w:pPr>
+            <w:r>
+              <w:rPr/>
+            </w:r>
+            <w:r>
+              <w:rPr>
+                <w:rFonts w:ascii="Times New Roman" w:hAnsi="Times New Roman"/>
+                <w:color w:val="000000"/>
+                <w:sz w:val="20"/>
+              </w:rPr>
+              <w:t xml:space="preserve">Considered for stricter latency bounding, but rejected in favour of the simpler Feign-level connect/read timeouts: </w:t>
+            </w:r>
+            <w:r>
+              <w:rPr>
+                <w:rFonts w:ascii="Courier New" w:hAnsi="Courier New"/>
+                <w:color w:val="404040"/>
+                <w:sz w:val="18"/>
+              </w:rPr>
+              <w:t>@TimeLimiter</w:t>
+            </w:r>
+            <w:r>
+              <w:rPr>
+                <w:rFonts w:ascii="Times New Roman" w:hAnsi="Times New Roman"/>
+                <w:color w:val="000000"/>
+                <w:sz w:val="20"/>
+              </w:rPr>
+              <w:t xml:space="preserve"> requires the wrapped method to return </w:t>
+            </w:r>
+            <w:r>
+              <w:rPr>
+                <w:rFonts w:ascii="Courier New" w:hAnsi="Courier New"/>
+                <w:color w:val="404040"/>
+                <w:sz w:val="18"/>
+              </w:rPr>
+              <w:t>CompletableFuture</w:t>
+            </w:r>
+            <w:r>
+              <w:rPr>
+                <w:rFonts w:ascii="Times New Roman" w:hAnsi="Times New Roman"/>
+                <w:color w:val="000000"/>
+                <w:sz w:val="20"/>
+              </w:rPr>
+              <w:t>, which would have pushed the synchronous booking-creation flow onto an async model for no benefit, since Feign's own timeout already bounds worst-case latency per attempt.</w:t>
+            </w:r>
+          </w:p>
+        </w:tc>
+      </w:tr>
+      <w:tr>
+        <w:tc>
+          <w:tcPr>
+            <w:tcW w:type="dxa" w:w="4320"/>
+          </w:tcPr>
+          <w:p>
+            <w:pPr>
+              <w:spacing w:after="40" w:line="240" w:lineRule="auto"/>
+              <w:jc w:val="left"/>
+            </w:pPr>
+            <w:r>
+              <w:rPr>
+                <w:b/>
+              </w:rPr>
+            </w:r>
+            <w:r>
+              <w:rPr>
+                <w:rFonts w:ascii="Times New Roman" w:hAnsi="Times New Roman"/>
+                <w:b/>
+                <w:color w:val="000000"/>
+                <w:sz w:val="20"/>
+              </w:rPr>
+              <w:t>**Fail the booking silently / return the equipment as unavailable rather than 503 on</w:t>
+            </w:r>
+          </w:p>
+        </w:tc>
+        <w:tc>
+          <w:tcPr>
+            <w:tcW w:type="dxa" w:w="4320"/>
+          </w:tcPr>
+          <w:p>
+            <w:pPr>
+              <w:spacing w:after="40" w:line="240" w:lineRule="auto"/>
+              <w:jc w:val="left"/>
+            </w:pPr>
+            <w:r>
+              <w:rPr/>
+            </w:r>
+            <w:r>
+              <w:rPr>
+                <w:rFonts w:ascii="Times New Roman" w:hAnsi="Times New Roman"/>
+                <w:color w:val="000000"/>
+                <w:sz w:val="20"/>
+              </w:rPr>
+              <w:t xml:space="preserve">circuit-open.** Rejected: conflating "equipment is in use" (a real business state, </w:t>
+            </w:r>
+            <w:r>
+              <w:rPr>
+                <w:rFonts w:ascii="Courier New" w:hAnsi="Courier New"/>
+                <w:color w:val="404040"/>
+                <w:sz w:val="18"/>
+              </w:rPr>
+              <w:t>409</w:t>
+            </w:r>
+            <w:r>
+              <w:rPr>
+                <w:rFonts w:ascii="Times New Roman" w:hAnsi="Times New Roman"/>
+                <w:color w:val="000000"/>
+                <w:sz w:val="20"/>
+              </w:rPr>
+              <w:t xml:space="preserve">) with "we couldn't find out" (an infrastructure failure, </w:t>
+            </w:r>
+            <w:r>
+              <w:rPr>
+                <w:rFonts w:ascii="Courier New" w:hAnsi="Courier New"/>
+                <w:color w:val="404040"/>
+                <w:sz w:val="18"/>
+              </w:rPr>
+              <w:t>503</w:t>
+            </w:r>
+            <w:r>
+              <w:rPr>
+                <w:rFonts w:ascii="Times New Roman" w:hAnsi="Times New Roman"/>
+                <w:color w:val="000000"/>
+                <w:sz w:val="20"/>
+              </w:rPr>
+              <w:t>) would mislead the client into thinking the equipment itself was the problem rather than the dependency being unreachable.</w:t>
+            </w:r>
+          </w:p>
+        </w:tc>
+      </w:tr>
+    </w:tbl>
+    <w:p/>
+    <w:p>
+      <w:pPr>
+        <w:pStyle w:val="Heading3"/>
+      </w:pPr>
+      <w:r>
+        <w:t>Consequences</w:t>
+      </w:r>
+    </w:p>
+    <w:p>
+      <w:pPr>
+        <w:spacing w:before="120"/>
+      </w:pPr>
+      <w:r>
+        <w:rPr>
+          <w:rFonts w:ascii="Times New Roman" w:hAnsi="Times New Roman"/>
+          <w:b/>
+          <w:color w:val="000000"/>
+          <w:sz w:val="24"/>
+        </w:rPr>
+        <w:t>Positive</w:t>
       </w:r>
     </w:p>
     <w:p>
@@ -2989,12 +7247,28 @@
         <w:pStyle w:val="ListBullet"/>
       </w:pPr>
       <w:r>
-        <w:t>`equipment-service/src/main/java/com/labequip/equipment/service/MaintenanceRecordService.java`</w:t>
-      </w:r>
-    </w:p>
-    <w:p>
-      <w:r>
-        <w:t>(`handleMaintenanceRequested`)</w:t>
+        <w:rPr>
+          <w:rFonts w:ascii="Times New Roman" w:hAnsi="Times New Roman"/>
+          <w:color w:val="000000"/>
+          <w:sz w:val="24"/>
+        </w:rPr>
+        <w:t xml:space="preserve">Booking Service degrades gracefully under Equipment Service outages: callers get a fast, clear </w:t>
+      </w:r>
+      <w:r>
+        <w:rPr>
+          <w:rFonts w:ascii="Courier New" w:hAnsi="Courier New"/>
+          <w:color w:val="404040"/>
+          <w:sz w:val="22"/>
+        </w:rPr>
+        <w:t>503</w:t>
+      </w:r>
+      <w:r>
+        <w:rPr>
+          <w:rFonts w:ascii="Times New Roman" w:hAnsi="Times New Roman"/>
+          <w:color w:val="000000"/>
+          <w:sz w:val="24"/>
+        </w:rPr>
+        <w:t xml:space="preserve"> (confirmed in testing at ~1-1.3s, versus a multi-second/indefinite hang without the timeout+circuit-breaker combination) instead of a hang or raw exception.</w:t>
       </w:r>
     </w:p>
     <w:p>
@@ -3002,12 +7276,28 @@
         <w:pStyle w:val="ListBullet"/>
       </w:pPr>
       <w:r>
-        <w:t>RabbitMQ management UI evidence: `docs/screenshots/02-rabbitmq-queue.jpg`,</w:t>
-      </w:r>
-    </w:p>
-    <w:p>
-      <w:r>
-        <w:t>`docs/screenshots/03-rabbitmq-exchange.jpg`</w:t>
+        <w:rPr>
+          <w:rFonts w:ascii="Times New Roman" w:hAnsi="Times New Roman"/>
+          <w:color w:val="000000"/>
+          <w:sz w:val="24"/>
+        </w:rPr>
+        <w:t xml:space="preserve">The circuit breaker prevents pointless repeated network attempts against a service that's known to be down for the </w:t>
+      </w:r>
+      <w:r>
+        <w:rPr>
+          <w:rFonts w:ascii="Courier New" w:hAnsi="Courier New"/>
+          <w:color w:val="404040"/>
+          <w:sz w:val="22"/>
+        </w:rPr>
+        <w:t>wait-duration-in-open-state</w:t>
+      </w:r>
+      <w:r>
+        <w:rPr>
+          <w:rFonts w:ascii="Times New Roman" w:hAnsi="Times New Roman"/>
+          <w:color w:val="000000"/>
+          <w:sz w:val="24"/>
+        </w:rPr>
+        <w:t xml:space="preserve"> window, then automatically probes recovery.</w:t>
       </w:r>
     </w:p>
     <w:p>
@@ -3015,12 +7305,58 @@
         <w:pStyle w:val="ListBullet"/>
       </w:pPr>
       <w:r>
-        <w:t>Actual message payload (exchange, routing key, JSON body, traceparent header), captured via</w:t>
+        <w:rPr>
+          <w:rFonts w:ascii="Times New Roman" w:hAnsi="Times New Roman"/>
+          <w:color w:val="000000"/>
+          <w:sz w:val="24"/>
+        </w:rPr>
+        <w:t xml:space="preserve">Distinct HTTP semantics: </w:t>
+      </w:r>
+      <w:r>
+        <w:rPr>
+          <w:rFonts w:ascii="Courier New" w:hAnsi="Courier New"/>
+          <w:color w:val="404040"/>
+          <w:sz w:val="22"/>
+        </w:rPr>
+        <w:t>409</w:t>
+      </w:r>
+      <w:r>
+        <w:rPr>
+          <w:rFonts w:ascii="Times New Roman" w:hAnsi="Times New Roman"/>
+          <w:color w:val="000000"/>
+          <w:sz w:val="24"/>
+        </w:rPr>
+        <w:t xml:space="preserve"> for "equipment genuinely not available" vs </w:t>
+      </w:r>
+      <w:r>
+        <w:rPr>
+          <w:rFonts w:ascii="Courier New" w:hAnsi="Courier New"/>
+          <w:color w:val="404040"/>
+          <w:sz w:val="22"/>
+        </w:rPr>
+        <w:t>503</w:t>
+      </w:r>
+      <w:r>
+        <w:rPr>
+          <w:rFonts w:ascii="Times New Roman" w:hAnsi="Times New Roman"/>
+          <w:color w:val="000000"/>
+          <w:sz w:val="24"/>
+        </w:rPr>
+        <w:t xml:space="preserve"> for "couldn't verify due to a dependency failure" - a real business state is not confused with an infrastructure failure.</w:t>
       </w:r>
     </w:p>
     <w:p>
-      <w:r>
-        <w:t>RabbitMQ's "Get messages" inspector: `docs/screenshots/08-rabbitmq-message-payload.jpg`</w:t>
+      <w:pPr>
+        <w:spacing w:before="120"/>
+      </w:pPr>
+      <w:r>
+        <w:rPr>
+          <w:rFonts w:ascii="Times New Roman" w:hAnsi="Times New Roman"/>
+          <w:b/>
+          <w:color w:val="000000"/>
+          <w:sz w:val="24"/>
+        </w:rPr>
+        <w:t>Negative / trade-offs</w:t>
       </w:r>
     </w:p>
     <w:p>
@@ -3028,14 +7364,28 @@
         <w:pStyle w:val="ListBullet"/>
       </w:pPr>
       <w:r>
-        <w:t>Distributed trace showing the publish/consume hop: `docs/screenshots/05-zipkin-async-trace.jpg`</w:t>
-      </w:r>
-    </w:p>
-    <w:p>
-      <w:r>
-        <w:t>(spans: `booking-service: lab-equipment-exchange/maintenance.requested send` →</w:t>
-        <w:br/>
-        <w:t xml:space="preserve">  `equipment-service: maintenance-requested-queue receive`)</w:t>
+        <w:rPr>
+          <w:rFonts w:ascii="Times New Roman" w:hAnsi="Times New Roman"/>
+          <w:color w:val="000000"/>
+          <w:sz w:val="24"/>
+        </w:rPr>
+        <w:t xml:space="preserve">Adds a fixed worst-case failure-path latency of up to roughly </w:t>
+      </w:r>
+      <w:r>
+        <w:rPr>
+          <w:rFonts w:ascii="Courier New" w:hAnsi="Courier New"/>
+          <w:color w:val="404040"/>
+          <w:sz w:val="22"/>
+        </w:rPr>
+        <w:t>3 attempts × ~2s timeout</w:t>
+      </w:r>
+      <w:r>
+        <w:rPr>
+          <w:rFonts w:ascii="Times New Roman" w:hAnsi="Times New Roman"/>
+          <w:color w:val="000000"/>
+          <w:sz w:val="24"/>
+        </w:rPr>
+        <w:t xml:space="preserve"> before the circuit trips open; once open, subsequent calls fail fast. This was judged an acceptable trade-off given the assignment's small scale and the value of not treating one bad probe as a full open.</w:t>
       </w:r>
     </w:p>
     <w:p>
@@ -3043,7 +7393,45 @@
         <w:pStyle w:val="ListBullet"/>
       </w:pPr>
       <w:r>
-        <w:t>Report evidence: Section 2.3 "Asynchronous Messaging"</w:t>
+        <w:rPr>
+          <w:rFonts w:ascii="Times New Roman" w:hAnsi="Times New Roman"/>
+          <w:color w:val="000000"/>
+          <w:sz w:val="24"/>
+        </w:rPr>
+        <w:t xml:space="preserve">The fallback treats </w:t>
+      </w:r>
+      <w:r>
+        <w:rPr>
+          <w:rFonts w:ascii="Times New Roman" w:hAnsi="Times New Roman"/>
+          <w:i/>
+          <w:color w:val="000000"/>
+          <w:sz w:val="24"/>
+        </w:rPr>
+        <w:t>any</w:t>
+      </w:r>
+      <w:r>
+        <w:rPr>
+          <w:rFonts w:ascii="Times New Roman" w:hAnsi="Times New Roman"/>
+          <w:color w:val="000000"/>
+          <w:sz w:val="24"/>
+        </w:rPr>
+        <w:t xml:space="preserve"> failure the same way (503, "could not verify"), including a 404 from Equipment Service for a genuinely non-existent equipment ID - which is also counted as a circuit breaker failure. In a production system this would likely be refined with </w:t>
+      </w:r>
+      <w:r>
+        <w:rPr>
+          <w:rFonts w:ascii="Courier New" w:hAnsi="Courier New"/>
+          <w:color w:val="404040"/>
+          <w:sz w:val="22"/>
+        </w:rPr>
+        <w:t>ignoreExceptions</w:t>
+      </w:r>
+      <w:r>
+        <w:rPr>
+          <w:rFonts w:ascii="Times New Roman" w:hAnsi="Times New Roman"/>
+          <w:color w:val="000000"/>
+          <w:sz w:val="24"/>
+        </w:rPr>
+        <w:t xml:space="preserve"> so that legitimate 4xx business responses don't count against the breaker's failure budget; this was accepted as a known simplification for the assignment's scope.</w:t>
       </w:r>
     </w:p>
     <w:p>
@@ -3051,7 +7439,12 @@
         <w:pStyle w:val="ListBullet"/>
       </w:pPr>
       <w:r>
-        <w:t>Screencast timestamp: **TBD - insert after recording**</w:t>
+        <w:rPr>
+          <w:rFonts w:ascii="Times New Roman" w:hAnsi="Times New Roman"/>
+          <w:color w:val="000000"/>
+          <w:sz w:val="24"/>
+        </w:rPr>
+        <w:t>Resilience4J configuration lives in Config Server rather than code, which is consistent with the externalised-configuration requirement but means tuning it requires a config refresh/restart rather than a code change.</w:t>
       </w:r>
     </w:p>
     <w:p>
@@ -3059,36 +7452,262 @@
         <w:pStyle w:val="Heading3"/>
       </w:pPr>
       <w:r>
-        <w:t>References</w:t>
-      </w:r>
-    </w:p>
-    <w:p>
-      <w:r>
-        <w:t>[1] V. Velepucha and P. Flores, "A Survey on Microservices Architecture: Principles, Patterns and</w:t>
-        <w:br/>
-        <w:t>Migration Challenges," *IEEE Access*, vol. 11, pp. 88339-88358, 2023,</w:t>
-        <w:br/>
-        <w:t>doi: 10.1109/ACCESS.2023.3305687.</w:t>
-      </w:r>
-    </w:p>
-    <w:p>
-      <w:r>
-        <w:t>[3] R. Maharjan, M. S. H. Chy, M. A. Arju, and T. Cerny, "Benchmarking Message Queues," *Telecom*,</w:t>
-        <w:br/>
-        <w:t>vol. 4, no. 2, pp. 298-312, 2023, doi: 10.3390/telecom4020018.</w:t>
-      </w:r>
-    </w:p>
-    <w:p>
-      <w:r>
-        <w:br w:type="page"/>
+        <w:t>Implementation Evidence</w:t>
       </w:r>
     </w:p>
     <w:p>
       <w:pPr>
-        <w:pStyle w:val="Heading2"/>
+        <w:pStyle w:val="ListBullet"/>
       </w:pPr>
       <w:r>
-        <w:t>A.3 ADR-003: Resilience and Failure Handling for the Sync Booking → Equipment Call</w:t>
+        <w:rPr>
+          <w:rFonts w:ascii="Courier New" w:hAnsi="Courier New"/>
+          <w:color w:val="404040"/>
+          <w:sz w:val="22"/>
+        </w:rPr>
+        <w:t>booking-service/src/main/java/com/labequip/booking/service/EquipmentAvailabilityService.java</w:t>
+      </w:r>
+    </w:p>
+    <w:p>
+      <w:pPr>
+        <w:pStyle w:val="ListBullet"/>
+      </w:pPr>
+      <w:r>
+        <w:rPr>
+          <w:rFonts w:ascii="Courier New" w:hAnsi="Courier New"/>
+          <w:color w:val="404040"/>
+          <w:sz w:val="22"/>
+        </w:rPr>
+        <w:t>booking-service/src/main/java/com/labequip/booking/client/EquipmentClient.java</w:t>
+      </w:r>
+    </w:p>
+    <w:p>
+      <w:pPr>
+        <w:pStyle w:val="ListBullet"/>
+      </w:pPr>
+      <w:r>
+        <w:rPr>
+          <w:rFonts w:ascii="Courier New" w:hAnsi="Courier New"/>
+          <w:color w:val="404040"/>
+          <w:sz w:val="22"/>
+        </w:rPr>
+        <w:t>config-server/src/main/resources/config/booking-service.yml</w:t>
+      </w:r>
+      <w:r>
+        <w:rPr>
+          <w:rFonts w:ascii="Times New Roman" w:hAnsi="Times New Roman"/>
+          <w:color w:val="000000"/>
+          <w:sz w:val="24"/>
+        </w:rPr>
+        <w:t xml:space="preserve"> (</w:t>
+      </w:r>
+      <w:r>
+        <w:rPr>
+          <w:rFonts w:ascii="Courier New" w:hAnsi="Courier New"/>
+          <w:color w:val="404040"/>
+          <w:sz w:val="22"/>
+        </w:rPr>
+        <w:t>resilience4j.*</w:t>
+      </w:r>
+      <w:r>
+        <w:rPr>
+          <w:rFonts w:ascii="Times New Roman" w:hAnsi="Times New Roman"/>
+          <w:color w:val="000000"/>
+          <w:sz w:val="24"/>
+        </w:rPr>
+        <w:t xml:space="preserve">, </w:t>
+      </w:r>
+      <w:r>
+        <w:rPr>
+          <w:rFonts w:ascii="Courier New" w:hAnsi="Courier New"/>
+          <w:color w:val="404040"/>
+          <w:sz w:val="22"/>
+        </w:rPr>
+        <w:t>feign.client.config</w:t>
+      </w:r>
+      <w:r>
+        <w:rPr>
+          <w:rFonts w:ascii="Times New Roman" w:hAnsi="Times New Roman"/>
+          <w:color w:val="000000"/>
+          <w:sz w:val="24"/>
+        </w:rPr>
+        <w:t>)</w:t>
+      </w:r>
+    </w:p>
+    <w:p>
+      <w:pPr>
+        <w:pStyle w:val="ListBullet"/>
+      </w:pPr>
+      <w:r>
+        <w:rPr>
+          <w:rFonts w:ascii="Times New Roman" w:hAnsi="Times New Roman"/>
+          <w:color w:val="000000"/>
+          <w:sz w:val="24"/>
+        </w:rPr>
+        <w:t xml:space="preserve">Resilience evidence: </w:t>
+      </w:r>
+      <w:r>
+        <w:rPr>
+          <w:rFonts w:ascii="Courier New" w:hAnsi="Courier New"/>
+          <w:color w:val="404040"/>
+          <w:sz w:val="22"/>
+        </w:rPr>
+        <w:t>docs/screenshots/11-resilience.jpg</w:t>
+      </w:r>
+      <w:r>
+        <w:rPr>
+          <w:rFonts w:ascii="Times New Roman" w:hAnsi="Times New Roman"/>
+          <w:color w:val="000000"/>
+          <w:sz w:val="24"/>
+        </w:rPr>
+        <w:t xml:space="preserve"> - circuit breaker state </w:t>
+      </w:r>
+      <w:r>
+        <w:rPr>
+          <w:rFonts w:ascii="Courier New" w:hAnsi="Courier New"/>
+          <w:color w:val="404040"/>
+          <w:sz w:val="22"/>
+        </w:rPr>
+        <w:t>CLOSED</w:t>
+      </w:r>
+      <w:r>
+        <w:rPr>
+          <w:rFonts w:ascii="Times New Roman" w:hAnsi="Times New Roman"/>
+          <w:color w:val="000000"/>
+          <w:sz w:val="24"/>
+        </w:rPr>
+        <w:t xml:space="preserve"> → repeated </w:t>
+      </w:r>
+      <w:r>
+        <w:rPr>
+          <w:rFonts w:ascii="Courier New" w:hAnsi="Courier New"/>
+          <w:color w:val="404040"/>
+          <w:sz w:val="22"/>
+        </w:rPr>
+        <w:t>503</w:t>
+      </w:r>
+      <w:r>
+        <w:rPr>
+          <w:rFonts w:ascii="Times New Roman" w:hAnsi="Times New Roman"/>
+          <w:color w:val="000000"/>
+          <w:sz w:val="24"/>
+        </w:rPr>
+        <w:t xml:space="preserve">s → </w:t>
+      </w:r>
+      <w:r>
+        <w:rPr>
+          <w:rFonts w:ascii="Courier New" w:hAnsi="Courier New"/>
+          <w:color w:val="404040"/>
+          <w:sz w:val="22"/>
+        </w:rPr>
+        <w:t>OPEN</w:t>
+      </w:r>
+      <w:r>
+        <w:rPr>
+          <w:rFonts w:ascii="Times New Roman" w:hAnsi="Times New Roman"/>
+          <w:color w:val="000000"/>
+          <w:sz w:val="24"/>
+        </w:rPr>
+        <w:t xml:space="preserve"> (</w:t>
+      </w:r>
+      <w:r>
+        <w:rPr>
+          <w:rFonts w:ascii="Courier New" w:hAnsi="Courier New"/>
+          <w:color w:val="404040"/>
+          <w:sz w:val="22"/>
+        </w:rPr>
+        <w:t>failureRate: 80%</w:t>
+      </w:r>
+      <w:r>
+        <w:rPr>
+          <w:rFonts w:ascii="Times New Roman" w:hAnsi="Times New Roman"/>
+          <w:color w:val="000000"/>
+          <w:sz w:val="24"/>
+        </w:rPr>
+        <w:t xml:space="preserve">, </w:t>
+      </w:r>
+      <w:r>
+        <w:rPr>
+          <w:rFonts w:ascii="Courier New" w:hAnsi="Courier New"/>
+          <w:color w:val="404040"/>
+          <w:sz w:val="22"/>
+        </w:rPr>
+        <w:t>notPermittedCalls: 17</w:t>
+      </w:r>
+      <w:r>
+        <w:rPr>
+          <w:rFonts w:ascii="Times New Roman" w:hAnsi="Times New Roman"/>
+          <w:color w:val="000000"/>
+          <w:sz w:val="24"/>
+        </w:rPr>
+        <w:t xml:space="preserve">) → automatic </w:t>
+      </w:r>
+      <w:r>
+        <w:rPr>
+          <w:rFonts w:ascii="Courier New" w:hAnsi="Courier New"/>
+          <w:color w:val="404040"/>
+          <w:sz w:val="22"/>
+        </w:rPr>
+        <w:t>HALF_OPEN</w:t>
+      </w:r>
+      <w:r>
+        <w:rPr>
+          <w:rFonts w:ascii="Times New Roman" w:hAnsi="Times New Roman"/>
+          <w:color w:val="000000"/>
+          <w:sz w:val="24"/>
+        </w:rPr>
+        <w:t xml:space="preserve"> transition (raw transcript also kept at </w:t>
+      </w:r>
+      <w:r>
+        <w:rPr>
+          <w:rFonts w:ascii="Courier New" w:hAnsi="Courier New"/>
+          <w:color w:val="404040"/>
+          <w:sz w:val="22"/>
+        </w:rPr>
+        <w:t>docs/evidence-resilience.txt</w:t>
+      </w:r>
+      <w:r>
+        <w:rPr>
+          <w:rFonts w:ascii="Times New Roman" w:hAnsi="Times New Roman"/>
+          <w:color w:val="000000"/>
+          <w:sz w:val="24"/>
+        </w:rPr>
+        <w:t>)</w:t>
+      </w:r>
+    </w:p>
+    <w:p>
+      <w:pPr>
+        <w:pStyle w:val="ListBullet"/>
+      </w:pPr>
+      <w:r>
+        <w:rPr>
+          <w:rFonts w:ascii="Times New Roman" w:hAnsi="Times New Roman"/>
+          <w:color w:val="000000"/>
+          <w:sz w:val="24"/>
+        </w:rPr>
+        <w:t>Report evidence: Section 2.3 "Service-to-Service Communication and Resilience"</w:t>
+      </w:r>
+    </w:p>
+    <w:p>
+      <w:pPr>
+        <w:pStyle w:val="ListBullet"/>
+      </w:pPr>
+      <w:r>
+        <w:rPr>
+          <w:rFonts w:ascii="Times New Roman" w:hAnsi="Times New Roman"/>
+          <w:color w:val="000000"/>
+          <w:sz w:val="24"/>
+        </w:rPr>
+        <w:t xml:space="preserve">Screencast timestamp: </w:t>
+      </w:r>
+      <w:r>
+        <w:rPr>
+          <w:rFonts w:ascii="Times New Roman" w:hAnsi="Times New Roman"/>
+          <w:b/>
+          <w:color w:val="000000"/>
+          <w:sz w:val="24"/>
+        </w:rPr>
+        <w:t>TBD - insert after recording</w:t>
       </w:r>
     </w:p>
     <w:p>
@@ -3096,564 +7715,34 @@
         <w:pStyle w:val="Heading3"/>
       </w:pPr>
       <w:r>
-        <w:t>Status</w:t>
+        <w:t>References</w:t>
       </w:r>
     </w:p>
     <w:p>
       <w:r>
-        <w:t>Accepted</w:t>
-      </w:r>
-    </w:p>
-    <w:p>
-      <w:pPr>
-        <w:pStyle w:val="Heading3"/>
-      </w:pPr>
-      <w:r>
-        <w:t>Context</w:t>
-      </w:r>
-    </w:p>
-    <w:p>
-      <w:r>
-        <w:t>Booking Service must synchronously confirm equipment is `AVAILABLE` before confirming a booking</w:t>
-        <w:br/>
-        <w:t>(the assignment's required "Service A must synchronously query Service B before completing at</w:t>
-        <w:br/>
-        <w:t>least one operation"). This call crosses a process and network boundary via Eureka + OpenFeign</w:t>
-        <w:br/>
-        <w:t>(`EquipmentClient`), so it can fail in ways a plain in-process method call cannot: Equipment</w:t>
-        <w:br/>
-        <w:t>Service can be down, slow, or network-partitioned. Without protection, a single slow/failing</w:t>
-        <w:br/>
-        <w:t>Equipment Service would make every booking-creation request hang or fail with a raw connection</w:t>
-        <w:br/>
-        <w:t>exception, and repeated attempts would keep retrying against a service that isn't coming back</w:t>
-        <w:br/>
-        <w:t>soon - wasting threads/connections and degrading Booking Service itself.</w:t>
-      </w:r>
-    </w:p>
-    <w:p>
-      <w:pPr>
-        <w:pStyle w:val="Heading3"/>
-      </w:pPr>
-      <w:r>
-        <w:t>Decision</w:t>
-      </w:r>
-    </w:p>
-    <w:p>
-      <w:r>
-        <w:t>The call is wrapped in `EquipmentAvailabilityService.fetchEquipment()`</w:t>
-        <w:br/>
-        <w:t>(`booking-service/.../service/EquipmentAvailabilityService.java`) with two Resilience4J</w:t>
-        <w:br/>
-        <w:t>annotations, configured per-instance as `equipmentService` in Config Server</w:t>
-        <w:br/>
-        <w:t>(`config-server/.../config/booking-service.yml`):</w:t>
-      </w:r>
-    </w:p>
-    <w:p>
-      <w:pPr>
-        <w:spacing w:before="40" w:after="160"/>
-        <w:ind w:left="216"/>
-        <w:shd w:fill="F3F4F6"/>
-      </w:pPr>
-      <w:r>
-        <w:rPr>
-          <w:rFonts w:ascii="Courier New" w:hAnsi="Courier New"/>
-          <w:color w:val="222222"/>
-          <w:sz w:val="16"/>
-        </w:rPr>
-        <w:t>resilience4j:</w:t>
-        <w:br/>
-      </w:r>
-      <w:r>
-        <w:rPr>
-          <w:rFonts w:ascii="Courier New" w:hAnsi="Courier New"/>
-          <w:color w:val="222222"/>
-          <w:sz w:val="16"/>
-        </w:rPr>
-        <w:t xml:space="preserve">  circuitbreaker:</w:t>
-        <w:br/>
-      </w:r>
-      <w:r>
-        <w:rPr>
-          <w:rFonts w:ascii="Courier New" w:hAnsi="Courier New"/>
-          <w:color w:val="222222"/>
-          <w:sz w:val="16"/>
-        </w:rPr>
-        <w:t xml:space="preserve">    instances:</w:t>
-        <w:br/>
-      </w:r>
-      <w:r>
-        <w:rPr>
-          <w:rFonts w:ascii="Courier New" w:hAnsi="Courier New"/>
-          <w:color w:val="222222"/>
-          <w:sz w:val="16"/>
-        </w:rPr>
-        <w:t xml:space="preserve">      equipmentService:</w:t>
-        <w:br/>
-      </w:r>
-      <w:r>
-        <w:rPr>
-          <w:rFonts w:ascii="Courier New" w:hAnsi="Courier New"/>
-          <w:color w:val="222222"/>
-          <w:sz w:val="16"/>
-        </w:rPr>
-        <w:t xml:space="preserve">        sliding-window-size: 10</w:t>
-        <w:br/>
-      </w:r>
-      <w:r>
-        <w:rPr>
-          <w:rFonts w:ascii="Courier New" w:hAnsi="Courier New"/>
-          <w:color w:val="222222"/>
-          <w:sz w:val="16"/>
-        </w:rPr>
-        <w:t xml:space="preserve">        minimum-number-of-calls: 5</w:t>
-        <w:br/>
-      </w:r>
-      <w:r>
-        <w:rPr>
-          <w:rFonts w:ascii="Courier New" w:hAnsi="Courier New"/>
-          <w:color w:val="222222"/>
-          <w:sz w:val="16"/>
-        </w:rPr>
-        <w:t xml:space="preserve">        failure-rate-threshold: 50</w:t>
-        <w:br/>
-      </w:r>
-      <w:r>
-        <w:rPr>
-          <w:rFonts w:ascii="Courier New" w:hAnsi="Courier New"/>
-          <w:color w:val="222222"/>
-          <w:sz w:val="16"/>
-        </w:rPr>
-        <w:t xml:space="preserve">        wait-duration-in-open-state: 10s</w:t>
-        <w:br/>
-      </w:r>
-      <w:r>
-        <w:rPr>
-          <w:rFonts w:ascii="Courier New" w:hAnsi="Courier New"/>
-          <w:color w:val="222222"/>
-          <w:sz w:val="16"/>
-        </w:rPr>
-        <w:t xml:space="preserve">        permitted-number-of-calls-in-half-open-state: 3</w:t>
-        <w:br/>
-      </w:r>
-      <w:r>
-        <w:rPr>
-          <w:rFonts w:ascii="Courier New" w:hAnsi="Courier New"/>
-          <w:color w:val="222222"/>
-          <w:sz w:val="16"/>
-        </w:rPr>
-        <w:t xml:space="preserve">        automatic-transition-from-open-to-half-open-enabled: true</w:t>
-        <w:br/>
-      </w:r>
-      <w:r>
-        <w:rPr>
-          <w:rFonts w:ascii="Courier New" w:hAnsi="Courier New"/>
-          <w:color w:val="222222"/>
-          <w:sz w:val="16"/>
-        </w:rPr>
-        <w:t xml:space="preserve">  retry:</w:t>
-        <w:br/>
-      </w:r>
-      <w:r>
-        <w:rPr>
-          <w:rFonts w:ascii="Courier New" w:hAnsi="Courier New"/>
-          <w:color w:val="222222"/>
-          <w:sz w:val="16"/>
-        </w:rPr>
-        <w:t xml:space="preserve">    instances:</w:t>
-        <w:br/>
-      </w:r>
-      <w:r>
-        <w:rPr>
-          <w:rFonts w:ascii="Courier New" w:hAnsi="Courier New"/>
-          <w:color w:val="222222"/>
-          <w:sz w:val="16"/>
-        </w:rPr>
-        <w:t xml:space="preserve">      equipmentService:</w:t>
-        <w:br/>
-      </w:r>
-      <w:r>
-        <w:rPr>
-          <w:rFonts w:ascii="Courier New" w:hAnsi="Courier New"/>
-          <w:color w:val="222222"/>
-          <w:sz w:val="16"/>
-        </w:rPr>
-        <w:t xml:space="preserve">        max-attempts: 3</w:t>
-        <w:br/>
-      </w:r>
-      <w:r>
-        <w:rPr>
-          <w:rFonts w:ascii="Courier New" w:hAnsi="Courier New"/>
-          <w:color w:val="222222"/>
-          <w:sz w:val="16"/>
-        </w:rPr>
-        <w:t xml:space="preserve">        wait-duration: 500ms</w:t>
-        <w:br/>
-      </w:r>
-      <w:r>
-        <w:rPr>
-          <w:rFonts w:ascii="Courier New" w:hAnsi="Courier New"/>
-          <w:color w:val="222222"/>
-          <w:sz w:val="16"/>
-        </w:rPr>
-        <w:t>feign:</w:t>
-        <w:br/>
-      </w:r>
-      <w:r>
-        <w:rPr>
-          <w:rFonts w:ascii="Courier New" w:hAnsi="Courier New"/>
-          <w:color w:val="222222"/>
-          <w:sz w:val="16"/>
-        </w:rPr>
-        <w:t xml:space="preserve">  client:</w:t>
-        <w:br/>
-      </w:r>
-      <w:r>
-        <w:rPr>
-          <w:rFonts w:ascii="Courier New" w:hAnsi="Courier New"/>
-          <w:color w:val="222222"/>
-          <w:sz w:val="16"/>
-        </w:rPr>
-        <w:t xml:space="preserve">    config:</w:t>
-        <w:br/>
-      </w:r>
-      <w:r>
-        <w:rPr>
-          <w:rFonts w:ascii="Courier New" w:hAnsi="Courier New"/>
-          <w:color w:val="222222"/>
-          <w:sz w:val="16"/>
-        </w:rPr>
-        <w:t xml:space="preserve">      equipment-service:</w:t>
-        <w:br/>
-      </w:r>
-      <w:r>
-        <w:rPr>
-          <w:rFonts w:ascii="Courier New" w:hAnsi="Courier New"/>
-          <w:color w:val="222222"/>
-          <w:sz w:val="16"/>
-        </w:rPr>
-        <w:t xml:space="preserve">        connect-timeout: 2000</w:t>
-        <w:br/>
-      </w:r>
-      <w:r>
-        <w:rPr>
-          <w:rFonts w:ascii="Courier New" w:hAnsi="Courier New"/>
-          <w:color w:val="222222"/>
-          <w:sz w:val="16"/>
-        </w:rPr>
-        <w:t xml:space="preserve">        read-timeout: 2000</w:t>
-      </w:r>
-    </w:p>
-    <w:p>
-      <w:pPr>
-        <w:pStyle w:val="ListBullet"/>
-      </w:pPr>
-      <w:r>
-        <w:t>**`@Retry`** absorbs transient blips (e.g. a single dropped connection) with 3 attempts, 500ms</w:t>
-      </w:r>
-    </w:p>
-    <w:p>
-      <w:r>
-        <w:t>apart - short enough not to make the caller wait unreasonably long.</w:t>
-      </w:r>
-    </w:p>
-    <w:p>
-      <w:pPr>
-        <w:pStyle w:val="ListBullet"/>
-      </w:pPr>
-      <w:r>
-        <w:t>**Feign connect/read timeouts (2s)** bound how long a single attempt can hang, so a slow (not</w:t>
-      </w:r>
-    </w:p>
-    <w:p>
-      <w:r>
-        <w:t>down) Equipment Service can't tie up a Booking Service thread indefinitely.</w:t>
-      </w:r>
-    </w:p>
-    <w:p>
-      <w:pPr>
-        <w:pStyle w:val="ListBullet"/>
-      </w:pPr>
-      <w:r>
-        <w:t>**`@CircuitBreaker`** tracks the last 10 calls; once at least 5 calls have been made and 50%+</w:t>
-      </w:r>
-    </w:p>
-    <w:p>
-      <w:r>
-        <w:t>failed, it opens for 10 seconds, during which calls fail immediately (`notPermittedCalls`,</w:t>
-        <w:br/>
-        <w:t xml:space="preserve">  verified in testing: see Implementation Evidence) without attempting the network call at all -</w:t>
-        <w:br/>
-        <w:t xml:space="preserve">  protecting Booking Service from wasting resources on a service known to be down. It then</w:t>
-        <w:br/>
-        <w:t xml:space="preserve">  half-opens automatically to test recovery with a limited number of trial calls. This</w:t>
-        <w:br/>
-        <w:t xml:space="preserve">  CLOSED → OPEN → HALF_OPEN lifecycle mirrors circuit-breaker refinements proposed to reduce</w:t>
-        <w:br/>
-        <w:t xml:space="preserve">  state-transition delay and improve failure detection in microservice architectures [2].</w:t>
-      </w:r>
-    </w:p>
-    <w:p>
-      <w:pPr>
-        <w:pStyle w:val="ListBullet"/>
-      </w:pPr>
-      <w:r>
-        <w:t>**`fallbackMethod = "equipmentUnavailableFallback"`** runs whenever the retries are exhausted or</w:t>
-      </w:r>
-    </w:p>
-    <w:p>
-      <w:r>
-        <w:t>the circuit is open, and throws a `ResponseStatusException(503, ...)` with a clear message -</w:t>
-        <w:br/>
-        <w:t xml:space="preserve">  turning an opaque connection failure into a well-formed API response the client can act on,</w:t>
-        <w:br/>
-        <w:t xml:space="preserve">  rather than a hung request or a raw 500.</w:t>
-      </w:r>
-    </w:p>
-    <w:p>
-      <w:pPr>
-        <w:pStyle w:val="Heading3"/>
-      </w:pPr>
-      <w:r>
-        <w:t>Alternatives Considered</w:t>
-      </w:r>
-    </w:p>
-    <w:p>
-      <w:r>
-        <w:t>1. **No resilience wrapper - let the Feign call fail/hang naturally.** Rejected outright: violates</w:t>
-        <w:br/>
-        <w:t xml:space="preserve">   the assignment's explicit resilience requirement and would mean any Equipment Service blip</w:t>
-        <w:br/>
-        <w:t xml:space="preserve">   directly produces hung requests or ugly 500s at the Gateway.</w:t>
-        <w:br/>
-        <w:t>2. **Retry only, no circuit breaker.** Would absorb transient failures but keeps hammering a</w:t>
-        <w:br/>
-        <w:t xml:space="preserve">   genuinely-down dependency on every subsequent request, each still paying the full retry+timeout</w:t>
-        <w:br/>
-        <w:t xml:space="preserve">   cost. Rejected: doesn't protect Booking Service's own resources under a sustained outage, which</w:t>
-        <w:br/>
-        <w:t xml:space="preserve">   is the more realistic multi-minute failure mode a circuit breaker specifically addresses.</w:t>
-        <w:br/>
-        <w:t>3. **Circuit breaker only, no retry.** Rejected: without a retry, a single transient TCP hiccup</w:t>
-        <w:br/>
-        <w:t xml:space="preserve">   (not indicative of Equipment Service actually being down) would count as a hard failure and</w:t>
-        <w:br/>
-        <w:t xml:space="preserve">   contribute to tripping the breaker unnecessarily; retry lets genuinely transient failures</w:t>
-        <w:br/>
-        <w:t xml:space="preserve">   self-heal before they're counted against the breaker's failure budget.</w:t>
-        <w:br/>
-        <w:t>4. **`@TimeLimiter` (async, `CompletableFuture`-based) in addition to circuit breaker/retry.**</w:t>
-        <w:br/>
-        <w:t xml:space="preserve">   Considered for stricter latency bounding, but rejected in favour of the simpler Feign-level</w:t>
-        <w:br/>
-        <w:t xml:space="preserve">   connect/read timeouts: `@TimeLimiter` requires the wrapped method to return</w:t>
-        <w:br/>
-        <w:t xml:space="preserve">   `CompletableFuture`, which would have pushed the synchronous booking-creation flow onto an</w:t>
-        <w:br/>
-        <w:t xml:space="preserve">   async model for no benefit, since Feign's own timeout already bounds worst-case latency per</w:t>
-        <w:br/>
-        <w:t xml:space="preserve">   attempt.</w:t>
-        <w:br/>
-        <w:t>5. **Fail the booking silently / return the equipment as unavailable rather than 503 on</w:t>
-        <w:br/>
-        <w:t xml:space="preserve">   circuit-open.** Rejected: conflating "equipment is in use" (a real business state, `409`) with</w:t>
-        <w:br/>
-        <w:t xml:space="preserve">   "we couldn't find out" (an infrastructure failure, `503`) would mislead the client into thinking</w:t>
-        <w:br/>
-        <w:t xml:space="preserve">   the equipment itself was the problem rather than the dependency being unreachable.</w:t>
-      </w:r>
-    </w:p>
-    <w:p>
-      <w:pPr>
-        <w:pStyle w:val="Heading3"/>
-      </w:pPr>
-      <w:r>
-        <w:t>Consequences</w:t>
-      </w:r>
-    </w:p>
-    <w:p>
-      <w:r>
-        <w:t>**Positive**</w:t>
-      </w:r>
-    </w:p>
-    <w:p>
-      <w:pPr>
-        <w:pStyle w:val="ListBullet"/>
-      </w:pPr>
-      <w:r>
-        <w:t>Booking Service degrades gracefully under Equipment Service outages: callers get a fast, clear</w:t>
-      </w:r>
-    </w:p>
-    <w:p>
-      <w:r>
-        <w:t>`503` (confirmed in testing at ~1-1.3s, versus a multi-second/indefinite hang without the</w:t>
-        <w:br/>
-        <w:t xml:space="preserve">  timeout+circuit-breaker combination) instead of a hang or raw exception.</w:t>
-      </w:r>
-    </w:p>
-    <w:p>
-      <w:pPr>
-        <w:pStyle w:val="ListBullet"/>
-      </w:pPr>
-      <w:r>
-        <w:t>The circuit breaker prevents pointless repeated network attempts against a service that's known</w:t>
-      </w:r>
-    </w:p>
-    <w:p>
-      <w:r>
-        <w:t>to be down for the `wait-duration-in-open-state` window, then automatically probes recovery.</w:t>
-      </w:r>
-    </w:p>
-    <w:p>
-      <w:pPr>
-        <w:pStyle w:val="ListBullet"/>
-      </w:pPr>
-      <w:r>
-        <w:t>Distinct HTTP semantics: `409` for "equipment genuinely not available" vs `503` for "couldn't</w:t>
-      </w:r>
-    </w:p>
-    <w:p>
-      <w:r>
-        <w:t>verify due to a dependency failure" - a real business state is not confused with an</w:t>
-        <w:br/>
-        <w:t xml:space="preserve">  infrastructure failure.</w:t>
-      </w:r>
-    </w:p>
-    <w:p>
-      <w:r>
-        <w:t>**Negative / trade-offs**</w:t>
-      </w:r>
-    </w:p>
-    <w:p>
-      <w:pPr>
-        <w:pStyle w:val="ListBullet"/>
-      </w:pPr>
-      <w:r>
-        <w:t>Adds a fixed worst-case failure-path latency of up to roughly `3 attempts × ~2s timeout` before</w:t>
-      </w:r>
-    </w:p>
-    <w:p>
-      <w:r>
-        <w:t>the circuit trips open; once open, subsequent calls fail fast. This was judged an acceptable</w:t>
-        <w:br/>
-        <w:t xml:space="preserve">  trade-off given the assignment's small scale and the value of not treating one bad probe as</w:t>
-        <w:br/>
-        <w:t xml:space="preserve">  a full open.</w:t>
-      </w:r>
-    </w:p>
-    <w:p>
-      <w:pPr>
-        <w:pStyle w:val="ListBullet"/>
-      </w:pPr>
-      <w:r>
-        <w:t>The fallback treats *any* failure the same way (503, "could not verify"), including a 404 from</w:t>
-      </w:r>
-    </w:p>
-    <w:p>
-      <w:r>
-        <w:t>Equipment Service for a genuinely non-existent equipment ID - which is also counted as a circuit</w:t>
-        <w:br/>
-        <w:t xml:space="preserve">  breaker failure. In a production system this would likely be refined with `ignoreExceptions` so</w:t>
-        <w:br/>
-        <w:t xml:space="preserve">  that legitimate 4xx business responses don't count against the breaker's failure budget; this</w:t>
-        <w:br/>
-        <w:t xml:space="preserve">  was accepted as a known simplification for the assignment's scope.</w:t>
-      </w:r>
-    </w:p>
-    <w:p>
-      <w:pPr>
-        <w:pStyle w:val="ListBullet"/>
-      </w:pPr>
-      <w:r>
-        <w:t>Resilience4J configuration lives in Config Server rather than code, which is consistent with the</w:t>
-      </w:r>
-    </w:p>
-    <w:p>
-      <w:r>
-        <w:t>externalised-configuration requirement but means tuning it requires a config refresh/restart</w:t>
-        <w:br/>
-        <w:t xml:space="preserve">  rather than a code change.</w:t>
-      </w:r>
-    </w:p>
-    <w:p>
-      <w:pPr>
-        <w:pStyle w:val="Heading3"/>
-      </w:pPr>
-      <w:r>
-        <w:t>Implementation Evidence</w:t>
-      </w:r>
-    </w:p>
-    <w:p>
-      <w:pPr>
-        <w:pStyle w:val="ListBullet"/>
-      </w:pPr>
-      <w:r>
-        <w:t>`booking-service/src/main/java/com/labequip/booking/service/EquipmentAvailabilityService.java`</w:t>
-      </w:r>
-    </w:p>
-    <w:p>
-      <w:pPr>
-        <w:pStyle w:val="ListBullet"/>
-      </w:pPr>
-      <w:r>
-        <w:t>`booking-service/src/main/java/com/labequip/booking/client/EquipmentClient.java`</w:t>
-      </w:r>
-    </w:p>
-    <w:p>
-      <w:pPr>
-        <w:pStyle w:val="ListBullet"/>
-      </w:pPr>
-      <w:r>
-        <w:t>`config-server/src/main/resources/config/booking-service.yml` (`resilience4j.*`, `feign.client.config`)</w:t>
-      </w:r>
-    </w:p>
-    <w:p>
-      <w:pPr>
-        <w:pStyle w:val="ListBullet"/>
-      </w:pPr>
-      <w:r>
-        <w:t>Resilience evidence: `docs/screenshots/11-resilience.jpg` - circuit breaker state</w:t>
-      </w:r>
-    </w:p>
-    <w:p>
-      <w:r>
-        <w:t>`CLOSED` → repeated `503`s → `OPEN` (`failureRate: 80%`, `notPermittedCalls: 17`) → automatic</w:t>
-        <w:br/>
-        <w:t xml:space="preserve">  `HALF_OPEN` transition (raw transcript also kept at `docs/evidence-resilience.txt`)</w:t>
-      </w:r>
-    </w:p>
-    <w:p>
-      <w:pPr>
-        <w:pStyle w:val="ListBullet"/>
-      </w:pPr>
-      <w:r>
-        <w:t>Report evidence: Section 2.3 "Service-to-Service Communication and Resilience"</w:t>
-      </w:r>
-    </w:p>
-    <w:p>
-      <w:pPr>
-        <w:pStyle w:val="ListBullet"/>
-      </w:pPr>
-      <w:r>
-        <w:t>Screencast timestamp: **TBD - insert after recording**</w:t>
-      </w:r>
-    </w:p>
-    <w:p>
-      <w:pPr>
-        <w:pStyle w:val="Heading3"/>
-      </w:pPr>
-      <w:r>
-        <w:t>References</w:t>
-      </w:r>
-    </w:p>
-    <w:p>
-      <w:r>
-        <w:t>[2] A. Hlybovets and I. Paprotskyi, "Increasing the Fault Tolerance in Microservice Architecture,"</w:t>
-        <w:br/>
-        <w:t>*Cybernetics and Systems Analysis*, vol. 60, no. 3, pp. 161-172, 2024,</w:t>
-        <w:br/>
-        <w:t>doi: 10.1007/s10559-024-00689-0.</w:t>
+        <w:rPr>
+          <w:rFonts w:ascii="Times New Roman" w:hAnsi="Times New Roman"/>
+          <w:color w:val="000000"/>
+          <w:sz w:val="24"/>
+        </w:rPr>
+        <w:t xml:space="preserve">[2] A. Hlybovets and I. Paprotskyi, "Increasing the Fault Tolerance in Microservice Architecture," </w:t>
+      </w:r>
+      <w:r>
+        <w:rPr>
+          <w:rFonts w:ascii="Times New Roman" w:hAnsi="Times New Roman"/>
+          <w:i/>
+          <w:color w:val="000000"/>
+          <w:sz w:val="24"/>
+        </w:rPr>
+        <w:t>Cybernetics and Systems Analysis</w:t>
+      </w:r>
+      <w:r>
+        <w:rPr>
+          <w:rFonts w:ascii="Times New Roman" w:hAnsi="Times New Roman"/>
+          <w:color w:val="000000"/>
+          <w:sz w:val="24"/>
+        </w:rPr>
+        <w:t>, vol. 60, no. 3, pp. 161-172, 2024, doi: 10.1007/s10559-024-00689-0.</w:t>
       </w:r>
     </w:p>
     <w:p>
@@ -4034,9 +8123,14 @@
     <w:name w:val="Normal"/>
     <w:qFormat/>
     <w:rsid w:val="00FC693F"/>
+    <w:pPr>
+      <w:spacing w:line="360" w:lineRule="auto" w:after="200"/>
+      <w:jc w:val="both"/>
+    </w:pPr>
     <w:rPr>
-      <w:rFonts w:ascii="Calibri" w:hAnsi="Calibri"/>
-      <w:sz w:val="22"/>
+      <w:rFonts w:ascii="Times New Roman" w:hAnsi="Times New Roman" w:cs="Times New Roman"/>
+      <w:color w:val="000000"/>
+      <w:sz w:val="24"/>
     </w:rPr>
   </w:style>
   <w:style w:type="paragraph" w:styleId="Header">
@@ -4094,15 +8188,16 @@
     <w:pPr>
       <w:keepNext/>
       <w:keepLines/>
-      <w:spacing w:before="480" w:after="0"/>
+      <w:spacing w:before="480" w:after="160" w:line="240" w:lineRule="auto"/>
+      <w:jc w:val="left"/>
       <w:outlineLvl w:val="0"/>
     </w:pPr>
     <w:rPr>
-      <w:rFonts w:asciiTheme="majorHAnsi" w:eastAsiaTheme="majorEastAsia" w:hAnsiTheme="majorHAnsi" w:cstheme="majorBidi"/>
+      <w:rFonts w:ascii="Times New Roman" w:hAnsi="Times New Roman" w:cs="Times New Roman"/>
       <w:b/>
       <w:bCs/>
-      <w:color w:val="365F91" w:themeColor="accent1" w:themeShade="BF"/>
-      <w:sz w:val="28"/>
+      <w:color w:val="000000"/>
+      <w:sz w:val="32"/>
       <w:szCs w:val="28"/>
     </w:rPr>
   </w:style>
@@ -4118,15 +8213,16 @@
     <w:pPr>
       <w:keepNext/>
       <w:keepLines/>
-      <w:spacing w:before="200" w:after="0"/>
+      <w:spacing w:before="200" w:after="160" w:line="240" w:lineRule="auto"/>
+      <w:jc w:val="left"/>
       <w:outlineLvl w:val="1"/>
     </w:pPr>
     <w:rPr>
-      <w:rFonts w:asciiTheme="majorHAnsi" w:eastAsiaTheme="majorEastAsia" w:hAnsiTheme="majorHAnsi" w:cstheme="majorBidi"/>
+      <w:rFonts w:ascii="Times New Roman" w:hAnsi="Times New Roman" w:cs="Times New Roman"/>
       <w:b/>
       <w:bCs/>
-      <w:color w:val="4F81BD" w:themeColor="accent1"/>
-      <w:sz w:val="26"/>
+      <w:color w:val="000000"/>
+      <w:sz w:val="27"/>
       <w:szCs w:val="26"/>
     </w:rPr>
   </w:style>
@@ -4142,14 +8238,16 @@
     <w:pPr>
       <w:keepNext/>
       <w:keepLines/>
-      <w:spacing w:before="200" w:after="0"/>
+      <w:spacing w:before="200" w:after="160" w:line="240" w:lineRule="auto"/>
+      <w:jc w:val="left"/>
       <w:outlineLvl w:val="2"/>
     </w:pPr>
     <w:rPr>
-      <w:rFonts w:asciiTheme="majorHAnsi" w:eastAsiaTheme="majorEastAsia" w:hAnsiTheme="majorHAnsi" w:cstheme="majorBidi"/>
+      <w:rFonts w:ascii="Times New Roman" w:hAnsi="Times New Roman" w:cs="Times New Roman"/>
       <w:b/>
       <w:bCs/>
-      <w:color w:val="4F81BD" w:themeColor="accent1"/>
+      <w:color w:val="000000"/>
+      <w:sz w:val="24"/>
     </w:rPr>
   </w:style>
   <w:style w:type="paragraph" w:styleId="Heading4">
@@ -4380,18 +8478,17 @@
     <w:qFormat/>
     <w:rsid w:val="00FC693F"/>
     <w:pPr>
-      <w:pBdr>
-        <w:bottom w:val="single" w:sz="8" w:space="4" w:color="4F81BD" w:themeColor="accent1"/>
-      </w:pBdr>
-      <w:spacing w:after="300" w:line="240" w:lineRule="auto"/>
+      <w:spacing w:after="160" w:line="240" w:lineRule="auto"/>
       <w:contextualSpacing/>
+      <w:jc w:val="left"/>
     </w:pPr>
     <w:rPr>
-      <w:rFonts w:asciiTheme="majorHAnsi" w:eastAsiaTheme="majorEastAsia" w:hAnsiTheme="majorHAnsi" w:cstheme="majorBidi"/>
-      <w:color w:val="17365D" w:themeColor="text2" w:themeShade="BF"/>
+      <w:rFonts w:ascii="Times New Roman" w:hAnsi="Times New Roman" w:cs="Times New Roman"/>
+      <w:b/>
+      <w:color w:val="000000"/>
       <w:spacing w:val="5"/>
       <w:kern w:val="28"/>
-      <w:sz w:val="52"/>
+      <w:sz w:val="48"/>
       <w:szCs w:val="52"/>
     </w:rPr>
   </w:style>
@@ -4565,8 +8662,15 @@
       <w:numPr>
         <w:numId w:val="1"/>
       </w:numPr>
+      <w:spacing w:line="276" w:lineRule="auto" w:after="80"/>
       <w:contextualSpacing/>
+      <w:jc w:val="left"/>
     </w:pPr>
+    <w:rPr>
+      <w:rFonts w:ascii="Times New Roman" w:hAnsi="Times New Roman" w:cs="Times New Roman"/>
+      <w:color w:val="000000"/>
+      <w:sz w:val="24"/>
+    </w:rPr>
   </w:style>
   <w:style w:type="paragraph" w:styleId="ListBullet2">
     <w:name w:val="List Bullet 2"/>

--- a/docs/Technical_Report.docx
+++ b/docs/Technical_Report.docx
@@ -2,13 +2,20 @@
 <file path=word/document.xml><?xml version="1.0" encoding="utf-8"?>
 <w:document xmlns:wpc="http://schemas.microsoft.com/office/word/2010/wordprocessingCanvas" xmlns:mo="http://schemas.microsoft.com/office/mac/office/2008/main" xmlns:mc="http://schemas.openxmlformats.org/markup-compatibility/2006" xmlns:mv="urn:schemas-microsoft-com:mac:vml" xmlns:o="urn:schemas-microsoft-com:office:office" xmlns:r="http://schemas.openxmlformats.org/officeDocument/2006/relationships" xmlns:m="http://schemas.openxmlformats.org/officeDocument/2006/math" xmlns:v="urn:schemas-microsoft-com:vml" xmlns:wp14="http://schemas.microsoft.com/office/word/2010/wordprocessingDrawing" xmlns:wp="http://schemas.openxmlformats.org/drawingml/2006/wordprocessingDrawing" xmlns:w10="urn:schemas-microsoft-com:office:word" xmlns:w="http://schemas.openxmlformats.org/wordprocessingml/2006/main" xmlns:w14="http://schemas.microsoft.com/office/word/2010/wordml" xmlns:wpg="http://schemas.microsoft.com/office/word/2010/wordprocessingGroup" xmlns:wpi="http://schemas.microsoft.com/office/word/2010/wordprocessingInk" xmlns:wne="http://schemas.microsoft.com/office/word/2006/wordml" xmlns:wps="http://schemas.microsoft.com/office/word/2010/wordprocessingShape" mc:Ignorable="w14 wp14">
   <w:body>
+    <w:p/>
+    <w:p/>
     <w:p>
       <w:pPr>
-        <w:pStyle w:val="Title"/>
         <w:jc w:val="center"/>
       </w:pPr>
       <w:r>
-        <w:t>Lab Equipment Booking &amp; Maintenance Coordination</w:t>
+        <w:rPr>
+          <w:rFonts w:ascii="Times New Roman" w:hAnsi="Times New Roman"/>
+          <w:b/>
+          <w:color w:val="000000"/>
+          <w:sz w:val="32"/>
+        </w:rPr>
+        <w:t>Microservices Architecture</w:t>
       </w:r>
     </w:p>
     <w:p>
@@ -17,15 +24,144 @@
       </w:pPr>
       <w:r>
         <w:rPr>
-          <w:i/>
+          <w:rFonts w:ascii="Times New Roman" w:hAnsi="Times New Roman"/>
+          <w:color w:val="000000"/>
           <w:sz w:val="26"/>
         </w:rPr>
-        <w:t>Microservices Architecture — Individual Assignment 2026, Autumn</w:t>
-        <w:br/>
-        <w:t>Technical Report</w:t>
+        <w:t>Individual Assignment — 2026, Autumn</w:t>
       </w:r>
     </w:p>
     <w:p/>
+    <w:p/>
+    <w:p>
+      <w:pPr>
+        <w:jc w:val="center"/>
+      </w:pPr>
+      <w:r>
+        <w:rPr>
+          <w:rFonts w:ascii="Times New Roman" w:hAnsi="Times New Roman"/>
+          <w:b/>
+          <w:color w:val="000000"/>
+          <w:sz w:val="44"/>
+        </w:rPr>
+        <w:t>Lab Equipment Booking &amp; Maintenance Coordination</w:t>
+      </w:r>
+    </w:p>
+    <w:p>
+      <w:pPr>
+        <w:jc w:val="center"/>
+      </w:pPr>
+      <w:r>
+        <w:rPr>
+          <w:rFonts w:ascii="Times New Roman" w:hAnsi="Times New Roman"/>
+          <w:i/>
+          <w:color w:val="000000"/>
+          <w:sz w:val="32"/>
+        </w:rPr>
+        <w:t>Technical Report</w:t>
+      </w:r>
+    </w:p>
+    <w:p/>
+    <w:p/>
+    <w:p/>
+    <w:p/>
+    <w:p>
+      <w:pPr>
+        <w:spacing w:after="80"/>
+        <w:jc w:val="center"/>
+      </w:pPr>
+      <w:r>
+        <w:rPr>
+          <w:rFonts w:ascii="Times New Roman" w:hAnsi="Times New Roman"/>
+          <w:b/>
+          <w:color w:val="000000"/>
+          <w:sz w:val="24"/>
+        </w:rPr>
+        <w:t xml:space="preserve">Student Name: </w:t>
+      </w:r>
+      <w:r>
+        <w:rPr>
+          <w:rFonts w:ascii="Times New Roman" w:hAnsi="Times New Roman"/>
+          <w:color w:val="000000"/>
+          <w:sz w:val="24"/>
+        </w:rPr>
+        <w:t>[INSERT YOUR FULL NAME]</w:t>
+      </w:r>
+    </w:p>
+    <w:p>
+      <w:pPr>
+        <w:spacing w:after="80"/>
+        <w:jc w:val="center"/>
+      </w:pPr>
+      <w:r>
+        <w:rPr>
+          <w:rFonts w:ascii="Times New Roman" w:hAnsi="Times New Roman"/>
+          <w:b/>
+          <w:color w:val="000000"/>
+          <w:sz w:val="24"/>
+        </w:rPr>
+        <w:t xml:space="preserve">Student ID: </w:t>
+      </w:r>
+      <w:r>
+        <w:rPr>
+          <w:rFonts w:ascii="Times New Roman" w:hAnsi="Times New Roman"/>
+          <w:color w:val="000000"/>
+          <w:sz w:val="24"/>
+        </w:rPr>
+        <w:t>[INSERT YOUR STUDENT ID]</w:t>
+      </w:r>
+    </w:p>
+    <w:p>
+      <w:pPr>
+        <w:spacing w:after="80"/>
+        <w:jc w:val="center"/>
+      </w:pPr>
+      <w:r>
+        <w:rPr>
+          <w:rFonts w:ascii="Times New Roman" w:hAnsi="Times New Roman"/>
+          <w:b/>
+          <w:color w:val="000000"/>
+          <w:sz w:val="24"/>
+        </w:rPr>
+        <w:t xml:space="preserve">Module Code: </w:t>
+      </w:r>
+      <w:r>
+        <w:rPr>
+          <w:rFonts w:ascii="Times New Roman" w:hAnsi="Times New Roman"/>
+          <w:color w:val="000000"/>
+          <w:sz w:val="24"/>
+        </w:rPr>
+        <w:t>[INSERT MODULE CODE, IF ANY]</w:t>
+      </w:r>
+    </w:p>
+    <w:p>
+      <w:pPr>
+        <w:spacing w:after="80"/>
+        <w:jc w:val="center"/>
+      </w:pPr>
+      <w:r>
+        <w:rPr>
+          <w:rFonts w:ascii="Times New Roman" w:hAnsi="Times New Roman"/>
+          <w:b/>
+          <w:color w:val="000000"/>
+          <w:sz w:val="24"/>
+        </w:rPr>
+        <w:t xml:space="preserve">Submission Date: </w:t>
+      </w:r>
+      <w:r>
+        <w:rPr>
+          <w:rFonts w:ascii="Times New Roman" w:hAnsi="Times New Roman"/>
+          <w:color w:val="000000"/>
+          <w:sz w:val="24"/>
+        </w:rPr>
+        <w:t>[INSERT SUBMISSION DATE]</w:t>
+      </w:r>
+    </w:p>
+    <w:p>
+      <w:r>
+        <w:br w:type="page"/>
+      </w:r>
+    </w:p>
     <w:p>
       <w:pPr>
         <w:pStyle w:val="Heading1"/>
@@ -673,7 +809,7 @@
     </w:p>
     <w:p>
       <w:r>
-        <w:t>The screenshots below (rendered from real curl transcripts captured against the running system) walk through: login issuing a JWT (200); an unauthenticated request rejected by the Gateway before reaching any domain service (401); a correctly-authenticated USER rejected for an ADMIN-only write (403); CREATE (201); READ (200); UPDATE (200); a validation error (400, missing required fields); DELETE (204); and the resulting 404 after deletion. Every request shows the URL, method, payload where applicable, response body, and status code. Corresponding screencast timestamp: MM:SS-MM:SS (TBD).</w:t>
+        <w:t>The screenshots below (rendered from real curl transcripts captured against the running system) walk through: login issuing a JWT (200); an unauthenticated request rejected by the Gateway before reaching any domain service (401); a correctly-authenticated USER rejected for an ADMIN-only write (403); CREATE (201); READ (200); UPDATE (200); a validation error (400, missing required fields); DELETE (204); and the resulting 404 after deletion. Every request shows the URL, method, payload where applicable, response body, and status code. Corresponding screencast timestamp: 09:52-11:12.</w:t>
       </w:r>
     </w:p>
     <w:p>
@@ -788,7 +924,7 @@
     </w:p>
     <w:p>
       <w:r>
-        <w:t>All three application services (API-GATEWAY, BOOKING-SERVICE, EQUIPMENT-SERVICE) are shown below registered and UP in the Eureka dashboard. Corresponding screencast timestamp: MM:SS-MM:SS (TBD).</w:t>
+        <w:t>All three application services (API-GATEWAY, BOOKING-SERVICE, EQUIPMENT-SERVICE) are shown below registered and UP in the Eureka dashboard. Corresponding screencast timestamp: 08:50-09:20.</w:t>
       </w:r>
     </w:p>
     <w:p>
@@ -844,7 +980,7 @@
     </w:p>
     <w:p>
       <w:r>
-        <w:t>Configuration is fetched from the Config Server at boot. The two screenshots below query the same service (booking-service) under the dev and prod profiles directly from the Config Server: dev serves an H2 in-memory datasource with DEBUG-level logging; prod serves a PostgreSQL datasource with credentials as unresolved environment-variable placeholders (${BOOKING_DB_HOST}, ${BOOKING_DB_PASSWORD}, etc. - never hardcoded values) and WARN-level logging. Corresponding screencast timestamp: MM:SS-MM:SS (TBD).</w:t>
+        <w:t>Configuration is fetched from the Config Server at boot. The two screenshots below query the same service (booking-service) under the dev and prod profiles directly from the Config Server: dev serves an H2 in-memory datasource with DEBUG-level logging; prod serves a PostgreSQL datasource with credentials as unresolved environment-variable placeholders (${BOOKING_DB_HOST}, ${BOOKING_DB_PASSWORD}, etc. - never hardcoded values) and WARN-level logging. Corresponding screencast timestamp: 09:20-09:52.</w:t>
       </w:r>
     </w:p>
     <w:p>
@@ -959,7 +1095,7 @@
     </w:p>
     <w:p>
       <w:r>
-        <w:t>Equipment Service was stopped to simulate an outage. The circuit breaker's state was queried before and after repeated failing calls, showing the transition CLOSED → OPEN (actual failure rate 80%, exceeding the 50% threshold) → automatic HALF_OPEN after the configured wait duration [2]. While OPEN, calls fail immediately without attempting the network call (notPermittedCalls), and the caller receives a clear 503 in roughly a second rather than a hang. Corresponding screencast timestamp: MM:SS-MM:SS (TBD).</w:t>
+        <w:t>Equipment Service was stopped to simulate an outage. The circuit breaker's state was queried before and after repeated failing calls, showing the transition CLOSED → OPEN (actual failure rate 80%, exceeding the 50% threshold) → automatic HALF_OPEN after the configured wait duration [2]. While OPEN, calls fail immediately without attempting the network call (notPermittedCalls), and the caller receives a clear 503 in roughly a second rather than a hang. Corresponding screencast timestamp: 11:34-12:29.</w:t>
       </w:r>
     </w:p>
     <w:p>
@@ -1023,7 +1159,7 @@
     </w:p>
     <w:p>
       <w:r>
-        <w:t>The RabbitMQ management UI below shows the lab-equipment-exchange (topic exchange) and maintenance-requested-queue with live message rates, confirming both are declared correctly and processing traffic [3]. Corresponding screencast timestamp: MM:SS-MM:SS (TBD).</w:t>
+        <w:t>The RabbitMQ management UI below shows the lab-equipment-exchange (topic exchange) and maintenance-requested-queue with live message rates, confirming both are declared correctly and processing traffic [3]. Corresponding screencast timestamp: 12:29-13:04.</w:t>
       </w:r>
     </w:p>
     <w:p>
@@ -1194,12 +1330,12 @@
         <w:pStyle w:val="Heading2"/>
       </w:pPr>
       <w:r>
-        <w:t>Observability and Distributed Tracing</w:t>
+        <w:t>Database State Changes</w:t>
       </w:r>
     </w:p>
     <w:p>
       <w:r>
-        <w:t>Distributed tracing follows the pipeline pattern of propagating trace context across service and messaging boundaries [5]. The trace below shows the full synchronous chain for booking creation in one trace: the Gateway receives the request, routes to Booking Service, which in turn calls Equipment Service via OpenFeign to check availability — all three services appear under a single trace ID. Corresponding screencast timestamp: MM:SS-MM:SS (TBD).</w:t>
+        <w:t>To confirm the state change shown above was actually caused by Equipment Service consuming the event (rather than a direct write), both queries below were run directly against Equipment Service's own H2 database via its console, immediately after the MaintenanceRequested event was published and consumed: the equipment row's STATUS column has flipped to UNDER_MAINTENANCE, and a new MAINTENANCE_RECORD row references the originating booking via SOURCE_BOOKING_ID - both entirely within Equipment Service's own dedicated schema. Corresponding screencast timestamp: 13:04-13:36.</w:t>
       </w:r>
     </w:p>
     <w:p>
@@ -1209,8 +1345,72 @@
       <w:r>
         <w:drawing>
           <wp:inline xmlns:a="http://schemas.openxmlformats.org/drawingml/2006/main" xmlns:pic="http://schemas.openxmlformats.org/drawingml/2006/picture">
+            <wp:extent cx="5760720" cy="2887727"/>
+            <wp:docPr id="11" name="Picture 11"/>
+            <wp:cNvGraphicFramePr>
+              <a:graphicFrameLocks noChangeAspect="1"/>
+            </wp:cNvGraphicFramePr>
+            <a:graphic>
+              <a:graphicData uri="http://schemas.openxmlformats.org/drawingml/2006/picture">
+                <pic:pic>
+                  <pic:nvPicPr>
+                    <pic:cNvPr id="0" name="13-database-state-h2-console.jpg"/>
+                    <pic:cNvPicPr/>
+                  </pic:nvPicPr>
+                  <pic:blipFill>
+                    <a:blip r:embed="rId19"/>
+                    <a:stretch>
+                      <a:fillRect/>
+                    </a:stretch>
+                  </pic:blipFill>
+                  <pic:spPr>
+                    <a:xfrm>
+                      <a:off x="0" y="0"/>
+                      <a:ext cx="5760720" cy="2887727"/>
+                    </a:xfrm>
+                    <a:prstGeom prst="rect"/>
+                  </pic:spPr>
+                </pic:pic>
+              </a:graphicData>
+            </a:graphic>
+          </wp:inline>
+        </w:drawing>
+      </w:r>
+    </w:p>
+    <w:p>
+      <w:pPr>
+        <w:jc w:val="center"/>
+      </w:pPr>
+      <w:r>
+        <w:rPr>
+          <w:i/>
+          <w:sz w:val="19"/>
+        </w:rPr>
+        <w:t>Figure 11: Equipment Service H2 console - EQUIPMENT and MAINTENANCE_RECORD rows after async event consumption</w:t>
+      </w:r>
+    </w:p>
+    <w:p>
+      <w:pPr>
+        <w:pStyle w:val="Heading2"/>
+      </w:pPr>
+      <w:r>
+        <w:t>Observability and Distributed Tracing</w:t>
+      </w:r>
+    </w:p>
+    <w:p>
+      <w:r>
+        <w:t>Distributed tracing follows the pipeline pattern of propagating trace context across service and messaging boundaries [5]. The trace below shows the full synchronous chain for booking creation in one trace: the Gateway receives the request, routes to Booking Service, which in turn calls Equipment Service via OpenFeign to check availability — all three services appear under a single trace ID. Corresponding screencast timestamp: 11:12-11:34.</w:t>
+      </w:r>
+    </w:p>
+    <w:p>
+      <w:pPr>
+        <w:jc w:val="center"/>
+      </w:pPr>
+      <w:r>
+        <w:drawing>
+          <wp:inline xmlns:a="http://schemas.openxmlformats.org/drawingml/2006/main" xmlns:pic="http://schemas.openxmlformats.org/drawingml/2006/picture">
             <wp:extent cx="5760720" cy="2888361"/>
-            <wp:docPr id="11" name="Picture 11"/>
+            <wp:docPr id="12" name="Picture 12"/>
             <wp:cNvGraphicFramePr>
               <a:graphicFrameLocks noChangeAspect="1"/>
             </wp:cNvGraphicFramePr>
@@ -1222,7 +1422,7 @@
                     <pic:cNvPicPr/>
                   </pic:nvPicPr>
                   <pic:blipFill>
-                    <a:blip r:embed="rId19"/>
+                    <a:blip r:embed="rId20"/>
                     <a:stretch>
                       <a:fillRect/>
                     </a:stretch>
@@ -1250,7 +1450,7 @@
           <w:i/>
           <w:sz w:val="19"/>
         </w:rPr>
-        <w:t>Figure 11: Zipkin trace — Gateway to Booking Service to Equipment Service (sync)</w:t>
+        <w:t>Figure 12: Zipkin trace — Gateway to Booking Service to Equipment Service (sync)</w:t>
       </w:r>
     </w:p>
     <w:p>
@@ -1266,7 +1466,7 @@
         <w:drawing>
           <wp:inline xmlns:a="http://schemas.openxmlformats.org/drawingml/2006/main" xmlns:pic="http://schemas.openxmlformats.org/drawingml/2006/picture">
             <wp:extent cx="5760720" cy="2887727"/>
-            <wp:docPr id="12" name="Picture 12"/>
+            <wp:docPr id="13" name="Picture 13"/>
             <wp:cNvGraphicFramePr>
               <a:graphicFrameLocks noChangeAspect="1"/>
             </wp:cNvGraphicFramePr>
@@ -1278,7 +1478,7 @@
                     <pic:cNvPicPr/>
                   </pic:nvPicPr>
                   <pic:blipFill>
-                    <a:blip r:embed="rId20"/>
+                    <a:blip r:embed="rId21"/>
                     <a:stretch>
                       <a:fillRect/>
                     </a:stretch>
@@ -1306,7 +1506,7 @@
           <w:i/>
           <w:sz w:val="19"/>
         </w:rPr>
-        <w:t>Figure 12: Zipkin trace — async publish/consume spans under one trace ID</w:t>
+        <w:t>Figure 13: Zipkin trace — async publish/consume spans under one trace ID</w:t>
       </w:r>
     </w:p>
     <w:p>
@@ -1322,7 +1522,7 @@
         <w:drawing>
           <wp:inline xmlns:a="http://schemas.openxmlformats.org/drawingml/2006/main" xmlns:pic="http://schemas.openxmlformats.org/drawingml/2006/picture">
             <wp:extent cx="5760720" cy="3112245"/>
-            <wp:docPr id="13" name="Picture 13"/>
+            <wp:docPr id="14" name="Picture 14"/>
             <wp:cNvGraphicFramePr>
               <a:graphicFrameLocks noChangeAspect="1"/>
             </wp:cNvGraphicFramePr>
@@ -1334,7 +1534,7 @@
                     <pic:cNvPicPr/>
                   </pic:nvPicPr>
                   <pic:blipFill>
-                    <a:blip r:embed="rId21"/>
+                    <a:blip r:embed="rId22"/>
                     <a:stretch>
                       <a:fillRect/>
                     </a:stretch>
@@ -1362,7 +1562,7 @@
           <w:i/>
           <w:sz w:val="19"/>
         </w:rPr>
-        <w:t>Figure 13: Matching trace ID across booking-service and equipment-service logs</w:t>
+        <w:t>Figure 14: Matching trace ID across booking-service and equipment-service logs</w:t>
       </w:r>
     </w:p>
     <w:p>
@@ -2119,7 +2319,7 @@
     </w:p>
     <w:p>
       <w:r>
-        <w:t>Screencast timestamps below are marked TBD - to be filled in once the screencast is recorded. All other columns are already accurate to this report's structure.</w:t>
+        <w:t>Screencast timestamps below refer to the submitted screencast recording (Screencast.mp4, total runtime 14:29).</w:t>
       </w:r>
     </w:p>
     <w:tbl>
@@ -2300,7 +2500,7 @@
                 <w:color w:val="000000"/>
                 <w:sz w:val="18"/>
               </w:rPr>
-              <w:t>TBD</w:t>
+              <w:t>09:52-11:12</w:t>
             </w:r>
           </w:p>
         </w:tc>
@@ -2390,7 +2590,7 @@
                 <w:color w:val="000000"/>
                 <w:sz w:val="18"/>
               </w:rPr>
-              <w:t>TBD</w:t>
+              <w:t>08:50-09:20</w:t>
             </w:r>
           </w:p>
         </w:tc>
@@ -2480,7 +2680,7 @@
                 <w:color w:val="000000"/>
                 <w:sz w:val="18"/>
               </w:rPr>
-              <w:t>TBD</w:t>
+              <w:t>09:20-09:52</w:t>
             </w:r>
           </w:p>
         </w:tc>
@@ -2570,7 +2770,7 @@
                 <w:color w:val="000000"/>
                 <w:sz w:val="18"/>
               </w:rPr>
-              <w:t>TBD</w:t>
+              <w:t>09:52-11:12</w:t>
             </w:r>
           </w:p>
         </w:tc>
@@ -2660,7 +2860,7 @@
                 <w:color w:val="000000"/>
                 <w:sz w:val="18"/>
               </w:rPr>
-              <w:t>TBD</w:t>
+              <w:t>09:52-11:12</w:t>
             </w:r>
           </w:p>
         </w:tc>
@@ -2750,7 +2950,7 @@
                 <w:color w:val="000000"/>
                 <w:sz w:val="18"/>
               </w:rPr>
-              <w:t>TBD</w:t>
+              <w:t>11:12-11:34</w:t>
             </w:r>
           </w:p>
         </w:tc>
@@ -2840,7 +3040,7 @@
                 <w:color w:val="000000"/>
                 <w:sz w:val="18"/>
               </w:rPr>
-              <w:t>TBD</w:t>
+              <w:t>11:34-12:29</w:t>
             </w:r>
           </w:p>
         </w:tc>
@@ -2930,7 +3130,7 @@
                 <w:color w:val="000000"/>
                 <w:sz w:val="18"/>
               </w:rPr>
-              <w:t>TBD</w:t>
+              <w:t>12:29-13:04</w:t>
             </w:r>
           </w:p>
         </w:tc>
@@ -2998,7 +3198,7 @@
                 <w:color w:val="000000"/>
                 <w:sz w:val="18"/>
               </w:rPr>
-              <w:t>2.3 Messaging</w:t>
+              <w:t>2.3 Database State Changes</w:t>
             </w:r>
           </w:p>
         </w:tc>
@@ -3020,7 +3220,7 @@
                 <w:color w:val="000000"/>
                 <w:sz w:val="18"/>
               </w:rPr>
-              <w:t>TBD</w:t>
+              <w:t>13:04-13:36</w:t>
             </w:r>
           </w:p>
         </w:tc>
@@ -3110,7 +3310,7 @@
                 <w:color w:val="000000"/>
                 <w:sz w:val="18"/>
               </w:rPr>
-              <w:t>TBD</w:t>
+              <w:t>11:12-11:34</w:t>
             </w:r>
           </w:p>
         </w:tc>
@@ -3200,7 +3400,7 @@
                 <w:color w:val="000000"/>
                 <w:sz w:val="18"/>
               </w:rPr>
-              <w:t>TBD</w:t>
+              <w:t>13:36-14:00</w:t>
             </w:r>
           </w:p>
         </w:tc>
@@ -3290,7 +3490,7 @@
                 <w:color w:val="000000"/>
                 <w:sz w:val="18"/>
               </w:rPr>
-              <w:t>TBD</w:t>
+              <w:t>14:00-14:22</w:t>
             </w:r>
           </w:p>
         </w:tc>
@@ -3386,7 +3586,7 @@
         <w:t xml:space="preserve">[2] </w:t>
       </w:r>
       <w:r>
-        <w:t>A. Hlybovets and I. Paprotskyi, "Increasing the Fault Tolerance in Microservice Architecture," Cybernetics and Systems Analysis, vol. 60, no. 3, pp. 161-172, 2024, doi: 10.1007/s10559-024-00689-0.</w:t>
+        <w:t>A. Hlybovets and I. Paprotskyi, "Increasing the Fault Tolerance in Microservice Architecture," Cybernetics and Systems Analysis, vol. 60, no. 3, pp. 480-488, 2024, doi: 10.1007/s10559-024-00689-0.</w:t>
       </w:r>
     </w:p>
     <w:p>
@@ -4868,7 +5068,7 @@
           <w:color w:val="000000"/>
           <w:sz w:val="24"/>
         </w:rPr>
-        <w:t>TBD - insert after recording</w:t>
+        <w:t>09:52–11:12</w:t>
       </w:r>
     </w:p>
     <w:p>
@@ -6268,7 +6468,7 @@
           <w:color w:val="000000"/>
           <w:sz w:val="24"/>
         </w:rPr>
-        <w:t>TBD - insert after recording</w:t>
+        <w:t>12:29–13:36</w:t>
       </w:r>
     </w:p>
     <w:p>
@@ -7707,7 +7907,7 @@
           <w:color w:val="000000"/>
           <w:sz w:val="24"/>
         </w:rPr>
-        <w:t>TBD - insert after recording</w:t>
+        <w:t>11:34–12:29</w:t>
       </w:r>
     </w:p>
     <w:p>
@@ -7742,7 +7942,7 @@
           <w:color w:val="000000"/>
           <w:sz w:val="24"/>
         </w:rPr>
-        <w:t>, vol. 60, no. 3, pp. 161-172, 2024, doi: 10.1007/s10559-024-00689-0.</w:t>
+        <w:t>, vol. 60, no. 3, pp. 480-488, 2024, doi: 10.1007/s10559-024-00689-0.</w:t>
       </w:r>
     </w:p>
     <w:p>
